--- a/jackyun-portal/docs/azure-cutover-and-database-access-plan.docx
+++ b/jackyun-portal/docs/azure-cutover-and-database-access-plan.docx
@@ -3495,7 +3495,7 @@
                 <w:b w:val="0"/>
                 <w:sz w:val="18"/>
               </w:rPr>
-              <w:t>同步回归49项</w:t>
+              <w:t>同步回归57项</w:t>
             </w:r>
           </w:p>
         </w:tc>
@@ -4692,6 +4692,338 @@
         <w:t>五个API支持转发不能证明全部写入口迁移。备份路由真实验收、最新可恢复备份、真实身份和反向复制通过后才能执行切换。源围栏覆盖五表所有常规写入，包括高权限函数内的写入；仍需监测旧入口调用。</w:t>
       </w:r>
     </w:p>
+    <w:p>
+      <w:pPr>
+        <w:pStyle w:val="Heading1"/>
+        <w:pageBreakBefore/>
+      </w:pPr>
+      <w:r>
+        <w:rPr>
+          <w:rFonts w:ascii="Hiragino Sans GB" w:hAnsi="Hiragino Sans GB" w:eastAsia="Hiragino Sans GB"/>
+        </w:rPr>
+        <w:t>十四 导出与导入来源适配进展</w:t>
+      </w:r>
+    </w:p>
+    <w:p>
+      <w:r>
+        <w:rPr>
+          <w:rFonts w:ascii="Hiragino Sans GB" w:hAnsi="Hiragino Sans GB" w:eastAsia="Hiragino Sans GB"/>
+        </w:rPr>
+        <w:t>候选代码已适配完整数据导出、导入预览和同步项导入。Azure启用时，同步项不再直接查询或更新Supabase旧表；其他应用表保留原来源。日程恢复与云端版本备份仍待适配，本节不表示第一阶段通过。</w:t>
+      </w:r>
+    </w:p>
+    <w:p>
+      <w:r>
+        <w:rPr>
+          <w:rFonts w:ascii="Hiragino Sans GB" w:hAnsi="Hiragino Sans GB" w:eastAsia="Hiragino Sans GB"/>
+        </w:rPr>
+        <w:t>新增受当前用户身份与RLS约束的Azure分页导出，每页20项，游标按UTF8字节排序，不受500条或相同更新时间截断。过滤凭据和诊断键，不在游标中泄露这些键。每项大值下载保持版本及SHA256校验；遇409读取最新版本重试，组装后再次核对版本清单，持续变化则拒绝备份完成。</w:t>
+      </w:r>
+    </w:p>
+    <w:p>
+      <w:r>
+        <w:rPr>
+          <w:rFonts w:ascii="Hiragino Sans GB" w:hAnsi="Hiragino Sans GB" w:eastAsia="Hiragino Sans GB"/>
+        </w:rPr>
+        <w:t>导入先读取当前版本和哈希，用同一会话设备及一个操作编号写入，超过字节或字符上限走既有分块接口；只接受匹配操作、键和版本的成功确认。网络失败、远端决策或冲突不确认成功，也不转写旧库。计数预览和未选页面不下载无关大值。</w:t>
+      </w:r>
+    </w:p>
+    <w:tbl>
+      <w:tblPr>
+        <w:tblW w:type="auto" w:w="0"/>
+        <w:tblLayout w:type="fixed"/>
+        <w:tblLook w:firstColumn="1" w:firstRow="1" w:lastColumn="0" w:lastRow="0" w:noHBand="0" w:noVBand="1" w:val="04A0"/>
+      </w:tblPr>
+      <w:tblGrid>
+        <w:gridCol w:w="3456"/>
+        <w:gridCol w:w="5328"/>
+      </w:tblGrid>
+      <w:tr>
+        <w:trPr>
+          <w:cantSplit/>
+          <w:tblHeader/>
+        </w:trPr>
+        <w:tc>
+          <w:tcPr>
+            <w:tcW w:type="dxa" w:w="3456"/>
+            <w:tcBorders>
+              <w:top w:val="single" w:sz="4" w:color="D9D9D9"/>
+              <w:left w:val="single" w:sz="4" w:color="D9D9D9"/>
+              <w:bottom w:val="single" w:sz="4" w:color="D9D9D9"/>
+              <w:right w:val="single" w:sz="4" w:color="D9D9D9"/>
+            </w:tcBorders>
+            <w:shd w:fill="E7EEF4"/>
+          </w:tcPr>
+          <w:p>
+            <w:pPr>
+              <w:spacing w:before="60" w:after="60"/>
+            </w:pPr>
+            <w:r>
+              <w:rPr>
+                <w:rFonts w:ascii="Hiragino Sans GB" w:hAnsi="Hiragino Sans GB" w:eastAsia="Hiragino Sans GB"/>
+                <w:b/>
+                <w:sz w:val="18"/>
+              </w:rPr>
+              <w:t>新增验证</w:t>
+            </w:r>
+          </w:p>
+        </w:tc>
+        <w:tc>
+          <w:tcPr>
+            <w:tcW w:type="dxa" w:w="5328"/>
+            <w:tcBorders>
+              <w:top w:val="single" w:sz="4" w:color="D9D9D9"/>
+              <w:left w:val="single" w:sz="4" w:color="D9D9D9"/>
+              <w:bottom w:val="single" w:sz="4" w:color="D9D9D9"/>
+              <w:right w:val="single" w:sz="4" w:color="D9D9D9"/>
+            </w:tcBorders>
+            <w:shd w:fill="E7EEF4"/>
+          </w:tcPr>
+          <w:p>
+            <w:pPr>
+              <w:spacing w:before="60" w:after="60"/>
+            </w:pPr>
+            <w:r>
+              <w:rPr>
+                <w:rFonts w:ascii="Hiragino Sans GB" w:hAnsi="Hiragino Sans GB" w:eastAsia="Hiragino Sans GB"/>
+                <w:b/>
+                <w:sz w:val="18"/>
+              </w:rPr>
+              <w:t>实际结果</w:t>
+            </w:r>
+          </w:p>
+        </w:tc>
+      </w:tr>
+      <w:tr>
+        <w:trPr>
+          <w:cantSplit/>
+        </w:trPr>
+        <w:tc>
+          <w:tcPr>
+            <w:tcW w:type="dxa" w:w="3456"/>
+            <w:tcBorders>
+              <w:top w:val="single" w:sz="4" w:color="D9D9D9"/>
+              <w:left w:val="single" w:sz="4" w:color="D9D9D9"/>
+              <w:bottom w:val="single" w:sz="4" w:color="D9D9D9"/>
+              <w:right w:val="single" w:sz="4" w:color="D9D9D9"/>
+            </w:tcBorders>
+            <w:shd w:fill="FFFFFF"/>
+          </w:tcPr>
+          <w:p>
+            <w:pPr>
+              <w:spacing w:before="60" w:after="60"/>
+            </w:pPr>
+            <w:r>
+              <w:rPr>
+                <w:rFonts w:ascii="Hiragino Sans GB" w:hAnsi="Hiragino Sans GB" w:eastAsia="Hiragino Sans GB"/>
+                <w:b w:val="0"/>
+                <w:sz w:val="18"/>
+              </w:rPr>
+              <w:t>传输回归8项</w:t>
+            </w:r>
+          </w:p>
+        </w:tc>
+        <w:tc>
+          <w:tcPr>
+            <w:tcW w:type="dxa" w:w="5328"/>
+            <w:tcBorders>
+              <w:top w:val="single" w:sz="4" w:color="D9D9D9"/>
+              <w:left w:val="single" w:sz="4" w:color="D9D9D9"/>
+              <w:bottom w:val="single" w:sz="4" w:color="D9D9D9"/>
+              <w:right w:val="single" w:sz="4" w:color="D9D9D9"/>
+            </w:tcBorders>
+            <w:shd w:fill="FFFFFF"/>
+          </w:tcPr>
+          <w:p>
+            <w:pPr>
+              <w:spacing w:before="60" w:after="60"/>
+            </w:pPr>
+            <w:r>
+              <w:rPr>
+                <w:rFonts w:ascii="Hiragino Sans GB" w:hAnsi="Hiragino Sans GB" w:eastAsia="Hiragino Sans GB"/>
+                <w:b w:val="0"/>
+                <w:sz w:val="18"/>
+              </w:rPr>
+              <w:t>通过 530条 同时间戳 大值 中文 409重读 哈希校验 删除 失败不回写 持续变化拒绝</w:t>
+            </w:r>
+          </w:p>
+        </w:tc>
+      </w:tr>
+      <w:tr>
+        <w:trPr>
+          <w:cantSplit/>
+        </w:trPr>
+        <w:tc>
+          <w:tcPr>
+            <w:tcW w:type="dxa" w:w="3456"/>
+            <w:tcBorders>
+              <w:top w:val="single" w:sz="4" w:color="D9D9D9"/>
+              <w:left w:val="single" w:sz="4" w:color="D9D9D9"/>
+              <w:bottom w:val="single" w:sz="4" w:color="D9D9D9"/>
+              <w:right w:val="single" w:sz="4" w:color="D9D9D9"/>
+            </w:tcBorders>
+            <w:shd w:fill="F7F7F7"/>
+          </w:tcPr>
+          <w:p>
+            <w:pPr>
+              <w:spacing w:before="60" w:after="60"/>
+            </w:pPr>
+            <w:r>
+              <w:rPr>
+                <w:rFonts w:ascii="Hiragino Sans GB" w:hAnsi="Hiragino Sans GB" w:eastAsia="Hiragino Sans GB"/>
+                <w:b w:val="0"/>
+                <w:sz w:val="18"/>
+              </w:rPr>
+              <w:t>本机PostgreSQL17真实SQL</w:t>
+            </w:r>
+          </w:p>
+        </w:tc>
+        <w:tc>
+          <w:tcPr>
+            <w:tcW w:type="dxa" w:w="5328"/>
+            <w:tcBorders>
+              <w:top w:val="single" w:sz="4" w:color="D9D9D9"/>
+              <w:left w:val="single" w:sz="4" w:color="D9D9D9"/>
+              <w:bottom w:val="single" w:sz="4" w:color="D9D9D9"/>
+              <w:right w:val="single" w:sz="4" w:color="D9D9D9"/>
+            </w:tcBorders>
+            <w:shd w:fill="F7F7F7"/>
+          </w:tcPr>
+          <w:p>
+            <w:pPr>
+              <w:spacing w:before="60" w:after="60"/>
+            </w:pPr>
+            <w:r>
+              <w:rPr>
+                <w:rFonts w:ascii="Hiragino Sans GB" w:hAnsi="Hiragino Sans GB" w:eastAsia="Hiragino Sans GB"/>
+                <w:b w:val="0"/>
+                <w:sz w:val="18"/>
+              </w:rPr>
+              <w:t>通过 532项分页 Unicode游标 RLS隔离及A B A身份复用</w:t>
+            </w:r>
+          </w:p>
+        </w:tc>
+      </w:tr>
+      <w:tr>
+        <w:trPr>
+          <w:cantSplit/>
+        </w:trPr>
+        <w:tc>
+          <w:tcPr>
+            <w:tcW w:type="dxa" w:w="3456"/>
+            <w:tcBorders>
+              <w:top w:val="single" w:sz="4" w:color="D9D9D9"/>
+              <w:left w:val="single" w:sz="4" w:color="D9D9D9"/>
+              <w:bottom w:val="single" w:sz="4" w:color="D9D9D9"/>
+              <w:right w:val="single" w:sz="4" w:color="D9D9D9"/>
+            </w:tcBorders>
+            <w:shd w:fill="FFFFFF"/>
+          </w:tcPr>
+          <w:p>
+            <w:pPr>
+              <w:spacing w:before="60" w:after="60"/>
+            </w:pPr>
+            <w:r>
+              <w:rPr>
+                <w:rFonts w:ascii="Hiragino Sans GB" w:hAnsi="Hiragino Sans GB" w:eastAsia="Hiragino Sans GB"/>
+                <w:b w:val="0"/>
+                <w:sz w:val="18"/>
+              </w:rPr>
+              <w:t>身份证据限制</w:t>
+            </w:r>
+          </w:p>
+        </w:tc>
+        <w:tc>
+          <w:tcPr>
+            <w:tcW w:type="dxa" w:w="5328"/>
+            <w:tcBorders>
+              <w:top w:val="single" w:sz="4" w:color="D9D9D9"/>
+              <w:left w:val="single" w:sz="4" w:color="D9D9D9"/>
+              <w:bottom w:val="single" w:sz="4" w:color="D9D9D9"/>
+              <w:right w:val="single" w:sz="4" w:color="D9D9D9"/>
+            </w:tcBorders>
+            <w:shd w:fill="FFFFFF"/>
+          </w:tcPr>
+          <w:p>
+            <w:pPr>
+              <w:spacing w:before="60" w:after="60"/>
+            </w:pPr>
+            <w:r>
+              <w:rPr>
+                <w:rFonts w:ascii="Hiragino Sans GB" w:hAnsi="Hiragino Sans GB" w:eastAsia="Hiragino Sans GB"/>
+                <w:b w:val="0"/>
+                <w:sz w:val="18"/>
+              </w:rPr>
+              <w:t>本机用户为夹具 不能替代两个真实Supabase账号</w:t>
+            </w:r>
+          </w:p>
+        </w:tc>
+      </w:tr>
+      <w:tr>
+        <w:trPr>
+          <w:cantSplit/>
+        </w:trPr>
+        <w:tc>
+          <w:tcPr>
+            <w:tcW w:type="dxa" w:w="3456"/>
+            <w:tcBorders>
+              <w:top w:val="single" w:sz="4" w:color="D9D9D9"/>
+              <w:left w:val="single" w:sz="4" w:color="D9D9D9"/>
+              <w:bottom w:val="single" w:sz="4" w:color="D9D9D9"/>
+              <w:right w:val="single" w:sz="4" w:color="D9D9D9"/>
+            </w:tcBorders>
+            <w:shd w:fill="F7F7F7"/>
+          </w:tcPr>
+          <w:p>
+            <w:pPr>
+              <w:spacing w:before="60" w:after="60"/>
+            </w:pPr>
+            <w:r>
+              <w:rPr>
+                <w:rFonts w:ascii="Hiragino Sans GB" w:hAnsi="Hiragino Sans GB" w:eastAsia="Hiragino Sans GB"/>
+                <w:b w:val="0"/>
+                <w:sz w:val="18"/>
+              </w:rPr>
+              <w:t>尚未完成</w:t>
+            </w:r>
+          </w:p>
+        </w:tc>
+        <w:tc>
+          <w:tcPr>
+            <w:tcW w:type="dxa" w:w="5328"/>
+            <w:tcBorders>
+              <w:top w:val="single" w:sz="4" w:color="D9D9D9"/>
+              <w:left w:val="single" w:sz="4" w:color="D9D9D9"/>
+              <w:bottom w:val="single" w:sz="4" w:color="D9D9D9"/>
+              <w:right w:val="single" w:sz="4" w:color="D9D9D9"/>
+            </w:tcBorders>
+            <w:shd w:fill="F7F7F7"/>
+          </w:tcPr>
+          <w:p>
+            <w:pPr>
+              <w:spacing w:before="60" w:after="60"/>
+            </w:pPr>
+            <w:r>
+              <w:rPr>
+                <w:rFonts w:ascii="Hiragino Sans GB" w:hAnsi="Hiragino Sans GB" w:eastAsia="Hiragino Sans GB"/>
+                <w:b w:val="0"/>
+                <w:sz w:val="18"/>
+              </w:rPr>
+              <w:t>线上部署 真实导出导入与失败恢复 日程恢复 云端版本备份</w:t>
+            </w:r>
+          </w:p>
+        </w:tc>
+      </w:tr>
+    </w:tbl>
+    <w:p/>
+    <w:p>
+      <w:r>
+        <w:rPr>
+          <w:rFonts w:ascii="Hiragino Sans GB" w:hAnsi="Hiragino Sans GB" w:eastAsia="Hiragino Sans GB"/>
+        </w:rPr>
+        <w:t>真实SQL测试仅使用自动清理的临时Unix socket数据库，没有连接或修改生产。新增端点需要部署候选后台后才能生产验收；当前线上后台仍为旧版本，网站Azure变量仍未启用。</w:t>
+      </w:r>
+    </w:p>
     <w:sectPr>
       <w:headerReference w:type="default" r:id="rId9"/>
       <w:footerReference w:type="default" r:id="rId10"/>

--- a/jackyun-portal/docs/azure-cutover-and-database-access-plan.docx
+++ b/jackyun-portal/docs/azure-cutover-and-database-access-plan.docx
@@ -3495,7 +3495,7 @@
                 <w:b w:val="0"/>
                 <w:sz w:val="18"/>
               </w:rPr>
-              <w:t>同步回归57项</w:t>
+              <w:t>同步回归64项</w:t>
             </w:r>
           </w:p>
         </w:tc>
@@ -4347,7 +4347,7 @@
                 <w:b w:val="0"/>
                 <w:sz w:val="18"/>
               </w:rPr>
-              <w:t>直接旧表更新与恢复前备份须适配Azure</w:t>
+              <w:t>候选Azure路由与恢复前备份已实现 真实验收待完成</w:t>
             </w:r>
           </w:p>
         </w:tc>
@@ -4512,7 +4512,7 @@
                 <w:b w:val="0"/>
                 <w:sz w:val="18"/>
               </w:rPr>
-              <w:t>restore_backup_page间接旧写入须适配</w:t>
+              <w:t>Azure配置时拒绝旧RPC 整页协调仍待完成</w:t>
             </w:r>
           </w:p>
         </w:tc>
@@ -4567,7 +4567,7 @@
                 <w:b w:val="0"/>
                 <w:sz w:val="18"/>
               </w:rPr>
-              <w:t>当前Supabase快照不能冒充Azure最新同步状态</w:t>
+              <w:t>手动候选读取Azure 自动备份协调尚未完成</w:t>
             </w:r>
           </w:p>
         </w:tc>
@@ -4709,7 +4709,7 @@
         <w:rPr>
           <w:rFonts w:ascii="Hiragino Sans GB" w:hAnsi="Hiragino Sans GB" w:eastAsia="Hiragino Sans GB"/>
         </w:rPr>
-        <w:t>候选代码已适配完整数据导出、导入预览和同步项导入。Azure启用时，同步项不再直接查询或更新Supabase旧表；其他应用表保留原来源。日程恢复与云端版本备份仍待适配，本节不表示第一阶段通过。</w:t>
+        <w:t>候选代码已适配完整数据导出、导入预览和同步项导入。Azure启用时，同步项不再直接查询或更新Supabase旧表；其他应用表保留原来源。日程恢复及手动页面备份已在后续候选适配，见下一节；自动备份和整页恢复仍待完成，本节不表示第一阶段通过。</w:t>
       </w:r>
     </w:p>
     <w:p>
@@ -5022,6 +5022,456 @@
           <w:rFonts w:ascii="Hiragino Sans GB" w:hAnsi="Hiragino Sans GB" w:eastAsia="Hiragino Sans GB"/>
         </w:rPr>
         <w:t>真实SQL测试仅使用自动清理的临时Unix socket数据库，没有连接或修改生产。新增端点需要部署候选后台后才能生产验收；当前线上后台仍为旧版本，网站Azure变量仍未启用。</w:t>
+      </w:r>
+    </w:p>
+    <w:p>
+      <w:pPr>
+        <w:pStyle w:val="Heading1"/>
+        <w:pageBreakBefore/>
+      </w:pPr>
+      <w:r>
+        <w:rPr>
+          <w:rFonts w:ascii="Hiragino Sans GB" w:hAnsi="Hiragino Sans GB" w:eastAsia="Hiragino Sans GB"/>
+        </w:rPr>
+        <w:t>十五 日程恢复与手动备份保护</w:t>
+      </w:r>
+    </w:p>
+    <w:p>
+      <w:r>
+        <w:rPr>
+          <w:rFonts w:ascii="Hiragino Sans GB" w:hAnsi="Hiragino Sans GB" w:eastAsia="Hiragino Sans GB"/>
+        </w:rPr>
+        <w:t>候选代码已适配日程版本恢复：读取当前Azure版本，下载同页面当前Azure同步值，在Supabase同一事务保存这些值和仍由源端负责的页面业务表；成功返回有效版本编号后才写Azure。历史日程版本仍从Supabase读取，恢复写入使用Azure现有鉴权、去重和分块入口，不直接更新旧同步表。</w:t>
+      </w:r>
+    </w:p>
+    <w:p>
+      <w:r>
+        <w:rPr>
+          <w:rFonts w:ascii="Hiragino Sans GB" w:hAnsi="Hiragino Sans GB" w:eastAsia="Hiragino Sans GB"/>
+        </w:rPr>
+        <w:t>恢复前保存失败、Azure不可用或当前版本在保存后变化，均不发送恢复写入，不确认成功。恢复前版本标记免于普通保留数量清理。写入同时携带预备份时版本及哈希，后台在同一写入事务及用户写锁内再次核对版本和哈希，防止最后一次客户端读取与写入之间的并发覆盖；大值重组后同样核对。跨来源读取不是跨数据库原子快照；自动备份协调和整页恢复未完成，不能提前启用生产。</w:t>
+      </w:r>
+    </w:p>
+    <w:p>
+      <w:r>
+        <w:rPr>
+          <w:rFonts w:ascii="Hiragino Sans GB" w:hAnsi="Hiragino Sans GB" w:eastAsia="Hiragino Sans GB"/>
+        </w:rPr>
+        <w:t>新增候选源端RPC create_backup_page_with_sync。安全定义者函数固定空搜索路径并显式核对auth.uid、权威active和未删除状态、每行归属、合法同步键、页面、重复键及元数据，匿名无执行权。同步快照最多20,000条且64MiB，超限拒绝；额外字段被丢弃。其他表由源端现有函数读取，调用者不能注入其快照。没有修改旧同步表，也不清除两端改动标记。</w:t>
+      </w:r>
+    </w:p>
+    <w:p>
+      <w:r>
+        <w:rPr>
+          <w:rFonts w:ascii="Hiragino Sans GB" w:hAnsi="Hiragino Sans GB" w:eastAsia="Hiragino Sans GB"/>
+        </w:rPr>
+        <w:t>此迁移文件仅在隔离本机PostgreSQL17执行，生产尚未应用。自动备份在Azure配置存在时明确拒绝原RPC并保留标记；整页恢复同样拒绝原RPC，提供下载版本和按项导入路径，但完整协调仍待实施。手动备份和课表检查优先当前Azure数据，失败不读取旧副本冒充最新数据。</w:t>
+      </w:r>
+    </w:p>
+    <w:tbl>
+      <w:tblPr>
+        <w:tblW w:type="auto" w:w="0"/>
+        <w:tblLayout w:type="fixed"/>
+        <w:tblLook w:firstColumn="1" w:firstRow="1" w:lastColumn="0" w:lastRow="0" w:noHBand="0" w:noVBand="1" w:val="04A0"/>
+      </w:tblPr>
+      <w:tblGrid>
+        <w:gridCol w:w="3168"/>
+        <w:gridCol w:w="5616"/>
+      </w:tblGrid>
+      <w:tr>
+        <w:trPr>
+          <w:cantSplit/>
+          <w:tblHeader/>
+        </w:trPr>
+        <w:tc>
+          <w:tcPr>
+            <w:tcW w:type="dxa" w:w="3168"/>
+            <w:tcBorders>
+              <w:top w:val="single" w:sz="4" w:color="D9D9D9"/>
+              <w:left w:val="single" w:sz="4" w:color="D9D9D9"/>
+              <w:bottom w:val="single" w:sz="4" w:color="D9D9D9"/>
+              <w:right w:val="single" w:sz="4" w:color="D9D9D9"/>
+            </w:tcBorders>
+            <w:shd w:fill="E7EEF4"/>
+          </w:tcPr>
+          <w:p>
+            <w:pPr>
+              <w:spacing w:before="60" w:after="60"/>
+            </w:pPr>
+            <w:r>
+              <w:rPr>
+                <w:rFonts w:ascii="Hiragino Sans GB" w:hAnsi="Hiragino Sans GB" w:eastAsia="Hiragino Sans GB"/>
+                <w:b/>
+                <w:sz w:val="18"/>
+              </w:rPr>
+              <w:t>验证项</w:t>
+            </w:r>
+          </w:p>
+        </w:tc>
+        <w:tc>
+          <w:tcPr>
+            <w:tcW w:type="dxa" w:w="5616"/>
+            <w:tcBorders>
+              <w:top w:val="single" w:sz="4" w:color="D9D9D9"/>
+              <w:left w:val="single" w:sz="4" w:color="D9D9D9"/>
+              <w:bottom w:val="single" w:sz="4" w:color="D9D9D9"/>
+              <w:right w:val="single" w:sz="4" w:color="D9D9D9"/>
+            </w:tcBorders>
+            <w:shd w:fill="E7EEF4"/>
+          </w:tcPr>
+          <w:p>
+            <w:pPr>
+              <w:spacing w:before="60" w:after="60"/>
+            </w:pPr>
+            <w:r>
+              <w:rPr>
+                <w:rFonts w:ascii="Hiragino Sans GB" w:hAnsi="Hiragino Sans GB" w:eastAsia="Hiragino Sans GB"/>
+                <w:b/>
+                <w:sz w:val="18"/>
+              </w:rPr>
+              <w:t>实际结果</w:t>
+            </w:r>
+          </w:p>
+        </w:tc>
+      </w:tr>
+      <w:tr>
+        <w:trPr>
+          <w:cantSplit/>
+        </w:trPr>
+        <w:tc>
+          <w:tcPr>
+            <w:tcW w:type="dxa" w:w="3168"/>
+            <w:tcBorders>
+              <w:top w:val="single" w:sz="4" w:color="D9D9D9"/>
+              <w:left w:val="single" w:sz="4" w:color="D9D9D9"/>
+              <w:bottom w:val="single" w:sz="4" w:color="D9D9D9"/>
+              <w:right w:val="single" w:sz="4" w:color="D9D9D9"/>
+            </w:tcBorders>
+            <w:shd w:fill="FFFFFF"/>
+          </w:tcPr>
+          <w:p>
+            <w:pPr>
+              <w:spacing w:before="60" w:after="60"/>
+            </w:pPr>
+            <w:r>
+              <w:rPr>
+                <w:rFonts w:ascii="Hiragino Sans GB" w:hAnsi="Hiragino Sans GB" w:eastAsia="Hiragino Sans GB"/>
+                <w:b w:val="0"/>
+                <w:sz w:val="18"/>
+              </w:rPr>
+              <w:t>恢复传输6项</w:t>
+            </w:r>
+          </w:p>
+        </w:tc>
+        <w:tc>
+          <w:tcPr>
+            <w:tcW w:type="dxa" w:w="5616"/>
+            <w:tcBorders>
+              <w:top w:val="single" w:sz="4" w:color="D9D9D9"/>
+              <w:left w:val="single" w:sz="4" w:color="D9D9D9"/>
+              <w:bottom w:val="single" w:sz="4" w:color="D9D9D9"/>
+              <w:right w:val="single" w:sz="4" w:color="D9D9D9"/>
+            </w:tcBorders>
+            <w:shd w:fill="FFFFFF"/>
+          </w:tcPr>
+          <w:p>
+            <w:pPr>
+              <w:spacing w:before="60" w:after="60"/>
+            </w:pPr>
+            <w:r>
+              <w:rPr>
+                <w:rFonts w:ascii="Hiragino Sans GB" w:hAnsi="Hiragino Sans GB" w:eastAsia="Hiragino Sans GB"/>
+                <w:b w:val="0"/>
+                <w:sz w:val="18"/>
+              </w:rPr>
+              <w:t>通过 先备份后写入 保存失败和版本变化不写 空课表拒绝</w:t>
+            </w:r>
+          </w:p>
+        </w:tc>
+      </w:tr>
+      <w:tr>
+        <w:trPr>
+          <w:cantSplit/>
+        </w:trPr>
+        <w:tc>
+          <w:tcPr>
+            <w:tcW w:type="dxa" w:w="3168"/>
+            <w:tcBorders>
+              <w:top w:val="single" w:sz="4" w:color="D9D9D9"/>
+              <w:left w:val="single" w:sz="4" w:color="D9D9D9"/>
+              <w:bottom w:val="single" w:sz="4" w:color="D9D9D9"/>
+              <w:right w:val="single" w:sz="4" w:color="D9D9D9"/>
+            </w:tcBorders>
+            <w:shd w:fill="F7F7F7"/>
+          </w:tcPr>
+          <w:p>
+            <w:pPr>
+              <w:spacing w:before="60" w:after="60"/>
+            </w:pPr>
+            <w:r>
+              <w:rPr>
+                <w:rFonts w:ascii="Hiragino Sans GB" w:hAnsi="Hiragino Sans GB" w:eastAsia="Hiragino Sans GB"/>
+                <w:b w:val="0"/>
+                <w:sz w:val="18"/>
+              </w:rPr>
+              <w:t>本机PostgreSQL17真实SQL</w:t>
+            </w:r>
+          </w:p>
+        </w:tc>
+        <w:tc>
+          <w:tcPr>
+            <w:tcW w:type="dxa" w:w="5616"/>
+            <w:tcBorders>
+              <w:top w:val="single" w:sz="4" w:color="D9D9D9"/>
+              <w:left w:val="single" w:sz="4" w:color="D9D9D9"/>
+              <w:bottom w:val="single" w:sz="4" w:color="D9D9D9"/>
+              <w:right w:val="single" w:sz="4" w:color="D9D9D9"/>
+            </w:tcBorders>
+            <w:shd w:fill="F7F7F7"/>
+          </w:tcPr>
+          <w:p>
+            <w:pPr>
+              <w:spacing w:before="60" w:after="60"/>
+            </w:pPr>
+            <w:r>
+              <w:rPr>
+                <w:rFonts w:ascii="Hiragino Sans GB" w:hAnsi="Hiragino Sans GB" w:eastAsia="Hiragino Sans GB"/>
+                <w:b w:val="0"/>
+                <w:sz w:val="18"/>
+              </w:rPr>
+              <w:t>通过 合并源端业务表 冻结旧表无写入 匿名/停用/删除拒绝 归属页面元数据校验 改动标记保留</w:t>
+            </w:r>
+          </w:p>
+        </w:tc>
+      </w:tr>
+      <w:tr>
+        <w:trPr>
+          <w:cantSplit/>
+        </w:trPr>
+        <w:tc>
+          <w:tcPr>
+            <w:tcW w:type="dxa" w:w="3168"/>
+            <w:tcBorders>
+              <w:top w:val="single" w:sz="4" w:color="D9D9D9"/>
+              <w:left w:val="single" w:sz="4" w:color="D9D9D9"/>
+              <w:bottom w:val="single" w:sz="4" w:color="D9D9D9"/>
+              <w:right w:val="single" w:sz="4" w:color="D9D9D9"/>
+            </w:tcBorders>
+            <w:shd w:fill="FFFFFF"/>
+          </w:tcPr>
+          <w:p>
+            <w:pPr>
+              <w:spacing w:before="60" w:after="60"/>
+            </w:pPr>
+            <w:r>
+              <w:rPr>
+                <w:rFonts w:ascii="Hiragino Sans GB" w:hAnsi="Hiragino Sans GB" w:eastAsia="Hiragino Sans GB"/>
+                <w:b w:val="0"/>
+                <w:sz w:val="18"/>
+              </w:rPr>
+              <w:t>本轮回归</w:t>
+            </w:r>
+          </w:p>
+        </w:tc>
+        <w:tc>
+          <w:tcPr>
+            <w:tcW w:type="dxa" w:w="5616"/>
+            <w:tcBorders>
+              <w:top w:val="single" w:sz="4" w:color="D9D9D9"/>
+              <w:left w:val="single" w:sz="4" w:color="D9D9D9"/>
+              <w:bottom w:val="single" w:sz="4" w:color="D9D9D9"/>
+              <w:right w:val="single" w:sz="4" w:color="D9D9D9"/>
+            </w:tcBorders>
+            <w:shd w:fill="FFFFFF"/>
+          </w:tcPr>
+          <w:p>
+            <w:pPr>
+              <w:spacing w:before="60" w:after="60"/>
+            </w:pPr>
+            <w:r>
+              <w:rPr>
+                <w:rFonts w:ascii="Hiragino Sans GB" w:hAnsi="Hiragino Sans GB" w:eastAsia="Hiragino Sans GB"/>
+                <w:b w:val="0"/>
+                <w:sz w:val="18"/>
+              </w:rPr>
+              <w:t>同步64项 TypeScript 修改文件lint及90路由生产构建通过</w:t>
+            </w:r>
+          </w:p>
+        </w:tc>
+      </w:tr>
+      <w:tr>
+        <w:trPr>
+          <w:cantSplit/>
+        </w:trPr>
+        <w:tc>
+          <w:tcPr>
+            <w:tcW w:type="dxa" w:w="3168"/>
+            <w:tcBorders>
+              <w:top w:val="single" w:sz="4" w:color="D9D9D9"/>
+              <w:left w:val="single" w:sz="4" w:color="D9D9D9"/>
+              <w:bottom w:val="single" w:sz="4" w:color="D9D9D9"/>
+              <w:right w:val="single" w:sz="4" w:color="D9D9D9"/>
+            </w:tcBorders>
+            <w:shd w:fill="F7F7F7"/>
+          </w:tcPr>
+          <w:p>
+            <w:pPr>
+              <w:spacing w:before="60" w:after="60"/>
+            </w:pPr>
+            <w:r>
+              <w:rPr>
+                <w:rFonts w:ascii="Hiragino Sans GB" w:hAnsi="Hiragino Sans GB" w:eastAsia="Hiragino Sans GB"/>
+                <w:b w:val="0"/>
+                <w:sz w:val="18"/>
+              </w:rPr>
+              <w:t>登录工具</w:t>
+            </w:r>
+          </w:p>
+        </w:tc>
+        <w:tc>
+          <w:tcPr>
+            <w:tcW w:type="dxa" w:w="5616"/>
+            <w:tcBorders>
+              <w:top w:val="single" w:sz="4" w:color="D9D9D9"/>
+              <w:left w:val="single" w:sz="4" w:color="D9D9D9"/>
+              <w:bottom w:val="single" w:sz="4" w:color="D9D9D9"/>
+              <w:right w:val="single" w:sz="4" w:color="D9D9D9"/>
+            </w:tcBorders>
+            <w:shd w:fill="F7F7F7"/>
+          </w:tcPr>
+          <w:p>
+            <w:pPr>
+              <w:spacing w:before="60" w:after="60"/>
+            </w:pPr>
+            <w:r>
+              <w:rPr>
+                <w:rFonts w:ascii="Hiragino Sans GB" w:hAnsi="Hiragino Sans GB" w:eastAsia="Hiragino Sans GB"/>
+                <w:b w:val="0"/>
+                <w:sz w:val="18"/>
+              </w:rPr>
+              <w:t>新增脱敏原因分类；原失败原因仍未确定</w:t>
+            </w:r>
+          </w:p>
+        </w:tc>
+      </w:tr>
+      <w:tr>
+        <w:trPr>
+          <w:cantSplit/>
+        </w:trPr>
+        <w:tc>
+          <w:tcPr>
+            <w:tcW w:type="dxa" w:w="3168"/>
+            <w:tcBorders>
+              <w:top w:val="single" w:sz="4" w:color="D9D9D9"/>
+              <w:left w:val="single" w:sz="4" w:color="D9D9D9"/>
+              <w:bottom w:val="single" w:sz="4" w:color="D9D9D9"/>
+              <w:right w:val="single" w:sz="4" w:color="D9D9D9"/>
+            </w:tcBorders>
+            <w:shd w:fill="FFFFFF"/>
+          </w:tcPr>
+          <w:p>
+            <w:pPr>
+              <w:spacing w:before="60" w:after="60"/>
+            </w:pPr>
+            <w:r>
+              <w:rPr>
+                <w:rFonts w:ascii="Hiragino Sans GB" w:hAnsi="Hiragino Sans GB" w:eastAsia="Hiragino Sans GB"/>
+                <w:b w:val="0"/>
+                <w:sz w:val="18"/>
+              </w:rPr>
+              <w:t>真实浏览器验收</w:t>
+            </w:r>
+          </w:p>
+        </w:tc>
+        <w:tc>
+          <w:tcPr>
+            <w:tcW w:type="dxa" w:w="5616"/>
+            <w:tcBorders>
+              <w:top w:val="single" w:sz="4" w:color="D9D9D9"/>
+              <w:left w:val="single" w:sz="4" w:color="D9D9D9"/>
+              <w:bottom w:val="single" w:sz="4" w:color="D9D9D9"/>
+              <w:right w:val="single" w:sz="4" w:color="D9D9D9"/>
+            </w:tcBorders>
+            <w:shd w:fill="FFFFFF"/>
+          </w:tcPr>
+          <w:p>
+            <w:pPr>
+              <w:spacing w:before="60" w:after="60"/>
+            </w:pPr>
+            <w:r>
+              <w:rPr>
+                <w:rFonts w:ascii="Hiragino Sans GB" w:hAnsi="Hiragino Sans GB" w:eastAsia="Hiragino Sans GB"/>
+                <w:b w:val="0"/>
+                <w:sz w:val="18"/>
+              </w:rPr>
+              <w:t>本机macOS锁屏 无法继续 未绕过</w:t>
+            </w:r>
+          </w:p>
+        </w:tc>
+      </w:tr>
+      <w:tr>
+        <w:trPr>
+          <w:cantSplit/>
+        </w:trPr>
+        <w:tc>
+          <w:tcPr>
+            <w:tcW w:type="dxa" w:w="3168"/>
+            <w:tcBorders>
+              <w:top w:val="single" w:sz="4" w:color="D9D9D9"/>
+              <w:left w:val="single" w:sz="4" w:color="D9D9D9"/>
+              <w:bottom w:val="single" w:sz="4" w:color="D9D9D9"/>
+              <w:right w:val="single" w:sz="4" w:color="D9D9D9"/>
+            </w:tcBorders>
+            <w:shd w:fill="F7F7F7"/>
+          </w:tcPr>
+          <w:p>
+            <w:pPr>
+              <w:spacing w:before="60" w:after="60"/>
+            </w:pPr>
+            <w:r>
+              <w:rPr>
+                <w:rFonts w:ascii="Hiragino Sans GB" w:hAnsi="Hiragino Sans GB" w:eastAsia="Hiragino Sans GB"/>
+                <w:b w:val="0"/>
+                <w:sz w:val="18"/>
+              </w:rPr>
+              <w:t>尚未完成</w:t>
+            </w:r>
+          </w:p>
+        </w:tc>
+        <w:tc>
+          <w:tcPr>
+            <w:tcW w:type="dxa" w:w="5616"/>
+            <w:tcBorders>
+              <w:top w:val="single" w:sz="4" w:color="D9D9D9"/>
+              <w:left w:val="single" w:sz="4" w:color="D9D9D9"/>
+              <w:bottom w:val="single" w:sz="4" w:color="D9D9D9"/>
+              <w:right w:val="single" w:sz="4" w:color="D9D9D9"/>
+            </w:tcBorders>
+            <w:shd w:fill="F7F7F7"/>
+          </w:tcPr>
+          <w:p>
+            <w:pPr>
+              <w:spacing w:before="60" w:after="60"/>
+            </w:pPr>
+            <w:r>
+              <w:rPr>
+                <w:rFonts w:ascii="Hiragino Sans GB" w:hAnsi="Hiragino Sans GB" w:eastAsia="Hiragino Sans GB"/>
+                <w:b w:val="0"/>
+                <w:sz w:val="18"/>
+              </w:rPr>
+              <w:t>生产迁移应用 真实恢复 自动备份 整页恢复 最新备份恢复及反向复制 生产切换</w:t>
+            </w:r>
+          </w:p>
+        </w:tc>
+      </w:tr>
+    </w:tbl>
+    <w:p/>
+    <w:p>
+      <w:r>
+        <w:rPr>
+          <w:rFonts w:ascii="Hiragino Sans GB" w:hAnsi="Hiragino Sans GB" w:eastAsia="Hiragino Sans GB"/>
+        </w:rPr>
+        <w:t>生产切换和第二阶段仍未开始。本轮为同一3.21.3候选修复的后续部分，已上传独立分支PR；没有把本机夹具当作真实用户或实际线上验收。</w:t>
       </w:r>
     </w:p>
     <w:sectPr>

--- a/jackyun-portal/docs/azure-cutover-and-database-access-plan.docx
+++ b/jackyun-portal/docs/azure-cutover-and-database-access-plan.docx
@@ -3440,7 +3440,7 @@
                 <w:b w:val="0"/>
                 <w:sz w:val="18"/>
               </w:rPr>
-              <w:t>Azure后台12项</w:t>
+              <w:t>Azure后台16项</w:t>
             </w:r>
           </w:p>
         </w:tc>
@@ -3495,7 +3495,7 @@
                 <w:b w:val="0"/>
                 <w:sz w:val="18"/>
               </w:rPr>
-              <w:t>同步回归64项</w:t>
+              <w:t>同步回归70项</w:t>
             </w:r>
           </w:p>
         </w:tc>
@@ -4567,7 +4567,7 @@
                 <w:b w:val="0"/>
                 <w:sz w:val="18"/>
               </w:rPr>
-              <w:t>手动候选读取Azure 自动备份协调尚未完成</w:t>
+              <w:t>手动和自动备份候选读取Azure 真实验收待完成</w:t>
             </w:r>
           </w:p>
         </w:tc>
@@ -4709,7 +4709,7 @@
         <w:rPr>
           <w:rFonts w:ascii="Hiragino Sans GB" w:hAnsi="Hiragino Sans GB" w:eastAsia="Hiragino Sans GB"/>
         </w:rPr>
-        <w:t>候选代码已适配完整数据导出、导入预览和同步项导入。Azure启用时，同步项不再直接查询或更新Supabase旧表；其他应用表保留原来源。日程恢复及手动页面备份已在后续候选适配，见下一节；自动备份和整页恢复仍待完成，本节不表示第一阶段通过。</w:t>
+        <w:t>候选代码已适配完整数据导出、导入预览和同步项导入。Azure启用时，同步项不再直接查询或更新Supabase旧表；其他应用表保留原来源。日程恢复及手动页面备份已在后续候选适配，见下一节；自动备份候选协调已补齐见第十六节，整页恢复仍待完成，本节不表示第一阶段通过。</w:t>
       </w:r>
     </w:p>
     <w:p>
@@ -5049,7 +5049,7 @@
         <w:rPr>
           <w:rFonts w:ascii="Hiragino Sans GB" w:hAnsi="Hiragino Sans GB" w:eastAsia="Hiragino Sans GB"/>
         </w:rPr>
-        <w:t>恢复前保存失败、Azure不可用或当前版本在保存后变化，均不发送恢复写入，不确认成功。恢复前版本标记免于普通保留数量清理。写入同时携带预备份时版本及哈希，后台在同一写入事务及用户写锁内再次核对版本和哈希，防止最后一次客户端读取与写入之间的并发覆盖；大值重组后同样核对。跨来源读取不是跨数据库原子快照；自动备份协调和整页恢复未完成，不能提前启用生产。</w:t>
+        <w:t>恢复前保存失败、Azure不可用或当前版本在保存后变化，均不发送恢复写入，不确认成功。恢复前版本标记免于普通保留数量清理。写入同时携带预备份时版本及哈希，后台在同一写入事务及用户写锁内再次核对版本和哈希，防止最后一次客户端读取与写入之间的并发覆盖；大值重组后同样核对。跨来源读取不是跨数据库原子快照；自动备份生产验收及整页恢复未完成，不能提前启用生产。</w:t>
       </w:r>
     </w:p>
     <w:p>
@@ -5065,7 +5065,7 @@
         <w:rPr>
           <w:rFonts w:ascii="Hiragino Sans GB" w:hAnsi="Hiragino Sans GB" w:eastAsia="Hiragino Sans GB"/>
         </w:rPr>
-        <w:t>此迁移文件仅在隔离本机PostgreSQL17执行，生产尚未应用。自动备份在Azure配置存在时明确拒绝原RPC并保留标记；整页恢复同样拒绝原RPC，提供下载版本和按项导入路径，但完整协调仍待实施。手动备份和课表检查优先当前Azure数据，失败不读取旧副本冒充最新数据。</w:t>
+        <w:t>此迁移文件仅在隔离本机PostgreSQL17执行，生产尚未应用。自动备份的旧RPC拒绝措施已进一步替换为第十六节的候选协调；整页恢复仍拒绝原RPC，提供下载版本和按项导入路径，但完整协调仍待实施。手动备份和课表检查优先当前Azure数据，失败不读取旧副本冒充最新数据。</w:t>
       </w:r>
     </w:p>
     <w:tbl>
@@ -5459,7 +5459,7 @@
                 <w:b w:val="0"/>
                 <w:sz w:val="18"/>
               </w:rPr>
-              <w:t>生产迁移应用 真实恢复 自动备份 整页恢复 最新备份恢复及反向复制 生产切换</w:t>
+              <w:t>生产迁移应用 真实恢复与自动备份 整页恢复 最新备份恢复及反向复制 生产切换</w:t>
             </w:r>
           </w:p>
         </w:tc>
@@ -5472,6 +5472,511 @@
           <w:rFonts w:ascii="Hiragino Sans GB" w:hAnsi="Hiragino Sans GB" w:eastAsia="Hiragino Sans GB"/>
         </w:rPr>
         <w:t>生产切换和第二阶段仍未开始。本轮为同一3.21.3候选修复的后续部分，已上传独立分支PR；没有把本机夹具当作真实用户或实际线上验收。</w:t>
+      </w:r>
+    </w:p>
+    <w:p>
+      <w:pPr>
+        <w:pStyle w:val="Heading1"/>
+        <w:pageBreakBefore/>
+      </w:pPr>
+      <w:r>
+        <w:rPr>
+          <w:rFonts w:ascii="Hiragino Sans GB" w:hAnsi="Hiragino Sans GB" w:eastAsia="Hiragino Sans GB"/>
+        </w:rPr>
+        <w:t>十六 自动备份两端协调与本机验收</w:t>
+      </w:r>
+    </w:p>
+    <w:p>
+      <w:r>
+        <w:rPr>
+          <w:rFonts w:ascii="Hiragino Sans GB" w:hAnsi="Hiragino Sans GB" w:eastAsia="Hiragino Sans GB"/>
+        </w:rPr>
+        <w:t>候选自动备份现在读取Supabase业务表改动标记和Azure同步改动标记，合并已到期页面。一次读取选定页面当前Azure值，并以源端事务保存页面业务表和这些同步值。没有到期页面时不下载同步快照。源端和目标端均只返回当前用户标记，网页不具备私有标记表直接访问权限。</w:t>
+      </w:r>
+    </w:p>
+    <w:p>
+      <w:r>
+        <w:rPr>
+          <w:rFonts w:ascii="Hiragino Sans GB" w:hAnsi="Hiragino Sans GB" w:eastAsia="Hiragino Sans GB"/>
+        </w:rPr>
+        <w:t>每次标记更新产生新的generation，即使字节计数已达上限或时间戳相同也能区分后来写入。源端事务以页面和两端generation保存捕获收据，版本与收据一起提交；只删除与捕获版本匹配的源标记。Azure确认前，用同一已验证用户令牌请求源端confirm_backup_capture，核对该用户、页面、Azure generation和已保存版本。验证不可用或不匹配时拒绝删除Azure标记。</w:t>
+      </w:r>
+    </w:p>
+    <w:p>
+      <w:r>
+        <w:rPr>
+          <w:rFonts w:ascii="Hiragino Sans GB" w:hAnsi="Hiragino Sans GB" w:eastAsia="Hiragino Sans GB"/>
+        </w:rPr>
+        <w:t>网络在版本保存后中断，重试通过收据复用版本，避免重复生成版本。保存期间的新Azure写入会推进generation，旧确认返回false并保留新标记。源端业务写入同样不会被旧generation清除。自动备份仍是两端协调，不能声称具有跨数据库原子事务。</w:t>
+      </w:r>
+    </w:p>
+    <w:p>
+      <w:r>
+        <w:rPr>
+          <w:rFonts w:ascii="Hiragino Sans GB" w:hAnsi="Hiragino Sans GB" w:eastAsia="Hiragino Sans GB"/>
+        </w:rPr>
+        <w:t>源端新增迁移20261007175839_azure_automatic_backup_coordination.sql；Azure新增sync-backup-markers.sql，须在基础runtime配置之后安装。两份SQL均有数据库范围保护，尚未应用生产。Azure新增标记读取及条件确认接口，确认使用受限RPC而不向runtime授予私有表直接权限。后台同时补齐HTTP导出端点白名单遗漏，并通过实际共享HTTP处理器验证。</w:t>
+      </w:r>
+    </w:p>
+    <w:tbl>
+      <w:tblPr>
+        <w:tblW w:type="auto" w:w="0"/>
+        <w:tblLayout w:type="fixed"/>
+        <w:tblLook w:firstColumn="1" w:firstRow="1" w:lastColumn="0" w:lastRow="0" w:noHBand="0" w:noVBand="1" w:val="04A0"/>
+      </w:tblPr>
+      <w:tblGrid>
+        <w:gridCol w:w="3168"/>
+        <w:gridCol w:w="5616"/>
+      </w:tblGrid>
+      <w:tr>
+        <w:trPr>
+          <w:cantSplit/>
+          <w:tblHeader/>
+        </w:trPr>
+        <w:tc>
+          <w:tcPr>
+            <w:tcW w:type="dxa" w:w="3168"/>
+            <w:tcBorders>
+              <w:top w:val="single" w:sz="4" w:color="D9D9D9"/>
+              <w:left w:val="single" w:sz="4" w:color="D9D9D9"/>
+              <w:bottom w:val="single" w:sz="4" w:color="D9D9D9"/>
+              <w:right w:val="single" w:sz="4" w:color="D9D9D9"/>
+            </w:tcBorders>
+            <w:shd w:fill="E7EEF4"/>
+          </w:tcPr>
+          <w:p>
+            <w:pPr>
+              <w:spacing w:before="60" w:after="60"/>
+            </w:pPr>
+            <w:r>
+              <w:rPr>
+                <w:rFonts w:ascii="Hiragino Sans GB" w:hAnsi="Hiragino Sans GB" w:eastAsia="Hiragino Sans GB"/>
+                <w:b/>
+                <w:sz w:val="18"/>
+              </w:rPr>
+              <w:t>验证项</w:t>
+            </w:r>
+          </w:p>
+        </w:tc>
+        <w:tc>
+          <w:tcPr>
+            <w:tcW w:type="dxa" w:w="5616"/>
+            <w:tcBorders>
+              <w:top w:val="single" w:sz="4" w:color="D9D9D9"/>
+              <w:left w:val="single" w:sz="4" w:color="D9D9D9"/>
+              <w:bottom w:val="single" w:sz="4" w:color="D9D9D9"/>
+              <w:right w:val="single" w:sz="4" w:color="D9D9D9"/>
+            </w:tcBorders>
+            <w:shd w:fill="E7EEF4"/>
+          </w:tcPr>
+          <w:p>
+            <w:pPr>
+              <w:spacing w:before="60" w:after="60"/>
+            </w:pPr>
+            <w:r>
+              <w:rPr>
+                <w:rFonts w:ascii="Hiragino Sans GB" w:hAnsi="Hiragino Sans GB" w:eastAsia="Hiragino Sans GB"/>
+                <w:b/>
+                <w:sz w:val="18"/>
+              </w:rPr>
+              <w:t>实际结果</w:t>
+            </w:r>
+          </w:p>
+        </w:tc>
+      </w:tr>
+      <w:tr>
+        <w:trPr>
+          <w:cantSplit/>
+        </w:trPr>
+        <w:tc>
+          <w:tcPr>
+            <w:tcW w:type="dxa" w:w="3168"/>
+            <w:tcBorders>
+              <w:top w:val="single" w:sz="4" w:color="D9D9D9"/>
+              <w:left w:val="single" w:sz="4" w:color="D9D9D9"/>
+              <w:bottom w:val="single" w:sz="4" w:color="D9D9D9"/>
+              <w:right w:val="single" w:sz="4" w:color="D9D9D9"/>
+            </w:tcBorders>
+            <w:shd w:fill="FFFFFF"/>
+          </w:tcPr>
+          <w:p>
+            <w:pPr>
+              <w:spacing w:before="60" w:after="60"/>
+            </w:pPr>
+            <w:r>
+              <w:rPr>
+                <w:rFonts w:ascii="Hiragino Sans GB" w:hAnsi="Hiragino Sans GB" w:eastAsia="Hiragino Sans GB"/>
+                <w:b w:val="0"/>
+                <w:sz w:val="18"/>
+              </w:rPr>
+              <w:t>同步与后台回归</w:t>
+            </w:r>
+          </w:p>
+        </w:tc>
+        <w:tc>
+          <w:tcPr>
+            <w:tcW w:type="dxa" w:w="5616"/>
+            <w:tcBorders>
+              <w:top w:val="single" w:sz="4" w:color="D9D9D9"/>
+              <w:left w:val="single" w:sz="4" w:color="D9D9D9"/>
+              <w:bottom w:val="single" w:sz="4" w:color="D9D9D9"/>
+              <w:right w:val="single" w:sz="4" w:color="D9D9D9"/>
+            </w:tcBorders>
+            <w:shd w:fill="FFFFFF"/>
+          </w:tcPr>
+          <w:p>
+            <w:pPr>
+              <w:spacing w:before="60" w:after="60"/>
+            </w:pPr>
+            <w:r>
+              <w:rPr>
+                <w:rFonts w:ascii="Hiragino Sans GB" w:hAnsi="Hiragino Sans GB" w:eastAsia="Hiragino Sans GB"/>
+                <w:b w:val="0"/>
+                <w:sz w:val="18"/>
+              </w:rPr>
+              <w:t>70项同步和16项后台测试通过</w:t>
+            </w:r>
+          </w:p>
+        </w:tc>
+      </w:tr>
+      <w:tr>
+        <w:trPr>
+          <w:cantSplit/>
+        </w:trPr>
+        <w:tc>
+          <w:tcPr>
+            <w:tcW w:type="dxa" w:w="3168"/>
+            <w:tcBorders>
+              <w:top w:val="single" w:sz="4" w:color="D9D9D9"/>
+              <w:left w:val="single" w:sz="4" w:color="D9D9D9"/>
+              <w:bottom w:val="single" w:sz="4" w:color="D9D9D9"/>
+              <w:right w:val="single" w:sz="4" w:color="D9D9D9"/>
+            </w:tcBorders>
+            <w:shd w:fill="F7F7F7"/>
+          </w:tcPr>
+          <w:p>
+            <w:pPr>
+              <w:spacing w:before="60" w:after="60"/>
+            </w:pPr>
+            <w:r>
+              <w:rPr>
+                <w:rFonts w:ascii="Hiragino Sans GB" w:hAnsi="Hiragino Sans GB" w:eastAsia="Hiragino Sans GB"/>
+                <w:b w:val="0"/>
+                <w:sz w:val="18"/>
+              </w:rPr>
+              <w:t>双数据库SDK HTTP流程</w:t>
+            </w:r>
+          </w:p>
+        </w:tc>
+        <w:tc>
+          <w:tcPr>
+            <w:tcW w:type="dxa" w:w="5616"/>
+            <w:tcBorders>
+              <w:top w:val="single" w:sz="4" w:color="D9D9D9"/>
+              <w:left w:val="single" w:sz="4" w:color="D9D9D9"/>
+              <w:bottom w:val="single" w:sz="4" w:color="D9D9D9"/>
+              <w:right w:val="single" w:sz="4" w:color="D9D9D9"/>
+            </w:tcBorders>
+            <w:shd w:fill="F7F7F7"/>
+          </w:tcPr>
+          <w:p>
+            <w:pPr>
+              <w:spacing w:before="60" w:after="60"/>
+            </w:pPr>
+            <w:r>
+              <w:rPr>
+                <w:rFonts w:ascii="Hiragino Sans GB" w:hAnsi="Hiragino Sans GB" w:eastAsia="Hiragino Sans GB"/>
+                <w:b w:val="0"/>
+                <w:sz w:val="18"/>
+              </w:rPr>
+              <w:t>本机PostgreSQL17真实SQL与共享HTTP处理器通过 导出 标记 保存 收据 源端证明 条件确认</w:t>
+            </w:r>
+          </w:p>
+        </w:tc>
+      </w:tr>
+      <w:tr>
+        <w:trPr>
+          <w:cantSplit/>
+        </w:trPr>
+        <w:tc>
+          <w:tcPr>
+            <w:tcW w:type="dxa" w:w="3168"/>
+            <w:tcBorders>
+              <w:top w:val="single" w:sz="4" w:color="D9D9D9"/>
+              <w:left w:val="single" w:sz="4" w:color="D9D9D9"/>
+              <w:bottom w:val="single" w:sz="4" w:color="D9D9D9"/>
+              <w:right w:val="single" w:sz="4" w:color="D9D9D9"/>
+            </w:tcBorders>
+            <w:shd w:fill="FFFFFF"/>
+          </w:tcPr>
+          <w:p>
+            <w:pPr>
+              <w:spacing w:before="60" w:after="60"/>
+            </w:pPr>
+            <w:r>
+              <w:rPr>
+                <w:rFonts w:ascii="Hiragino Sans GB" w:hAnsi="Hiragino Sans GB" w:eastAsia="Hiragino Sans GB"/>
+                <w:b w:val="0"/>
+                <w:sz w:val="18"/>
+              </w:rPr>
+              <w:t>失败与并发场景</w:t>
+            </w:r>
+          </w:p>
+        </w:tc>
+        <w:tc>
+          <w:tcPr>
+            <w:tcW w:type="dxa" w:w="5616"/>
+            <w:tcBorders>
+              <w:top w:val="single" w:sz="4" w:color="D9D9D9"/>
+              <w:left w:val="single" w:sz="4" w:color="D9D9D9"/>
+              <w:bottom w:val="single" w:sz="4" w:color="D9D9D9"/>
+              <w:right w:val="single" w:sz="4" w:color="D9D9D9"/>
+            </w:tcBorders>
+            <w:shd w:fill="FFFFFF"/>
+          </w:tcPr>
+          <w:p>
+            <w:pPr>
+              <w:spacing w:before="60" w:after="60"/>
+            </w:pPr>
+            <w:r>
+              <w:rPr>
+                <w:rFonts w:ascii="Hiragino Sans GB" w:hAnsi="Hiragino Sans GB" w:eastAsia="Hiragino Sans GB"/>
+                <w:b w:val="0"/>
+                <w:sz w:val="18"/>
+              </w:rPr>
+              <w:t>保存后确认网络失败 重试复用版本 新写入保留标记 旧同步表无写入 其他用户标记不变</w:t>
+            </w:r>
+          </w:p>
+        </w:tc>
+      </w:tr>
+      <w:tr>
+        <w:trPr>
+          <w:cantSplit/>
+        </w:trPr>
+        <w:tc>
+          <w:tcPr>
+            <w:tcW w:type="dxa" w:w="3168"/>
+            <w:tcBorders>
+              <w:top w:val="single" w:sz="4" w:color="D9D9D9"/>
+              <w:left w:val="single" w:sz="4" w:color="D9D9D9"/>
+              <w:bottom w:val="single" w:sz="4" w:color="D9D9D9"/>
+              <w:right w:val="single" w:sz="4" w:color="D9D9D9"/>
+            </w:tcBorders>
+            <w:shd w:fill="F7F7F7"/>
+          </w:tcPr>
+          <w:p>
+            <w:pPr>
+              <w:spacing w:before="60" w:after="60"/>
+            </w:pPr>
+            <w:r>
+              <w:rPr>
+                <w:rFonts w:ascii="Hiragino Sans GB" w:hAnsi="Hiragino Sans GB" w:eastAsia="Hiragino Sans GB"/>
+                <w:b w:val="0"/>
+                <w:sz w:val="18"/>
+              </w:rPr>
+              <w:t>数据库权限</w:t>
+            </w:r>
+          </w:p>
+        </w:tc>
+        <w:tc>
+          <w:tcPr>
+            <w:tcW w:type="dxa" w:w="5616"/>
+            <w:tcBorders>
+              <w:top w:val="single" w:sz="4" w:color="D9D9D9"/>
+              <w:left w:val="single" w:sz="4" w:color="D9D9D9"/>
+              <w:bottom w:val="single" w:sz="4" w:color="D9D9D9"/>
+              <w:right w:val="single" w:sz="4" w:color="D9D9D9"/>
+            </w:tcBorders>
+            <w:shd w:fill="F7F7F7"/>
+          </w:tcPr>
+          <w:p>
+            <w:pPr>
+              <w:spacing w:before="60" w:after="60"/>
+            </w:pPr>
+            <w:r>
+              <w:rPr>
+                <w:rFonts w:ascii="Hiragino Sans GB" w:hAnsi="Hiragino Sans GB" w:eastAsia="Hiragino Sans GB"/>
+                <w:b w:val="0"/>
+                <w:sz w:val="18"/>
+              </w:rPr>
+              <w:t>匿名 停用 删除及跨用户拒绝 runtime不能直接访问私有标记表 错误数据库拒绝安装</w:t>
+            </w:r>
+          </w:p>
+        </w:tc>
+      </w:tr>
+      <w:tr>
+        <w:trPr>
+          <w:cantSplit/>
+        </w:trPr>
+        <w:tc>
+          <w:tcPr>
+            <w:tcW w:type="dxa" w:w="3168"/>
+            <w:tcBorders>
+              <w:top w:val="single" w:sz="4" w:color="D9D9D9"/>
+              <w:left w:val="single" w:sz="4" w:color="D9D9D9"/>
+              <w:bottom w:val="single" w:sz="4" w:color="D9D9D9"/>
+              <w:right w:val="single" w:sz="4" w:color="D9D9D9"/>
+            </w:tcBorders>
+            <w:shd w:fill="FFFFFF"/>
+          </w:tcPr>
+          <w:p>
+            <w:pPr>
+              <w:spacing w:before="60" w:after="60"/>
+            </w:pPr>
+            <w:r>
+              <w:rPr>
+                <w:rFonts w:ascii="Hiragino Sans GB" w:hAnsi="Hiragino Sans GB" w:eastAsia="Hiragino Sans GB"/>
+                <w:b w:val="0"/>
+                <w:sz w:val="18"/>
+              </w:rPr>
+              <w:t>构建与类型检查</w:t>
+            </w:r>
+          </w:p>
+        </w:tc>
+        <w:tc>
+          <w:tcPr>
+            <w:tcW w:type="dxa" w:w="5616"/>
+            <w:tcBorders>
+              <w:top w:val="single" w:sz="4" w:color="D9D9D9"/>
+              <w:left w:val="single" w:sz="4" w:color="D9D9D9"/>
+              <w:bottom w:val="single" w:sz="4" w:color="D9D9D9"/>
+              <w:right w:val="single" w:sz="4" w:color="D9D9D9"/>
+            </w:tcBorders>
+            <w:shd w:fill="FFFFFF"/>
+          </w:tcPr>
+          <w:p>
+            <w:pPr>
+              <w:spacing w:before="60" w:after="60"/>
+            </w:pPr>
+            <w:r>
+              <w:rPr>
+                <w:rFonts w:ascii="Hiragino Sans GB" w:hAnsi="Hiragino Sans GB" w:eastAsia="Hiragino Sans GB"/>
+                <w:b w:val="0"/>
+                <w:sz w:val="18"/>
+              </w:rPr>
+              <w:t>TypeScript 修改文件lint及90路由生产构建通过 候选Functions包已本机构建未部署</w:t>
+            </w:r>
+          </w:p>
+        </w:tc>
+      </w:tr>
+      <w:tr>
+        <w:trPr>
+          <w:cantSplit/>
+        </w:trPr>
+        <w:tc>
+          <w:tcPr>
+            <w:tcW w:type="dxa" w:w="3168"/>
+            <w:tcBorders>
+              <w:top w:val="single" w:sz="4" w:color="D9D9D9"/>
+              <w:left w:val="single" w:sz="4" w:color="D9D9D9"/>
+              <w:bottom w:val="single" w:sz="4" w:color="D9D9D9"/>
+              <w:right w:val="single" w:sz="4" w:color="D9D9D9"/>
+            </w:tcBorders>
+            <w:shd w:fill="F7F7F7"/>
+          </w:tcPr>
+          <w:p>
+            <w:pPr>
+              <w:spacing w:before="60" w:after="60"/>
+            </w:pPr>
+            <w:r>
+              <w:rPr>
+                <w:rFonts w:ascii="Hiragino Sans GB" w:hAnsi="Hiragino Sans GB" w:eastAsia="Hiragino Sans GB"/>
+                <w:b w:val="0"/>
+                <w:sz w:val="18"/>
+              </w:rPr>
+              <w:t>生产限制</w:t>
+            </w:r>
+          </w:p>
+        </w:tc>
+        <w:tc>
+          <w:tcPr>
+            <w:tcW w:type="dxa" w:w="5616"/>
+            <w:tcBorders>
+              <w:top w:val="single" w:sz="4" w:color="D9D9D9"/>
+              <w:left w:val="single" w:sz="4" w:color="D9D9D9"/>
+              <w:bottom w:val="single" w:sz="4" w:color="D9D9D9"/>
+              <w:right w:val="single" w:sz="4" w:color="D9D9D9"/>
+            </w:tcBorders>
+            <w:shd w:fill="F7F7F7"/>
+          </w:tcPr>
+          <w:p>
+            <w:pPr>
+              <w:spacing w:before="60" w:after="60"/>
+            </w:pPr>
+            <w:r>
+              <w:rPr>
+                <w:rFonts w:ascii="Hiragino Sans GB" w:hAnsi="Hiragino Sans GB" w:eastAsia="Hiragino Sans GB"/>
+                <w:b w:val="0"/>
+                <w:sz w:val="18"/>
+              </w:rPr>
+              <w:t>使用本机账号夹具和本机传输适配 不是真实Supabase双账号验收</w:t>
+            </w:r>
+          </w:p>
+        </w:tc>
+      </w:tr>
+      <w:tr>
+        <w:trPr>
+          <w:cantSplit/>
+        </w:trPr>
+        <w:tc>
+          <w:tcPr>
+            <w:tcW w:type="dxa" w:w="3168"/>
+            <w:tcBorders>
+              <w:top w:val="single" w:sz="4" w:color="D9D9D9"/>
+              <w:left w:val="single" w:sz="4" w:color="D9D9D9"/>
+              <w:bottom w:val="single" w:sz="4" w:color="D9D9D9"/>
+              <w:right w:val="single" w:sz="4" w:color="D9D9D9"/>
+            </w:tcBorders>
+            <w:shd w:fill="FFFFFF"/>
+          </w:tcPr>
+          <w:p>
+            <w:pPr>
+              <w:spacing w:before="60" w:after="60"/>
+            </w:pPr>
+            <w:r>
+              <w:rPr>
+                <w:rFonts w:ascii="Hiragino Sans GB" w:hAnsi="Hiragino Sans GB" w:eastAsia="Hiragino Sans GB"/>
+                <w:b w:val="0"/>
+                <w:sz w:val="18"/>
+              </w:rPr>
+              <w:t>切换前仍需完成</w:t>
+            </w:r>
+          </w:p>
+        </w:tc>
+        <w:tc>
+          <w:tcPr>
+            <w:tcW w:type="dxa" w:w="5616"/>
+            <w:tcBorders>
+              <w:top w:val="single" w:sz="4" w:color="D9D9D9"/>
+              <w:left w:val="single" w:sz="4" w:color="D9D9D9"/>
+              <w:bottom w:val="single" w:sz="4" w:color="D9D9D9"/>
+              <w:right w:val="single" w:sz="4" w:color="D9D9D9"/>
+            </w:tcBorders>
+            <w:shd w:fill="FFFFFF"/>
+          </w:tcPr>
+          <w:p>
+            <w:pPr>
+              <w:spacing w:before="60" w:after="60"/>
+            </w:pPr>
+            <w:r>
+              <w:rPr>
+                <w:rFonts w:ascii="Hiragino Sans GB" w:hAnsi="Hiragino Sans GB" w:eastAsia="Hiragino Sans GB"/>
+                <w:b w:val="0"/>
+                <w:sz w:val="18"/>
+              </w:rPr>
+              <w:t>旧公开备份RPC的切换状态保护 整页恢复协调 回退演练 真实验收 最终追平 部署和24小时观察</w:t>
+            </w:r>
+          </w:p>
+        </w:tc>
+      </w:tr>
+    </w:tbl>
+    <w:p/>
+    <w:p>
+      <w:r>
+        <w:rPr>
+          <w:rFonts w:ascii="Hiragino Sans GB" w:hAnsi="Hiragino Sans GB" w:eastAsia="Hiragino Sans GB"/>
+        </w:rPr>
+        <w:t>旧客户端仍可能调用旧公开备份RPC，读取源端过期同步副本并生成版本。新增协调本身不能关闭该路径，必须在源端设置切换状态并保护旧入口后才能启用生产。第二阶段通知和访问层改造仍未开始；本轮继续同一3.21.3候选修复，通过草稿PR 132保存，不代表生产发布。</w:t>
       </w:r>
     </w:p>
     <w:sectPr>

--- a/jackyun-portal/docs/azure-cutover-and-database-access-plan.docx
+++ b/jackyun-portal/docs/azure-cutover-and-database-access-plan.docx
@@ -3385,7 +3385,7 @@
                 <w:b w:val="0"/>
                 <w:sz w:val="18"/>
               </w:rPr>
-              <w:t>切换编排和脱敏诊断8项</w:t>
+              <w:t>切换编排和脱敏诊断9项</w:t>
             </w:r>
           </w:p>
         </w:tc>
@@ -5964,7 +5964,7 @@
                 <w:b w:val="0"/>
                 <w:sz w:val="18"/>
               </w:rPr>
-              <w:t>旧公开备份RPC的切换状态保护 整页恢复协调 回退演练 真实验收 最终追平 部署和24小时观察</w:t>
+              <w:t>旧公开备份RPC切换保护生产安装 整页恢复协调 回退演练 真实验收 最终追平 部署和24小时观察</w:t>
             </w:r>
           </w:p>
         </w:tc>
@@ -5976,7 +5976,512 @@
         <w:rPr>
           <w:rFonts w:ascii="Hiragino Sans GB" w:hAnsi="Hiragino Sans GB" w:eastAsia="Hiragino Sans GB"/>
         </w:rPr>
-        <w:t>旧客户端仍可能调用旧公开备份RPC，读取源端过期同步副本并生成版本。新增协调本身不能关闭该路径，必须在源端设置切换状态并保护旧入口后才能启用生产。第二阶段通知和访问层改造仍未开始；本轮继续同一3.21.3候选修复，通过草稿PR 132保存，不代表生产发布。</w:t>
+        <w:t>旧客户端仍可能调用旧公开备份RPC，读取源端过期同步副本并生成版本。新增协调本身不能关闭该路径；第十七节已补齐候选切换状态保护，仍须生产安装和验收后才能启用。第二阶段通知和访问层改造仍未开始；本轮继续同一3.21.3候选修复，通过草稿PR 132保存，不代表生产发布。</w:t>
+      </w:r>
+    </w:p>
+    <w:p>
+      <w:pPr>
+        <w:pStyle w:val="Heading1"/>
+        <w:pageBreakBefore/>
+      </w:pPr>
+      <w:r>
+        <w:rPr>
+          <w:rFonts w:ascii="Hiragino Sans GB" w:hAnsi="Hiragino Sans GB" w:eastAsia="Hiragino Sans GB"/>
+        </w:rPr>
+        <w:t>十七 旧备份入口切换状态保护</w:t>
+      </w:r>
+    </w:p>
+    <w:p>
+      <w:r>
+        <w:rPr>
+          <w:rFonts w:ascii="Hiragino Sans GB" w:hAnsi="Hiragino Sans GB" w:eastAsia="Hiragino Sans GB"/>
+        </w:rPr>
+        <w:t>候选源迁移20261007235000_guard_legacy_backup_source.sql新增私有控制行，初始来源仍为Supabase。手动备份create_backup_page、自动备份create_due_backup_pages和整页恢复restore_backup_page保留原实现，移入私有目录并撤销客户端执行权；公开接口先验证账号并检查控制状态。Azure成为来源后，三个旧入口均以55000拒绝，防止旧客户端用过期同步副本生成版本或触发旧恢复。历史备份下载不受此保护影响。</w:t>
+      </w:r>
+    </w:p>
+    <w:p>
+      <w:r>
+        <w:rPr>
+          <w:rFonts w:ascii="Hiragino Sans GB" w:hAnsi="Hiragino Sans GB" w:eastAsia="Hiragino Sans GB"/>
+        </w:rPr>
+        <w:t>控制表开启RLS，无匿名和普通账号读写权。包装函数固定空搜索路径、要求当前active且未删除账号。调用持有控制行共享锁直到事务结束；切换脚本先获取该行写锁，等待在途旧RPC结束后才锁五张同步表，状态变化与写入围栏在同一源事务提交。这样不会出现状态已切换而围栏未提交的窗口。</w:t>
+      </w:r>
+    </w:p>
+    <w:p>
+      <w:r>
+        <w:rPr>
+          <w:rFonts w:ascii="Hiragino Sans GB" w:hAnsi="Hiragino Sans GB" w:eastAsia="Hiragino Sans GB"/>
+        </w:rPr>
+        <w:t>目标提交前失败时，源端删除围栏、恢复原ACL及Supabase状态。源或目标提交结果不明时保留冻结并调查；目标提交后不能声称自动回滚。归档恢复SQL包含恢复状态，但仅允许目标未提交或已经完成并核对反向复制后使用。不能以修改控制状态替代数据回灌。</w:t>
+      </w:r>
+    </w:p>
+    <w:p>
+      <w:r>
+        <w:rPr>
+          <w:rFonts w:ascii="Hiragino Sans GB" w:hAnsi="Hiragino Sans GB" w:eastAsia="Hiragino Sans GB"/>
+        </w:rPr>
+        <w:t>只读预检增加legacyBackupGuardsReady，不要求为了查看报告先修改生产。正式apply要求控制版本为1、来源Supabase且三个包装函数保护已安装；缺失时在任何生产修改前拒绝，并给出固定诊断。锁定控制行后再次核对状态，避免预检和冻结之间的状态变化。</w:t>
+      </w:r>
+    </w:p>
+    <w:tbl>
+      <w:tblPr>
+        <w:tblW w:type="auto" w:w="0"/>
+        <w:tblLayout w:type="fixed"/>
+        <w:tblLook w:firstColumn="1" w:firstRow="1" w:lastColumn="0" w:lastRow="0" w:noHBand="0" w:noVBand="1" w:val="04A0"/>
+      </w:tblPr>
+      <w:tblGrid>
+        <w:gridCol w:w="3168"/>
+        <w:gridCol w:w="5616"/>
+      </w:tblGrid>
+      <w:tr>
+        <w:trPr>
+          <w:cantSplit/>
+          <w:tblHeader/>
+        </w:trPr>
+        <w:tc>
+          <w:tcPr>
+            <w:tcW w:type="dxa" w:w="3168"/>
+            <w:tcBorders>
+              <w:top w:val="single" w:sz="4" w:color="D9D9D9"/>
+              <w:left w:val="single" w:sz="4" w:color="D9D9D9"/>
+              <w:bottom w:val="single" w:sz="4" w:color="D9D9D9"/>
+              <w:right w:val="single" w:sz="4" w:color="D9D9D9"/>
+            </w:tcBorders>
+            <w:shd w:fill="E7EEF4"/>
+          </w:tcPr>
+          <w:p>
+            <w:pPr>
+              <w:spacing w:before="60" w:after="60"/>
+            </w:pPr>
+            <w:r>
+              <w:rPr>
+                <w:rFonts w:ascii="Hiragino Sans GB" w:hAnsi="Hiragino Sans GB" w:eastAsia="Hiragino Sans GB"/>
+                <w:b/>
+                <w:sz w:val="18"/>
+              </w:rPr>
+              <w:t>验证项</w:t>
+            </w:r>
+          </w:p>
+        </w:tc>
+        <w:tc>
+          <w:tcPr>
+            <w:tcW w:type="dxa" w:w="5616"/>
+            <w:tcBorders>
+              <w:top w:val="single" w:sz="4" w:color="D9D9D9"/>
+              <w:left w:val="single" w:sz="4" w:color="D9D9D9"/>
+              <w:bottom w:val="single" w:sz="4" w:color="D9D9D9"/>
+              <w:right w:val="single" w:sz="4" w:color="D9D9D9"/>
+            </w:tcBorders>
+            <w:shd w:fill="E7EEF4"/>
+          </w:tcPr>
+          <w:p>
+            <w:pPr>
+              <w:spacing w:before="60" w:after="60"/>
+            </w:pPr>
+            <w:r>
+              <w:rPr>
+                <w:rFonts w:ascii="Hiragino Sans GB" w:hAnsi="Hiragino Sans GB" w:eastAsia="Hiragino Sans GB"/>
+                <w:b/>
+                <w:sz w:val="18"/>
+              </w:rPr>
+              <w:t>实际结果</w:t>
+            </w:r>
+          </w:p>
+        </w:tc>
+      </w:tr>
+      <w:tr>
+        <w:trPr>
+          <w:cantSplit/>
+        </w:trPr>
+        <w:tc>
+          <w:tcPr>
+            <w:tcW w:type="dxa" w:w="3168"/>
+            <w:tcBorders>
+              <w:top w:val="single" w:sz="4" w:color="D9D9D9"/>
+              <w:left w:val="single" w:sz="4" w:color="D9D9D9"/>
+              <w:bottom w:val="single" w:sz="4" w:color="D9D9D9"/>
+              <w:right w:val="single" w:sz="4" w:color="D9D9D9"/>
+            </w:tcBorders>
+            <w:shd w:fill="FFFFFF"/>
+          </w:tcPr>
+          <w:p>
+            <w:pPr>
+              <w:spacing w:before="60" w:after="60"/>
+            </w:pPr>
+            <w:r>
+              <w:rPr>
+                <w:rFonts w:ascii="Hiragino Sans GB" w:hAnsi="Hiragino Sans GB" w:eastAsia="Hiragino Sans GB"/>
+                <w:b w:val="0"/>
+                <w:sz w:val="18"/>
+              </w:rPr>
+              <w:t>工具测试9项</w:t>
+            </w:r>
+          </w:p>
+        </w:tc>
+        <w:tc>
+          <w:tcPr>
+            <w:tcW w:type="dxa" w:w="5616"/>
+            <w:tcBorders>
+              <w:top w:val="single" w:sz="4" w:color="D9D9D9"/>
+              <w:left w:val="single" w:sz="4" w:color="D9D9D9"/>
+              <w:bottom w:val="single" w:sz="4" w:color="D9D9D9"/>
+              <w:right w:val="single" w:sz="4" w:color="D9D9D9"/>
+            </w:tcBorders>
+            <w:shd w:fill="FFFFFF"/>
+          </w:tcPr>
+          <w:p>
+            <w:pPr>
+              <w:spacing w:before="60" w:after="60"/>
+            </w:pPr>
+            <w:r>
+              <w:rPr>
+                <w:rFonts w:ascii="Hiragino Sans GB" w:hAnsi="Hiragino Sans GB" w:eastAsia="Hiragino Sans GB"/>
+                <w:b w:val="0"/>
+                <w:sz w:val="18"/>
+              </w:rPr>
+              <w:t>通过 未安装保护拒绝 精确状态恢复 提交结果区分</w:t>
+            </w:r>
+          </w:p>
+        </w:tc>
+      </w:tr>
+      <w:tr>
+        <w:trPr>
+          <w:cantSplit/>
+        </w:trPr>
+        <w:tc>
+          <w:tcPr>
+            <w:tcW w:type="dxa" w:w="3168"/>
+            <w:tcBorders>
+              <w:top w:val="single" w:sz="4" w:color="D9D9D9"/>
+              <w:left w:val="single" w:sz="4" w:color="D9D9D9"/>
+              <w:bottom w:val="single" w:sz="4" w:color="D9D9D9"/>
+              <w:right w:val="single" w:sz="4" w:color="D9D9D9"/>
+            </w:tcBorders>
+            <w:shd w:fill="F7F7F7"/>
+          </w:tcPr>
+          <w:p>
+            <w:pPr>
+              <w:spacing w:before="60" w:after="60"/>
+            </w:pPr>
+            <w:r>
+              <w:rPr>
+                <w:rFonts w:ascii="Hiragino Sans GB" w:hAnsi="Hiragino Sans GB" w:eastAsia="Hiragino Sans GB"/>
+                <w:b w:val="0"/>
+                <w:sz w:val="18"/>
+              </w:rPr>
+              <w:t>隔离PG17切换</w:t>
+            </w:r>
+          </w:p>
+        </w:tc>
+        <w:tc>
+          <w:tcPr>
+            <w:tcW w:type="dxa" w:w="5616"/>
+            <w:tcBorders>
+              <w:top w:val="single" w:sz="4" w:color="D9D9D9"/>
+              <w:left w:val="single" w:sz="4" w:color="D9D9D9"/>
+              <w:bottom w:val="single" w:sz="4" w:color="D9D9D9"/>
+              <w:right w:val="single" w:sz="4" w:color="D9D9D9"/>
+            </w:tcBorders>
+            <w:shd w:fill="F7F7F7"/>
+          </w:tcPr>
+          <w:p>
+            <w:pPr>
+              <w:spacing w:before="60" w:after="60"/>
+            </w:pPr>
+            <w:r>
+              <w:rPr>
+                <w:rFonts w:ascii="Hiragino Sans GB" w:hAnsi="Hiragino Sans GB" w:eastAsia="Hiragino Sans GB"/>
+                <w:b w:val="0"/>
+                <w:sz w:val="18"/>
+              </w:rPr>
+              <w:t>通过 在途旧RPC持锁时等待 目标失败恢复Supabase状态 成功后五表围栏及三RPC拒绝</w:t>
+            </w:r>
+          </w:p>
+        </w:tc>
+      </w:tr>
+      <w:tr>
+        <w:trPr>
+          <w:cantSplit/>
+        </w:trPr>
+        <w:tc>
+          <w:tcPr>
+            <w:tcW w:type="dxa" w:w="3168"/>
+            <w:tcBorders>
+              <w:top w:val="single" w:sz="4" w:color="D9D9D9"/>
+              <w:left w:val="single" w:sz="4" w:color="D9D9D9"/>
+              <w:bottom w:val="single" w:sz="4" w:color="D9D9D9"/>
+              <w:right w:val="single" w:sz="4" w:color="D9D9D9"/>
+            </w:tcBorders>
+            <w:shd w:fill="FFFFFF"/>
+          </w:tcPr>
+          <w:p>
+            <w:pPr>
+              <w:spacing w:before="60" w:after="60"/>
+            </w:pPr>
+            <w:r>
+              <w:rPr>
+                <w:rFonts w:ascii="Hiragino Sans GB" w:hAnsi="Hiragino Sans GB" w:eastAsia="Hiragino Sans GB"/>
+                <w:b w:val="0"/>
+                <w:sz w:val="18"/>
+              </w:rPr>
+              <w:t>真实备份函数</w:t>
+            </w:r>
+          </w:p>
+        </w:tc>
+        <w:tc>
+          <w:tcPr>
+            <w:tcW w:type="dxa" w:w="5616"/>
+            <w:tcBorders>
+              <w:top w:val="single" w:sz="4" w:color="D9D9D9"/>
+              <w:left w:val="single" w:sz="4" w:color="D9D9D9"/>
+              <w:bottom w:val="single" w:sz="4" w:color="D9D9D9"/>
+              <w:right w:val="single" w:sz="4" w:color="D9D9D9"/>
+            </w:tcBorders>
+            <w:shd w:fill="FFFFFF"/>
+          </w:tcPr>
+          <w:p>
+            <w:pPr>
+              <w:spacing w:before="60" w:after="60"/>
+            </w:pPr>
+            <w:r>
+              <w:rPr>
+                <w:rFonts w:ascii="Hiragino Sans GB" w:hAnsi="Hiragino Sans GB" w:eastAsia="Hiragino Sans GB"/>
+                <w:b w:val="0"/>
+                <w:sz w:val="18"/>
+              </w:rPr>
+              <w:t>通过 切换前旧手动备份兼容 切换后不新增过期版本 私有原实现不可直调 Azure桥接仍可保存</w:t>
+            </w:r>
+          </w:p>
+        </w:tc>
+      </w:tr>
+      <w:tr>
+        <w:trPr>
+          <w:cantSplit/>
+        </w:trPr>
+        <w:tc>
+          <w:tcPr>
+            <w:tcW w:type="dxa" w:w="3168"/>
+            <w:tcBorders>
+              <w:top w:val="single" w:sz="4" w:color="D9D9D9"/>
+              <w:left w:val="single" w:sz="4" w:color="D9D9D9"/>
+              <w:bottom w:val="single" w:sz="4" w:color="D9D9D9"/>
+              <w:right w:val="single" w:sz="4" w:color="D9D9D9"/>
+            </w:tcBorders>
+            <w:shd w:fill="F7F7F7"/>
+          </w:tcPr>
+          <w:p>
+            <w:pPr>
+              <w:spacing w:before="60" w:after="60"/>
+            </w:pPr>
+            <w:r>
+              <w:rPr>
+                <w:rFonts w:ascii="Hiragino Sans GB" w:hAnsi="Hiragino Sans GB" w:eastAsia="Hiragino Sans GB"/>
+                <w:b w:val="0"/>
+                <w:sz w:val="18"/>
+              </w:rPr>
+              <w:t>安装范围</w:t>
+            </w:r>
+          </w:p>
+        </w:tc>
+        <w:tc>
+          <w:tcPr>
+            <w:tcW w:type="dxa" w:w="5616"/>
+            <w:tcBorders>
+              <w:top w:val="single" w:sz="4" w:color="D9D9D9"/>
+              <w:left w:val="single" w:sz="4" w:color="D9D9D9"/>
+              <w:bottom w:val="single" w:sz="4" w:color="D9D9D9"/>
+              <w:right w:val="single" w:sz="4" w:color="D9D9D9"/>
+            </w:tcBorders>
+            <w:shd w:fill="F7F7F7"/>
+          </w:tcPr>
+          <w:p>
+            <w:pPr>
+              <w:spacing w:before="60" w:after="60"/>
+            </w:pPr>
+            <w:r>
+              <w:rPr>
+                <w:rFonts w:ascii="Hiragino Sans GB" w:hAnsi="Hiragino Sans GB" w:eastAsia="Hiragino Sans GB"/>
+                <w:b w:val="0"/>
+                <w:sz w:val="18"/>
+              </w:rPr>
+              <w:t>Azure迁移数据库拒绝安装 未创建控制表</w:t>
+            </w:r>
+          </w:p>
+        </w:tc>
+      </w:tr>
+      <w:tr>
+        <w:trPr>
+          <w:cantSplit/>
+        </w:trPr>
+        <w:tc>
+          <w:tcPr>
+            <w:tcW w:type="dxa" w:w="3168"/>
+            <w:tcBorders>
+              <w:top w:val="single" w:sz="4" w:color="D9D9D9"/>
+              <w:left w:val="single" w:sz="4" w:color="D9D9D9"/>
+              <w:bottom w:val="single" w:sz="4" w:color="D9D9D9"/>
+              <w:right w:val="single" w:sz="4" w:color="D9D9D9"/>
+            </w:tcBorders>
+            <w:shd w:fill="FFFFFF"/>
+          </w:tcPr>
+          <w:p>
+            <w:pPr>
+              <w:spacing w:before="60" w:after="60"/>
+            </w:pPr>
+            <w:r>
+              <w:rPr>
+                <w:rFonts w:ascii="Hiragino Sans GB" w:hAnsi="Hiragino Sans GB" w:eastAsia="Hiragino Sans GB"/>
+                <w:b w:val="0"/>
+                <w:sz w:val="18"/>
+              </w:rPr>
+              <w:t>代码检查</w:t>
+            </w:r>
+          </w:p>
+        </w:tc>
+        <w:tc>
+          <w:tcPr>
+            <w:tcW w:type="dxa" w:w="5616"/>
+            <w:tcBorders>
+              <w:top w:val="single" w:sz="4" w:color="D9D9D9"/>
+              <w:left w:val="single" w:sz="4" w:color="D9D9D9"/>
+              <w:bottom w:val="single" w:sz="4" w:color="D9D9D9"/>
+              <w:right w:val="single" w:sz="4" w:color="D9D9D9"/>
+            </w:tcBorders>
+            <w:shd w:fill="FFFFFF"/>
+          </w:tcPr>
+          <w:p>
+            <w:pPr>
+              <w:spacing w:before="60" w:after="60"/>
+            </w:pPr>
+            <w:r>
+              <w:rPr>
+                <w:rFonts w:ascii="Hiragino Sans GB" w:hAnsi="Hiragino Sans GB" w:eastAsia="Hiragino Sans GB"/>
+                <w:b w:val="0"/>
+                <w:sz w:val="18"/>
+              </w:rPr>
+              <w:t>修改脚本和测试lint通过 本轮没有修改网页运行代码</w:t>
+            </w:r>
+          </w:p>
+        </w:tc>
+      </w:tr>
+      <w:tr>
+        <w:trPr>
+          <w:cantSplit/>
+        </w:trPr>
+        <w:tc>
+          <w:tcPr>
+            <w:tcW w:type="dxa" w:w="3168"/>
+            <w:tcBorders>
+              <w:top w:val="single" w:sz="4" w:color="D9D9D9"/>
+              <w:left w:val="single" w:sz="4" w:color="D9D9D9"/>
+              <w:bottom w:val="single" w:sz="4" w:color="D9D9D9"/>
+              <w:right w:val="single" w:sz="4" w:color="D9D9D9"/>
+            </w:tcBorders>
+            <w:shd w:fill="F7F7F7"/>
+          </w:tcPr>
+          <w:p>
+            <w:pPr>
+              <w:spacing w:before="60" w:after="60"/>
+            </w:pPr>
+            <w:r>
+              <w:rPr>
+                <w:rFonts w:ascii="Hiragino Sans GB" w:hAnsi="Hiragino Sans GB" w:eastAsia="Hiragino Sans GB"/>
+                <w:b w:val="0"/>
+                <w:sz w:val="18"/>
+              </w:rPr>
+              <w:t>生产状态</w:t>
+            </w:r>
+          </w:p>
+        </w:tc>
+        <w:tc>
+          <w:tcPr>
+            <w:tcW w:type="dxa" w:w="5616"/>
+            <w:tcBorders>
+              <w:top w:val="single" w:sz="4" w:color="D9D9D9"/>
+              <w:left w:val="single" w:sz="4" w:color="D9D9D9"/>
+              <w:bottom w:val="single" w:sz="4" w:color="D9D9D9"/>
+              <w:right w:val="single" w:sz="4" w:color="D9D9D9"/>
+            </w:tcBorders>
+            <w:shd w:fill="F7F7F7"/>
+          </w:tcPr>
+          <w:p>
+            <w:pPr>
+              <w:spacing w:before="60" w:after="60"/>
+            </w:pPr>
+            <w:r>
+              <w:rPr>
+                <w:rFonts w:ascii="Hiragino Sans GB" w:hAnsi="Hiragino Sans GB" w:eastAsia="Hiragino Sans GB"/>
+                <w:b w:val="0"/>
+                <w:sz w:val="18"/>
+              </w:rPr>
+              <w:t>源迁移未安装 旧入口生产保护未生效 仍未切换</w:t>
+            </w:r>
+          </w:p>
+        </w:tc>
+      </w:tr>
+      <w:tr>
+        <w:trPr>
+          <w:cantSplit/>
+        </w:trPr>
+        <w:tc>
+          <w:tcPr>
+            <w:tcW w:type="dxa" w:w="3168"/>
+            <w:tcBorders>
+              <w:top w:val="single" w:sz="4" w:color="D9D9D9"/>
+              <w:left w:val="single" w:sz="4" w:color="D9D9D9"/>
+              <w:bottom w:val="single" w:sz="4" w:color="D9D9D9"/>
+              <w:right w:val="single" w:sz="4" w:color="D9D9D9"/>
+            </w:tcBorders>
+            <w:shd w:fill="FFFFFF"/>
+          </w:tcPr>
+          <w:p>
+            <w:pPr>
+              <w:spacing w:before="60" w:after="60"/>
+            </w:pPr>
+            <w:r>
+              <w:rPr>
+                <w:rFonts w:ascii="Hiragino Sans GB" w:hAnsi="Hiragino Sans GB" w:eastAsia="Hiragino Sans GB"/>
+                <w:b w:val="0"/>
+                <w:sz w:val="18"/>
+              </w:rPr>
+              <w:t>剩余工作</w:t>
+            </w:r>
+          </w:p>
+        </w:tc>
+        <w:tc>
+          <w:tcPr>
+            <w:tcW w:type="dxa" w:w="5616"/>
+            <w:tcBorders>
+              <w:top w:val="single" w:sz="4" w:color="D9D9D9"/>
+              <w:left w:val="single" w:sz="4" w:color="D9D9D9"/>
+              <w:bottom w:val="single" w:sz="4" w:color="D9D9D9"/>
+              <w:right w:val="single" w:sz="4" w:color="D9D9D9"/>
+            </w:tcBorders>
+            <w:shd w:fill="FFFFFF"/>
+          </w:tcPr>
+          <w:p>
+            <w:pPr>
+              <w:spacing w:before="60" w:after="60"/>
+            </w:pPr>
+            <w:r>
+              <w:rPr>
+                <w:rFonts w:ascii="Hiragino Sans GB" w:hAnsi="Hiragino Sans GB" w:eastAsia="Hiragino Sans GB"/>
+                <w:b w:val="0"/>
+                <w:sz w:val="18"/>
+              </w:rPr>
+              <w:t>整页恢复协调 反向同步演练 真实双账号及设备验收 生产追平与部署 全仓库lint 24小时观察</w:t>
+            </w:r>
+          </w:p>
+        </w:tc>
+      </w:tr>
+    </w:tbl>
+    <w:p/>
+    <w:p>
+      <w:r>
+        <w:rPr>
+          <w:rFonts w:ascii="Hiragino Sans GB" w:hAnsi="Hiragino Sans GB" w:eastAsia="Hiragino Sans GB"/>
+        </w:rPr>
+        <w:t>本节代码继续归入尚未发布的3.21.3候选修复，提交同一独立PR。生产main仍为3.21.2；阶段二未开始。测试证据来自隔离数据库和本机账号夹具，不能替代真实生产身份验证。</w:t>
       </w:r>
     </w:p>
     <w:sectPr>

--- a/jackyun-portal/docs/azure-cutover-and-database-access-plan.docx
+++ b/jackyun-portal/docs/azure-cutover-and-database-access-plan.docx
@@ -2774,7 +2774,7 @@
         <w:rPr>
           <w:rFonts w:ascii="Hiragino Sans GB" w:hAnsi="Hiragino Sans GB" w:eastAsia="Hiragino Sans GB"/>
         </w:rPr>
-        <w:t>3 真实身份验收。当前只有用户本人账号；邮箱密码命令登录返回REAL_LOGIN_FAILED，不能标为通过。用户授权改用浏览器现有登录状态测试。网站浏览器会话已确认有效，但有6项待上传且同步分片409；Azure读写仍未验收。双用户需要第二个真实账号；封禁测试使用可恢复测试账号。</w:t>
+        <w:t>3 真实身份验收。当前只有用户本人账号；邮箱密码命令登录返回REAL_LOGIN_FAILED，不能标为通过。用户授权改用浏览器现有登录状态测试。此前浏览器曾确认会话有效并有6项待上传、同步分片409；本轮Chrome Jack配置显示本机访客模式，随后锁屏，当前真实Azure读写仍未验收。双用户需要第二个真实账号；封禁测试使用可恢复测试账号。</w:t>
       </w:r>
     </w:p>
     <w:p>
@@ -3905,7 +3905,7 @@
                 <w:b w:val="0"/>
                 <w:sz w:val="18"/>
               </w:rPr>
-              <w:t>网站会话有效 Azure及双用户待验收</w:t>
+              <w:t>当前浏览器为访客 Azure及双用户待验收</w:t>
             </w:r>
           </w:p>
         </w:tc>
@@ -5996,7 +5996,7 @@
         <w:rPr>
           <w:rFonts w:ascii="Hiragino Sans GB" w:hAnsi="Hiragino Sans GB" w:eastAsia="Hiragino Sans GB"/>
         </w:rPr>
-        <w:t>候选源迁移20261007235000_guard_legacy_backup_source.sql新增私有控制行，初始来源仍为Supabase。手动备份create_backup_page、自动备份create_due_backup_pages和整页恢复restore_backup_page保留原实现，移入私有目录并撤销客户端执行权；公开接口先验证账号并检查控制状态。Azure成为来源后，三个旧入口均以55000拒绝，防止旧客户端用过期同步副本生成版本或触发旧恢复。历史备份下载不受此保护影响。</w:t>
+        <w:t>候选源迁移20261008000909_guard_legacy_backup_source.sql新增私有控制行，初始来源仍为Supabase。手动备份create_backup_page、自动备份create_due_backup_pages和整页恢复restore_backup_page保留原实现，移入私有目录并撤销客户端执行权；公开接口先验证账号并检查控制状态。Azure成为来源后，三个旧入口均以55000拒绝，防止旧客户端用过期同步副本生成版本或触发旧恢复。历史备份下载不受此保护影响。</w:t>
       </w:r>
     </w:p>
     <w:p>
@@ -6484,6 +6484,503 @@
         <w:t>本节代码继续归入尚未发布的3.21.3候选修复，提交同一独立PR。生产main仍为3.21.2；阶段二未开始。测试证据来自隔离数据库和本机账号夹具，不能替代真实生产身份验证。</w:t>
       </w:r>
     </w:p>
+    <w:p>
+      <w:pPr>
+        <w:pStyle w:val="Heading1"/>
+        <w:pageBreakBefore/>
+      </w:pPr>
+      <w:r>
+        <w:rPr>
+          <w:rFonts w:ascii="Hiragino Sans GB" w:hAnsi="Hiragino Sans GB" w:eastAsia="Hiragino Sans GB"/>
+        </w:rPr>
+        <w:t>十八 反向回灌工具与本机演练</w:t>
+      </w:r>
+    </w:p>
+    <w:p>
+      <w:r>
+        <w:rPr>
+          <w:rFonts w:ascii="Hiragino Sans GB" w:hAnsi="Hiragino Sans GB" w:eastAsia="Hiragino Sans GB"/>
+        </w:rPr>
+        <w:t>新增azure-sync-reverse-copy.mjs，默认只读预检；macOS文件azure-reverse-preflight.command通过隐藏输入数据库密码和可信CA运行预检，不回灌、不解冻、不改变网站。apply另需AZURE_REVERSE_EVIDENCE引用24小时内匹配项目及目标库的私有证据，要求两端写入暂停、备份核验及实际恢复演练；源与目标备份、停写报告、恢复报告均校验SHA256及私有普通文件权限。</w:t>
+      </w:r>
+    </w:p>
+    <w:p>
+      <w:r>
+        <w:rPr>
+          <w:rFonts w:ascii="Hiragino Sans GB" w:hAnsi="Hiragino Sans GB" w:eastAsia="Hiragino Sans GB"/>
+        </w:rPr>
+        <w:t>apply先复核切换状态与账号集合，再以ALWAYS语句触发器冻结Azure五表及私有备份标记。保存Azure和源端回灌前快照，源事务内锁控制行与五表，暂时禁用并精确恢复O/D/R/A触发器，完整复制新增、现存和删除标记。两端备份改动标记合并，不消耗未保存改动；合并更新推进generation。源端权威账号状态保留，不能用Azure旧active覆盖新封禁。</w:t>
+      </w:r>
+    </w:p>
+    <w:p>
+      <w:r>
+        <w:rPr>
+          <w:rFonts w:ascii="Hiragino Sans GB" w:hAnsi="Hiragino Sans GB" w:eastAsia="Hiragino Sans GB"/>
+        </w:rPr>
+        <w:t>指纹读取统一UTC，复核账号集合及触发器后才提交。失败时源事务回滚，Azure保持冻结；提交回执不明或提交后证据失败单独报告，不声称已回滚。回灌成功后两端仍冻结，网站和旧RPC不自动启用。归档含恢复Azure写入SQL，必须先核对提交结果并明确路由选择，禁止凭失败提示直接解冻。</w:t>
+      </w:r>
+    </w:p>
+    <w:tbl>
+      <w:tblPr>
+        <w:tblW w:type="auto" w:w="0"/>
+        <w:tblLayout w:type="fixed"/>
+        <w:tblLook w:firstColumn="1" w:firstRow="1" w:lastColumn="0" w:lastRow="0" w:noHBand="0" w:noVBand="1" w:val="04A0"/>
+      </w:tblPr>
+      <w:tblGrid>
+        <w:gridCol w:w="3168"/>
+        <w:gridCol w:w="5616"/>
+      </w:tblGrid>
+      <w:tr>
+        <w:trPr>
+          <w:cantSplit/>
+          <w:tblHeader/>
+        </w:trPr>
+        <w:tc>
+          <w:tcPr>
+            <w:tcW w:type="dxa" w:w="3168"/>
+            <w:tcBorders>
+              <w:top w:val="single" w:sz="4" w:color="D9D9D9"/>
+              <w:left w:val="single" w:sz="4" w:color="D9D9D9"/>
+              <w:bottom w:val="single" w:sz="4" w:color="D9D9D9"/>
+              <w:right w:val="single" w:sz="4" w:color="D9D9D9"/>
+            </w:tcBorders>
+            <w:shd w:fill="E7EEF4"/>
+          </w:tcPr>
+          <w:p>
+            <w:pPr>
+              <w:spacing w:before="60" w:after="60"/>
+            </w:pPr>
+            <w:r>
+              <w:rPr>
+                <w:rFonts w:ascii="Hiragino Sans GB" w:hAnsi="Hiragino Sans GB" w:eastAsia="Hiragino Sans GB"/>
+                <w:b/>
+                <w:sz w:val="18"/>
+              </w:rPr>
+              <w:t>验证项</w:t>
+            </w:r>
+          </w:p>
+        </w:tc>
+        <w:tc>
+          <w:tcPr>
+            <w:tcW w:type="dxa" w:w="5616"/>
+            <w:tcBorders>
+              <w:top w:val="single" w:sz="4" w:color="D9D9D9"/>
+              <w:left w:val="single" w:sz="4" w:color="D9D9D9"/>
+              <w:bottom w:val="single" w:sz="4" w:color="D9D9D9"/>
+              <w:right w:val="single" w:sz="4" w:color="D9D9D9"/>
+            </w:tcBorders>
+            <w:shd w:fill="E7EEF4"/>
+          </w:tcPr>
+          <w:p>
+            <w:pPr>
+              <w:spacing w:before="60" w:after="60"/>
+            </w:pPr>
+            <w:r>
+              <w:rPr>
+                <w:rFonts w:ascii="Hiragino Sans GB" w:hAnsi="Hiragino Sans GB" w:eastAsia="Hiragino Sans GB"/>
+                <w:b/>
+                <w:sz w:val="18"/>
+              </w:rPr>
+              <w:t>实际结果</w:t>
+            </w:r>
+          </w:p>
+        </w:tc>
+      </w:tr>
+      <w:tr>
+        <w:trPr>
+          <w:cantSplit/>
+        </w:trPr>
+        <w:tc>
+          <w:tcPr>
+            <w:tcW w:type="dxa" w:w="3168"/>
+            <w:tcBorders>
+              <w:top w:val="single" w:sz="4" w:color="D9D9D9"/>
+              <w:left w:val="single" w:sz="4" w:color="D9D9D9"/>
+              <w:bottom w:val="single" w:sz="4" w:color="D9D9D9"/>
+              <w:right w:val="single" w:sz="4" w:color="D9D9D9"/>
+            </w:tcBorders>
+            <w:shd w:fill="FFFFFF"/>
+          </w:tcPr>
+          <w:p>
+            <w:pPr>
+              <w:spacing w:before="60" w:after="60"/>
+            </w:pPr>
+            <w:r>
+              <w:rPr>
+                <w:rFonts w:ascii="Hiragino Sans GB" w:hAnsi="Hiragino Sans GB" w:eastAsia="Hiragino Sans GB"/>
+                <w:b w:val="0"/>
+                <w:sz w:val="18"/>
+              </w:rPr>
+              <w:t>隔离PG17回灌</w:t>
+            </w:r>
+          </w:p>
+        </w:tc>
+        <w:tc>
+          <w:tcPr>
+            <w:tcW w:type="dxa" w:w="5616"/>
+            <w:tcBorders>
+              <w:top w:val="single" w:sz="4" w:color="D9D9D9"/>
+              <w:left w:val="single" w:sz="4" w:color="D9D9D9"/>
+              <w:bottom w:val="single" w:sz="4" w:color="D9D9D9"/>
+              <w:right w:val="single" w:sz="4" w:color="D9D9D9"/>
+            </w:tcBorders>
+            <w:shd w:fill="FFFFFF"/>
+          </w:tcPr>
+          <w:p>
+            <w:pPr>
+              <w:spacing w:before="60" w:after="60"/>
+            </w:pPr>
+            <w:r>
+              <w:rPr>
+                <w:rFonts w:ascii="Hiragino Sans GB" w:hAnsi="Hiragino Sans GB" w:eastAsia="Hiragino Sans GB"/>
+                <w:b w:val="0"/>
+                <w:sz w:val="18"/>
+              </w:rPr>
+              <w:t>通过 五表新增 删除标记 中文emoji 源状态保留 两端继续冻结</w:t>
+            </w:r>
+          </w:p>
+        </w:tc>
+      </w:tr>
+      <w:tr>
+        <w:trPr>
+          <w:cantSplit/>
+        </w:trPr>
+        <w:tc>
+          <w:tcPr>
+            <w:tcW w:type="dxa" w:w="3168"/>
+            <w:tcBorders>
+              <w:top w:val="single" w:sz="4" w:color="D9D9D9"/>
+              <w:left w:val="single" w:sz="4" w:color="D9D9D9"/>
+              <w:bottom w:val="single" w:sz="4" w:color="D9D9D9"/>
+              <w:right w:val="single" w:sz="4" w:color="D9D9D9"/>
+            </w:tcBorders>
+            <w:shd w:fill="F7F7F7"/>
+          </w:tcPr>
+          <w:p>
+            <w:pPr>
+              <w:spacing w:before="60" w:after="60"/>
+            </w:pPr>
+            <w:r>
+              <w:rPr>
+                <w:rFonts w:ascii="Hiragino Sans GB" w:hAnsi="Hiragino Sans GB" w:eastAsia="Hiragino Sans GB"/>
+                <w:b w:val="0"/>
+                <w:sz w:val="18"/>
+              </w:rPr>
+              <w:t>回灌失败注入</w:t>
+            </w:r>
+          </w:p>
+        </w:tc>
+        <w:tc>
+          <w:tcPr>
+            <w:tcW w:type="dxa" w:w="5616"/>
+            <w:tcBorders>
+              <w:top w:val="single" w:sz="4" w:color="D9D9D9"/>
+              <w:left w:val="single" w:sz="4" w:color="D9D9D9"/>
+              <w:bottom w:val="single" w:sz="4" w:color="D9D9D9"/>
+              <w:right w:val="single" w:sz="4" w:color="D9D9D9"/>
+            </w:tcBorders>
+            <w:shd w:fill="F7F7F7"/>
+          </w:tcPr>
+          <w:p>
+            <w:pPr>
+              <w:spacing w:before="60" w:after="60"/>
+            </w:pPr>
+            <w:r>
+              <w:rPr>
+                <w:rFonts w:ascii="Hiragino Sans GB" w:hAnsi="Hiragino Sans GB" w:eastAsia="Hiragino Sans GB"/>
+                <w:b w:val="0"/>
+                <w:sz w:val="18"/>
+              </w:rPr>
+              <w:t>通过 源TRUNCATE后失败事务回滚 旧行保留 Azure拒绝写入</w:t>
+            </w:r>
+          </w:p>
+        </w:tc>
+      </w:tr>
+      <w:tr>
+        <w:trPr>
+          <w:cantSplit/>
+        </w:trPr>
+        <w:tc>
+          <w:tcPr>
+            <w:tcW w:type="dxa" w:w="3168"/>
+            <w:tcBorders>
+              <w:top w:val="single" w:sz="4" w:color="D9D9D9"/>
+              <w:left w:val="single" w:sz="4" w:color="D9D9D9"/>
+              <w:bottom w:val="single" w:sz="4" w:color="D9D9D9"/>
+              <w:right w:val="single" w:sz="4" w:color="D9D9D9"/>
+            </w:tcBorders>
+            <w:shd w:fill="FFFFFF"/>
+          </w:tcPr>
+          <w:p>
+            <w:pPr>
+              <w:spacing w:before="60" w:after="60"/>
+            </w:pPr>
+            <w:r>
+              <w:rPr>
+                <w:rFonts w:ascii="Hiragino Sans GB" w:hAnsi="Hiragino Sans GB" w:eastAsia="Hiragino Sans GB"/>
+                <w:b w:val="0"/>
+                <w:sz w:val="18"/>
+              </w:rPr>
+              <w:t>备份标记</w:t>
+            </w:r>
+          </w:p>
+        </w:tc>
+        <w:tc>
+          <w:tcPr>
+            <w:tcW w:type="dxa" w:w="5616"/>
+            <w:tcBorders>
+              <w:top w:val="single" w:sz="4" w:color="D9D9D9"/>
+              <w:left w:val="single" w:sz="4" w:color="D9D9D9"/>
+              <w:bottom w:val="single" w:sz="4" w:color="D9D9D9"/>
+              <w:right w:val="single" w:sz="4" w:color="D9D9D9"/>
+            </w:tcBorders>
+            <w:shd w:fill="FFFFFF"/>
+          </w:tcPr>
+          <w:p>
+            <w:pPr>
+              <w:spacing w:before="60" w:after="60"/>
+            </w:pPr>
+            <w:r>
+              <w:rPr>
+                <w:rFonts w:ascii="Hiragino Sans GB" w:hAnsi="Hiragino Sans GB" w:eastAsia="Hiragino Sans GB"/>
+                <w:b w:val="0"/>
+                <w:sz w:val="18"/>
+              </w:rPr>
+              <w:t>通过 合并两端改动 新generation Azure标记删除被围栏拒绝</w:t>
+            </w:r>
+          </w:p>
+        </w:tc>
+      </w:tr>
+      <w:tr>
+        <w:trPr>
+          <w:cantSplit/>
+        </w:trPr>
+        <w:tc>
+          <w:tcPr>
+            <w:tcW w:type="dxa" w:w="3168"/>
+            <w:tcBorders>
+              <w:top w:val="single" w:sz="4" w:color="D9D9D9"/>
+              <w:left w:val="single" w:sz="4" w:color="D9D9D9"/>
+              <w:bottom w:val="single" w:sz="4" w:color="D9D9D9"/>
+              <w:right w:val="single" w:sz="4" w:color="D9D9D9"/>
+            </w:tcBorders>
+            <w:shd w:fill="F7F7F7"/>
+          </w:tcPr>
+          <w:p>
+            <w:pPr>
+              <w:spacing w:before="60" w:after="60"/>
+            </w:pPr>
+            <w:r>
+              <w:rPr>
+                <w:rFonts w:ascii="Hiragino Sans GB" w:hAnsi="Hiragino Sans GB" w:eastAsia="Hiragino Sans GB"/>
+                <w:b w:val="0"/>
+                <w:sz w:val="18"/>
+              </w:rPr>
+              <w:t>工具与安全检查</w:t>
+            </w:r>
+          </w:p>
+        </w:tc>
+        <w:tc>
+          <w:tcPr>
+            <w:tcW w:type="dxa" w:w="5616"/>
+            <w:tcBorders>
+              <w:top w:val="single" w:sz="4" w:color="D9D9D9"/>
+              <w:left w:val="single" w:sz="4" w:color="D9D9D9"/>
+              <w:bottom w:val="single" w:sz="4" w:color="D9D9D9"/>
+              <w:right w:val="single" w:sz="4" w:color="D9D9D9"/>
+            </w:tcBorders>
+            <w:shd w:fill="F7F7F7"/>
+          </w:tcPr>
+          <w:p>
+            <w:pPr>
+              <w:spacing w:before="60" w:after="60"/>
+            </w:pPr>
+            <w:r>
+              <w:rPr>
+                <w:rFonts w:ascii="Hiragino Sans GB" w:hAnsi="Hiragino Sans GB" w:eastAsia="Hiragino Sans GB"/>
+                <w:b w:val="0"/>
+                <w:sz w:val="18"/>
+              </w:rPr>
+              <w:t>10项工具测试 修改文件lint 两个隔离数据库流程通过</w:t>
+            </w:r>
+          </w:p>
+        </w:tc>
+      </w:tr>
+      <w:tr>
+        <w:trPr>
+          <w:cantSplit/>
+        </w:trPr>
+        <w:tc>
+          <w:tcPr>
+            <w:tcW w:type="dxa" w:w="3168"/>
+            <w:tcBorders>
+              <w:top w:val="single" w:sz="4" w:color="D9D9D9"/>
+              <w:left w:val="single" w:sz="4" w:color="D9D9D9"/>
+              <w:bottom w:val="single" w:sz="4" w:color="D9D9D9"/>
+              <w:right w:val="single" w:sz="4" w:color="D9D9D9"/>
+            </w:tcBorders>
+            <w:shd w:fill="FFFFFF"/>
+          </w:tcPr>
+          <w:p>
+            <w:pPr>
+              <w:spacing w:before="60" w:after="60"/>
+            </w:pPr>
+            <w:r>
+              <w:rPr>
+                <w:rFonts w:ascii="Hiragino Sans GB" w:hAnsi="Hiragino Sans GB" w:eastAsia="Hiragino Sans GB"/>
+                <w:b w:val="0"/>
+                <w:sz w:val="18"/>
+              </w:rPr>
+              <w:t>迁移文件</w:t>
+            </w:r>
+          </w:p>
+        </w:tc>
+        <w:tc>
+          <w:tcPr>
+            <w:tcW w:type="dxa" w:w="5616"/>
+            <w:tcBorders>
+              <w:top w:val="single" w:sz="4" w:color="D9D9D9"/>
+              <w:left w:val="single" w:sz="4" w:color="D9D9D9"/>
+              <w:bottom w:val="single" w:sz="4" w:color="D9D9D9"/>
+              <w:right w:val="single" w:sz="4" w:color="D9D9D9"/>
+            </w:tcBorders>
+            <w:shd w:fill="FFFFFF"/>
+          </w:tcPr>
+          <w:p>
+            <w:pPr>
+              <w:spacing w:before="60" w:after="60"/>
+            </w:pPr>
+            <w:r>
+              <w:rPr>
+                <w:rFonts w:ascii="Hiragino Sans GB" w:hAnsi="Hiragino Sans GB" w:eastAsia="Hiragino Sans GB"/>
+                <w:b w:val="0"/>
+                <w:sz w:val="18"/>
+              </w:rPr>
+              <w:t>Supabase CLI正式生成20261008000909 旧候选未应用生产</w:t>
+            </w:r>
+          </w:p>
+        </w:tc>
+      </w:tr>
+      <w:tr>
+        <w:trPr>
+          <w:cantSplit/>
+        </w:trPr>
+        <w:tc>
+          <w:tcPr>
+            <w:tcW w:type="dxa" w:w="3168"/>
+            <w:tcBorders>
+              <w:top w:val="single" w:sz="4" w:color="D9D9D9"/>
+              <w:left w:val="single" w:sz="4" w:color="D9D9D9"/>
+              <w:bottom w:val="single" w:sz="4" w:color="D9D9D9"/>
+              <w:right w:val="single" w:sz="4" w:color="D9D9D9"/>
+            </w:tcBorders>
+            <w:shd w:fill="F7F7F7"/>
+          </w:tcPr>
+          <w:p>
+            <w:pPr>
+              <w:spacing w:before="60" w:after="60"/>
+            </w:pPr>
+            <w:r>
+              <w:rPr>
+                <w:rFonts w:ascii="Hiragino Sans GB" w:hAnsi="Hiragino Sans GB" w:eastAsia="Hiragino Sans GB"/>
+                <w:b w:val="0"/>
+                <w:sz w:val="18"/>
+              </w:rPr>
+              <w:t>生产状态</w:t>
+            </w:r>
+          </w:p>
+        </w:tc>
+        <w:tc>
+          <w:tcPr>
+            <w:tcW w:type="dxa" w:w="5616"/>
+            <w:tcBorders>
+              <w:top w:val="single" w:sz="4" w:color="D9D9D9"/>
+              <w:left w:val="single" w:sz="4" w:color="D9D9D9"/>
+              <w:bottom w:val="single" w:sz="4" w:color="D9D9D9"/>
+              <w:right w:val="single" w:sz="4" w:color="D9D9D9"/>
+            </w:tcBorders>
+            <w:shd w:fill="F7F7F7"/>
+          </w:tcPr>
+          <w:p>
+            <w:pPr>
+              <w:spacing w:before="60" w:after="60"/>
+            </w:pPr>
+            <w:r>
+              <w:rPr>
+                <w:rFonts w:ascii="Hiragino Sans GB" w:hAnsi="Hiragino Sans GB" w:eastAsia="Hiragino Sans GB"/>
+                <w:b w:val="0"/>
+                <w:sz w:val="18"/>
+              </w:rPr>
+              <w:t>没有数据库密码进程 没有真实身份验收和实际备份恢复 没有生产切换</w:t>
+            </w:r>
+          </w:p>
+        </w:tc>
+      </w:tr>
+      <w:tr>
+        <w:trPr>
+          <w:cantSplit/>
+        </w:trPr>
+        <w:tc>
+          <w:tcPr>
+            <w:tcW w:type="dxa" w:w="3168"/>
+            <w:tcBorders>
+              <w:top w:val="single" w:sz="4" w:color="D9D9D9"/>
+              <w:left w:val="single" w:sz="4" w:color="D9D9D9"/>
+              <w:bottom w:val="single" w:sz="4" w:color="D9D9D9"/>
+              <w:right w:val="single" w:sz="4" w:color="D9D9D9"/>
+            </w:tcBorders>
+            <w:shd w:fill="FFFFFF"/>
+          </w:tcPr>
+          <w:p>
+            <w:pPr>
+              <w:spacing w:before="60" w:after="60"/>
+            </w:pPr>
+            <w:r>
+              <w:rPr>
+                <w:rFonts w:ascii="Hiragino Sans GB" w:hAnsi="Hiragino Sans GB" w:eastAsia="Hiragino Sans GB"/>
+                <w:b w:val="0"/>
+                <w:sz w:val="18"/>
+              </w:rPr>
+              <w:t>仍需完成</w:t>
+            </w:r>
+          </w:p>
+        </w:tc>
+        <w:tc>
+          <w:tcPr>
+            <w:tcW w:type="dxa" w:w="5616"/>
+            <w:tcBorders>
+              <w:top w:val="single" w:sz="4" w:color="D9D9D9"/>
+              <w:left w:val="single" w:sz="4" w:color="D9D9D9"/>
+              <w:bottom w:val="single" w:sz="4" w:color="D9D9D9"/>
+              <w:right w:val="single" w:sz="4" w:color="D9D9D9"/>
+            </w:tcBorders>
+            <w:shd w:fill="FFFFFF"/>
+          </w:tcPr>
+          <w:p>
+            <w:pPr>
+              <w:spacing w:before="60" w:after="60"/>
+            </w:pPr>
+            <w:r>
+              <w:rPr>
+                <w:rFonts w:ascii="Hiragino Sans GB" w:hAnsi="Hiragino Sans GB" w:eastAsia="Hiragino Sans GB"/>
+                <w:b w:val="0"/>
+                <w:sz w:val="18"/>
+              </w:rPr>
+              <w:t>整页恢复协调 真实身份与设备验收 生产备份恢复 部署 最终追平 24小时观察</w:t>
+            </w:r>
+          </w:p>
+        </w:tc>
+      </w:tr>
+    </w:tbl>
+    <w:p/>
+    <w:p>
+      <w:r>
+        <w:rPr>
+          <w:rFonts w:ascii="Hiragino Sans GB" w:hAnsi="Hiragino Sans GB" w:eastAsia="Hiragino Sans GB"/>
+        </w:rPr>
+        <w:t>本轮继续同一尚未发布的3.21.3候选，通过PR132上传。用户要求优先完成第一阶段后，已停止登录故障排查；第二阶段仍未开始。本机演练证明代码流程，不能替代生产验收或当前真实账号登录。</w:t>
+      </w:r>
+    </w:p>
     <w:sectPr>
       <w:headerReference w:type="default" r:id="rId9"/>
       <w:footerReference w:type="default" r:id="rId10"/>

--- a/jackyun-portal/docs/azure-cutover-and-database-access-plan.docx
+++ b/jackyun-portal/docs/azure-cutover-and-database-access-plan.docx
@@ -6981,6 +6981,456 @@
         <w:t>本轮继续同一尚未发布的3.21.3候选，通过PR132上传。用户要求优先完成第一阶段后，已停止登录故障排查；第二阶段仍未开始。本机演练证明代码流程，不能替代生产验收或当前真实账号登录。</w:t>
       </w:r>
     </w:p>
+    <w:p>
+      <w:pPr>
+        <w:pStyle w:val="Heading1"/>
+        <w:pageBreakBefore/>
+      </w:pPr>
+      <w:r>
+        <w:rPr>
+          <w:rFonts w:ascii="Hiragino Sans GB" w:hAnsi="Hiragino Sans GB" w:eastAsia="Hiragino Sans GB"/>
+        </w:rPr>
+        <w:t>十九 整页恢复持久协调与恢复前后检查点</w:t>
+      </w:r>
+    </w:p>
+    <w:p>
+      <w:r>
+        <w:rPr>
+          <w:rFonts w:ascii="Hiragino Sans GB" w:hAnsi="Hiragino Sans GB" w:eastAsia="Hiragino Sans GB"/>
+        </w:rPr>
+        <w:t>新增源迁移20261008002507_azure_page_restore_coordination.sql，通过Supabase CLI生成，尚未应用生产。私有page_restore_jobs开启RLS且无客户端直接权限，保存历史版本、恢复前版本、不可变目标快照、固定每键操作编号、最初Azure期望版本及请求别名。同页只允许一个待恢复作业；网络丢失或标签页重试复用该计划及备份，不重建操作。已完成请求仍可读取同一计划，避免源提交回应丢失后重复生成恢复。</w:t>
+      </w:r>
+    </w:p>
+    <w:p>
+      <w:r>
+        <w:rPr>
+          <w:rFonts w:ascii="Hiragino Sans GB" w:hAnsi="Hiragino Sans GB" w:eastAsia="Hiragino Sans GB"/>
+        </w:rPr>
+        <w:t>Azure乐观恢复先查看当前用户的操作去重记录。只有键、applied状态和内容哈希匹配才复用确认；改变重试内容或键会拒绝。未提交操作仍在用户写锁及同一事务内核对期望版本。大值沿用分块入口和原操作编号；账号权威校验、设备撤销及写入锁保留。同步项全部写入并读回核对后，源端独立事务锁页面业务表，保存处理中源端业务修改与当前Azure页面值的最终检查点，再按原合并语义恢复源端业务行。没有写冻结的旧同步表。</w:t>
+      </w:r>
+    </w:p>
+    <w:p>
+      <w:r>
+        <w:rPr>
+          <w:rFonts w:ascii="Hiragino Sans GB" w:hAnsi="Hiragino Sans GB" w:eastAsia="Hiragino Sans GB"/>
+        </w:rPr>
+        <w:t>恢复函数验证历史行归属与页面；已有主键属于另一账号时拒绝，不靠快照user_id字段覆盖他人行。匿名、停用及删除账号拒绝；私有实现不可直接调用。业务失败回滚该源事务，已恢复Azure项和最初恢复前版本保留供继续。停止功能只取消未完成作业，保留已恢复项、后来修改及备份，不声称两库自动回滚或跨数据库原子事务。</w:t>
+      </w:r>
+    </w:p>
+    <w:p>
+      <w:r>
+        <w:rPr>
+          <w:rFonts w:ascii="Hiragino Sans GB" w:hAnsi="Hiragino Sans GB" w:eastAsia="Hiragino Sans GB"/>
+        </w:rPr>
+        <w:t>网页先保存当前本地页面，在sessionStorage按账号和版本保存请求编号。恢复期间出现的新本地值或新队列操作不会被云端结果覆盖或删除；账号切换后不把前账号云端结果写入本机。恢复未确认时显示原恢复前版本编号，并允许重试原版本或明确停止。</w:t>
+      </w:r>
+    </w:p>
+    <w:tbl>
+      <w:tblPr>
+        <w:tblW w:type="auto" w:w="0"/>
+        <w:tblLayout w:type="fixed"/>
+        <w:tblLook w:firstColumn="1" w:firstRow="1" w:lastColumn="0" w:lastRow="0" w:noHBand="0" w:noVBand="1" w:val="04A0"/>
+      </w:tblPr>
+      <w:tblGrid>
+        <w:gridCol w:w="3168"/>
+        <w:gridCol w:w="5616"/>
+      </w:tblGrid>
+      <w:tr>
+        <w:trPr>
+          <w:cantSplit/>
+          <w:tblHeader/>
+        </w:trPr>
+        <w:tc>
+          <w:tcPr>
+            <w:tcW w:type="dxa" w:w="3168"/>
+            <w:tcBorders>
+              <w:top w:val="single" w:sz="4" w:color="D9D9D9"/>
+              <w:left w:val="single" w:sz="4" w:color="D9D9D9"/>
+              <w:bottom w:val="single" w:sz="4" w:color="D9D9D9"/>
+              <w:right w:val="single" w:sz="4" w:color="D9D9D9"/>
+            </w:tcBorders>
+            <w:shd w:fill="E7EEF4"/>
+          </w:tcPr>
+          <w:p>
+            <w:pPr>
+              <w:spacing w:before="60" w:after="60"/>
+            </w:pPr>
+            <w:r>
+              <w:rPr>
+                <w:rFonts w:ascii="Hiragino Sans GB" w:hAnsi="Hiragino Sans GB" w:eastAsia="Hiragino Sans GB"/>
+                <w:b/>
+                <w:sz w:val="18"/>
+              </w:rPr>
+              <w:t>验证项</w:t>
+            </w:r>
+          </w:p>
+        </w:tc>
+        <w:tc>
+          <w:tcPr>
+            <w:tcW w:type="dxa" w:w="5616"/>
+            <w:tcBorders>
+              <w:top w:val="single" w:sz="4" w:color="D9D9D9"/>
+              <w:left w:val="single" w:sz="4" w:color="D9D9D9"/>
+              <w:bottom w:val="single" w:sz="4" w:color="D9D9D9"/>
+              <w:right w:val="single" w:sz="4" w:color="D9D9D9"/>
+            </w:tcBorders>
+            <w:shd w:fill="E7EEF4"/>
+          </w:tcPr>
+          <w:p>
+            <w:pPr>
+              <w:spacing w:before="60" w:after="60"/>
+            </w:pPr>
+            <w:r>
+              <w:rPr>
+                <w:rFonts w:ascii="Hiragino Sans GB" w:hAnsi="Hiragino Sans GB" w:eastAsia="Hiragino Sans GB"/>
+                <w:b/>
+                <w:sz w:val="18"/>
+              </w:rPr>
+              <w:t>实际结果</w:t>
+            </w:r>
+          </w:p>
+        </w:tc>
+      </w:tr>
+      <w:tr>
+        <w:trPr>
+          <w:cantSplit/>
+        </w:trPr>
+        <w:tc>
+          <w:tcPr>
+            <w:tcW w:type="dxa" w:w="3168"/>
+            <w:tcBorders>
+              <w:top w:val="single" w:sz="4" w:color="D9D9D9"/>
+              <w:left w:val="single" w:sz="4" w:color="D9D9D9"/>
+              <w:bottom w:val="single" w:sz="4" w:color="D9D9D9"/>
+              <w:right w:val="single" w:sz="4" w:color="D9D9D9"/>
+            </w:tcBorders>
+            <w:shd w:fill="FFFFFF"/>
+          </w:tcPr>
+          <w:p>
+            <w:pPr>
+              <w:spacing w:before="60" w:after="60"/>
+            </w:pPr>
+            <w:r>
+              <w:rPr>
+                <w:rFonts w:ascii="Hiragino Sans GB" w:hAnsi="Hiragino Sans GB" w:eastAsia="Hiragino Sans GB"/>
+                <w:b w:val="0"/>
+                <w:sz w:val="18"/>
+              </w:rPr>
+              <w:t>同步和后台回归</w:t>
+            </w:r>
+          </w:p>
+        </w:tc>
+        <w:tc>
+          <w:tcPr>
+            <w:tcW w:type="dxa" w:w="5616"/>
+            <w:tcBorders>
+              <w:top w:val="single" w:sz="4" w:color="D9D9D9"/>
+              <w:left w:val="single" w:sz="4" w:color="D9D9D9"/>
+              <w:bottom w:val="single" w:sz="4" w:color="D9D9D9"/>
+              <w:right w:val="single" w:sz="4" w:color="D9D9D9"/>
+            </w:tcBorders>
+            <w:shd w:fill="FFFFFF"/>
+          </w:tcPr>
+          <w:p>
+            <w:pPr>
+              <w:spacing w:before="60" w:after="60"/>
+            </w:pPr>
+            <w:r>
+              <w:rPr>
+                <w:rFonts w:ascii="Hiragino Sans GB" w:hAnsi="Hiragino Sans GB" w:eastAsia="Hiragino Sans GB"/>
+                <w:b w:val="0"/>
+                <w:sz w:val="18"/>
+              </w:rPr>
+              <w:t>73项同步 16项后台通过 新增固定操作重试及改变内容拒绝</w:t>
+            </w:r>
+          </w:p>
+        </w:tc>
+      </w:tr>
+      <w:tr>
+        <w:trPr>
+          <w:cantSplit/>
+        </w:trPr>
+        <w:tc>
+          <w:tcPr>
+            <w:tcW w:type="dxa" w:w="3168"/>
+            <w:tcBorders>
+              <w:top w:val="single" w:sz="4" w:color="D9D9D9"/>
+              <w:left w:val="single" w:sz="4" w:color="D9D9D9"/>
+              <w:bottom w:val="single" w:sz="4" w:color="D9D9D9"/>
+              <w:right w:val="single" w:sz="4" w:color="D9D9D9"/>
+            </w:tcBorders>
+            <w:shd w:fill="F7F7F7"/>
+          </w:tcPr>
+          <w:p>
+            <w:pPr>
+              <w:spacing w:before="60" w:after="60"/>
+            </w:pPr>
+            <w:r>
+              <w:rPr>
+                <w:rFonts w:ascii="Hiragino Sans GB" w:hAnsi="Hiragino Sans GB" w:eastAsia="Hiragino Sans GB"/>
+                <w:b w:val="0"/>
+                <w:sz w:val="18"/>
+              </w:rPr>
+              <w:t>隔离源端PG17</w:t>
+            </w:r>
+          </w:p>
+        </w:tc>
+        <w:tc>
+          <w:tcPr>
+            <w:tcW w:type="dxa" w:w="5616"/>
+            <w:tcBorders>
+              <w:top w:val="single" w:sz="4" w:color="D9D9D9"/>
+              <w:left w:val="single" w:sz="4" w:color="D9D9D9"/>
+              <w:bottom w:val="single" w:sz="4" w:color="D9D9D9"/>
+              <w:right w:val="single" w:sz="4" w:color="D9D9D9"/>
+            </w:tcBorders>
+            <w:shd w:fill="F7F7F7"/>
+          </w:tcPr>
+          <w:p>
+            <w:pPr>
+              <w:spacing w:before="60" w:after="60"/>
+            </w:pPr>
+            <w:r>
+              <w:rPr>
+                <w:rFonts w:ascii="Hiragino Sans GB" w:hAnsi="Hiragino Sans GB" w:eastAsia="Hiragino Sans GB"/>
+                <w:b w:val="0"/>
+                <w:sz w:val="18"/>
+              </w:rPr>
+              <w:t>通过 同一计划复用 完成回应丢失 前后检查点保留中途业务修改 跨账号ID碰撞拒绝 取消后拒绝继续 私有作业无直接访问</w:t>
+            </w:r>
+          </w:p>
+        </w:tc>
+      </w:tr>
+      <w:tr>
+        <w:trPr>
+          <w:cantSplit/>
+        </w:trPr>
+        <w:tc>
+          <w:tcPr>
+            <w:tcW w:type="dxa" w:w="3168"/>
+            <w:tcBorders>
+              <w:top w:val="single" w:sz="4" w:color="D9D9D9"/>
+              <w:left w:val="single" w:sz="4" w:color="D9D9D9"/>
+              <w:bottom w:val="single" w:sz="4" w:color="D9D9D9"/>
+              <w:right w:val="single" w:sz="4" w:color="D9D9D9"/>
+            </w:tcBorders>
+            <w:shd w:fill="FFFFFF"/>
+          </w:tcPr>
+          <w:p>
+            <w:pPr>
+              <w:spacing w:before="60" w:after="60"/>
+            </w:pPr>
+            <w:r>
+              <w:rPr>
+                <w:rFonts w:ascii="Hiragino Sans GB" w:hAnsi="Hiragino Sans GB" w:eastAsia="Hiragino Sans GB"/>
+                <w:b w:val="0"/>
+                <w:sz w:val="18"/>
+              </w:rPr>
+              <w:t>代码和构建</w:t>
+            </w:r>
+          </w:p>
+        </w:tc>
+        <w:tc>
+          <w:tcPr>
+            <w:tcW w:type="dxa" w:w="5616"/>
+            <w:tcBorders>
+              <w:top w:val="single" w:sz="4" w:color="D9D9D9"/>
+              <w:left w:val="single" w:sz="4" w:color="D9D9D9"/>
+              <w:bottom w:val="single" w:sz="4" w:color="D9D9D9"/>
+              <w:right w:val="single" w:sz="4" w:color="D9D9D9"/>
+            </w:tcBorders>
+            <w:shd w:fill="FFFFFF"/>
+          </w:tcPr>
+          <w:p>
+            <w:pPr>
+              <w:spacing w:before="60" w:after="60"/>
+            </w:pPr>
+            <w:r>
+              <w:rPr>
+                <w:rFonts w:ascii="Hiragino Sans GB" w:hAnsi="Hiragino Sans GB" w:eastAsia="Hiragino Sans GB"/>
+                <w:b w:val="0"/>
+                <w:sz w:val="18"/>
+              </w:rPr>
+              <w:t>TypeScript 修改文件lint 密钥检查 90路由生产构建通过</w:t>
+            </w:r>
+          </w:p>
+        </w:tc>
+      </w:tr>
+      <w:tr>
+        <w:trPr>
+          <w:cantSplit/>
+        </w:trPr>
+        <w:tc>
+          <w:tcPr>
+            <w:tcW w:type="dxa" w:w="3168"/>
+            <w:tcBorders>
+              <w:top w:val="single" w:sz="4" w:color="D9D9D9"/>
+              <w:left w:val="single" w:sz="4" w:color="D9D9D9"/>
+              <w:bottom w:val="single" w:sz="4" w:color="D9D9D9"/>
+              <w:right w:val="single" w:sz="4" w:color="D9D9D9"/>
+            </w:tcBorders>
+            <w:shd w:fill="F7F7F7"/>
+          </w:tcPr>
+          <w:p>
+            <w:pPr>
+              <w:spacing w:before="60" w:after="60"/>
+            </w:pPr>
+            <w:r>
+              <w:rPr>
+                <w:rFonts w:ascii="Hiragino Sans GB" w:hAnsi="Hiragino Sans GB" w:eastAsia="Hiragino Sans GB"/>
+                <w:b w:val="0"/>
+                <w:sz w:val="18"/>
+              </w:rPr>
+              <w:t>Functions交付</w:t>
+            </w:r>
+          </w:p>
+        </w:tc>
+        <w:tc>
+          <w:tcPr>
+            <w:tcW w:type="dxa" w:w="5616"/>
+            <w:tcBorders>
+              <w:top w:val="single" w:sz="4" w:color="D9D9D9"/>
+              <w:left w:val="single" w:sz="4" w:color="D9D9D9"/>
+              <w:bottom w:val="single" w:sz="4" w:color="D9D9D9"/>
+              <w:right w:val="single" w:sz="4" w:color="D9D9D9"/>
+            </w:tcBorders>
+            <w:shd w:fill="F7F7F7"/>
+          </w:tcPr>
+          <w:p>
+            <w:pPr>
+              <w:spacing w:before="60" w:after="60"/>
+            </w:pPr>
+            <w:r>
+              <w:rPr>
+                <w:rFonts w:ascii="Hiragino Sans GB" w:hAnsi="Hiragino Sans GB" w:eastAsia="Hiragino Sans GB"/>
+                <w:b w:val="0"/>
+                <w:sz w:val="18"/>
+              </w:rPr>
+              <w:t>新包已构建 SHA256 5d99493b1a22fde2613fe1e4da68621bdf417ecc42d5b67ee2822f996592f3a9 未部署</w:t>
+            </w:r>
+          </w:p>
+        </w:tc>
+      </w:tr>
+      <w:tr>
+        <w:trPr>
+          <w:cantSplit/>
+        </w:trPr>
+        <w:tc>
+          <w:tcPr>
+            <w:tcW w:type="dxa" w:w="3168"/>
+            <w:tcBorders>
+              <w:top w:val="single" w:sz="4" w:color="D9D9D9"/>
+              <w:left w:val="single" w:sz="4" w:color="D9D9D9"/>
+              <w:bottom w:val="single" w:sz="4" w:color="D9D9D9"/>
+              <w:right w:val="single" w:sz="4" w:color="D9D9D9"/>
+            </w:tcBorders>
+            <w:shd w:fill="FFFFFF"/>
+          </w:tcPr>
+          <w:p>
+            <w:pPr>
+              <w:spacing w:before="60" w:after="60"/>
+            </w:pPr>
+            <w:r>
+              <w:rPr>
+                <w:rFonts w:ascii="Hiragino Sans GB" w:hAnsi="Hiragino Sans GB" w:eastAsia="Hiragino Sans GB"/>
+                <w:b w:val="0"/>
+                <w:sz w:val="18"/>
+              </w:rPr>
+              <w:t>双库完整路径</w:t>
+            </w:r>
+          </w:p>
+        </w:tc>
+        <w:tc>
+          <w:tcPr>
+            <w:tcW w:type="dxa" w:w="5616"/>
+            <w:tcBorders>
+              <w:top w:val="single" w:sz="4" w:color="D9D9D9"/>
+              <w:left w:val="single" w:sz="4" w:color="D9D9D9"/>
+              <w:bottom w:val="single" w:sz="4" w:color="D9D9D9"/>
+              <w:right w:val="single" w:sz="4" w:color="D9D9D9"/>
+            </w:tcBorders>
+            <w:shd w:fill="FFFFFF"/>
+          </w:tcPr>
+          <w:p>
+            <w:pPr>
+              <w:spacing w:before="60" w:after="60"/>
+            </w:pPr>
+            <w:r>
+              <w:rPr>
+                <w:rFonts w:ascii="Hiragino Sans GB" w:hAnsi="Hiragino Sans GB" w:eastAsia="Hiragino Sans GB"/>
+                <w:b w:val="0"/>
+                <w:sz w:val="18"/>
+              </w:rPr>
+              <w:t>真实SQL 经SDK完成Azure写入与源端恢复 提交后丢响应重试不重复写 已是目标值的恢复不误报失败；不能替代全部页面或生产验收</w:t>
+            </w:r>
+          </w:p>
+        </w:tc>
+      </w:tr>
+      <w:tr>
+        <w:trPr>
+          <w:cantSplit/>
+        </w:trPr>
+        <w:tc>
+          <w:tcPr>
+            <w:tcW w:type="dxa" w:w="3168"/>
+            <w:tcBorders>
+              <w:top w:val="single" w:sz="4" w:color="D9D9D9"/>
+              <w:left w:val="single" w:sz="4" w:color="D9D9D9"/>
+              <w:bottom w:val="single" w:sz="4" w:color="D9D9D9"/>
+              <w:right w:val="single" w:sz="4" w:color="D9D9D9"/>
+            </w:tcBorders>
+            <w:shd w:fill="F7F7F7"/>
+          </w:tcPr>
+          <w:p>
+            <w:pPr>
+              <w:spacing w:before="60" w:after="60"/>
+            </w:pPr>
+            <w:r>
+              <w:rPr>
+                <w:rFonts w:ascii="Hiragino Sans GB" w:hAnsi="Hiragino Sans GB" w:eastAsia="Hiragino Sans GB"/>
+                <w:b w:val="0"/>
+                <w:sz w:val="18"/>
+              </w:rPr>
+              <w:t>仍需完成</w:t>
+            </w:r>
+          </w:p>
+        </w:tc>
+        <w:tc>
+          <w:tcPr>
+            <w:tcW w:type="dxa" w:w="5616"/>
+            <w:tcBorders>
+              <w:top w:val="single" w:sz="4" w:color="D9D9D9"/>
+              <w:left w:val="single" w:sz="4" w:color="D9D9D9"/>
+              <w:bottom w:val="single" w:sz="4" w:color="D9D9D9"/>
+              <w:right w:val="single" w:sz="4" w:color="D9D9D9"/>
+            </w:tcBorders>
+            <w:shd w:fill="F7F7F7"/>
+          </w:tcPr>
+          <w:p>
+            <w:pPr>
+              <w:spacing w:before="60" w:after="60"/>
+            </w:pPr>
+            <w:r>
+              <w:rPr>
+                <w:rFonts w:ascii="Hiragino Sans GB" w:hAnsi="Hiragino Sans GB" w:eastAsia="Hiragino Sans GB"/>
+                <w:b w:val="0"/>
+                <w:sz w:val="18"/>
+              </w:rPr>
+              <w:t>全部页面矩阵 真实双账号/撤销/封禁 最新生产备份实际恢复 SQL生产安装 部署 最终追平及24小时观察</w:t>
+            </w:r>
+          </w:p>
+        </w:tc>
+      </w:tr>
+    </w:tbl>
+    <w:p/>
+    <w:p>
+      <w:r>
+        <w:rPr>
+          <w:rFonts w:ascii="Hiragino Sans GB" w:hAnsi="Hiragino Sans GB" w:eastAsia="Hiragino Sans GB"/>
+        </w:rPr>
+        <w:t>本节继续同一尚未发布的3.21.3候选，通过PR132上传，第二阶段仍未开始。后台HTTP测试首次因沙箱禁止绑定回环端口失败；授权本机测试后16项通过。没有关闭TLS、采集密码或绕过锁屏。全仓库lint原有错误仍按第十节记录，未标记全部验收通过。</w:t>
+      </w:r>
+    </w:p>
     <w:sectPr>
       <w:headerReference w:type="default" r:id="rId9"/>
       <w:footerReference w:type="default" r:id="rId10"/>

--- a/jackyun-portal/docs/azure-cutover-and-database-access-plan.docx
+++ b/jackyun-portal/docs/azure-cutover-and-database-access-plan.docx
@@ -7,26 +7,17 @@
         <w:pStyle w:val="Title"/>
       </w:pPr>
       <w:r>
-        <w:rPr>
-          <w:rFonts w:ascii="Hiragino Sans GB" w:hAnsi="Hiragino Sans GB" w:eastAsia="Hiragino Sans GB"/>
-        </w:rPr>
-        <w:t>Azure切换与数据库访问改造实施说明</w:t>
+        <w:t>Azure直接切换与数据库访问改造实施说明</w:t>
       </w:r>
     </w:p>
     <w:p>
       <w:r>
-        <w:rPr>
-          <w:rFonts w:ascii="Hiragino Sans GB" w:hAnsi="Hiragino Sans GB" w:eastAsia="Hiragino Sans GB"/>
-        </w:rPr>
-        <w:t>版本 3.21.3候选   阶段 第一阶段安全准备与待完成生产验收</w:t>
+        <w:t>版本 3.21.3候选   更新日期 2026年10月8日   当前状态 配套逻辑已安装 网站尚未切换</w:t>
       </w:r>
     </w:p>
     <w:p>
       <w:r>
-        <w:rPr>
-          <w:rFonts w:ascii="Hiragino Sans GB" w:hAnsi="Hiragino Sans GB" w:eastAsia="Hiragino Sans GB"/>
-        </w:rPr>
-        <w:t>先完成Azure同步切换，再实施数据库访问改造，分别验收和发布。初始迁移已经完成，网站仍未切换。本次修复预检、冻结和回滚工具，并补齐权威账号状态校验。本报告明确区分已通过的工具测试与尚未完成的生产验收；第二阶段尚未开始。</w:t>
+        <w:t>本说明记录JackYun从Supabase同步迁移到Azure的当前实施状态、接入步骤、验收条件及回退方法。按用户最新授权，以Azure已经迁移的数据作为基线，放弃上次迁移后Supabase新增、修改和删除的数据，取消最终追平。设备随后通过正常同步补回本地数据；设备未保留的变化可能无法恢复。</w:t>
       </w:r>
     </w:p>
     <w:p>
@@ -34,45 +25,7 @@
         <w:pStyle w:val="Heading1"/>
       </w:pPr>
       <w:r>
-        <w:rPr>
-          <w:rFonts w:ascii="Hiragino Sans GB" w:hAnsi="Hiragino Sans GB" w:eastAsia="Hiragino Sans GB"/>
-        </w:rPr>
-        <w:t>一 版本与最新实查</w:t>
-      </w:r>
-    </w:p>
-    <w:p>
-      <w:r>
-        <w:rPr>
-          <w:rFonts w:ascii="Hiragino Sans GB" w:hAnsi="Hiragino Sans GB" w:eastAsia="Hiragino Sans GB"/>
-        </w:rPr>
-        <w:t>仓库main基线为acaa314e493e181df5f81fbbe5a20ab6e5cba100，版本3.21.2；本机由3.19.0同步到此基线，原有开发改动保留。本次分支codex/azure-cutover-safety，应用、后台包、锁文件、APP_VERSION和README统一为候选3.21.3。候选版本不表示生产已经发布。</w:t>
-      </w:r>
-    </w:p>
-    <w:p>
-      <w:r>
-        <w:rPr>
-          <w:rFonts w:ascii="Hiragino Sans GB" w:hAnsi="Hiragino Sans GB" w:eastAsia="Hiragino Sans GB"/>
-        </w:rPr>
-        <w:t>历史记录显示83张应用表、8个账号、30个文件已复制并核对。本次北京时间10月8日00时31分只读实查：两边83张表、8个账号，账号状态一致，14张表存在数据差异。初始迁移完成后源库继续写入，切换前必须追平。计数和指纹核对不能替代函数、权限、对象存储或真实登录验收。</w:t>
-      </w:r>
-    </w:p>
-    <w:p>
-      <w:r>
-        <w:rPr>
-          <w:rFonts w:ascii="Hiragino Sans GB" w:hAnsi="Hiragino Sans GB" w:eastAsia="Hiragino Sans GB"/>
-        </w:rPr>
-        <w:t>Supabase CA有效。首次失败发生在Azure 5432端口连接超时，尚未校验密码；用户加入出口IP白名单后成功。本机Azure CLI已登录，Azure数据库Ready，PostgreSQL17，公共网络Enabled。配置模板中的私网规划不能冒充实际部署。</w:t>
-      </w:r>
-    </w:p>
-    <w:p>
-      <w:pPr>
-        <w:pStyle w:val="Heading1"/>
-      </w:pPr>
-      <w:r>
-        <w:rPr>
-          <w:rFonts w:ascii="Hiragino Sans GB" w:hAnsi="Hiragino Sans GB" w:eastAsia="Hiragino Sans GB"/>
-        </w:rPr>
-        <w:t>二 日志统计与判断</w:t>
+        <w:t>一 当前成果与尚未完成的事项</w:t>
       </w:r>
     </w:p>
     <w:tbl>
@@ -82,65 +35,14 @@
         <w:tblLook w:firstColumn="1" w:firstRow="1" w:lastColumn="0" w:lastRow="0" w:noHBand="0" w:noVBand="1" w:val="04A0"/>
       </w:tblPr>
       <w:tblGrid>
-        <w:gridCol w:w="5472"/>
-        <w:gridCol w:w="1584"/>
         <w:gridCol w:w="1728"/>
+        <w:gridCol w:w="7992"/>
       </w:tblGrid>
       <w:tr>
         <w:trPr>
           <w:cantSplit/>
           <w:tblHeader/>
         </w:trPr>
-        <w:tc>
-          <w:tcPr>
-            <w:tcW w:type="dxa" w:w="5472"/>
-            <w:tcBorders>
-              <w:top w:val="single" w:sz="4" w:color="D9D9D9"/>
-              <w:left w:val="single" w:sz="4" w:color="D9D9D9"/>
-              <w:bottom w:val="single" w:sz="4" w:color="D9D9D9"/>
-              <w:right w:val="single" w:sz="4" w:color="D9D9D9"/>
-            </w:tcBorders>
-            <w:shd w:fill="E7EEF4"/>
-          </w:tcPr>
-          <w:p>
-            <w:pPr>
-              <w:spacing w:before="60" w:after="60"/>
-            </w:pPr>
-            <w:r>
-              <w:rPr>
-                <w:rFonts w:ascii="Hiragino Sans GB" w:hAnsi="Hiragino Sans GB" w:eastAsia="Hiragino Sans GB"/>
-                <w:b/>
-                <w:sz w:val="18"/>
-              </w:rPr>
-              <w:t>请求类型</w:t>
-            </w:r>
-          </w:p>
-        </w:tc>
-        <w:tc>
-          <w:tcPr>
-            <w:tcW w:type="dxa" w:w="1584"/>
-            <w:tcBorders>
-              <w:top w:val="single" w:sz="4" w:color="D9D9D9"/>
-              <w:left w:val="single" w:sz="4" w:color="D9D9D9"/>
-              <w:bottom w:val="single" w:sz="4" w:color="D9D9D9"/>
-              <w:right w:val="single" w:sz="4" w:color="D9D9D9"/>
-            </w:tcBorders>
-            <w:shd w:fill="E7EEF4"/>
-          </w:tcPr>
-          <w:p>
-            <w:pPr>
-              <w:spacing w:before="60" w:after="60"/>
-            </w:pPr>
-            <w:r>
-              <w:rPr>
-                <w:rFonts w:ascii="Hiragino Sans GB" w:hAnsi="Hiragino Sans GB" w:eastAsia="Hiragino Sans GB"/>
-                <w:b/>
-                <w:sz w:val="18"/>
-              </w:rPr>
-              <w:t>次数</w:t>
-            </w:r>
-          </w:p>
-        </w:tc>
         <w:tc>
           <w:tcPr>
             <w:tcW w:type="dxa" w:w="1728"/>
@@ -158,11 +60,34 @@
             </w:pPr>
             <w:r>
               <w:rPr>
-                <w:rFonts w:ascii="Hiragino Sans GB" w:hAnsi="Hiragino Sans GB" w:eastAsia="Hiragino Sans GB"/>
                 <w:b/>
                 <w:sz w:val="18"/>
               </w:rPr>
-              <w:t>占比</w:t>
+              <w:t>项目</w:t>
+            </w:r>
+          </w:p>
+        </w:tc>
+        <w:tc>
+          <w:tcPr>
+            <w:tcW w:type="dxa" w:w="7992"/>
+            <w:tcBorders>
+              <w:top w:val="single" w:sz="4" w:color="D9D9D9"/>
+              <w:left w:val="single" w:sz="4" w:color="D9D9D9"/>
+              <w:bottom w:val="single" w:sz="4" w:color="D9D9D9"/>
+              <w:right w:val="single" w:sz="4" w:color="D9D9D9"/>
+            </w:tcBorders>
+            <w:shd w:fill="E7EEF4"/>
+          </w:tcPr>
+          <w:p>
+            <w:pPr>
+              <w:spacing w:before="60" w:after="60"/>
+            </w:pPr>
+            <w:r>
+              <w:rPr>
+                <w:b/>
+                <w:sz w:val="18"/>
+              </w:rPr>
+              <w:t>实际状态</w:t>
             </w:r>
           </w:p>
         </w:tc>
@@ -171,56 +96,6 @@
         <w:trPr>
           <w:cantSplit/>
         </w:trPr>
-        <w:tc>
-          <w:tcPr>
-            <w:tcW w:type="dxa" w:w="5472"/>
-            <w:tcBorders>
-              <w:top w:val="single" w:sz="4" w:color="D9D9D9"/>
-              <w:left w:val="single" w:sz="4" w:color="D9D9D9"/>
-              <w:bottom w:val="single" w:sz="4" w:color="D9D9D9"/>
-              <w:right w:val="single" w:sz="4" w:color="D9D9D9"/>
-            </w:tcBorders>
-            <w:shd w:fill="FFFFFF"/>
-          </w:tcPr>
-          <w:p>
-            <w:pPr>
-              <w:spacing w:before="60" w:after="60"/>
-            </w:pPr>
-            <w:r>
-              <w:rPr>
-                <w:rFonts w:ascii="Hiragino Sans GB" w:hAnsi="Hiragino Sans GB" w:eastAsia="Hiragino Sans GB"/>
-                <w:b w:val="0"/>
-                <w:sz w:val="18"/>
-              </w:rPr>
-              <w:t>账号资料</w:t>
-            </w:r>
-          </w:p>
-        </w:tc>
-        <w:tc>
-          <w:tcPr>
-            <w:tcW w:type="dxa" w:w="1584"/>
-            <w:tcBorders>
-              <w:top w:val="single" w:sz="4" w:color="D9D9D9"/>
-              <w:left w:val="single" w:sz="4" w:color="D9D9D9"/>
-              <w:bottom w:val="single" w:sz="4" w:color="D9D9D9"/>
-              <w:right w:val="single" w:sz="4" w:color="D9D9D9"/>
-            </w:tcBorders>
-            <w:shd w:fill="FFFFFF"/>
-          </w:tcPr>
-          <w:p>
-            <w:pPr>
-              <w:spacing w:before="60" w:after="60"/>
-            </w:pPr>
-            <w:r>
-              <w:rPr>
-                <w:rFonts w:ascii="Hiragino Sans GB" w:hAnsi="Hiragino Sans GB" w:eastAsia="Hiragino Sans GB"/>
-                <w:b w:val="0"/>
-                <w:sz w:val="18"/>
-              </w:rPr>
-              <w:t>257</w:t>
-            </w:r>
-          </w:p>
-        </w:tc>
         <w:tc>
           <w:tcPr>
             <w:tcW w:type="dxa" w:w="1728"/>
@@ -238,11 +113,34 @@
             </w:pPr>
             <w:r>
               <w:rPr>
-                <w:rFonts w:ascii="Hiragino Sans GB" w:hAnsi="Hiragino Sans GB" w:eastAsia="Hiragino Sans GB"/>
                 <w:b w:val="0"/>
                 <w:sz w:val="18"/>
               </w:rPr>
-              <w:t>25.7%</w:t>
+              <w:t>初始迁移</w:t>
+            </w:r>
+          </w:p>
+        </w:tc>
+        <w:tc>
+          <w:tcPr>
+            <w:tcW w:type="dxa" w:w="7992"/>
+            <w:tcBorders>
+              <w:top w:val="single" w:sz="4" w:color="D9D9D9"/>
+              <w:left w:val="single" w:sz="4" w:color="D9D9D9"/>
+              <w:bottom w:val="single" w:sz="4" w:color="D9D9D9"/>
+              <w:right w:val="single" w:sz="4" w:color="D9D9D9"/>
+            </w:tcBorders>
+            <w:shd w:fill="FFFFFF"/>
+          </w:tcPr>
+          <w:p>
+            <w:pPr>
+              <w:spacing w:before="60" w:after="60"/>
+            </w:pPr>
+            <w:r>
+              <w:rPr>
+                <w:b w:val="0"/>
+                <w:sz w:val="18"/>
+              </w:rPr>
+              <w:t>83张应用表、8个账号及30个文件已有迁移记录。文件大小合计24882492字节；这不是所有应用已切换的证明。</w:t>
             </w:r>
           </w:p>
         </w:tc>
@@ -251,56 +149,6 @@
         <w:trPr>
           <w:cantSplit/>
         </w:trPr>
-        <w:tc>
-          <w:tcPr>
-            <w:tcW w:type="dxa" w:w="5472"/>
-            <w:tcBorders>
-              <w:top w:val="single" w:sz="4" w:color="D9D9D9"/>
-              <w:left w:val="single" w:sz="4" w:color="D9D9D9"/>
-              <w:bottom w:val="single" w:sz="4" w:color="D9D9D9"/>
-              <w:right w:val="single" w:sz="4" w:color="D9D9D9"/>
-            </w:tcBorders>
-            <w:shd w:fill="F7F7F7"/>
-          </w:tcPr>
-          <w:p>
-            <w:pPr>
-              <w:spacing w:before="60" w:after="60"/>
-            </w:pPr>
-            <w:r>
-              <w:rPr>
-                <w:rFonts w:ascii="Hiragino Sans GB" w:hAnsi="Hiragino Sans GB" w:eastAsia="Hiragino Sans GB"/>
-                <w:b w:val="0"/>
-                <w:sz w:val="18"/>
-              </w:rPr>
-              <w:t>Auth用户校验</w:t>
-            </w:r>
-          </w:p>
-        </w:tc>
-        <w:tc>
-          <w:tcPr>
-            <w:tcW w:type="dxa" w:w="1584"/>
-            <w:tcBorders>
-              <w:top w:val="single" w:sz="4" w:color="D9D9D9"/>
-              <w:left w:val="single" w:sz="4" w:color="D9D9D9"/>
-              <w:bottom w:val="single" w:sz="4" w:color="D9D9D9"/>
-              <w:right w:val="single" w:sz="4" w:color="D9D9D9"/>
-            </w:tcBorders>
-            <w:shd w:fill="F7F7F7"/>
-          </w:tcPr>
-          <w:p>
-            <w:pPr>
-              <w:spacing w:before="60" w:after="60"/>
-            </w:pPr>
-            <w:r>
-              <w:rPr>
-                <w:rFonts w:ascii="Hiragino Sans GB" w:hAnsi="Hiragino Sans GB" w:eastAsia="Hiragino Sans GB"/>
-                <w:b w:val="0"/>
-                <w:sz w:val="18"/>
-              </w:rPr>
-              <w:t>242</w:t>
-            </w:r>
-          </w:p>
-        </w:tc>
         <w:tc>
           <w:tcPr>
             <w:tcW w:type="dxa" w:w="1728"/>
@@ -318,11 +166,34 @@
             </w:pPr>
             <w:r>
               <w:rPr>
-                <w:rFonts w:ascii="Hiragino Sans GB" w:hAnsi="Hiragino Sans GB" w:eastAsia="Hiragino Sans GB"/>
                 <w:b w:val="0"/>
                 <w:sz w:val="18"/>
               </w:rPr>
-              <w:t>24.2%</w:t>
+              <w:t>Azure后台</w:t>
+            </w:r>
+          </w:p>
+        </w:tc>
+        <w:tc>
+          <w:tcPr>
+            <w:tcW w:type="dxa" w:w="7992"/>
+            <w:tcBorders>
+              <w:top w:val="single" w:sz="4" w:color="D9D9D9"/>
+              <w:left w:val="single" w:sz="4" w:color="D9D9D9"/>
+              <w:bottom w:val="single" w:sz="4" w:color="D9D9D9"/>
+              <w:right w:val="single" w:sz="4" w:color="D9D9D9"/>
+            </w:tcBorders>
+            <w:shd w:fill="F7F7F7"/>
+          </w:tcPr>
+          <w:p>
+            <w:pPr>
+              <w:spacing w:before="60" w:after="60"/>
+            </w:pPr>
+            <w:r>
+              <w:rPr>
+                <w:b w:val="0"/>
+                <w:sz w:val="18"/>
+              </w:rPr>
+              <w:t>Functions 3.21.3候选已部署，存活接口200；未登录同步、导出及备份标记接口401。真实用户读写仍待验证。</w:t>
             </w:r>
           </w:p>
         </w:tc>
@@ -331,56 +202,6 @@
         <w:trPr>
           <w:cantSplit/>
         </w:trPr>
-        <w:tc>
-          <w:tcPr>
-            <w:tcW w:type="dxa" w:w="5472"/>
-            <w:tcBorders>
-              <w:top w:val="single" w:sz="4" w:color="D9D9D9"/>
-              <w:left w:val="single" w:sz="4" w:color="D9D9D9"/>
-              <w:bottom w:val="single" w:sz="4" w:color="D9D9D9"/>
-              <w:right w:val="single" w:sz="4" w:color="D9D9D9"/>
-            </w:tcBorders>
-            <w:shd w:fill="FFFFFF"/>
-          </w:tcPr>
-          <w:p>
-            <w:pPr>
-              <w:spacing w:before="60" w:after="60"/>
-            </w:pPr>
-            <w:r>
-              <w:rPr>
-                <w:rFonts w:ascii="Hiragino Sans GB" w:hAnsi="Hiragino Sans GB" w:eastAsia="Hiragino Sans GB"/>
-                <w:b w:val="0"/>
-                <w:sz w:val="18"/>
-              </w:rPr>
-              <w:t>通知已读状态</w:t>
-            </w:r>
-          </w:p>
-        </w:tc>
-        <w:tc>
-          <w:tcPr>
-            <w:tcW w:type="dxa" w:w="1584"/>
-            <w:tcBorders>
-              <w:top w:val="single" w:sz="4" w:color="D9D9D9"/>
-              <w:left w:val="single" w:sz="4" w:color="D9D9D9"/>
-              <w:bottom w:val="single" w:sz="4" w:color="D9D9D9"/>
-              <w:right w:val="single" w:sz="4" w:color="D9D9D9"/>
-            </w:tcBorders>
-            <w:shd w:fill="FFFFFF"/>
-          </w:tcPr>
-          <w:p>
-            <w:pPr>
-              <w:spacing w:before="60" w:after="60"/>
-            </w:pPr>
-            <w:r>
-              <w:rPr>
-                <w:rFonts w:ascii="Hiragino Sans GB" w:hAnsi="Hiragino Sans GB" w:eastAsia="Hiragino Sans GB"/>
-                <w:b w:val="0"/>
-                <w:sz w:val="18"/>
-              </w:rPr>
-              <w:t>234</w:t>
-            </w:r>
-          </w:p>
-        </w:tc>
         <w:tc>
           <w:tcPr>
             <w:tcW w:type="dxa" w:w="1728"/>
@@ -398,11 +219,34 @@
             </w:pPr>
             <w:r>
               <w:rPr>
-                <w:rFonts w:ascii="Hiragino Sans GB" w:hAnsi="Hiragino Sans GB" w:eastAsia="Hiragino Sans GB"/>
                 <w:b w:val="0"/>
                 <w:sz w:val="18"/>
               </w:rPr>
-              <w:t>23.4%</w:t>
+              <w:t>真实登录</w:t>
+            </w:r>
+          </w:p>
+        </w:tc>
+        <w:tc>
+          <w:tcPr>
+            <w:tcW w:type="dxa" w:w="7992"/>
+            <w:tcBorders>
+              <w:top w:val="single" w:sz="4" w:color="D9D9D9"/>
+              <w:left w:val="single" w:sz="4" w:color="D9D9D9"/>
+              <w:bottom w:val="single" w:sz="4" w:color="D9D9D9"/>
+              <w:right w:val="single" w:sz="4" w:color="D9D9D9"/>
+            </w:tcBorders>
+            <w:shd w:fill="FFFFFF"/>
+          </w:tcPr>
+          <w:p>
+            <w:pPr>
+              <w:spacing w:before="60" w:after="60"/>
+            </w:pPr>
+            <w:r>
+              <w:rPr>
+                <w:b w:val="0"/>
+                <w:sz w:val="18"/>
+              </w:rPr>
+              <w:t>本轮浏览器登录已成功进入jackyun.top/dashboard，生产页面仍为3.21.2且显示6项同步失败。没有把登录成功写成Azure读写成功。</w:t>
             </w:r>
           </w:p>
         </w:tc>
@@ -411,56 +255,6 @@
         <w:trPr>
           <w:cantSplit/>
         </w:trPr>
-        <w:tc>
-          <w:tcPr>
-            <w:tcW w:type="dxa" w:w="5472"/>
-            <w:tcBorders>
-              <w:top w:val="single" w:sz="4" w:color="D9D9D9"/>
-              <w:left w:val="single" w:sz="4" w:color="D9D9D9"/>
-              <w:bottom w:val="single" w:sz="4" w:color="D9D9D9"/>
-              <w:right w:val="single" w:sz="4" w:color="D9D9D9"/>
-            </w:tcBorders>
-            <w:shd w:fill="F7F7F7"/>
-          </w:tcPr>
-          <w:p>
-            <w:pPr>
-              <w:spacing w:before="60" w:after="60"/>
-            </w:pPr>
-            <w:r>
-              <w:rPr>
-                <w:rFonts w:ascii="Hiragino Sans GB" w:hAnsi="Hiragino Sans GB" w:eastAsia="Hiragino Sans GB"/>
-                <w:b w:val="0"/>
-                <w:sz w:val="18"/>
-              </w:rPr>
-              <w:t>公告</w:t>
-            </w:r>
-          </w:p>
-        </w:tc>
-        <w:tc>
-          <w:tcPr>
-            <w:tcW w:type="dxa" w:w="1584"/>
-            <w:tcBorders>
-              <w:top w:val="single" w:sz="4" w:color="D9D9D9"/>
-              <w:left w:val="single" w:sz="4" w:color="D9D9D9"/>
-              <w:bottom w:val="single" w:sz="4" w:color="D9D9D9"/>
-              <w:right w:val="single" w:sz="4" w:color="D9D9D9"/>
-            </w:tcBorders>
-            <w:shd w:fill="F7F7F7"/>
-          </w:tcPr>
-          <w:p>
-            <w:pPr>
-              <w:spacing w:before="60" w:after="60"/>
-            </w:pPr>
-            <w:r>
-              <w:rPr>
-                <w:rFonts w:ascii="Hiragino Sans GB" w:hAnsi="Hiragino Sans GB" w:eastAsia="Hiragino Sans GB"/>
-                <w:b w:val="0"/>
-                <w:sz w:val="18"/>
-              </w:rPr>
-              <w:t>227</w:t>
-            </w:r>
-          </w:p>
-        </w:tc>
         <w:tc>
           <w:tcPr>
             <w:tcW w:type="dxa" w:w="1728"/>
@@ -478,11 +272,34 @@
             </w:pPr>
             <w:r>
               <w:rPr>
-                <w:rFonts w:ascii="Hiragino Sans GB" w:hAnsi="Hiragino Sans GB" w:eastAsia="Hiragino Sans GB"/>
                 <w:b w:val="0"/>
                 <w:sz w:val="18"/>
               </w:rPr>
-              <w:t>22.7%</w:t>
+              <w:t>源端配套逻辑</w:t>
+            </w:r>
+          </w:p>
+        </w:tc>
+        <w:tc>
+          <w:tcPr>
+            <w:tcW w:type="dxa" w:w="7992"/>
+            <w:tcBorders>
+              <w:top w:val="single" w:sz="4" w:color="D9D9D9"/>
+              <w:left w:val="single" w:sz="4" w:color="D9D9D9"/>
+              <w:bottom w:val="single" w:sz="4" w:color="D9D9D9"/>
+              <w:right w:val="single" w:sz="4" w:color="D9D9D9"/>
+            </w:tcBorders>
+            <w:shd w:fill="F7F7F7"/>
+          </w:tcPr>
+          <w:p>
+            <w:pPr>
+              <w:spacing w:before="60" w:after="60"/>
+            </w:pPr>
+            <w:r>
+              <w:rPr>
+                <w:b w:val="0"/>
+                <w:sz w:val="18"/>
+              </w:rPr>
+              <w:t>四项生产迁移已安装。源控制仍为supabase，7个配套RPC已存在；authenticated不能直接读取私有恢复任务。</w:t>
             </w:r>
           </w:p>
         </w:tc>
@@ -491,56 +308,6 @@
         <w:trPr>
           <w:cantSplit/>
         </w:trPr>
-        <w:tc>
-          <w:tcPr>
-            <w:tcW w:type="dxa" w:w="5472"/>
-            <w:tcBorders>
-              <w:top w:val="single" w:sz="4" w:color="D9D9D9"/>
-              <w:left w:val="single" w:sz="4" w:color="D9D9D9"/>
-              <w:bottom w:val="single" w:sz="4" w:color="D9D9D9"/>
-              <w:right w:val="single" w:sz="4" w:color="D9D9D9"/>
-            </w:tcBorders>
-            <w:shd w:fill="FFFFFF"/>
-          </w:tcPr>
-          <w:p>
-            <w:pPr>
-              <w:spacing w:before="60" w:after="60"/>
-            </w:pPr>
-            <w:r>
-              <w:rPr>
-                <w:rFonts w:ascii="Hiragino Sans GB" w:hAnsi="Hiragino Sans GB" w:eastAsia="Hiragino Sans GB"/>
-                <w:b w:val="0"/>
-                <w:sz w:val="18"/>
-              </w:rPr>
-              <w:t>其他</w:t>
-            </w:r>
-          </w:p>
-        </w:tc>
-        <w:tc>
-          <w:tcPr>
-            <w:tcW w:type="dxa" w:w="1584"/>
-            <w:tcBorders>
-              <w:top w:val="single" w:sz="4" w:color="D9D9D9"/>
-              <w:left w:val="single" w:sz="4" w:color="D9D9D9"/>
-              <w:bottom w:val="single" w:sz="4" w:color="D9D9D9"/>
-              <w:right w:val="single" w:sz="4" w:color="D9D9D9"/>
-            </w:tcBorders>
-            <w:shd w:fill="FFFFFF"/>
-          </w:tcPr>
-          <w:p>
-            <w:pPr>
-              <w:spacing w:before="60" w:after="60"/>
-            </w:pPr>
-            <w:r>
-              <w:rPr>
-                <w:rFonts w:ascii="Hiragino Sans GB" w:hAnsi="Hiragino Sans GB" w:eastAsia="Hiragino Sans GB"/>
-                <w:b w:val="0"/>
-                <w:sz w:val="18"/>
-              </w:rPr>
-              <w:t>40</w:t>
-            </w:r>
-          </w:p>
-        </w:tc>
         <w:tc>
           <w:tcPr>
             <w:tcW w:type="dxa" w:w="1728"/>
@@ -558,11 +325,140 @@
             </w:pPr>
             <w:r>
               <w:rPr>
-                <w:rFonts w:ascii="Hiragino Sans GB" w:hAnsi="Hiragino Sans GB" w:eastAsia="Hiragino Sans GB"/>
                 <w:b w:val="0"/>
                 <w:sz w:val="18"/>
               </w:rPr>
-              <w:t>4.0%</w:t>
+              <w:t>切换工具</w:t>
+            </w:r>
+          </w:p>
+        </w:tc>
+        <w:tc>
+          <w:tcPr>
+            <w:tcW w:type="dxa" w:w="7992"/>
+            <w:tcBorders>
+              <w:top w:val="single" w:sz="4" w:color="D9D9D9"/>
+              <w:left w:val="single" w:sz="4" w:color="D9D9D9"/>
+              <w:bottom w:val="single" w:sz="4" w:color="D9D9D9"/>
+              <w:right w:val="single" w:sz="4" w:color="D9D9D9"/>
+            </w:tcBorders>
+            <w:shd w:fill="FFFFFF"/>
+          </w:tcPr>
+          <w:p>
+            <w:pPr>
+              <w:spacing w:before="60" w:after="60"/>
+            </w:pPr>
+            <w:r>
+              <w:rPr>
+                <w:b w:val="0"/>
+                <w:sz w:val="18"/>
+              </w:rPr>
+              <w:t>已新增显式接受Azure基线模式，保留目标五表数据，仍要求鉴权、隔离和目标备份证据。</w:t>
+            </w:r>
+          </w:p>
+        </w:tc>
+      </w:tr>
+      <w:tr>
+        <w:trPr>
+          <w:cantSplit/>
+        </w:trPr>
+        <w:tc>
+          <w:tcPr>
+            <w:tcW w:type="dxa" w:w="1728"/>
+            <w:tcBorders>
+              <w:top w:val="single" w:sz="4" w:color="D9D9D9"/>
+              <w:left w:val="single" w:sz="4" w:color="D9D9D9"/>
+              <w:bottom w:val="single" w:sz="4" w:color="D9D9D9"/>
+              <w:right w:val="single" w:sz="4" w:color="D9D9D9"/>
+            </w:tcBorders>
+            <w:shd w:fill="F7F7F7"/>
+          </w:tcPr>
+          <w:p>
+            <w:pPr>
+              <w:spacing w:before="60" w:after="60"/>
+            </w:pPr>
+            <w:r>
+              <w:rPr>
+                <w:b w:val="0"/>
+                <w:sz w:val="18"/>
+              </w:rPr>
+              <w:t>当前阻碍</w:t>
+            </w:r>
+          </w:p>
+        </w:tc>
+        <w:tc>
+          <w:tcPr>
+            <w:tcW w:type="dxa" w:w="7992"/>
+            <w:tcBorders>
+              <w:top w:val="single" w:sz="4" w:color="D9D9D9"/>
+              <w:left w:val="single" w:sz="4" w:color="D9D9D9"/>
+              <w:bottom w:val="single" w:sz="4" w:color="D9D9D9"/>
+              <w:right w:val="single" w:sz="4" w:color="D9D9D9"/>
+            </w:tcBorders>
+            <w:shd w:fill="F7F7F7"/>
+          </w:tcPr>
+          <w:p>
+            <w:pPr>
+              <w:spacing w:before="60" w:after="60"/>
+            </w:pPr>
+            <w:r>
+              <w:rPr>
+                <w:b w:val="0"/>
+                <w:sz w:val="18"/>
+              </w:rPr>
+              <w:t>目标库管理员密码未保存在代理进程中，需要用户运行本机隐藏输入命令，取得Azure备份及实际恢复结果。</w:t>
+            </w:r>
+          </w:p>
+        </w:tc>
+      </w:tr>
+      <w:tr>
+        <w:trPr>
+          <w:cantSplit/>
+        </w:trPr>
+        <w:tc>
+          <w:tcPr>
+            <w:tcW w:type="dxa" w:w="1728"/>
+            <w:tcBorders>
+              <w:top w:val="single" w:sz="4" w:color="D9D9D9"/>
+              <w:left w:val="single" w:sz="4" w:color="D9D9D9"/>
+              <w:bottom w:val="single" w:sz="4" w:color="D9D9D9"/>
+              <w:right w:val="single" w:sz="4" w:color="D9D9D9"/>
+            </w:tcBorders>
+            <w:shd w:fill="FFFFFF"/>
+          </w:tcPr>
+          <w:p>
+            <w:pPr>
+              <w:spacing w:before="60" w:after="60"/>
+            </w:pPr>
+            <w:r>
+              <w:rPr>
+                <w:b w:val="0"/>
+                <w:sz w:val="18"/>
+              </w:rPr>
+              <w:t>正式切换</w:t>
+            </w:r>
+          </w:p>
+        </w:tc>
+        <w:tc>
+          <w:tcPr>
+            <w:tcW w:type="dxa" w:w="7992"/>
+            <w:tcBorders>
+              <w:top w:val="single" w:sz="4" w:color="D9D9D9"/>
+              <w:left w:val="single" w:sz="4" w:color="D9D9D9"/>
+              <w:bottom w:val="single" w:sz="4" w:color="D9D9D9"/>
+              <w:right w:val="single" w:sz="4" w:color="D9D9D9"/>
+            </w:tcBorders>
+            <w:shd w:fill="FFFFFF"/>
+          </w:tcPr>
+          <w:p>
+            <w:pPr>
+              <w:spacing w:before="60" w:after="60"/>
+            </w:pPr>
+            <w:r>
+              <w:rPr>
+                <w:b w:val="0"/>
+                <w:sz w:val="18"/>
+              </w:rPr>
+              <w:t>尚未冻结生产源同步，尚未配置生产AZURE_SYNC_API_URL，尚未开始24小时观察。</w:t>
             </w:r>
           </w:p>
         </w:tc>
@@ -571,10 +467,7 @@
     <w:p/>
     <w:p>
       <w:r>
-        <w:rPr>
-          <w:rFonts w:ascii="Hiragino Sans GB" w:hAnsi="Hiragino Sans GB" w:eastAsia="Hiragino Sans GB"/>
-        </w:rPr>
-        <w:t>1000条记录覆盖10月7日23时41分34秒至23时51分05秒，约9分31秒。前四项占96%。日志含Auth REST和平台记录，不能直接说成1000条SQL或确定设备数量。私人原始日志不随报告提交。</w:t>
+        <w:t>第二阶段统一访问层和通知轮询优化尚未开始。文档中本机测试、真实登录、候选部署和正式接通分别记录，不相互替代。</w:t>
       </w:r>
     </w:p>
     <w:p>
@@ -583,18 +476,116 @@
         <w:pageBreakBefore/>
       </w:pPr>
       <w:r>
-        <w:rPr>
-          <w:rFonts w:ascii="Hiragino Sans GB" w:hAnsi="Hiragino Sans GB" w:eastAsia="Hiragino Sans GB"/>
-        </w:rPr>
-        <w:t>三 迁移范围和数据差异</w:t>
+        <w:t>二 数据范围与来源</w:t>
       </w:r>
     </w:p>
     <w:p>
       <w:r>
-        <w:rPr>
-          <w:rFonts w:ascii="Hiragino Sans GB" w:hAnsi="Hiragino Sans GB" w:eastAsia="Hiragino Sans GB"/>
-        </w:rPr>
-        <w:t>第一阶段切换五张同步表，以及必要的账号状态和备份变更标记；Supabase登录保留。其他业务表继续使用当前来源，不能批量覆盖后宣称全站已迁移。</w:t>
+        <w:t>本次只切换五张同步表：web_sync_devices、legacy_sync_data、sync_operations、sync_conflicts、web_sync_upload_chunks。Azure现有同步记录、版本号、操作去重记录、设备状态及删除标记作为基线保留，不执行源端TRUNCATE复制或业务增量追平。</w:t>
+      </w:r>
+    </w:p>
+    <w:p>
+      <w:r>
+        <w:t>Supabase继续负责登录和现有业务表；账号即时状态来自经验证的用户令牌所能读取的权威profiles记录。源端不可用时受保护操作拒绝访问。Azure数据库自己的身份检查仍保留，不能用放弃业务增量的授权取消封禁、删除或用户隔离。</w:t>
+      </w:r>
+    </w:p>
+    <w:p>
+      <w:r>
+        <w:t>业务数据和备份历史暂留Supabase，备份协调RPC用同一已验证用户的Azure同步快照生成合并备份。自动备份通过双方代次和源端提交回执确认，不能先删除Azure标记后保存历史。整页恢复使用持久任务、恢复前检查点、固定操作ID和版本校验；跨两个数据库的流程不宣称单个分布式事务。</w:t>
+      </w:r>
+    </w:p>
+    <w:p>
+      <w:r>
+        <w:t>文件应用接入、Entra、Passkeys、通知后台及其他平台功能继续在路线图中。本次五表接通不代表全部数据库或身份平台迁移完成。</w:t>
+      </w:r>
+    </w:p>
+    <w:p>
+      <w:pPr>
+        <w:pStyle w:val="Heading1"/>
+      </w:pPr>
+      <w:r>
+        <w:t>三 凭据与权限</w:t>
+      </w:r>
+    </w:p>
+    <w:p>
+      <w:r>
+        <w:t>密码只通过本机命令文件的隐藏输入读取，不放入聊天、参数、源码、DOCX或Git。进程结束清除密码；私有备份目录权限700，备份和报告权限600。TLS要求可信CA并验证主机证书。</w:t>
+      </w:r>
+    </w:p>
+    <w:p>
+      <w:r>
+        <w:t>后台使用既有普通登录身份和jackyun_sync_runtime，保留连接池上限4、事务内JWT上下文及每用户写入锁。备份标记只增加两个受身份检查的RPC执行权限，不授予运行身份新的私有表直接访问。</w:t>
+      </w:r>
+    </w:p>
+    <w:p>
+      <w:pPr>
+        <w:pStyle w:val="Heading1"/>
+        <w:pageBreakBefore/>
+      </w:pPr>
+      <w:r>
+        <w:t>四 直接切换执行步骤</w:t>
+      </w:r>
+    </w:p>
+    <w:p>
+      <w:r>
+        <w:t>1 保护Azure基线。运行scripts/azure-baseline-prepare.command，只输入Azure数据库管理员密码。工具不访问Supabase，备份public、auth和jackyun_private，在本机仅Unix套接字的隔离PostgreSQL实际恢复，并比较全部恢复表计数和内容指纹。目标在备份期间变化则拒绝通过。</w:t>
+      </w:r>
+    </w:p>
+    <w:p>
+      <w:r>
+        <w:t>2 安装Azure备份标记。恢复验证成功后安装sync-backup-markers.sql；完整已安装则核查运行身份执行权限，半安装状态拒绝继续。保留安装前备份供回退。</w:t>
+      </w:r>
+    </w:p>
+    <w:p>
+      <w:r>
+        <w:t>3 完成真实身份与数据验收。使用真实账号检查Azure读取、提交和读回；用临时普通账号检查隔离、设备撤销和账号状态。合成用户测试不能替代此项。</w:t>
+      </w:r>
+    </w:p>
+    <w:p>
+      <w:r>
+        <w:t>4 演练回退。隔离环境验证旧同步冻结、Azure新增更新删除的回灌、权限和触发器恢复，以及提交确认丢失时保持围栏。目标备份实际恢复和回退演练都要留下证据。</w:t>
+      </w:r>
+    </w:p>
+    <w:p>
+      <w:r>
+        <w:t>5 暂停旧写入。暂停相关任务，源控制行先取写锁排空旧备份调用，再锁五表，安装ALWAYS语句级写入围栏并保存原ACL。源不可访问时只可关闭网站路由并如实记录数据库冻结未完成；当前源数据库连接可用，应执行数据库围栏。</w:t>
+      </w:r>
+    </w:p>
+    <w:p>
+      <w:r>
+        <w:t>6 接通网站。正式配置AZURE_SYNC_API_URL并发布到jackyun.top。新版及旧页面兼容接口使用Azure；失败保留本地队列，不转写旧库。</w:t>
+      </w:r>
+    </w:p>
+    <w:p>
+      <w:r>
+        <w:t>7 观察与收尾。保存接通时间、实际提交及读回结果；至少24小时检查旧写入、错误、数据丢失和隔离。代码合并main后同步本机。</w:t>
+      </w:r>
+    </w:p>
+    <w:p>
+      <w:pPr>
+        <w:pStyle w:val="Heading1"/>
+      </w:pPr>
+      <w:r>
+        <w:t>五 模式与证据接口</w:t>
+      </w:r>
+    </w:p>
+    <w:p>
+      <w:r>
+        <w:t>azure-sync-cutover.mjs默认只读；--preflight --accept-azure-baseline只检查结构与账号，不比较源业务内容。--apply --accept-azure-baseline要求私有证据包含mode=accept-azure-baseline、discardSourceIncrement=true及backupRestoreDrill=true。此模式免除sourceBackup文件，但仍校验targetBackup、liveReport及rollbackReport的文件权限、SHA256、24小时有效期和目标数据库。</w:t>
+      </w:r>
+    </w:p>
+    <w:p>
+      <w:r>
+        <w:t>执行结果增加mode、discardSourceIncrement和targetSyncDataPreserved；migratedSyncTables为0，fingerprintsMatch为null，避免将未执行的两端一致性检查写为通过。网站部署是后续独立动作，工具结果websiteSwitched仍为false。</w:t>
+      </w:r>
+    </w:p>
+    <w:p>
+      <w:pPr>
+        <w:pStyle w:val="Heading1"/>
+        <w:pageBreakBefore/>
+      </w:pPr>
+      <w:r>
+        <w:t>六 配套数据库迁移与兼容</w:t>
       </w:r>
     </w:p>
     <w:tbl>
@@ -604,10 +595,8 @@
         <w:tblLook w:firstColumn="1" w:firstRow="1" w:lastColumn="0" w:lastRow="0" w:noHBand="0" w:noVBand="1" w:val="04A0"/>
       </w:tblPr>
       <w:tblGrid>
-        <w:gridCol w:w="5472"/>
-        <w:gridCol w:w="936"/>
-        <w:gridCol w:w="936"/>
-        <w:gridCol w:w="1440"/>
+        <w:gridCol w:w="2376"/>
+        <w:gridCol w:w="7344"/>
       </w:tblGrid>
       <w:tr>
         <w:trPr>
@@ -616,7 +605,7 @@
         </w:trPr>
         <w:tc>
           <w:tcPr>
-            <w:tcW w:type="dxa" w:w="5472"/>
+            <w:tcW w:type="dxa" w:w="2376"/>
             <w:tcBorders>
               <w:top w:val="single" w:sz="4" w:color="D9D9D9"/>
               <w:left w:val="single" w:sz="4" w:color="D9D9D9"/>
@@ -631,17 +620,16 @@
             </w:pPr>
             <w:r>
               <w:rPr>
-                <w:rFonts w:ascii="Hiragino Sans GB" w:hAnsi="Hiragino Sans GB" w:eastAsia="Hiragino Sans GB"/>
                 <w:b/>
                 <w:sz w:val="18"/>
               </w:rPr>
-              <w:t>表名</w:t>
+              <w:t>生产迁移版本</w:t>
             </w:r>
           </w:p>
         </w:tc>
         <w:tc>
           <w:tcPr>
-            <w:tcW w:type="dxa" w:w="936"/>
+            <w:tcW w:type="dxa" w:w="7344"/>
             <w:tcBorders>
               <w:top w:val="single" w:sz="4" w:color="D9D9D9"/>
               <w:left w:val="single" w:sz="4" w:color="D9D9D9"/>
@@ -656,17 +644,284 @@
             </w:pPr>
             <w:r>
               <w:rPr>
-                <w:rFonts w:ascii="Hiragino Sans GB" w:hAnsi="Hiragino Sans GB" w:eastAsia="Hiragino Sans GB"/>
                 <w:b/>
                 <w:sz w:val="18"/>
               </w:rPr>
-              <w:t>源库</w:t>
+              <w:t>功能</w:t>
+            </w:r>
+          </w:p>
+        </w:tc>
+      </w:tr>
+      <w:tr>
+        <w:trPr>
+          <w:cantSplit/>
+        </w:trPr>
+        <w:tc>
+          <w:tcPr>
+            <w:tcW w:type="dxa" w:w="2376"/>
+            <w:tcBorders>
+              <w:top w:val="single" w:sz="4" w:color="D9D9D9"/>
+              <w:left w:val="single" w:sz="4" w:color="D9D9D9"/>
+              <w:bottom w:val="single" w:sz="4" w:color="D9D9D9"/>
+              <w:right w:val="single" w:sz="4" w:color="D9D9D9"/>
+            </w:tcBorders>
+            <w:shd w:fill="FFFFFF"/>
+          </w:tcPr>
+          <w:p>
+            <w:pPr>
+              <w:spacing w:before="60" w:after="60"/>
+            </w:pPr>
+            <w:r>
+              <w:rPr>
+                <w:b w:val="0"/>
+                <w:sz w:val="18"/>
+              </w:rPr>
+              <w:t>20261008014421</w:t>
             </w:r>
           </w:p>
         </w:tc>
         <w:tc>
           <w:tcPr>
-            <w:tcW w:type="dxa" w:w="936"/>
+            <w:tcW w:type="dxa" w:w="7344"/>
+            <w:tcBorders>
+              <w:top w:val="single" w:sz="4" w:color="D9D9D9"/>
+              <w:left w:val="single" w:sz="4" w:color="D9D9D9"/>
+              <w:bottom w:val="single" w:sz="4" w:color="D9D9D9"/>
+              <w:right w:val="single" w:sz="4" w:color="D9D9D9"/>
+            </w:tcBorders>
+            <w:shd w:fill="FFFFFF"/>
+          </w:tcPr>
+          <w:p>
+            <w:pPr>
+              <w:spacing w:before="60" w:after="60"/>
+            </w:pPr>
+            <w:r>
+              <w:rPr>
+                <w:b w:val="0"/>
+                <w:sz w:val="18"/>
+              </w:rPr>
+              <w:t>azure_sync_backup_bridge  合并源业务与Azure同步快照，检查账号、页面、所有权和载荷边界。</w:t>
+            </w:r>
+          </w:p>
+        </w:tc>
+      </w:tr>
+      <w:tr>
+        <w:trPr>
+          <w:cantSplit/>
+        </w:trPr>
+        <w:tc>
+          <w:tcPr>
+            <w:tcW w:type="dxa" w:w="2376"/>
+            <w:tcBorders>
+              <w:top w:val="single" w:sz="4" w:color="D9D9D9"/>
+              <w:left w:val="single" w:sz="4" w:color="D9D9D9"/>
+              <w:bottom w:val="single" w:sz="4" w:color="D9D9D9"/>
+              <w:right w:val="single" w:sz="4" w:color="D9D9D9"/>
+            </w:tcBorders>
+            <w:shd w:fill="F7F7F7"/>
+          </w:tcPr>
+          <w:p>
+            <w:pPr>
+              <w:spacing w:before="60" w:after="60"/>
+            </w:pPr>
+            <w:r>
+              <w:rPr>
+                <w:b w:val="0"/>
+                <w:sz w:val="18"/>
+              </w:rPr>
+              <w:t>20261008014435</w:t>
+            </w:r>
+          </w:p>
+        </w:tc>
+        <w:tc>
+          <w:tcPr>
+            <w:tcW w:type="dxa" w:w="7344"/>
+            <w:tcBorders>
+              <w:top w:val="single" w:sz="4" w:color="D9D9D9"/>
+              <w:left w:val="single" w:sz="4" w:color="D9D9D9"/>
+              <w:bottom w:val="single" w:sz="4" w:color="D9D9D9"/>
+              <w:right w:val="single" w:sz="4" w:color="D9D9D9"/>
+            </w:tcBorders>
+            <w:shd w:fill="F7F7F7"/>
+          </w:tcPr>
+          <w:p>
+            <w:pPr>
+              <w:spacing w:before="60" w:after="60"/>
+            </w:pPr>
+            <w:r>
+              <w:rPr>
+                <w:b w:val="0"/>
+                <w:sz w:val="18"/>
+              </w:rPr>
+              <w:t>azure_automatic_backup_coordination  新代次、自动备份回执及提交证明，重试不会重复计数或清除较新变化。</w:t>
+            </w:r>
+          </w:p>
+        </w:tc>
+      </w:tr>
+      <w:tr>
+        <w:trPr>
+          <w:cantSplit/>
+        </w:trPr>
+        <w:tc>
+          <w:tcPr>
+            <w:tcW w:type="dxa" w:w="2376"/>
+            <w:tcBorders>
+              <w:top w:val="single" w:sz="4" w:color="D9D9D9"/>
+              <w:left w:val="single" w:sz="4" w:color="D9D9D9"/>
+              <w:bottom w:val="single" w:sz="4" w:color="D9D9D9"/>
+              <w:right w:val="single" w:sz="4" w:color="D9D9D9"/>
+            </w:tcBorders>
+            <w:shd w:fill="FFFFFF"/>
+          </w:tcPr>
+          <w:p>
+            <w:pPr>
+              <w:spacing w:before="60" w:after="60"/>
+            </w:pPr>
+            <w:r>
+              <w:rPr>
+                <w:b w:val="0"/>
+                <w:sz w:val="18"/>
+              </w:rPr>
+              <w:t>20261008014450</w:t>
+            </w:r>
+          </w:p>
+        </w:tc>
+        <w:tc>
+          <w:tcPr>
+            <w:tcW w:type="dxa" w:w="7344"/>
+            <w:tcBorders>
+              <w:top w:val="single" w:sz="4" w:color="D9D9D9"/>
+              <w:left w:val="single" w:sz="4" w:color="D9D9D9"/>
+              <w:bottom w:val="single" w:sz="4" w:color="D9D9D9"/>
+              <w:right w:val="single" w:sz="4" w:color="D9D9D9"/>
+            </w:tcBorders>
+            <w:shd w:fill="FFFFFF"/>
+          </w:tcPr>
+          <w:p>
+            <w:pPr>
+              <w:spacing w:before="60" w:after="60"/>
+            </w:pPr>
+            <w:r>
+              <w:rPr>
+                <w:b w:val="0"/>
+                <w:sz w:val="18"/>
+              </w:rPr>
+              <w:t>guard_legacy_backup_source  保存旧实现、增加源控制和旧备份公共入口保护，切换前仍允许原路由。</w:t>
+            </w:r>
+          </w:p>
+        </w:tc>
+      </w:tr>
+      <w:tr>
+        <w:trPr>
+          <w:cantSplit/>
+        </w:trPr>
+        <w:tc>
+          <w:tcPr>
+            <w:tcW w:type="dxa" w:w="2376"/>
+            <w:tcBorders>
+              <w:top w:val="single" w:sz="4" w:color="D9D9D9"/>
+              <w:left w:val="single" w:sz="4" w:color="D9D9D9"/>
+              <w:bottom w:val="single" w:sz="4" w:color="D9D9D9"/>
+              <w:right w:val="single" w:sz="4" w:color="D9D9D9"/>
+            </w:tcBorders>
+            <w:shd w:fill="F7F7F7"/>
+          </w:tcPr>
+          <w:p>
+            <w:pPr>
+              <w:spacing w:before="60" w:after="60"/>
+            </w:pPr>
+            <w:r>
+              <w:rPr>
+                <w:b w:val="0"/>
+                <w:sz w:val="18"/>
+              </w:rPr>
+              <w:t>20261008014506</w:t>
+            </w:r>
+          </w:p>
+        </w:tc>
+        <w:tc>
+          <w:tcPr>
+            <w:tcW w:type="dxa" w:w="7344"/>
+            <w:tcBorders>
+              <w:top w:val="single" w:sz="4" w:color="D9D9D9"/>
+              <w:left w:val="single" w:sz="4" w:color="D9D9D9"/>
+              <w:bottom w:val="single" w:sz="4" w:color="D9D9D9"/>
+              <w:right w:val="single" w:sz="4" w:color="D9D9D9"/>
+            </w:tcBorders>
+            <w:shd w:fill="F7F7F7"/>
+          </w:tcPr>
+          <w:p>
+            <w:pPr>
+              <w:spacing w:before="60" w:after="60"/>
+            </w:pPr>
+            <w:r>
+              <w:rPr>
+                <w:b w:val="0"/>
+                <w:sz w:val="18"/>
+              </w:rPr>
+              <w:t>azure_page_restore_coordination  持久恢复任务、重试操作ID、恢复前检查点和31表业务恢复。</w:t>
+            </w:r>
+          </w:p>
+        </w:tc>
+      </w:tr>
+    </w:tbl>
+    <w:p/>
+    <w:p>
+      <w:r>
+        <w:t>本地迁移文件版本已与生产实际迁移历史对齐，避免未来重复执行。新增私有表开启RLS且无直接用户授权；公共RPC只授予authenticated并在函数内检查当前用户、账号状态和数据归属。安全审阅中的私有表无策略提示是默认拒绝的预期；既有管理员函数及其他原有警告不写为已修复。</w:t>
+      </w:r>
+    </w:p>
+    <w:p>
+      <w:r>
+        <w:t>兼容接口包括/api/sync/v2、/api/sync/v2/large、/api/sync/devices、/api/sync/conflicts和/api/legacy-sync；新增导出及备份标记接口保留身份上下文。普通导出分页，中文及emoji大值通过受限分块读取和SHA256核对，变更期间重读不能拼接不同版本。</w:t>
+      </w:r>
+    </w:p>
+    <w:p>
+      <w:pPr>
+        <w:pStyle w:val="Heading1"/>
+      </w:pPr>
+      <w:r>
+        <w:t>七 设备重新连接与旧记录</w:t>
+      </w:r>
+    </w:p>
+    <w:p>
+      <w:r>
+        <w:t>设备保留本地队列和数据。重新连接以Azure当前版本为基线，处理旧baseRevision及已存在operationId，必要时读回当前云端结果再重新提交。重复确认不能确认其他key；已应用操作重试不重复写入，也不能把旧远端结果作为当前记录。</w:t>
+      </w:r>
+    </w:p>
+    <w:p>
+      <w:r>
+        <w:t>正常同步保留客户端更新时间和删除语义。空或格式错误的日程不能覆盖已有日程；不能为了设备覆盖旧数据而关闭空数据保护。恢复类写入使用当前版本与内容哈希比较，较新变化触发冲突而不是无条件覆盖。</w:t>
+      </w:r>
+    </w:p>
+    <w:p>
+      <w:pPr>
+        <w:pStyle w:val="Heading1"/>
+        <w:pageBreakBefore/>
+      </w:pPr>
+      <w:r>
+        <w:t>八 测试矩阵与实际验收状态</w:t>
+      </w:r>
+    </w:p>
+    <w:tbl>
+      <w:tblPr>
+        <w:tblW w:type="auto" w:w="0"/>
+        <w:tblLayout w:type="fixed"/>
+        <w:tblLook w:firstColumn="1" w:firstRow="1" w:lastColumn="0" w:lastRow="0" w:noHBand="0" w:noVBand="1" w:val="04A0"/>
+      </w:tblPr>
+      <w:tblGrid>
+        <w:gridCol w:w="2376"/>
+        <w:gridCol w:w="4032"/>
+        <w:gridCol w:w="3312"/>
+      </w:tblGrid>
+      <w:tr>
+        <w:trPr>
+          <w:cantSplit/>
+          <w:tblHeader/>
+        </w:trPr>
+        <w:tc>
+          <w:tcPr>
+            <w:tcW w:type="dxa" w:w="2376"/>
             <w:tcBorders>
               <w:top w:val="single" w:sz="4" w:color="D9D9D9"/>
               <w:left w:val="single" w:sz="4" w:color="D9D9D9"/>
@@ -681,17 +936,16 @@
             </w:pPr>
             <w:r>
               <w:rPr>
-                <w:rFonts w:ascii="Hiragino Sans GB" w:hAnsi="Hiragino Sans GB" w:eastAsia="Hiragino Sans GB"/>
                 <w:b/>
                 <w:sz w:val="18"/>
               </w:rPr>
-              <w:t>Azure</w:t>
+              <w:t>场景</w:t>
             </w:r>
           </w:p>
         </w:tc>
         <w:tc>
           <w:tcPr>
-            <w:tcW w:type="dxa" w:w="1440"/>
+            <w:tcW w:type="dxa" w:w="4032"/>
             <w:tcBorders>
               <w:top w:val="single" w:sz="4" w:color="D9D9D9"/>
               <w:left w:val="single" w:sz="4" w:color="D9D9D9"/>
@@ -706,11 +960,34 @@
             </w:pPr>
             <w:r>
               <w:rPr>
-                <w:rFonts w:ascii="Hiragino Sans GB" w:hAnsi="Hiragino Sans GB" w:eastAsia="Hiragino Sans GB"/>
                 <w:b/>
                 <w:sz w:val="18"/>
               </w:rPr>
-              <w:t>指纹</w:t>
+              <w:t>本轮证据</w:t>
+            </w:r>
+          </w:p>
+        </w:tc>
+        <w:tc>
+          <w:tcPr>
+            <w:tcW w:type="dxa" w:w="3312"/>
+            <w:tcBorders>
+              <w:top w:val="single" w:sz="4" w:color="D9D9D9"/>
+              <w:left w:val="single" w:sz="4" w:color="D9D9D9"/>
+              <w:bottom w:val="single" w:sz="4" w:color="D9D9D9"/>
+              <w:right w:val="single" w:sz="4" w:color="D9D9D9"/>
+            </w:tcBorders>
+            <w:shd w:fill="E7EEF4"/>
+          </w:tcPr>
+          <w:p>
+            <w:pPr>
+              <w:spacing w:before="60" w:after="60"/>
+            </w:pPr>
+            <w:r>
+              <w:rPr>
+                <w:b/>
+                <w:sz w:val="18"/>
+              </w:rPr>
+              <w:t>生产状态</w:t>
             </w:r>
           </w:p>
         </w:tc>
@@ -721,7 +998,7 @@
         </w:trPr>
         <w:tc>
           <w:tcPr>
-            <w:tcW w:type="dxa" w:w="5472"/>
+            <w:tcW w:type="dxa" w:w="2376"/>
             <w:tcBorders>
               <w:top w:val="single" w:sz="4" w:color="D9D9D9"/>
               <w:left w:val="single" w:sz="4" w:color="D9D9D9"/>
@@ -736,17 +1013,16 @@
             </w:pPr>
             <w:r>
               <w:rPr>
-                <w:rFonts w:ascii="Hiragino Sans GB" w:hAnsi="Hiragino Sans GB" w:eastAsia="Hiragino Sans GB"/>
                 <w:b w:val="0"/>
                 <w:sz w:val="18"/>
               </w:rPr>
-              <w:t>web_sync_devices</w:t>
+              <w:t>自己的账号登录</w:t>
             </w:r>
           </w:p>
         </w:tc>
         <w:tc>
           <w:tcPr>
-            <w:tcW w:type="dxa" w:w="936"/>
+            <w:tcW w:type="dxa" w:w="4032"/>
             <w:tcBorders>
               <w:top w:val="single" w:sz="4" w:color="D9D9D9"/>
               <w:left w:val="single" w:sz="4" w:color="D9D9D9"/>
@@ -761,17 +1037,16 @@
             </w:pPr>
             <w:r>
               <w:rPr>
-                <w:rFonts w:ascii="Hiragino Sans GB" w:hAnsi="Hiragino Sans GB" w:eastAsia="Hiragino Sans GB"/>
                 <w:b w:val="0"/>
                 <w:sz w:val="18"/>
               </w:rPr>
-              <w:t>19</w:t>
+              <w:t>浏览器进入dashboard</w:t>
             </w:r>
           </w:p>
         </w:tc>
         <w:tc>
           <w:tcPr>
-            <w:tcW w:type="dxa" w:w="936"/>
+            <w:tcW w:type="dxa" w:w="3312"/>
             <w:tcBorders>
               <w:top w:val="single" w:sz="4" w:color="D9D9D9"/>
               <w:left w:val="single" w:sz="4" w:color="D9D9D9"/>
@@ -786,17 +1061,98 @@
             </w:pPr>
             <w:r>
               <w:rPr>
-                <w:rFonts w:ascii="Hiragino Sans GB" w:hAnsi="Hiragino Sans GB" w:eastAsia="Hiragino Sans GB"/>
                 <w:b w:val="0"/>
                 <w:sz w:val="18"/>
               </w:rPr>
-              <w:t>18</w:t>
+              <w:t>已通过登录；Azure读写未验</w:t>
+            </w:r>
+          </w:p>
+        </w:tc>
+      </w:tr>
+      <w:tr>
+        <w:trPr>
+          <w:cantSplit/>
+        </w:trPr>
+        <w:tc>
+          <w:tcPr>
+            <w:tcW w:type="dxa" w:w="2376"/>
+            <w:tcBorders>
+              <w:top w:val="single" w:sz="4" w:color="D9D9D9"/>
+              <w:left w:val="single" w:sz="4" w:color="D9D9D9"/>
+              <w:bottom w:val="single" w:sz="4" w:color="D9D9D9"/>
+              <w:right w:val="single" w:sz="4" w:color="D9D9D9"/>
+            </w:tcBorders>
+            <w:shd w:fill="F7F7F7"/>
+          </w:tcPr>
+          <w:p>
+            <w:pPr>
+              <w:spacing w:before="60" w:after="60"/>
+            </w:pPr>
+            <w:r>
+              <w:rPr>
+                <w:b w:val="0"/>
+                <w:sz w:val="18"/>
+              </w:rPr>
+              <w:t>JWT签名及当前封禁状态</w:t>
             </w:r>
           </w:p>
         </w:tc>
         <w:tc>
           <w:tcPr>
-            <w:tcW w:type="dxa" w:w="1440"/>
+            <w:tcW w:type="dxa" w:w="4032"/>
+            <w:tcBorders>
+              <w:top w:val="single" w:sz="4" w:color="D9D9D9"/>
+              <w:left w:val="single" w:sz="4" w:color="D9D9D9"/>
+              <w:bottom w:val="single" w:sz="4" w:color="D9D9D9"/>
+              <w:right w:val="single" w:sz="4" w:color="D9D9D9"/>
+            </w:tcBorders>
+            <w:shd w:fill="F7F7F7"/>
+          </w:tcPr>
+          <w:p>
+            <w:pPr>
+              <w:spacing w:before="60" w:after="60"/>
+            </w:pPr>
+            <w:r>
+              <w:rPr>
+                <w:b w:val="0"/>
+                <w:sz w:val="18"/>
+              </w:rPr>
+              <w:t>后台16项测试</w:t>
+            </w:r>
+          </w:p>
+        </w:tc>
+        <w:tc>
+          <w:tcPr>
+            <w:tcW w:type="dxa" w:w="3312"/>
+            <w:tcBorders>
+              <w:top w:val="single" w:sz="4" w:color="D9D9D9"/>
+              <w:left w:val="single" w:sz="4" w:color="D9D9D9"/>
+              <w:bottom w:val="single" w:sz="4" w:color="D9D9D9"/>
+              <w:right w:val="single" w:sz="4" w:color="D9D9D9"/>
+            </w:tcBorders>
+            <w:shd w:fill="F7F7F7"/>
+          </w:tcPr>
+          <w:p>
+            <w:pPr>
+              <w:spacing w:before="60" w:after="60"/>
+            </w:pPr>
+            <w:r>
+              <w:rPr>
+                <w:b w:val="0"/>
+                <w:sz w:val="18"/>
+              </w:rPr>
+              <w:t>真实状态验收待完成</w:t>
+            </w:r>
+          </w:p>
+        </w:tc>
+      </w:tr>
+      <w:tr>
+        <w:trPr>
+          <w:cantSplit/>
+        </w:trPr>
+        <w:tc>
+          <w:tcPr>
+            <w:tcW w:type="dxa" w:w="2376"/>
             <w:tcBorders>
               <w:top w:val="single" w:sz="4" w:color="D9D9D9"/>
               <w:left w:val="single" w:sz="4" w:color="D9D9D9"/>
@@ -811,11 +1167,58 @@
             </w:pPr>
             <w:r>
               <w:rPr>
-                <w:rFonts w:ascii="Hiragino Sans GB" w:hAnsi="Hiragino Sans GB" w:eastAsia="Hiragino Sans GB"/>
                 <w:b w:val="0"/>
                 <w:sz w:val="18"/>
               </w:rPr>
-              <w:t>不同</w:t>
+              <w:t>双用户隔离</w:t>
+            </w:r>
+          </w:p>
+        </w:tc>
+        <w:tc>
+          <w:tcPr>
+            <w:tcW w:type="dxa" w:w="4032"/>
+            <w:tcBorders>
+              <w:top w:val="single" w:sz="4" w:color="D9D9D9"/>
+              <w:left w:val="single" w:sz="4" w:color="D9D9D9"/>
+              <w:bottom w:val="single" w:sz="4" w:color="D9D9D9"/>
+              <w:right w:val="single" w:sz="4" w:color="D9D9D9"/>
+            </w:tcBorders>
+            <w:shd w:fill="FFFFFF"/>
+          </w:tcPr>
+          <w:p>
+            <w:pPr>
+              <w:spacing w:before="60" w:after="60"/>
+            </w:pPr>
+            <w:r>
+              <w:rPr>
+                <w:b w:val="0"/>
+                <w:sz w:val="18"/>
+              </w:rPr>
+              <w:t>本机31表及两库SDK测试</w:t>
+            </w:r>
+          </w:p>
+        </w:tc>
+        <w:tc>
+          <w:tcPr>
+            <w:tcW w:type="dxa" w:w="3312"/>
+            <w:tcBorders>
+              <w:top w:val="single" w:sz="4" w:color="D9D9D9"/>
+              <w:left w:val="single" w:sz="4" w:color="D9D9D9"/>
+              <w:bottom w:val="single" w:sz="4" w:color="D9D9D9"/>
+              <w:right w:val="single" w:sz="4" w:color="D9D9D9"/>
+            </w:tcBorders>
+            <w:shd w:fill="FFFFFF"/>
+          </w:tcPr>
+          <w:p>
+            <w:pPr>
+              <w:spacing w:before="60" w:after="60"/>
+            </w:pPr>
+            <w:r>
+              <w:rPr>
+                <w:b w:val="0"/>
+                <w:sz w:val="18"/>
+              </w:rPr>
+              <w:t>两真实账号待完成</w:t>
             </w:r>
           </w:p>
         </w:tc>
@@ -826,7 +1229,7 @@
         </w:trPr>
         <w:tc>
           <w:tcPr>
-            <w:tcW w:type="dxa" w:w="5472"/>
+            <w:tcW w:type="dxa" w:w="2376"/>
             <w:tcBorders>
               <w:top w:val="single" w:sz="4" w:color="D9D9D9"/>
               <w:left w:val="single" w:sz="4" w:color="D9D9D9"/>
@@ -841,17 +1244,16 @@
             </w:pPr>
             <w:r>
               <w:rPr>
-                <w:rFonts w:ascii="Hiragino Sans GB" w:hAnsi="Hiragino Sans GB" w:eastAsia="Hiragino Sans GB"/>
                 <w:b w:val="0"/>
                 <w:sz w:val="18"/>
               </w:rPr>
-              <w:t>legacy_sync_data</w:t>
+              <w:t>设备撤销</w:t>
             </w:r>
           </w:p>
         </w:tc>
         <w:tc>
           <w:tcPr>
-            <w:tcW w:type="dxa" w:w="936"/>
+            <w:tcW w:type="dxa" w:w="4032"/>
             <w:tcBorders>
               <w:top w:val="single" w:sz="4" w:color="D9D9D9"/>
               <w:left w:val="single" w:sz="4" w:color="D9D9D9"/>
@@ -866,17 +1268,16 @@
             </w:pPr>
             <w:r>
               <w:rPr>
-                <w:rFonts w:ascii="Hiragino Sans GB" w:hAnsi="Hiragino Sans GB" w:eastAsia="Hiragino Sans GB"/>
                 <w:b w:val="0"/>
                 <w:sz w:val="18"/>
               </w:rPr>
-              <w:t>249</w:t>
+              <w:t>本机/既有演练</w:t>
             </w:r>
           </w:p>
         </w:tc>
         <w:tc>
           <w:tcPr>
-            <w:tcW w:type="dxa" w:w="936"/>
+            <w:tcW w:type="dxa" w:w="3312"/>
             <w:tcBorders>
               <w:top w:val="single" w:sz="4" w:color="D9D9D9"/>
               <w:left w:val="single" w:sz="4" w:color="D9D9D9"/>
@@ -891,17 +1292,98 @@
             </w:pPr>
             <w:r>
               <w:rPr>
-                <w:rFonts w:ascii="Hiragino Sans GB" w:hAnsi="Hiragino Sans GB" w:eastAsia="Hiragino Sans GB"/>
                 <w:b w:val="0"/>
                 <w:sz w:val="18"/>
               </w:rPr>
-              <w:t>249</w:t>
+              <w:t>本轮真实设备待完成</w:t>
+            </w:r>
+          </w:p>
+        </w:tc>
+      </w:tr>
+      <w:tr>
+        <w:trPr>
+          <w:cantSplit/>
+        </w:trPr>
+        <w:tc>
+          <w:tcPr>
+            <w:tcW w:type="dxa" w:w="2376"/>
+            <w:tcBorders>
+              <w:top w:val="single" w:sz="4" w:color="D9D9D9"/>
+              <w:left w:val="single" w:sz="4" w:color="D9D9D9"/>
+              <w:bottom w:val="single" w:sz="4" w:color="D9D9D9"/>
+              <w:right w:val="single" w:sz="4" w:color="D9D9D9"/>
+            </w:tcBorders>
+            <w:shd w:fill="FFFFFF"/>
+          </w:tcPr>
+          <w:p>
+            <w:pPr>
+              <w:spacing w:before="60" w:after="60"/>
+            </w:pPr>
+            <w:r>
+              <w:rPr>
+                <w:b w:val="0"/>
+                <w:sz w:val="18"/>
+              </w:rPr>
+              <w:t>并发重复提交</w:t>
             </w:r>
           </w:p>
         </w:tc>
         <w:tc>
           <w:tcPr>
-            <w:tcW w:type="dxa" w:w="1440"/>
+            <w:tcW w:type="dxa" w:w="4032"/>
+            <w:tcBorders>
+              <w:top w:val="single" w:sz="4" w:color="D9D9D9"/>
+              <w:left w:val="single" w:sz="4" w:color="D9D9D9"/>
+              <w:bottom w:val="single" w:sz="4" w:color="D9D9D9"/>
+              <w:right w:val="single" w:sz="4" w:color="D9D9D9"/>
+            </w:tcBorders>
+            <w:shd w:fill="FFFFFF"/>
+          </w:tcPr>
+          <w:p>
+            <w:pPr>
+              <w:spacing w:before="60" w:after="60"/>
+            </w:pPr>
+            <w:r>
+              <w:rPr>
+                <w:b w:val="0"/>
+                <w:sz w:val="18"/>
+              </w:rPr>
+              <w:t>SDK与操作ID回归</w:t>
+            </w:r>
+          </w:p>
+        </w:tc>
+        <w:tc>
+          <w:tcPr>
+            <w:tcW w:type="dxa" w:w="3312"/>
+            <w:tcBorders>
+              <w:top w:val="single" w:sz="4" w:color="D9D9D9"/>
+              <w:left w:val="single" w:sz="4" w:color="D9D9D9"/>
+              <w:bottom w:val="single" w:sz="4" w:color="D9D9D9"/>
+              <w:right w:val="single" w:sz="4" w:color="D9D9D9"/>
+            </w:tcBorders>
+            <w:shd w:fill="FFFFFF"/>
+          </w:tcPr>
+          <w:p>
+            <w:pPr>
+              <w:spacing w:before="60" w:after="60"/>
+            </w:pPr>
+            <w:r>
+              <w:rPr>
+                <w:b w:val="0"/>
+                <w:sz w:val="18"/>
+              </w:rPr>
+              <w:t>生产待完成</w:t>
+            </w:r>
+          </w:p>
+        </w:tc>
+      </w:tr>
+      <w:tr>
+        <w:trPr>
+          <w:cantSplit/>
+        </w:trPr>
+        <w:tc>
+          <w:tcPr>
+            <w:tcW w:type="dxa" w:w="2376"/>
             <w:tcBorders>
               <w:top w:val="single" w:sz="4" w:color="D9D9D9"/>
               <w:left w:val="single" w:sz="4" w:color="D9D9D9"/>
@@ -916,11 +1398,58 @@
             </w:pPr>
             <w:r>
               <w:rPr>
-                <w:rFonts w:ascii="Hiragino Sans GB" w:hAnsi="Hiragino Sans GB" w:eastAsia="Hiragino Sans GB"/>
                 <w:b w:val="0"/>
                 <w:sz w:val="18"/>
               </w:rPr>
-              <w:t>不同</w:t>
+              <w:t>离线恢复和账号切换</w:t>
+            </w:r>
+          </w:p>
+        </w:tc>
+        <w:tc>
+          <w:tcPr>
+            <w:tcW w:type="dxa" w:w="4032"/>
+            <w:tcBorders>
+              <w:top w:val="single" w:sz="4" w:color="D9D9D9"/>
+              <w:left w:val="single" w:sz="4" w:color="D9D9D9"/>
+              <w:bottom w:val="single" w:sz="4" w:color="D9D9D9"/>
+              <w:right w:val="single" w:sz="4" w:color="D9D9D9"/>
+            </w:tcBorders>
+            <w:shd w:fill="F7F7F7"/>
+          </w:tcPr>
+          <w:p>
+            <w:pPr>
+              <w:spacing w:before="60" w:after="60"/>
+            </w:pPr>
+            <w:r>
+              <w:rPr>
+                <w:b w:val="0"/>
+                <w:sz w:val="18"/>
+              </w:rPr>
+              <w:t>队列及传输回归</w:t>
+            </w:r>
+          </w:p>
+        </w:tc>
+        <w:tc>
+          <w:tcPr>
+            <w:tcW w:type="dxa" w:w="3312"/>
+            <w:tcBorders>
+              <w:top w:val="single" w:sz="4" w:color="D9D9D9"/>
+              <w:left w:val="single" w:sz="4" w:color="D9D9D9"/>
+              <w:bottom w:val="single" w:sz="4" w:color="D9D9D9"/>
+              <w:right w:val="single" w:sz="4" w:color="D9D9D9"/>
+            </w:tcBorders>
+            <w:shd w:fill="F7F7F7"/>
+          </w:tcPr>
+          <w:p>
+            <w:pPr>
+              <w:spacing w:before="60" w:after="60"/>
+            </w:pPr>
+            <w:r>
+              <w:rPr>
+                <w:b w:val="0"/>
+                <w:sz w:val="18"/>
+              </w:rPr>
+              <w:t>浏览器待完成</w:t>
             </w:r>
           </w:p>
         </w:tc>
@@ -931,7 +1460,7 @@
         </w:trPr>
         <w:tc>
           <w:tcPr>
-            <w:tcW w:type="dxa" w:w="5472"/>
+            <w:tcW w:type="dxa" w:w="2376"/>
             <w:tcBorders>
               <w:top w:val="single" w:sz="4" w:color="D9D9D9"/>
               <w:left w:val="single" w:sz="4" w:color="D9D9D9"/>
@@ -946,17 +1475,16 @@
             </w:pPr>
             <w:r>
               <w:rPr>
-                <w:rFonts w:ascii="Hiragino Sans GB" w:hAnsi="Hiragino Sans GB" w:eastAsia="Hiragino Sans GB"/>
                 <w:b w:val="0"/>
                 <w:sz w:val="18"/>
               </w:rPr>
-              <w:t>sync_operations</w:t>
+              <w:t>删除后重新连接</w:t>
             </w:r>
           </w:p>
         </w:tc>
         <w:tc>
           <w:tcPr>
-            <w:tcW w:type="dxa" w:w="936"/>
+            <w:tcW w:type="dxa" w:w="4032"/>
             <w:tcBorders>
               <w:top w:val="single" w:sz="4" w:color="D9D9D9"/>
               <w:left w:val="single" w:sz="4" w:color="D9D9D9"/>
@@ -971,17 +1499,16 @@
             </w:pPr>
             <w:r>
               <w:rPr>
-                <w:rFonts w:ascii="Hiragino Sans GB" w:hAnsi="Hiragino Sans GB" w:eastAsia="Hiragino Sans GB"/>
                 <w:b w:val="0"/>
                 <w:sz w:val="18"/>
               </w:rPr>
-              <w:t>4435</w:t>
+              <w:t>围栏及反向复制演练</w:t>
             </w:r>
           </w:p>
         </w:tc>
         <w:tc>
           <w:tcPr>
-            <w:tcW w:type="dxa" w:w="936"/>
+            <w:tcW w:type="dxa" w:w="3312"/>
             <w:tcBorders>
               <w:top w:val="single" w:sz="4" w:color="D9D9D9"/>
               <w:left w:val="single" w:sz="4" w:color="D9D9D9"/>
@@ -996,17 +1523,98 @@
             </w:pPr>
             <w:r>
               <w:rPr>
-                <w:rFonts w:ascii="Hiragino Sans GB" w:hAnsi="Hiragino Sans GB" w:eastAsia="Hiragino Sans GB"/>
                 <w:b w:val="0"/>
                 <w:sz w:val="18"/>
               </w:rPr>
-              <w:t>4414</w:t>
+              <w:t>生产待完成</w:t>
+            </w:r>
+          </w:p>
+        </w:tc>
+      </w:tr>
+      <w:tr>
+        <w:trPr>
+          <w:cantSplit/>
+        </w:trPr>
+        <w:tc>
+          <w:tcPr>
+            <w:tcW w:type="dxa" w:w="2376"/>
+            <w:tcBorders>
+              <w:top w:val="single" w:sz="4" w:color="D9D9D9"/>
+              <w:left w:val="single" w:sz="4" w:color="D9D9D9"/>
+              <w:bottom w:val="single" w:sz="4" w:color="D9D9D9"/>
+              <w:right w:val="single" w:sz="4" w:color="D9D9D9"/>
+            </w:tcBorders>
+            <w:shd w:fill="F7F7F7"/>
+          </w:tcPr>
+          <w:p>
+            <w:pPr>
+              <w:spacing w:before="60" w:after="60"/>
+            </w:pPr>
+            <w:r>
+              <w:rPr>
+                <w:b w:val="0"/>
+                <w:sz w:val="18"/>
+              </w:rPr>
+              <w:t>中文emoji大值分块</w:t>
             </w:r>
           </w:p>
         </w:tc>
         <w:tc>
           <w:tcPr>
-            <w:tcW w:type="dxa" w:w="1440"/>
+            <w:tcW w:type="dxa" w:w="4032"/>
+            <w:tcBorders>
+              <w:top w:val="single" w:sz="4" w:color="D9D9D9"/>
+              <w:left w:val="single" w:sz="4" w:color="D9D9D9"/>
+              <w:bottom w:val="single" w:sz="4" w:color="D9D9D9"/>
+              <w:right w:val="single" w:sz="4" w:color="D9D9D9"/>
+            </w:tcBorders>
+            <w:shd w:fill="F7F7F7"/>
+          </w:tcPr>
+          <w:p>
+            <w:pPr>
+              <w:spacing w:before="60" w:after="60"/>
+            </w:pPr>
+            <w:r>
+              <w:rPr>
+                <w:b w:val="0"/>
+                <w:sz w:val="18"/>
+              </w:rPr>
+              <w:t>同步73项回归与两库SDK</w:t>
+            </w:r>
+          </w:p>
+        </w:tc>
+        <w:tc>
+          <w:tcPr>
+            <w:tcW w:type="dxa" w:w="3312"/>
+            <w:tcBorders>
+              <w:top w:val="single" w:sz="4" w:color="D9D9D9"/>
+              <w:left w:val="single" w:sz="4" w:color="D9D9D9"/>
+              <w:bottom w:val="single" w:sz="4" w:color="D9D9D9"/>
+              <w:right w:val="single" w:sz="4" w:color="D9D9D9"/>
+            </w:tcBorders>
+            <w:shd w:fill="F7F7F7"/>
+          </w:tcPr>
+          <w:p>
+            <w:pPr>
+              <w:spacing w:before="60" w:after="60"/>
+            </w:pPr>
+            <w:r>
+              <w:rPr>
+                <w:b w:val="0"/>
+                <w:sz w:val="18"/>
+              </w:rPr>
+              <w:t>生产待完成</w:t>
+            </w:r>
+          </w:p>
+        </w:tc>
+      </w:tr>
+      <w:tr>
+        <w:trPr>
+          <w:cantSplit/>
+        </w:trPr>
+        <w:tc>
+          <w:tcPr>
+            <w:tcW w:type="dxa" w:w="2376"/>
             <w:tcBorders>
               <w:top w:val="single" w:sz="4" w:color="D9D9D9"/>
               <w:left w:val="single" w:sz="4" w:color="D9D9D9"/>
@@ -1021,11 +1629,58 @@
             </w:pPr>
             <w:r>
               <w:rPr>
-                <w:rFonts w:ascii="Hiragino Sans GB" w:hAnsi="Hiragino Sans GB" w:eastAsia="Hiragino Sans GB"/>
                 <w:b w:val="0"/>
                 <w:sz w:val="18"/>
               </w:rPr>
-              <w:t>不同</w:t>
+              <w:t>旧页面兼容入口</w:t>
+            </w:r>
+          </w:p>
+        </w:tc>
+        <w:tc>
+          <w:tcPr>
+            <w:tcW w:type="dxa" w:w="4032"/>
+            <w:tcBorders>
+              <w:top w:val="single" w:sz="4" w:color="D9D9D9"/>
+              <w:left w:val="single" w:sz="4" w:color="D9D9D9"/>
+              <w:bottom w:val="single" w:sz="4" w:color="D9D9D9"/>
+              <w:right w:val="single" w:sz="4" w:color="D9D9D9"/>
+            </w:tcBorders>
+            <w:shd w:fill="FFFFFF"/>
+          </w:tcPr>
+          <w:p>
+            <w:pPr>
+              <w:spacing w:before="60" w:after="60"/>
+            </w:pPr>
+            <w:r>
+              <w:rPr>
+                <w:b w:val="0"/>
+                <w:sz w:val="18"/>
+              </w:rPr>
+              <w:t>代理及接口回归</w:t>
+            </w:r>
+          </w:p>
+        </w:tc>
+        <w:tc>
+          <w:tcPr>
+            <w:tcW w:type="dxa" w:w="3312"/>
+            <w:tcBorders>
+              <w:top w:val="single" w:sz="4" w:color="D9D9D9"/>
+              <w:left w:val="single" w:sz="4" w:color="D9D9D9"/>
+              <w:bottom w:val="single" w:sz="4" w:color="D9D9D9"/>
+              <w:right w:val="single" w:sz="4" w:color="D9D9D9"/>
+            </w:tcBorders>
+            <w:shd w:fill="FFFFFF"/>
+          </w:tcPr>
+          <w:p>
+            <w:pPr>
+              <w:spacing w:before="60" w:after="60"/>
+            </w:pPr>
+            <w:r>
+              <w:rPr>
+                <w:b w:val="0"/>
+                <w:sz w:val="18"/>
+              </w:rPr>
+              <w:t>正式路由待完成</w:t>
             </w:r>
           </w:p>
         </w:tc>
@@ -1036,7 +1691,7 @@
         </w:trPr>
         <w:tc>
           <w:tcPr>
-            <w:tcW w:type="dxa" w:w="5472"/>
+            <w:tcW w:type="dxa" w:w="2376"/>
             <w:tcBorders>
               <w:top w:val="single" w:sz="4" w:color="D9D9D9"/>
               <w:left w:val="single" w:sz="4" w:color="D9D9D9"/>
@@ -1051,17 +1706,16 @@
             </w:pPr>
             <w:r>
               <w:rPr>
-                <w:rFonts w:ascii="Hiragino Sans GB" w:hAnsi="Hiragino Sans GB" w:eastAsia="Hiragino Sans GB"/>
                 <w:b w:val="0"/>
                 <w:sz w:val="18"/>
               </w:rPr>
-              <w:t>sync_conflicts</w:t>
+              <w:t>不追平保留Azure五表</w:t>
             </w:r>
           </w:p>
         </w:tc>
         <w:tc>
           <w:tcPr>
-            <w:tcW w:type="dxa" w:w="936"/>
+            <w:tcW w:type="dxa" w:w="4032"/>
             <w:tcBorders>
               <w:top w:val="single" w:sz="4" w:color="D9D9D9"/>
               <w:left w:val="single" w:sz="4" w:color="D9D9D9"/>
@@ -1076,17 +1730,16 @@
             </w:pPr>
             <w:r>
               <w:rPr>
-                <w:rFonts w:ascii="Hiragino Sans GB" w:hAnsi="Hiragino Sans GB" w:eastAsia="Hiragino Sans GB"/>
                 <w:b w:val="0"/>
                 <w:sz w:val="18"/>
               </w:rPr>
-              <w:t>222</w:t>
+              <w:t>新基线单元测试及真实本机SQL</w:t>
             </w:r>
           </w:p>
         </w:tc>
         <w:tc>
           <w:tcPr>
-            <w:tcW w:type="dxa" w:w="936"/>
+            <w:tcW w:type="dxa" w:w="3312"/>
             <w:tcBorders>
               <w:top w:val="single" w:sz="4" w:color="D9D9D9"/>
               <w:left w:val="single" w:sz="4" w:color="D9D9D9"/>
@@ -1101,17 +1754,98 @@
             </w:pPr>
             <w:r>
               <w:rPr>
-                <w:rFonts w:ascii="Hiragino Sans GB" w:hAnsi="Hiragino Sans GB" w:eastAsia="Hiragino Sans GB"/>
                 <w:b w:val="0"/>
                 <w:sz w:val="18"/>
               </w:rPr>
-              <w:t>222</w:t>
+              <w:t>生产冻结待完成</w:t>
+            </w:r>
+          </w:p>
+        </w:tc>
+      </w:tr>
+      <w:tr>
+        <w:trPr>
+          <w:cantSplit/>
+        </w:trPr>
+        <w:tc>
+          <w:tcPr>
+            <w:tcW w:type="dxa" w:w="2376"/>
+            <w:tcBorders>
+              <w:top w:val="single" w:sz="4" w:color="D9D9D9"/>
+              <w:left w:val="single" w:sz="4" w:color="D9D9D9"/>
+              <w:bottom w:val="single" w:sz="4" w:color="D9D9D9"/>
+              <w:right w:val="single" w:sz="4" w:color="D9D9D9"/>
+            </w:tcBorders>
+            <w:shd w:fill="FFFFFF"/>
+          </w:tcPr>
+          <w:p>
+            <w:pPr>
+              <w:spacing w:before="60" w:after="60"/>
+            </w:pPr>
+            <w:r>
+              <w:rPr>
+                <w:b w:val="0"/>
+                <w:sz w:val="18"/>
+              </w:rPr>
+              <w:t>31表14页业务恢复</w:t>
             </w:r>
           </w:p>
         </w:tc>
         <w:tc>
           <w:tcPr>
-            <w:tcW w:type="dxa" w:w="1440"/>
+            <w:tcW w:type="dxa" w:w="4032"/>
+            <w:tcBorders>
+              <w:top w:val="single" w:sz="4" w:color="D9D9D9"/>
+              <w:left w:val="single" w:sz="4" w:color="D9D9D9"/>
+              <w:bottom w:val="single" w:sz="4" w:color="D9D9D9"/>
+              <w:right w:val="single" w:sz="4" w:color="D9D9D9"/>
+            </w:tcBorders>
+            <w:shd w:fill="FFFFFF"/>
+          </w:tcPr>
+          <w:p>
+            <w:pPr>
+              <w:spacing w:before="60" w:after="60"/>
+            </w:pPr>
+            <w:r>
+              <w:rPr>
+                <w:b w:val="0"/>
+                <w:sz w:val="18"/>
+              </w:rPr>
+              <w:t>实际目录结构与8项自然键重建</w:t>
+            </w:r>
+          </w:p>
+        </w:tc>
+        <w:tc>
+          <w:tcPr>
+            <w:tcW w:type="dxa" w:w="3312"/>
+            <w:tcBorders>
+              <w:top w:val="single" w:sz="4" w:color="D9D9D9"/>
+              <w:left w:val="single" w:sz="4" w:color="D9D9D9"/>
+              <w:bottom w:val="single" w:sz="4" w:color="D9D9D9"/>
+              <w:right w:val="single" w:sz="4" w:color="D9D9D9"/>
+            </w:tcBorders>
+            <w:shd w:fill="FFFFFF"/>
+          </w:tcPr>
+          <w:p>
+            <w:pPr>
+              <w:spacing w:before="60" w:after="60"/>
+            </w:pPr>
+            <w:r>
+              <w:rPr>
+                <w:b w:val="0"/>
+                <w:sz w:val="18"/>
+              </w:rPr>
+              <w:t>Azure快照为空的矩阵；非全页生产验收</w:t>
+            </w:r>
+          </w:p>
+        </w:tc>
+      </w:tr>
+      <w:tr>
+        <w:trPr>
+          <w:cantSplit/>
+        </w:trPr>
+        <w:tc>
+          <w:tcPr>
+            <w:tcW w:type="dxa" w:w="2376"/>
             <w:tcBorders>
               <w:top w:val="single" w:sz="4" w:color="D9D9D9"/>
               <w:left w:val="single" w:sz="4" w:color="D9D9D9"/>
@@ -1126,11 +1860,58 @@
             </w:pPr>
             <w:r>
               <w:rPr>
-                <w:rFonts w:ascii="Hiragino Sans GB" w:hAnsi="Hiragino Sans GB" w:eastAsia="Hiragino Sans GB"/>
                 <w:b w:val="0"/>
                 <w:sz w:val="18"/>
               </w:rPr>
-              <w:t>一致</w:t>
+              <w:t>实际备份恢复</w:t>
+            </w:r>
+          </w:p>
+        </w:tc>
+        <w:tc>
+          <w:tcPr>
+            <w:tcW w:type="dxa" w:w="4032"/>
+            <w:tcBorders>
+              <w:top w:val="single" w:sz="4" w:color="D9D9D9"/>
+              <w:left w:val="single" w:sz="4" w:color="D9D9D9"/>
+              <w:bottom w:val="single" w:sz="4" w:color="D9D9D9"/>
+              <w:right w:val="single" w:sz="4" w:color="D9D9D9"/>
+            </w:tcBorders>
+            <w:shd w:fill="F7F7F7"/>
+          </w:tcPr>
+          <w:p>
+            <w:pPr>
+              <w:spacing w:before="60" w:after="60"/>
+            </w:pPr>
+            <w:r>
+              <w:rPr>
+                <w:b w:val="0"/>
+                <w:sz w:val="18"/>
+              </w:rPr>
+              <w:t>新目标基线命令已准备</w:t>
+            </w:r>
+          </w:p>
+        </w:tc>
+        <w:tc>
+          <w:tcPr>
+            <w:tcW w:type="dxa" w:w="3312"/>
+            <w:tcBorders>
+              <w:top w:val="single" w:sz="4" w:color="D9D9D9"/>
+              <w:left w:val="single" w:sz="4" w:color="D9D9D9"/>
+              <w:bottom w:val="single" w:sz="4" w:color="D9D9D9"/>
+              <w:right w:val="single" w:sz="4" w:color="D9D9D9"/>
+            </w:tcBorders>
+            <w:shd w:fill="F7F7F7"/>
+          </w:tcPr>
+          <w:p>
+            <w:pPr>
+              <w:spacing w:before="60" w:after="60"/>
+            </w:pPr>
+            <w:r>
+              <w:rPr>
+                <w:b w:val="0"/>
+                <w:sz w:val="18"/>
+              </w:rPr>
+              <w:t>等待用户隐藏输入运行</w:t>
             </w:r>
           </w:p>
         </w:tc>
@@ -1141,7 +1922,7 @@
         </w:trPr>
         <w:tc>
           <w:tcPr>
-            <w:tcW w:type="dxa" w:w="5472"/>
+            <w:tcW w:type="dxa" w:w="2376"/>
             <w:tcBorders>
               <w:top w:val="single" w:sz="4" w:color="D9D9D9"/>
               <w:left w:val="single" w:sz="4" w:color="D9D9D9"/>
@@ -1156,17 +1937,16 @@
             </w:pPr>
             <w:r>
               <w:rPr>
-                <w:rFonts w:ascii="Hiragino Sans GB" w:hAnsi="Hiragino Sans GB" w:eastAsia="Hiragino Sans GB"/>
                 <w:b w:val="0"/>
                 <w:sz w:val="18"/>
               </w:rPr>
-              <w:t>web_sync_upload_chunks</w:t>
+              <w:t>全站lint</w:t>
             </w:r>
           </w:p>
         </w:tc>
         <w:tc>
           <w:tcPr>
-            <w:tcW w:type="dxa" w:w="936"/>
+            <w:tcW w:type="dxa" w:w="4032"/>
             <w:tcBorders>
               <w:top w:val="single" w:sz="4" w:color="D9D9D9"/>
               <w:left w:val="single" w:sz="4" w:color="D9D9D9"/>
@@ -1181,17 +1961,16 @@
             </w:pPr>
             <w:r>
               <w:rPr>
-                <w:rFonts w:ascii="Hiragino Sans GB" w:hAnsi="Hiragino Sans GB" w:eastAsia="Hiragino Sans GB"/>
                 <w:b w:val="0"/>
                 <w:sz w:val="18"/>
               </w:rPr>
-              <w:t>0</w:t>
+              <w:t>16错误1警告</w:t>
             </w:r>
           </w:p>
         </w:tc>
         <w:tc>
           <w:tcPr>
-            <w:tcW w:type="dxa" w:w="936"/>
+            <w:tcW w:type="dxa" w:w="3312"/>
             <w:tcBorders>
               <w:top w:val="single" w:sz="4" w:color="D9D9D9"/>
               <w:left w:val="single" w:sz="4" w:color="D9D9D9"/>
@@ -1206,17 +1985,253 @@
             </w:pPr>
             <w:r>
               <w:rPr>
-                <w:rFonts w:ascii="Hiragino Sans GB" w:hAnsi="Hiragino Sans GB" w:eastAsia="Hiragino Sans GB"/>
                 <w:b w:val="0"/>
                 <w:sz w:val="18"/>
               </w:rPr>
-              <w:t>0</w:t>
+              <w:t>未通过；不得记为通过</w:t>
+            </w:r>
+          </w:p>
+        </w:tc>
+      </w:tr>
+      <w:tr>
+        <w:trPr>
+          <w:cantSplit/>
+        </w:trPr>
+        <w:tc>
+          <w:tcPr>
+            <w:tcW w:type="dxa" w:w="2376"/>
+            <w:tcBorders>
+              <w:top w:val="single" w:sz="4" w:color="D9D9D9"/>
+              <w:left w:val="single" w:sz="4" w:color="D9D9D9"/>
+              <w:bottom w:val="single" w:sz="4" w:color="D9D9D9"/>
+              <w:right w:val="single" w:sz="4" w:color="D9D9D9"/>
+            </w:tcBorders>
+            <w:shd w:fill="F7F7F7"/>
+          </w:tcPr>
+          <w:p>
+            <w:pPr>
+              <w:spacing w:before="60" w:after="60"/>
+            </w:pPr>
+            <w:r>
+              <w:rPr>
+                <w:b w:val="0"/>
+                <w:sz w:val="18"/>
+              </w:rPr>
+              <w:t>生产构建及TypeScript</w:t>
             </w:r>
           </w:p>
         </w:tc>
         <w:tc>
           <w:tcPr>
-            <w:tcW w:type="dxa" w:w="1440"/>
+            <w:tcW w:type="dxa" w:w="4032"/>
+            <w:tcBorders>
+              <w:top w:val="single" w:sz="4" w:color="D9D9D9"/>
+              <w:left w:val="single" w:sz="4" w:color="D9D9D9"/>
+              <w:bottom w:val="single" w:sz="4" w:color="D9D9D9"/>
+              <w:right w:val="single" w:sz="4" w:color="D9D9D9"/>
+            </w:tcBorders>
+            <w:shd w:fill="F7F7F7"/>
+          </w:tcPr>
+          <w:p>
+            <w:pPr>
+              <w:spacing w:before="60" w:after="60"/>
+            </w:pPr>
+            <w:r>
+              <w:rPr>
+                <w:b w:val="0"/>
+                <w:sz w:val="18"/>
+              </w:rPr>
+              <w:t>本轮执行成功</w:t>
+            </w:r>
+          </w:p>
+        </w:tc>
+        <w:tc>
+          <w:tcPr>
+            <w:tcW w:type="dxa" w:w="3312"/>
+            <w:tcBorders>
+              <w:top w:val="single" w:sz="4" w:color="D9D9D9"/>
+              <w:left w:val="single" w:sz="4" w:color="D9D9D9"/>
+              <w:bottom w:val="single" w:sz="4" w:color="D9D9D9"/>
+              <w:right w:val="single" w:sz="4" w:color="D9D9D9"/>
+            </w:tcBorders>
+            <w:shd w:fill="F7F7F7"/>
+          </w:tcPr>
+          <w:p>
+            <w:pPr>
+              <w:spacing w:before="60" w:after="60"/>
+            </w:pPr>
+            <w:r>
+              <w:rPr>
+                <w:b w:val="0"/>
+                <w:sz w:val="18"/>
+              </w:rPr>
+              <w:t>通过构建，不代表生产接通</w:t>
+            </w:r>
+          </w:p>
+        </w:tc>
+      </w:tr>
+    </w:tbl>
+    <w:p/>
+    <w:p>
+      <w:r>
+        <w:t>切换工具与备份诊断共14项测试通过，73项同步回归、16项后台测试通过。TypeScript及密钥检查通过，生产构建完成。全站lint的既有16个错误包括Link用法、effect状态设置和测试any类型，1项未用变量警告；本次改动文件单独lint通过。</w:t>
+      </w:r>
+    </w:p>
+    <w:p>
+      <w:pPr>
+        <w:pStyle w:val="Heading1"/>
+        <w:pageBreakBefore/>
+      </w:pPr>
+      <w:r>
+        <w:t>九 回退与提交失败处理</w:t>
+      </w:r>
+    </w:p>
+    <w:p>
+      <w:r>
+        <w:t>目标写入启用前可恢复网站部署及记录的源ACL，但必须确认尚无Azure新写入。目标已产生新写入后不能直接重新开放源入口；先冻结Azure、保存新变化和删除，再在源恢复可用后反向回灌并核对。</w:t>
+      </w:r>
+    </w:p>
+    <w:p>
+      <w:r>
+        <w:t>反向复制保留源端权威账号状态，不使用Azure旧资料覆盖封禁。两边保持围栏，只有数据核对及路由决策完成后才能恢复一个写入口。源恢复失败时网站保留待同步队列；后台只读与队列提示不能被当成成功写入。</w:t>
+      </w:r>
+    </w:p>
+    <w:p>
+      <w:r>
+        <w:t>目标提交后证据保存失败报告COMMITTED_EVIDENCE_FAILED，不能声称回滚。提交响应丢失报告COMMIT_OUTCOME_UNKNOWN并保持冻结。恢复源授权失败报告SOURCE_RECOVERY_REQUIRED。遇到这些情况先核查实际状态，再决定恢复，不靠重跑盲目修改。</w:t>
+      </w:r>
+    </w:p>
+    <w:p>
+      <w:pPr>
+        <w:pStyle w:val="Heading1"/>
+      </w:pPr>
+      <w:r>
+        <w:t>十 已部署包与恢复依据</w:t>
+      </w:r>
+    </w:p>
+    <w:p>
+      <w:r>
+        <w:t>Functions候选部署ID为34b46769-7ec3-4039-8a8e-219aa19a8109。候选包SHA256为5d99493b1a22fde2613fe1e4da68621bdf417ecc42d5b67ee2822f996592f3a9。恢复包基于远端main的acaa314构建，SHA256为c73ae7894a64b772c1b4e312dd539486eebb8edb7f6d80923384b3f2c8f12920；不宣称它是下载的原在线包。两包均保存在本机私有目录。</w:t>
+      </w:r>
+    </w:p>
+    <w:p>
+      <w:r>
+        <w:t>本轮已创建仅针对现有切换分支的Vercel预览变量。生产变量尚未启用，因此创建预览或合并准备代码不能写成正式数据库切换。</w:t>
+      </w:r>
+    </w:p>
+    <w:p>
+      <w:pPr>
+        <w:pStyle w:val="Heading1"/>
+      </w:pPr>
+      <w:r>
+        <w:t>十一 观察要求</w:t>
+      </w:r>
+    </w:p>
+    <w:p>
+      <w:r>
+        <w:t>接通时刻作为24小时观察起点。确认新版和兼容接口均只写Azure，源五表不再变化，失败请求保留本地队列，账号状态来源不可用时拒绝访问。观察发现异常按上述冻结与回灌程序处理。</w:t>
+      </w:r>
+    </w:p>
+    <w:p>
+      <w:pPr>
+        <w:pStyle w:val="Heading1"/>
+        <w:pageBreakBefore/>
+      </w:pPr>
+      <w:r>
+        <w:t>十二 日志统计与第二阶段改造</w:t>
+      </w:r>
+    </w:p>
+    <w:p>
+      <w:r>
+        <w:t>用户提供的1000条日志覆盖北京时间10月7日23时41分34秒至23时51分05秒，约9分31秒。账号资料257次、Auth校验242次、通知已读234次、公告227次，前四项合计960次。日志包含Auth、REST及平台记录，不能等同1000次SQL查询，也不能据此确定设备数。原始私人日志不上传仓库。</w:t>
+      </w:r>
+    </w:p>
+    <w:p>
+      <w:r>
+        <w:t>第一阶段验收后再实施统一请求上下文和数据访问层。同一请求复用已验证身份和查询结果，不跨用户共享会话客户端；即时封禁和管理权限保持权威检查。通知使用统一快照，公告、横幅、未读数量及收件箱共享读取结果，历史记录分页加载。</w:t>
+      </w:r>
+    </w:p>
+    <w:p>
+      <w:r>
+        <w:t>移除无关storage事件触发；相关已读操作先更新本地并合并刷新。每个账号在同一浏览器由一个标签页负责60秒轮询；隐藏、休眠或离线暂停，恢复只补一次，不并发重入。逐项检查设置、客服、阅读、扩展、后台及同步的定时器、订阅清理和重试。</w:t>
+      </w:r>
+    </w:p>
+    <w:p>
+      <w:r>
+        <w:t>保留Azure连接池、事务、身份上下文、写入锁和必要分块；合并重复初始化查询。记录请求ID、来源、刷新原因、后端调用与SQL次数、响应字节及耗时，不记录令牌或私人内容。</w:t>
+      </w:r>
+    </w:p>
+    <w:tbl>
+      <w:tblPr>
+        <w:tblW w:type="auto" w:w="0"/>
+        <w:tblLayout w:type="fixed"/>
+        <w:tblLook w:firstColumn="1" w:firstRow="1" w:lastColumn="0" w:lastRow="0" w:noHBand="0" w:noVBand="1" w:val="04A0"/>
+      </w:tblPr>
+      <w:tblGrid>
+        <w:gridCol w:w="3312"/>
+        <w:gridCol w:w="6408"/>
+      </w:tblGrid>
+      <w:tr>
+        <w:trPr>
+          <w:cantSplit/>
+          <w:tblHeader/>
+        </w:trPr>
+        <w:tc>
+          <w:tcPr>
+            <w:tcW w:type="dxa" w:w="3312"/>
+            <w:tcBorders>
+              <w:top w:val="single" w:sz="4" w:color="D9D9D9"/>
+              <w:left w:val="single" w:sz="4" w:color="D9D9D9"/>
+              <w:bottom w:val="single" w:sz="4" w:color="D9D9D9"/>
+              <w:right w:val="single" w:sz="4" w:color="D9D9D9"/>
+            </w:tcBorders>
+            <w:shd w:fill="E7EEF4"/>
+          </w:tcPr>
+          <w:p>
+            <w:pPr>
+              <w:spacing w:before="60" w:after="60"/>
+            </w:pPr>
+            <w:r>
+              <w:rPr>
+                <w:b/>
+                <w:sz w:val="18"/>
+              </w:rPr>
+              <w:t>性能目标</w:t>
+            </w:r>
+          </w:p>
+        </w:tc>
+        <w:tc>
+          <w:tcPr>
+            <w:tcW w:type="dxa" w:w="6408"/>
+            <w:tcBorders>
+              <w:top w:val="single" w:sz="4" w:color="D9D9D9"/>
+              <w:left w:val="single" w:sz="4" w:color="D9D9D9"/>
+              <w:bottom w:val="single" w:sz="4" w:color="D9D9D9"/>
+              <w:right w:val="single" w:sz="4" w:color="D9D9D9"/>
+            </w:tcBorders>
+            <w:shd w:fill="E7EEF4"/>
+          </w:tcPr>
+          <w:p>
+            <w:pPr>
+              <w:spacing w:before="60" w:after="60"/>
+            </w:pPr>
+            <w:r>
+              <w:rPr>
+                <w:b/>
+                <w:sz w:val="18"/>
+              </w:rPr>
+              <w:t>验收方法</w:t>
+            </w:r>
+          </w:p>
+        </w:tc>
+      </w:tr>
+      <w:tr>
+        <w:trPr>
+          <w:cantSplit/>
+        </w:trPr>
+        <w:tc>
+          <w:tcPr>
+            <w:tcW w:type="dxa" w:w="3312"/>
             <w:tcBorders>
               <w:top w:val="single" w:sz="4" w:color="D9D9D9"/>
               <w:left w:val="single" w:sz="4" w:color="D9D9D9"/>
@@ -1231,11 +2246,34 @@
             </w:pPr>
             <w:r>
               <w:rPr>
-                <w:rFonts w:ascii="Hiragino Sans GB" w:hAnsi="Hiragino Sans GB" w:eastAsia="Hiragino Sans GB"/>
                 <w:b w:val="0"/>
                 <w:sz w:val="18"/>
               </w:rPr>
-              <w:t>一致</w:t>
+              <w:t>前台一小时快照请求不超过65次</w:t>
+            </w:r>
+          </w:p>
+        </w:tc>
+        <w:tc>
+          <w:tcPr>
+            <w:tcW w:type="dxa" w:w="6408"/>
+            <w:tcBorders>
+              <w:top w:val="single" w:sz="4" w:color="D9D9D9"/>
+              <w:left w:val="single" w:sz="4" w:color="D9D9D9"/>
+              <w:bottom w:val="single" w:sz="4" w:color="D9D9D9"/>
+              <w:right w:val="single" w:sz="4" w:color="D9D9D9"/>
+            </w:tcBorders>
+            <w:shd w:fill="FFFFFF"/>
+          </w:tcPr>
+          <w:p>
+            <w:pPr>
+              <w:spacing w:before="60" w:after="60"/>
+            </w:pPr>
+            <w:r>
+              <w:rPr>
+                <w:b w:val="0"/>
+                <w:sz w:val="18"/>
+              </w:rPr>
+              <w:t>同一设备静置；多标签页不倍增</w:t>
             </w:r>
           </w:p>
         </w:tc>
@@ -1246,7 +2284,7 @@
         </w:trPr>
         <w:tc>
           <w:tcPr>
-            <w:tcW w:type="dxa" w:w="5472"/>
+            <w:tcW w:type="dxa" w:w="3312"/>
             <w:tcBorders>
               <w:top w:val="single" w:sz="4" w:color="D9D9D9"/>
               <w:left w:val="single" w:sz="4" w:color="D9D9D9"/>
@@ -1261,17 +2299,16 @@
             </w:pPr>
             <w:r>
               <w:rPr>
-                <w:rFonts w:ascii="Hiragino Sans GB" w:hAnsi="Hiragino Sans GB" w:eastAsia="Hiragino Sans GB"/>
                 <w:b w:val="0"/>
                 <w:sz w:val="18"/>
               </w:rPr>
-              <w:t>private.backup_dirty_pages</w:t>
+              <w:t>四类高频调用下降至少80%</w:t>
             </w:r>
           </w:p>
         </w:tc>
         <w:tc>
           <w:tcPr>
-            <w:tcW w:type="dxa" w:w="936"/>
+            <w:tcW w:type="dxa" w:w="6408"/>
             <w:tcBorders>
               <w:top w:val="single" w:sz="4" w:color="D9D9D9"/>
               <w:left w:val="single" w:sz="4" w:color="D9D9D9"/>
@@ -1286,17 +2323,74 @@
             </w:pPr>
             <w:r>
               <w:rPr>
-                <w:rFonts w:ascii="Hiragino Sans GB" w:hAnsi="Hiragino Sans GB" w:eastAsia="Hiragino Sans GB"/>
                 <w:b w:val="0"/>
                 <w:sz w:val="18"/>
               </w:rPr>
-              <w:t>1</w:t>
+              <w:t>固定同一操作脚本前后对比</w:t>
+            </w:r>
+          </w:p>
+        </w:tc>
+      </w:tr>
+      <w:tr>
+        <w:trPr>
+          <w:cantSplit/>
+        </w:trPr>
+        <w:tc>
+          <w:tcPr>
+            <w:tcW w:type="dxa" w:w="3312"/>
+            <w:tcBorders>
+              <w:top w:val="single" w:sz="4" w:color="D9D9D9"/>
+              <w:left w:val="single" w:sz="4" w:color="D9D9D9"/>
+              <w:bottom w:val="single" w:sz="4" w:color="D9D9D9"/>
+              <w:right w:val="single" w:sz="4" w:color="D9D9D9"/>
+            </w:tcBorders>
+            <w:shd w:fill="FFFFFF"/>
+          </w:tcPr>
+          <w:p>
+            <w:pPr>
+              <w:spacing w:before="60" w:after="60"/>
+            </w:pPr>
+            <w:r>
+              <w:rPr>
+                <w:b w:val="0"/>
+                <w:sz w:val="18"/>
+              </w:rPr>
+              <w:t>无刷新循环</w:t>
             </w:r>
           </w:p>
         </w:tc>
         <w:tc>
           <w:tcPr>
-            <w:tcW w:type="dxa" w:w="936"/>
+            <w:tcW w:type="dxa" w:w="6408"/>
+            <w:tcBorders>
+              <w:top w:val="single" w:sz="4" w:color="D9D9D9"/>
+              <w:left w:val="single" w:sz="4" w:color="D9D9D9"/>
+              <w:bottom w:val="single" w:sz="4" w:color="D9D9D9"/>
+              <w:right w:val="single" w:sz="4" w:color="D9D9D9"/>
+            </w:tcBorders>
+            <w:shd w:fill="FFFFFF"/>
+          </w:tcPr>
+          <w:p>
+            <w:pPr>
+              <w:spacing w:before="60" w:after="60"/>
+            </w:pPr>
+            <w:r>
+              <w:rPr>
+                <w:b w:val="0"/>
+                <w:sz w:val="18"/>
+              </w:rPr>
+              <w:t>连续修改无关本地存储；切页、重挂载及已读操作</w:t>
+            </w:r>
+          </w:p>
+        </w:tc>
+      </w:tr>
+      <w:tr>
+        <w:trPr>
+          <w:cantSplit/>
+        </w:trPr>
+        <w:tc>
+          <w:tcPr>
+            <w:tcW w:type="dxa" w:w="3312"/>
             <w:tcBorders>
               <w:top w:val="single" w:sz="4" w:color="D9D9D9"/>
               <w:left w:val="single" w:sz="4" w:color="D9D9D9"/>
@@ -1311,17 +2405,16 @@
             </w:pPr>
             <w:r>
               <w:rPr>
-                <w:rFonts w:ascii="Hiragino Sans GB" w:hAnsi="Hiragino Sans GB" w:eastAsia="Hiragino Sans GB"/>
                 <w:b w:val="0"/>
                 <w:sz w:val="18"/>
               </w:rPr>
-              <w:t>1</w:t>
+              <w:t>及时性与权限</w:t>
             </w:r>
           </w:p>
         </w:tc>
         <w:tc>
           <w:tcPr>
-            <w:tcW w:type="dxa" w:w="1440"/>
+            <w:tcW w:type="dxa" w:w="6408"/>
             <w:tcBorders>
               <w:top w:val="single" w:sz="4" w:color="D9D9D9"/>
               <w:left w:val="single" w:sz="4" w:color="D9D9D9"/>
@@ -1336,1061 +2429,10 @@
             </w:pPr>
             <w:r>
               <w:rPr>
-                <w:rFonts w:ascii="Hiragino Sans GB" w:hAnsi="Hiragino Sans GB" w:eastAsia="Hiragino Sans GB"/>
                 <w:b w:val="0"/>
                 <w:sz w:val="18"/>
               </w:rPr>
-              <w:t>不同</w:t>
-            </w:r>
-          </w:p>
-        </w:tc>
-      </w:tr>
-      <w:tr>
-        <w:trPr>
-          <w:cantSplit/>
-        </w:trPr>
-        <w:tc>
-          <w:tcPr>
-            <w:tcW w:type="dxa" w:w="5472"/>
-            <w:tcBorders>
-              <w:top w:val="single" w:sz="4" w:color="D9D9D9"/>
-              <w:left w:val="single" w:sz="4" w:color="D9D9D9"/>
-              <w:bottom w:val="single" w:sz="4" w:color="D9D9D9"/>
-              <w:right w:val="single" w:sz="4" w:color="D9D9D9"/>
-            </w:tcBorders>
-            <w:shd w:fill="FFFFFF"/>
-          </w:tcPr>
-          <w:p>
-            <w:pPr>
-              <w:spacing w:before="60" w:after="60"/>
-            </w:pPr>
-            <w:r>
-              <w:rPr>
-                <w:rFonts w:ascii="Hiragino Sans GB" w:hAnsi="Hiragino Sans GB" w:eastAsia="Hiragino Sans GB"/>
-                <w:b w:val="0"/>
-                <w:sz w:val="18"/>
-              </w:rPr>
-              <w:t>ai_usage_ledger</w:t>
-            </w:r>
-          </w:p>
-        </w:tc>
-        <w:tc>
-          <w:tcPr>
-            <w:tcW w:type="dxa" w:w="936"/>
-            <w:tcBorders>
-              <w:top w:val="single" w:sz="4" w:color="D9D9D9"/>
-              <w:left w:val="single" w:sz="4" w:color="D9D9D9"/>
-              <w:bottom w:val="single" w:sz="4" w:color="D9D9D9"/>
-              <w:right w:val="single" w:sz="4" w:color="D9D9D9"/>
-            </w:tcBorders>
-            <w:shd w:fill="FFFFFF"/>
-          </w:tcPr>
-          <w:p>
-            <w:pPr>
-              <w:spacing w:before="60" w:after="60"/>
-            </w:pPr>
-            <w:r>
-              <w:rPr>
-                <w:rFonts w:ascii="Hiragino Sans GB" w:hAnsi="Hiragino Sans GB" w:eastAsia="Hiragino Sans GB"/>
-                <w:b w:val="0"/>
-                <w:sz w:val="18"/>
-              </w:rPr>
-              <w:t>653</w:t>
-            </w:r>
-          </w:p>
-        </w:tc>
-        <w:tc>
-          <w:tcPr>
-            <w:tcW w:type="dxa" w:w="936"/>
-            <w:tcBorders>
-              <w:top w:val="single" w:sz="4" w:color="D9D9D9"/>
-              <w:left w:val="single" w:sz="4" w:color="D9D9D9"/>
-              <w:bottom w:val="single" w:sz="4" w:color="D9D9D9"/>
-              <w:right w:val="single" w:sz="4" w:color="D9D9D9"/>
-            </w:tcBorders>
-            <w:shd w:fill="FFFFFF"/>
-          </w:tcPr>
-          <w:p>
-            <w:pPr>
-              <w:spacing w:before="60" w:after="60"/>
-            </w:pPr>
-            <w:r>
-              <w:rPr>
-                <w:rFonts w:ascii="Hiragino Sans GB" w:hAnsi="Hiragino Sans GB" w:eastAsia="Hiragino Sans GB"/>
-                <w:b w:val="0"/>
-                <w:sz w:val="18"/>
-              </w:rPr>
-              <w:t>647</w:t>
-            </w:r>
-          </w:p>
-        </w:tc>
-        <w:tc>
-          <w:tcPr>
-            <w:tcW w:type="dxa" w:w="1440"/>
-            <w:tcBorders>
-              <w:top w:val="single" w:sz="4" w:color="D9D9D9"/>
-              <w:left w:val="single" w:sz="4" w:color="D9D9D9"/>
-              <w:bottom w:val="single" w:sz="4" w:color="D9D9D9"/>
-              <w:right w:val="single" w:sz="4" w:color="D9D9D9"/>
-            </w:tcBorders>
-            <w:shd w:fill="FFFFFF"/>
-          </w:tcPr>
-          <w:p>
-            <w:pPr>
-              <w:spacing w:before="60" w:after="60"/>
-            </w:pPr>
-            <w:r>
-              <w:rPr>
-                <w:rFonts w:ascii="Hiragino Sans GB" w:hAnsi="Hiragino Sans GB" w:eastAsia="Hiragino Sans GB"/>
-                <w:b w:val="0"/>
-                <w:sz w:val="18"/>
-              </w:rPr>
-              <w:t>不同</w:t>
-            </w:r>
-          </w:p>
-        </w:tc>
-      </w:tr>
-      <w:tr>
-        <w:trPr>
-          <w:cantSplit/>
-        </w:trPr>
-        <w:tc>
-          <w:tcPr>
-            <w:tcW w:type="dxa" w:w="5472"/>
-            <w:tcBorders>
-              <w:top w:val="single" w:sz="4" w:color="D9D9D9"/>
-              <w:left w:val="single" w:sz="4" w:color="D9D9D9"/>
-              <w:bottom w:val="single" w:sz="4" w:color="D9D9D9"/>
-              <w:right w:val="single" w:sz="4" w:color="D9D9D9"/>
-            </w:tcBorders>
-            <w:shd w:fill="F7F7F7"/>
-          </w:tcPr>
-          <w:p>
-            <w:pPr>
-              <w:spacing w:before="60" w:after="60"/>
-            </w:pPr>
-            <w:r>
-              <w:rPr>
-                <w:rFonts w:ascii="Hiragino Sans GB" w:hAnsi="Hiragino Sans GB" w:eastAsia="Hiragino Sans GB"/>
-                <w:b w:val="0"/>
-                <w:sz w:val="18"/>
-              </w:rPr>
-              <w:t>backup_center_versions</w:t>
-            </w:r>
-          </w:p>
-        </w:tc>
-        <w:tc>
-          <w:tcPr>
-            <w:tcW w:type="dxa" w:w="936"/>
-            <w:tcBorders>
-              <w:top w:val="single" w:sz="4" w:color="D9D9D9"/>
-              <w:left w:val="single" w:sz="4" w:color="D9D9D9"/>
-              <w:bottom w:val="single" w:sz="4" w:color="D9D9D9"/>
-              <w:right w:val="single" w:sz="4" w:color="D9D9D9"/>
-            </w:tcBorders>
-            <w:shd w:fill="F7F7F7"/>
-          </w:tcPr>
-          <w:p>
-            <w:pPr>
-              <w:spacing w:before="60" w:after="60"/>
-            </w:pPr>
-            <w:r>
-              <w:rPr>
-                <w:rFonts w:ascii="Hiragino Sans GB" w:hAnsi="Hiragino Sans GB" w:eastAsia="Hiragino Sans GB"/>
-                <w:b w:val="0"/>
-                <w:sz w:val="18"/>
-              </w:rPr>
-              <w:t>160</w:t>
-            </w:r>
-          </w:p>
-        </w:tc>
-        <w:tc>
-          <w:tcPr>
-            <w:tcW w:type="dxa" w:w="936"/>
-            <w:tcBorders>
-              <w:top w:val="single" w:sz="4" w:color="D9D9D9"/>
-              <w:left w:val="single" w:sz="4" w:color="D9D9D9"/>
-              <w:bottom w:val="single" w:sz="4" w:color="D9D9D9"/>
-              <w:right w:val="single" w:sz="4" w:color="D9D9D9"/>
-            </w:tcBorders>
-            <w:shd w:fill="F7F7F7"/>
-          </w:tcPr>
-          <w:p>
-            <w:pPr>
-              <w:spacing w:before="60" w:after="60"/>
-            </w:pPr>
-            <w:r>
-              <w:rPr>
-                <w:rFonts w:ascii="Hiragino Sans GB" w:hAnsi="Hiragino Sans GB" w:eastAsia="Hiragino Sans GB"/>
-                <w:b w:val="0"/>
-                <w:sz w:val="18"/>
-              </w:rPr>
-              <w:t>160</w:t>
-            </w:r>
-          </w:p>
-        </w:tc>
-        <w:tc>
-          <w:tcPr>
-            <w:tcW w:type="dxa" w:w="1440"/>
-            <w:tcBorders>
-              <w:top w:val="single" w:sz="4" w:color="D9D9D9"/>
-              <w:left w:val="single" w:sz="4" w:color="D9D9D9"/>
-              <w:bottom w:val="single" w:sz="4" w:color="D9D9D9"/>
-              <w:right w:val="single" w:sz="4" w:color="D9D9D9"/>
-            </w:tcBorders>
-            <w:shd w:fill="F7F7F7"/>
-          </w:tcPr>
-          <w:p>
-            <w:pPr>
-              <w:spacing w:before="60" w:after="60"/>
-            </w:pPr>
-            <w:r>
-              <w:rPr>
-                <w:rFonts w:ascii="Hiragino Sans GB" w:hAnsi="Hiragino Sans GB" w:eastAsia="Hiragino Sans GB"/>
-                <w:b w:val="0"/>
-                <w:sz w:val="18"/>
-              </w:rPr>
-              <w:t>不同</w:t>
-            </w:r>
-          </w:p>
-        </w:tc>
-      </w:tr>
-      <w:tr>
-        <w:trPr>
-          <w:cantSplit/>
-        </w:trPr>
-        <w:tc>
-          <w:tcPr>
-            <w:tcW w:type="dxa" w:w="5472"/>
-            <w:tcBorders>
-              <w:top w:val="single" w:sz="4" w:color="D9D9D9"/>
-              <w:left w:val="single" w:sz="4" w:color="D9D9D9"/>
-              <w:bottom w:val="single" w:sz="4" w:color="D9D9D9"/>
-              <w:right w:val="single" w:sz="4" w:color="D9D9D9"/>
-            </w:tcBorders>
-            <w:shd w:fill="FFFFFF"/>
-          </w:tcPr>
-          <w:p>
-            <w:pPr>
-              <w:spacing w:before="60" w:after="60"/>
-            </w:pPr>
-            <w:r>
-              <w:rPr>
-                <w:rFonts w:ascii="Hiragino Sans GB" w:hAnsi="Hiragino Sans GB" w:eastAsia="Hiragino Sans GB"/>
-                <w:b w:val="0"/>
-                <w:sz w:val="18"/>
-              </w:rPr>
-              <w:t>companion_activity_daily</w:t>
-            </w:r>
-          </w:p>
-        </w:tc>
-        <w:tc>
-          <w:tcPr>
-            <w:tcW w:type="dxa" w:w="936"/>
-            <w:tcBorders>
-              <w:top w:val="single" w:sz="4" w:color="D9D9D9"/>
-              <w:left w:val="single" w:sz="4" w:color="D9D9D9"/>
-              <w:bottom w:val="single" w:sz="4" w:color="D9D9D9"/>
-              <w:right w:val="single" w:sz="4" w:color="D9D9D9"/>
-            </w:tcBorders>
-            <w:shd w:fill="FFFFFF"/>
-          </w:tcPr>
-          <w:p>
-            <w:pPr>
-              <w:spacing w:before="60" w:after="60"/>
-            </w:pPr>
-            <w:r>
-              <w:rPr>
-                <w:rFonts w:ascii="Hiragino Sans GB" w:hAnsi="Hiragino Sans GB" w:eastAsia="Hiragino Sans GB"/>
-                <w:b w:val="0"/>
-                <w:sz w:val="18"/>
-              </w:rPr>
-              <w:t>94</w:t>
-            </w:r>
-          </w:p>
-        </w:tc>
-        <w:tc>
-          <w:tcPr>
-            <w:tcW w:type="dxa" w:w="936"/>
-            <w:tcBorders>
-              <w:top w:val="single" w:sz="4" w:color="D9D9D9"/>
-              <w:left w:val="single" w:sz="4" w:color="D9D9D9"/>
-              <w:bottom w:val="single" w:sz="4" w:color="D9D9D9"/>
-              <w:right w:val="single" w:sz="4" w:color="D9D9D9"/>
-            </w:tcBorders>
-            <w:shd w:fill="FFFFFF"/>
-          </w:tcPr>
-          <w:p>
-            <w:pPr>
-              <w:spacing w:before="60" w:after="60"/>
-            </w:pPr>
-            <w:r>
-              <w:rPr>
-                <w:rFonts w:ascii="Hiragino Sans GB" w:hAnsi="Hiragino Sans GB" w:eastAsia="Hiragino Sans GB"/>
-                <w:b w:val="0"/>
-                <w:sz w:val="18"/>
-              </w:rPr>
-              <w:t>72</w:t>
-            </w:r>
-          </w:p>
-        </w:tc>
-        <w:tc>
-          <w:tcPr>
-            <w:tcW w:type="dxa" w:w="1440"/>
-            <w:tcBorders>
-              <w:top w:val="single" w:sz="4" w:color="D9D9D9"/>
-              <w:left w:val="single" w:sz="4" w:color="D9D9D9"/>
-              <w:bottom w:val="single" w:sz="4" w:color="D9D9D9"/>
-              <w:right w:val="single" w:sz="4" w:color="D9D9D9"/>
-            </w:tcBorders>
-            <w:shd w:fill="FFFFFF"/>
-          </w:tcPr>
-          <w:p>
-            <w:pPr>
-              <w:spacing w:before="60" w:after="60"/>
-            </w:pPr>
-            <w:r>
-              <w:rPr>
-                <w:rFonts w:ascii="Hiragino Sans GB" w:hAnsi="Hiragino Sans GB" w:eastAsia="Hiragino Sans GB"/>
-                <w:b w:val="0"/>
-                <w:sz w:val="18"/>
-              </w:rPr>
-              <w:t>不同</w:t>
-            </w:r>
-          </w:p>
-        </w:tc>
-      </w:tr>
-      <w:tr>
-        <w:trPr>
-          <w:cantSplit/>
-        </w:trPr>
-        <w:tc>
-          <w:tcPr>
-            <w:tcW w:type="dxa" w:w="5472"/>
-            <w:tcBorders>
-              <w:top w:val="single" w:sz="4" w:color="D9D9D9"/>
-              <w:left w:val="single" w:sz="4" w:color="D9D9D9"/>
-              <w:bottom w:val="single" w:sz="4" w:color="D9D9D9"/>
-              <w:right w:val="single" w:sz="4" w:color="D9D9D9"/>
-            </w:tcBorders>
-            <w:shd w:fill="F7F7F7"/>
-          </w:tcPr>
-          <w:p>
-            <w:pPr>
-              <w:spacing w:before="60" w:after="60"/>
-            </w:pPr>
-            <w:r>
-              <w:rPr>
-                <w:rFonts w:ascii="Hiragino Sans GB" w:hAnsi="Hiragino Sans GB" w:eastAsia="Hiragino Sans GB"/>
-                <w:b w:val="0"/>
-                <w:sz w:val="18"/>
-              </w:rPr>
-              <w:t>companion_devices</w:t>
-            </w:r>
-          </w:p>
-        </w:tc>
-        <w:tc>
-          <w:tcPr>
-            <w:tcW w:type="dxa" w:w="936"/>
-            <w:tcBorders>
-              <w:top w:val="single" w:sz="4" w:color="D9D9D9"/>
-              <w:left w:val="single" w:sz="4" w:color="D9D9D9"/>
-              <w:bottom w:val="single" w:sz="4" w:color="D9D9D9"/>
-              <w:right w:val="single" w:sz="4" w:color="D9D9D9"/>
-            </w:tcBorders>
-            <w:shd w:fill="F7F7F7"/>
-          </w:tcPr>
-          <w:p>
-            <w:pPr>
-              <w:spacing w:before="60" w:after="60"/>
-            </w:pPr>
-            <w:r>
-              <w:rPr>
-                <w:rFonts w:ascii="Hiragino Sans GB" w:hAnsi="Hiragino Sans GB" w:eastAsia="Hiragino Sans GB"/>
-                <w:b w:val="0"/>
-                <w:sz w:val="18"/>
-              </w:rPr>
-              <w:t>8</w:t>
-            </w:r>
-          </w:p>
-        </w:tc>
-        <w:tc>
-          <w:tcPr>
-            <w:tcW w:type="dxa" w:w="936"/>
-            <w:tcBorders>
-              <w:top w:val="single" w:sz="4" w:color="D9D9D9"/>
-              <w:left w:val="single" w:sz="4" w:color="D9D9D9"/>
-              <w:bottom w:val="single" w:sz="4" w:color="D9D9D9"/>
-              <w:right w:val="single" w:sz="4" w:color="D9D9D9"/>
-            </w:tcBorders>
-            <w:shd w:fill="F7F7F7"/>
-          </w:tcPr>
-          <w:p>
-            <w:pPr>
-              <w:spacing w:before="60" w:after="60"/>
-            </w:pPr>
-            <w:r>
-              <w:rPr>
-                <w:rFonts w:ascii="Hiragino Sans GB" w:hAnsi="Hiragino Sans GB" w:eastAsia="Hiragino Sans GB"/>
-                <w:b w:val="0"/>
-                <w:sz w:val="18"/>
-              </w:rPr>
-              <w:t>8</w:t>
-            </w:r>
-          </w:p>
-        </w:tc>
-        <w:tc>
-          <w:tcPr>
-            <w:tcW w:type="dxa" w:w="1440"/>
-            <w:tcBorders>
-              <w:top w:val="single" w:sz="4" w:color="D9D9D9"/>
-              <w:left w:val="single" w:sz="4" w:color="D9D9D9"/>
-              <w:bottom w:val="single" w:sz="4" w:color="D9D9D9"/>
-              <w:right w:val="single" w:sz="4" w:color="D9D9D9"/>
-            </w:tcBorders>
-            <w:shd w:fill="F7F7F7"/>
-          </w:tcPr>
-          <w:p>
-            <w:pPr>
-              <w:spacing w:before="60" w:after="60"/>
-            </w:pPr>
-            <w:r>
-              <w:rPr>
-                <w:rFonts w:ascii="Hiragino Sans GB" w:hAnsi="Hiragino Sans GB" w:eastAsia="Hiragino Sans GB"/>
-                <w:b w:val="0"/>
-                <w:sz w:val="18"/>
-              </w:rPr>
-              <w:t>不同</w:t>
-            </w:r>
-          </w:p>
-        </w:tc>
-      </w:tr>
-      <w:tr>
-        <w:trPr>
-          <w:cantSplit/>
-        </w:trPr>
-        <w:tc>
-          <w:tcPr>
-            <w:tcW w:type="dxa" w:w="5472"/>
-            <w:tcBorders>
-              <w:top w:val="single" w:sz="4" w:color="D9D9D9"/>
-              <w:left w:val="single" w:sz="4" w:color="D9D9D9"/>
-              <w:bottom w:val="single" w:sz="4" w:color="D9D9D9"/>
-              <w:right w:val="single" w:sz="4" w:color="D9D9D9"/>
-            </w:tcBorders>
-            <w:shd w:fill="FFFFFF"/>
-          </w:tcPr>
-          <w:p>
-            <w:pPr>
-              <w:spacing w:before="60" w:after="60"/>
-            </w:pPr>
-            <w:r>
-              <w:rPr>
-                <w:rFonts w:ascii="Hiragino Sans GB" w:hAnsi="Hiragino Sans GB" w:eastAsia="Hiragino Sans GB"/>
-                <w:b w:val="0"/>
-                <w:sz w:val="18"/>
-              </w:rPr>
-              <w:t>navigation_usage_daily</w:t>
-            </w:r>
-          </w:p>
-        </w:tc>
-        <w:tc>
-          <w:tcPr>
-            <w:tcW w:type="dxa" w:w="936"/>
-            <w:tcBorders>
-              <w:top w:val="single" w:sz="4" w:color="D9D9D9"/>
-              <w:left w:val="single" w:sz="4" w:color="D9D9D9"/>
-              <w:bottom w:val="single" w:sz="4" w:color="D9D9D9"/>
-              <w:right w:val="single" w:sz="4" w:color="D9D9D9"/>
-            </w:tcBorders>
-            <w:shd w:fill="FFFFFF"/>
-          </w:tcPr>
-          <w:p>
-            <w:pPr>
-              <w:spacing w:before="60" w:after="60"/>
-            </w:pPr>
-            <w:r>
-              <w:rPr>
-                <w:rFonts w:ascii="Hiragino Sans GB" w:hAnsi="Hiragino Sans GB" w:eastAsia="Hiragino Sans GB"/>
-                <w:b w:val="0"/>
-                <w:sz w:val="18"/>
-              </w:rPr>
-              <w:t>301</w:t>
-            </w:r>
-          </w:p>
-        </w:tc>
-        <w:tc>
-          <w:tcPr>
-            <w:tcW w:type="dxa" w:w="936"/>
-            <w:tcBorders>
-              <w:top w:val="single" w:sz="4" w:color="D9D9D9"/>
-              <w:left w:val="single" w:sz="4" w:color="D9D9D9"/>
-              <w:bottom w:val="single" w:sz="4" w:color="D9D9D9"/>
-              <w:right w:val="single" w:sz="4" w:color="D9D9D9"/>
-            </w:tcBorders>
-            <w:shd w:fill="FFFFFF"/>
-          </w:tcPr>
-          <w:p>
-            <w:pPr>
-              <w:spacing w:before="60" w:after="60"/>
-            </w:pPr>
-            <w:r>
-              <w:rPr>
-                <w:rFonts w:ascii="Hiragino Sans GB" w:hAnsi="Hiragino Sans GB" w:eastAsia="Hiragino Sans GB"/>
-                <w:b w:val="0"/>
-                <w:sz w:val="18"/>
-              </w:rPr>
-              <w:t>296</w:t>
-            </w:r>
-          </w:p>
-        </w:tc>
-        <w:tc>
-          <w:tcPr>
-            <w:tcW w:type="dxa" w:w="1440"/>
-            <w:tcBorders>
-              <w:top w:val="single" w:sz="4" w:color="D9D9D9"/>
-              <w:left w:val="single" w:sz="4" w:color="D9D9D9"/>
-              <w:bottom w:val="single" w:sz="4" w:color="D9D9D9"/>
-              <w:right w:val="single" w:sz="4" w:color="D9D9D9"/>
-            </w:tcBorders>
-            <w:shd w:fill="FFFFFF"/>
-          </w:tcPr>
-          <w:p>
-            <w:pPr>
-              <w:spacing w:before="60" w:after="60"/>
-            </w:pPr>
-            <w:r>
-              <w:rPr>
-                <w:rFonts w:ascii="Hiragino Sans GB" w:hAnsi="Hiragino Sans GB" w:eastAsia="Hiragino Sans GB"/>
-                <w:b w:val="0"/>
-                <w:sz w:val="18"/>
-              </w:rPr>
-              <w:t>不同</w:t>
-            </w:r>
-          </w:p>
-        </w:tc>
-      </w:tr>
-      <w:tr>
-        <w:trPr>
-          <w:cantSplit/>
-        </w:trPr>
-        <w:tc>
-          <w:tcPr>
-            <w:tcW w:type="dxa" w:w="5472"/>
-            <w:tcBorders>
-              <w:top w:val="single" w:sz="4" w:color="D9D9D9"/>
-              <w:left w:val="single" w:sz="4" w:color="D9D9D9"/>
-              <w:bottom w:val="single" w:sz="4" w:color="D9D9D9"/>
-              <w:right w:val="single" w:sz="4" w:color="D9D9D9"/>
-            </w:tcBorders>
-            <w:shd w:fill="F7F7F7"/>
-          </w:tcPr>
-          <w:p>
-            <w:pPr>
-              <w:spacing w:before="60" w:after="60"/>
-            </w:pPr>
-            <w:r>
-              <w:rPr>
-                <w:rFonts w:ascii="Hiragino Sans GB" w:hAnsi="Hiragino Sans GB" w:eastAsia="Hiragino Sans GB"/>
-                <w:b w:val="0"/>
-                <w:sz w:val="18"/>
-              </w:rPr>
-              <w:t>redemption_code_novels</w:t>
-            </w:r>
-          </w:p>
-        </w:tc>
-        <w:tc>
-          <w:tcPr>
-            <w:tcW w:type="dxa" w:w="936"/>
-            <w:tcBorders>
-              <w:top w:val="single" w:sz="4" w:color="D9D9D9"/>
-              <w:left w:val="single" w:sz="4" w:color="D9D9D9"/>
-              <w:bottom w:val="single" w:sz="4" w:color="D9D9D9"/>
-              <w:right w:val="single" w:sz="4" w:color="D9D9D9"/>
-            </w:tcBorders>
-            <w:shd w:fill="F7F7F7"/>
-          </w:tcPr>
-          <w:p>
-            <w:pPr>
-              <w:spacing w:before="60" w:after="60"/>
-            </w:pPr>
-            <w:r>
-              <w:rPr>
-                <w:rFonts w:ascii="Hiragino Sans GB" w:hAnsi="Hiragino Sans GB" w:eastAsia="Hiragino Sans GB"/>
-                <w:b w:val="0"/>
-                <w:sz w:val="18"/>
-              </w:rPr>
-              <w:t>11</w:t>
-            </w:r>
-          </w:p>
-        </w:tc>
-        <w:tc>
-          <w:tcPr>
-            <w:tcW w:type="dxa" w:w="936"/>
-            <w:tcBorders>
-              <w:top w:val="single" w:sz="4" w:color="D9D9D9"/>
-              <w:left w:val="single" w:sz="4" w:color="D9D9D9"/>
-              <w:bottom w:val="single" w:sz="4" w:color="D9D9D9"/>
-              <w:right w:val="single" w:sz="4" w:color="D9D9D9"/>
-            </w:tcBorders>
-            <w:shd w:fill="F7F7F7"/>
-          </w:tcPr>
-          <w:p>
-            <w:pPr>
-              <w:spacing w:before="60" w:after="60"/>
-            </w:pPr>
-            <w:r>
-              <w:rPr>
-                <w:rFonts w:ascii="Hiragino Sans GB" w:hAnsi="Hiragino Sans GB" w:eastAsia="Hiragino Sans GB"/>
-                <w:b w:val="0"/>
-                <w:sz w:val="18"/>
-              </w:rPr>
-              <w:t>10</w:t>
-            </w:r>
-          </w:p>
-        </w:tc>
-        <w:tc>
-          <w:tcPr>
-            <w:tcW w:type="dxa" w:w="1440"/>
-            <w:tcBorders>
-              <w:top w:val="single" w:sz="4" w:color="D9D9D9"/>
-              <w:left w:val="single" w:sz="4" w:color="D9D9D9"/>
-              <w:bottom w:val="single" w:sz="4" w:color="D9D9D9"/>
-              <w:right w:val="single" w:sz="4" w:color="D9D9D9"/>
-            </w:tcBorders>
-            <w:shd w:fill="F7F7F7"/>
-          </w:tcPr>
-          <w:p>
-            <w:pPr>
-              <w:spacing w:before="60" w:after="60"/>
-            </w:pPr>
-            <w:r>
-              <w:rPr>
-                <w:rFonts w:ascii="Hiragino Sans GB" w:hAnsi="Hiragino Sans GB" w:eastAsia="Hiragino Sans GB"/>
-                <w:b w:val="0"/>
-                <w:sz w:val="18"/>
-              </w:rPr>
-              <w:t>不同</w:t>
-            </w:r>
-          </w:p>
-        </w:tc>
-      </w:tr>
-      <w:tr>
-        <w:trPr>
-          <w:cantSplit/>
-        </w:trPr>
-        <w:tc>
-          <w:tcPr>
-            <w:tcW w:type="dxa" w:w="5472"/>
-            <w:tcBorders>
-              <w:top w:val="single" w:sz="4" w:color="D9D9D9"/>
-              <w:left w:val="single" w:sz="4" w:color="D9D9D9"/>
-              <w:bottom w:val="single" w:sz="4" w:color="D9D9D9"/>
-              <w:right w:val="single" w:sz="4" w:color="D9D9D9"/>
-            </w:tcBorders>
-            <w:shd w:fill="FFFFFF"/>
-          </w:tcPr>
-          <w:p>
-            <w:pPr>
-              <w:spacing w:before="60" w:after="60"/>
-            </w:pPr>
-            <w:r>
-              <w:rPr>
-                <w:rFonts w:ascii="Hiragino Sans GB" w:hAnsi="Hiragino Sans GB" w:eastAsia="Hiragino Sans GB"/>
-                <w:b w:val="0"/>
-                <w:sz w:val="18"/>
-              </w:rPr>
-              <w:t>redemption_codes</w:t>
-            </w:r>
-          </w:p>
-        </w:tc>
-        <w:tc>
-          <w:tcPr>
-            <w:tcW w:type="dxa" w:w="936"/>
-            <w:tcBorders>
-              <w:top w:val="single" w:sz="4" w:color="D9D9D9"/>
-              <w:left w:val="single" w:sz="4" w:color="D9D9D9"/>
-              <w:bottom w:val="single" w:sz="4" w:color="D9D9D9"/>
-              <w:right w:val="single" w:sz="4" w:color="D9D9D9"/>
-            </w:tcBorders>
-            <w:shd w:fill="FFFFFF"/>
-          </w:tcPr>
-          <w:p>
-            <w:pPr>
-              <w:spacing w:before="60" w:after="60"/>
-            </w:pPr>
-            <w:r>
-              <w:rPr>
-                <w:rFonts w:ascii="Hiragino Sans GB" w:hAnsi="Hiragino Sans GB" w:eastAsia="Hiragino Sans GB"/>
-                <w:b w:val="0"/>
-                <w:sz w:val="18"/>
-              </w:rPr>
-              <w:t>6</w:t>
-            </w:r>
-          </w:p>
-        </w:tc>
-        <w:tc>
-          <w:tcPr>
-            <w:tcW w:type="dxa" w:w="936"/>
-            <w:tcBorders>
-              <w:top w:val="single" w:sz="4" w:color="D9D9D9"/>
-              <w:left w:val="single" w:sz="4" w:color="D9D9D9"/>
-              <w:bottom w:val="single" w:sz="4" w:color="D9D9D9"/>
-              <w:right w:val="single" w:sz="4" w:color="D9D9D9"/>
-            </w:tcBorders>
-            <w:shd w:fill="FFFFFF"/>
-          </w:tcPr>
-          <w:p>
-            <w:pPr>
-              <w:spacing w:before="60" w:after="60"/>
-            </w:pPr>
-            <w:r>
-              <w:rPr>
-                <w:rFonts w:ascii="Hiragino Sans GB" w:hAnsi="Hiragino Sans GB" w:eastAsia="Hiragino Sans GB"/>
-                <w:b w:val="0"/>
-                <w:sz w:val="18"/>
-              </w:rPr>
-              <w:t>4</w:t>
-            </w:r>
-          </w:p>
-        </w:tc>
-        <w:tc>
-          <w:tcPr>
-            <w:tcW w:type="dxa" w:w="1440"/>
-            <w:tcBorders>
-              <w:top w:val="single" w:sz="4" w:color="D9D9D9"/>
-              <w:left w:val="single" w:sz="4" w:color="D9D9D9"/>
-              <w:bottom w:val="single" w:sz="4" w:color="D9D9D9"/>
-              <w:right w:val="single" w:sz="4" w:color="D9D9D9"/>
-            </w:tcBorders>
-            <w:shd w:fill="FFFFFF"/>
-          </w:tcPr>
-          <w:p>
-            <w:pPr>
-              <w:spacing w:before="60" w:after="60"/>
-            </w:pPr>
-            <w:r>
-              <w:rPr>
-                <w:rFonts w:ascii="Hiragino Sans GB" w:hAnsi="Hiragino Sans GB" w:eastAsia="Hiragino Sans GB"/>
-                <w:b w:val="0"/>
-                <w:sz w:val="18"/>
-              </w:rPr>
-              <w:t>不同</w:t>
-            </w:r>
-          </w:p>
-        </w:tc>
-      </w:tr>
-      <w:tr>
-        <w:trPr>
-          <w:cantSplit/>
-        </w:trPr>
-        <w:tc>
-          <w:tcPr>
-            <w:tcW w:type="dxa" w:w="5472"/>
-            <w:tcBorders>
-              <w:top w:val="single" w:sz="4" w:color="D9D9D9"/>
-              <w:left w:val="single" w:sz="4" w:color="D9D9D9"/>
-              <w:bottom w:val="single" w:sz="4" w:color="D9D9D9"/>
-              <w:right w:val="single" w:sz="4" w:color="D9D9D9"/>
-            </w:tcBorders>
-            <w:shd w:fill="F7F7F7"/>
-          </w:tcPr>
-          <w:p>
-            <w:pPr>
-              <w:spacing w:before="60" w:after="60"/>
-            </w:pPr>
-            <w:r>
-              <w:rPr>
-                <w:rFonts w:ascii="Hiragino Sans GB" w:hAnsi="Hiragino Sans GB" w:eastAsia="Hiragino Sans GB"/>
-                <w:b w:val="0"/>
-                <w:sz w:val="18"/>
-              </w:rPr>
-              <w:t>redemption_uses</w:t>
-            </w:r>
-          </w:p>
-        </w:tc>
-        <w:tc>
-          <w:tcPr>
-            <w:tcW w:type="dxa" w:w="936"/>
-            <w:tcBorders>
-              <w:top w:val="single" w:sz="4" w:color="D9D9D9"/>
-              <w:left w:val="single" w:sz="4" w:color="D9D9D9"/>
-              <w:bottom w:val="single" w:sz="4" w:color="D9D9D9"/>
-              <w:right w:val="single" w:sz="4" w:color="D9D9D9"/>
-            </w:tcBorders>
-            <w:shd w:fill="F7F7F7"/>
-          </w:tcPr>
-          <w:p>
-            <w:pPr>
-              <w:spacing w:before="60" w:after="60"/>
-            </w:pPr>
-            <w:r>
-              <w:rPr>
-                <w:rFonts w:ascii="Hiragino Sans GB" w:hAnsi="Hiragino Sans GB" w:eastAsia="Hiragino Sans GB"/>
-                <w:b w:val="0"/>
-                <w:sz w:val="18"/>
-              </w:rPr>
-              <w:t>4</w:t>
-            </w:r>
-          </w:p>
-        </w:tc>
-        <w:tc>
-          <w:tcPr>
-            <w:tcW w:type="dxa" w:w="936"/>
-            <w:tcBorders>
-              <w:top w:val="single" w:sz="4" w:color="D9D9D9"/>
-              <w:left w:val="single" w:sz="4" w:color="D9D9D9"/>
-              <w:bottom w:val="single" w:sz="4" w:color="D9D9D9"/>
-              <w:right w:val="single" w:sz="4" w:color="D9D9D9"/>
-            </w:tcBorders>
-            <w:shd w:fill="F7F7F7"/>
-          </w:tcPr>
-          <w:p>
-            <w:pPr>
-              <w:spacing w:before="60" w:after="60"/>
-            </w:pPr>
-            <w:r>
-              <w:rPr>
-                <w:rFonts w:ascii="Hiragino Sans GB" w:hAnsi="Hiragino Sans GB" w:eastAsia="Hiragino Sans GB"/>
-                <w:b w:val="0"/>
-                <w:sz w:val="18"/>
-              </w:rPr>
-              <w:t>3</w:t>
-            </w:r>
-          </w:p>
-        </w:tc>
-        <w:tc>
-          <w:tcPr>
-            <w:tcW w:type="dxa" w:w="1440"/>
-            <w:tcBorders>
-              <w:top w:val="single" w:sz="4" w:color="D9D9D9"/>
-              <w:left w:val="single" w:sz="4" w:color="D9D9D9"/>
-              <w:bottom w:val="single" w:sz="4" w:color="D9D9D9"/>
-              <w:right w:val="single" w:sz="4" w:color="D9D9D9"/>
-            </w:tcBorders>
-            <w:shd w:fill="F7F7F7"/>
-          </w:tcPr>
-          <w:p>
-            <w:pPr>
-              <w:spacing w:before="60" w:after="60"/>
-            </w:pPr>
-            <w:r>
-              <w:rPr>
-                <w:rFonts w:ascii="Hiragino Sans GB" w:hAnsi="Hiragino Sans GB" w:eastAsia="Hiragino Sans GB"/>
-                <w:b w:val="0"/>
-                <w:sz w:val="18"/>
-              </w:rPr>
-              <w:t>不同</w:t>
-            </w:r>
-          </w:p>
-        </w:tc>
-      </w:tr>
-      <w:tr>
-        <w:trPr>
-          <w:cantSplit/>
-        </w:trPr>
-        <w:tc>
-          <w:tcPr>
-            <w:tcW w:type="dxa" w:w="5472"/>
-            <w:tcBorders>
-              <w:top w:val="single" w:sz="4" w:color="D9D9D9"/>
-              <w:left w:val="single" w:sz="4" w:color="D9D9D9"/>
-              <w:bottom w:val="single" w:sz="4" w:color="D9D9D9"/>
-              <w:right w:val="single" w:sz="4" w:color="D9D9D9"/>
-            </w:tcBorders>
-            <w:shd w:fill="FFFFFF"/>
-          </w:tcPr>
-          <w:p>
-            <w:pPr>
-              <w:spacing w:before="60" w:after="60"/>
-            </w:pPr>
-            <w:r>
-              <w:rPr>
-                <w:rFonts w:ascii="Hiragino Sans GB" w:hAnsi="Hiragino Sans GB" w:eastAsia="Hiragino Sans GB"/>
-                <w:b w:val="0"/>
-                <w:sz w:val="18"/>
-              </w:rPr>
-              <w:t>user_novel_entitlements</w:t>
-            </w:r>
-          </w:p>
-        </w:tc>
-        <w:tc>
-          <w:tcPr>
-            <w:tcW w:type="dxa" w:w="936"/>
-            <w:tcBorders>
-              <w:top w:val="single" w:sz="4" w:color="D9D9D9"/>
-              <w:left w:val="single" w:sz="4" w:color="D9D9D9"/>
-              <w:bottom w:val="single" w:sz="4" w:color="D9D9D9"/>
-              <w:right w:val="single" w:sz="4" w:color="D9D9D9"/>
-            </w:tcBorders>
-            <w:shd w:fill="FFFFFF"/>
-          </w:tcPr>
-          <w:p>
-            <w:pPr>
-              <w:spacing w:before="60" w:after="60"/>
-            </w:pPr>
-            <w:r>
-              <w:rPr>
-                <w:rFonts w:ascii="Hiragino Sans GB" w:hAnsi="Hiragino Sans GB" w:eastAsia="Hiragino Sans GB"/>
-                <w:b w:val="0"/>
-                <w:sz w:val="18"/>
-              </w:rPr>
-              <w:t>8</w:t>
-            </w:r>
-          </w:p>
-        </w:tc>
-        <w:tc>
-          <w:tcPr>
-            <w:tcW w:type="dxa" w:w="936"/>
-            <w:tcBorders>
-              <w:top w:val="single" w:sz="4" w:color="D9D9D9"/>
-              <w:left w:val="single" w:sz="4" w:color="D9D9D9"/>
-              <w:bottom w:val="single" w:sz="4" w:color="D9D9D9"/>
-              <w:right w:val="single" w:sz="4" w:color="D9D9D9"/>
-            </w:tcBorders>
-            <w:shd w:fill="FFFFFF"/>
-          </w:tcPr>
-          <w:p>
-            <w:pPr>
-              <w:spacing w:before="60" w:after="60"/>
-            </w:pPr>
-            <w:r>
-              <w:rPr>
-                <w:rFonts w:ascii="Hiragino Sans GB" w:hAnsi="Hiragino Sans GB" w:eastAsia="Hiragino Sans GB"/>
-                <w:b w:val="0"/>
-                <w:sz w:val="18"/>
-              </w:rPr>
-              <w:t>7</w:t>
-            </w:r>
-          </w:p>
-        </w:tc>
-        <w:tc>
-          <w:tcPr>
-            <w:tcW w:type="dxa" w:w="1440"/>
-            <w:tcBorders>
-              <w:top w:val="single" w:sz="4" w:color="D9D9D9"/>
-              <w:left w:val="single" w:sz="4" w:color="D9D9D9"/>
-              <w:bottom w:val="single" w:sz="4" w:color="D9D9D9"/>
-              <w:right w:val="single" w:sz="4" w:color="D9D9D9"/>
-            </w:tcBorders>
-            <w:shd w:fill="FFFFFF"/>
-          </w:tcPr>
-          <w:p>
-            <w:pPr>
-              <w:spacing w:before="60" w:after="60"/>
-            </w:pPr>
-            <w:r>
-              <w:rPr>
-                <w:rFonts w:ascii="Hiragino Sans GB" w:hAnsi="Hiragino Sans GB" w:eastAsia="Hiragino Sans GB"/>
-                <w:b w:val="0"/>
-                <w:sz w:val="18"/>
-              </w:rPr>
-              <w:t>不同</w:t>
-            </w:r>
-          </w:p>
-        </w:tc>
-      </w:tr>
-      <w:tr>
-        <w:trPr>
-          <w:cantSplit/>
-        </w:trPr>
-        <w:tc>
-          <w:tcPr>
-            <w:tcW w:type="dxa" w:w="5472"/>
-            <w:tcBorders>
-              <w:top w:val="single" w:sz="4" w:color="D9D9D9"/>
-              <w:left w:val="single" w:sz="4" w:color="D9D9D9"/>
-              <w:bottom w:val="single" w:sz="4" w:color="D9D9D9"/>
-              <w:right w:val="single" w:sz="4" w:color="D9D9D9"/>
-            </w:tcBorders>
-            <w:shd w:fill="F7F7F7"/>
-          </w:tcPr>
-          <w:p>
-            <w:pPr>
-              <w:spacing w:before="60" w:after="60"/>
-            </w:pPr>
-            <w:r>
-              <w:rPr>
-                <w:rFonts w:ascii="Hiragino Sans GB" w:hAnsi="Hiragino Sans GB" w:eastAsia="Hiragino Sans GB"/>
-                <w:b w:val="0"/>
-                <w:sz w:val="18"/>
-              </w:rPr>
-              <w:t>user_settings</w:t>
-            </w:r>
-          </w:p>
-        </w:tc>
-        <w:tc>
-          <w:tcPr>
-            <w:tcW w:type="dxa" w:w="936"/>
-            <w:tcBorders>
-              <w:top w:val="single" w:sz="4" w:color="D9D9D9"/>
-              <w:left w:val="single" w:sz="4" w:color="D9D9D9"/>
-              <w:bottom w:val="single" w:sz="4" w:color="D9D9D9"/>
-              <w:right w:val="single" w:sz="4" w:color="D9D9D9"/>
-            </w:tcBorders>
-            <w:shd w:fill="F7F7F7"/>
-          </w:tcPr>
-          <w:p>
-            <w:pPr>
-              <w:spacing w:before="60" w:after="60"/>
-            </w:pPr>
-            <w:r>
-              <w:rPr>
-                <w:rFonts w:ascii="Hiragino Sans GB" w:hAnsi="Hiragino Sans GB" w:eastAsia="Hiragino Sans GB"/>
-                <w:b w:val="0"/>
-                <w:sz w:val="18"/>
-              </w:rPr>
-              <w:t>26</w:t>
-            </w:r>
-          </w:p>
-        </w:tc>
-        <w:tc>
-          <w:tcPr>
-            <w:tcW w:type="dxa" w:w="936"/>
-            <w:tcBorders>
-              <w:top w:val="single" w:sz="4" w:color="D9D9D9"/>
-              <w:left w:val="single" w:sz="4" w:color="D9D9D9"/>
-              <w:bottom w:val="single" w:sz="4" w:color="D9D9D9"/>
-              <w:right w:val="single" w:sz="4" w:color="D9D9D9"/>
-            </w:tcBorders>
-            <w:shd w:fill="F7F7F7"/>
-          </w:tcPr>
-          <w:p>
-            <w:pPr>
-              <w:spacing w:before="60" w:after="60"/>
-            </w:pPr>
-            <w:r>
-              <w:rPr>
-                <w:rFonts w:ascii="Hiragino Sans GB" w:hAnsi="Hiragino Sans GB" w:eastAsia="Hiragino Sans GB"/>
-                <w:b w:val="0"/>
-                <w:sz w:val="18"/>
-              </w:rPr>
-              <w:t>26</w:t>
-            </w:r>
-          </w:p>
-        </w:tc>
-        <w:tc>
-          <w:tcPr>
-            <w:tcW w:type="dxa" w:w="1440"/>
-            <w:tcBorders>
-              <w:top w:val="single" w:sz="4" w:color="D9D9D9"/>
-              <w:left w:val="single" w:sz="4" w:color="D9D9D9"/>
-              <w:bottom w:val="single" w:sz="4" w:color="D9D9D9"/>
-              <w:right w:val="single" w:sz="4" w:color="D9D9D9"/>
-            </w:tcBorders>
-            <w:shd w:fill="F7F7F7"/>
-          </w:tcPr>
-          <w:p>
-            <w:pPr>
-              <w:spacing w:before="60" w:after="60"/>
-            </w:pPr>
-            <w:r>
-              <w:rPr>
-                <w:rFonts w:ascii="Hiragino Sans GB" w:hAnsi="Hiragino Sans GB" w:eastAsia="Hiragino Sans GB"/>
-                <w:b w:val="0"/>
-                <w:sz w:val="18"/>
-              </w:rPr>
-              <w:t>不同</w:t>
+              <w:t>新公告60秒内可见，本地已读立即反馈，封禁及隔离有效</w:t>
             </w:r>
           </w:p>
         </w:tc>
@@ -2398,95 +2440,27 @@
     </w:tbl>
     <w:p/>
     <w:p>
-      <w:r>
-        <w:rPr>
-          <w:rFonts w:ascii="Hiragino Sans GB" w:hAnsi="Hiragino Sans GB" w:eastAsia="Hiragino Sans GB"/>
-        </w:rPr>
-        <w:t>设备少1条，操作少21条；同步数据都是249条但内容变化。冲突222条和上传分块0条且指纹一致。最终追平仍完整核对五张表，保留删除标记、去重和大值分块。</w:t>
-      </w:r>
-    </w:p>
-    <w:p>
-      <w:r>
-        <w:rPr>
-          <w:rFonts w:ascii="Hiragino Sans GB" w:hAnsi="Hiragino Sans GB" w:eastAsia="Hiragino Sans GB"/>
-        </w:rPr>
-        <w:t>备份脏标记和版本记录有内容变化，需明确Azure写入后的备份路由。备份队列不能仅复制过去而继续让旧库后台生成过期快照。</w:t>
-      </w:r>
-    </w:p>
-    <w:p>
       <w:pPr>
         <w:pStyle w:val="Heading1"/>
         <w:pageBreakBefore/>
       </w:pPr>
       <w:r>
-        <w:rPr>
-          <w:rFonts w:ascii="Hiragino Sans GB" w:hAnsi="Hiragino Sans GB" w:eastAsia="Hiragino Sans GB"/>
-        </w:rPr>
-        <w:t>四 已实现的安全修复</w:t>
+        <w:t>十三 仓库交付与发布顺序</w:t>
       </w:r>
     </w:p>
     <w:p>
       <w:r>
-        <w:rPr>
-          <w:rFonts w:ascii="Hiragino Sans GB" w:hAnsi="Hiragino Sans GB" w:eastAsia="Hiragino Sans GB"/>
-        </w:rPr>
-        <w:t>默认只读预检。无参数或--preflight不修改数据。只有显式--apply并具备受保护证据才进入生产冻结和追平。</w:t>
+        <w:t>第一阶段沿用未发布的3.21.3候选，应用、APP_VERSION、后台包及锁文件一致；第二阶段预计3.22.0，发布前重新核查版本占用。按用户最新要求沿用已有切换分支，检查后合并main并同步本机，不增加无关分支。</w:t>
       </w:r>
     </w:p>
     <w:p>
       <w:r>
-        <w:rPr>
-          <w:rFonts w:ascii="Hiragino Sans GB" w:hAnsi="Hiragino Sans GB" w:eastAsia="Hiragino Sans GB"/>
-        </w:rPr>
-        <w:t>证据门槛。24小时内且来源目标匹配；真实登录、双用户隔离、设备撤销、账号封禁、反向复制演练、两端写入口暂停及备份路由均通过。备份和报告须存在、私有、匹配SHA256；不能用模拟测试填造生产通过。</w:t>
+        <w:t>交付包含切换代码、配套迁移、测试、README、迁移记录及本DOCX。DOCX渲染后逐页检查；私有备份、数据库密码、可信CA本机文件、原始日志以及无关本机开发配置不进入提交。</w:t>
       </w:r>
     </w:p>
     <w:p>
       <w:r>
-        <w:rPr>
-          <w:rFonts w:ascii="Hiragino Sans GB" w:hAnsi="Hiragino Sans GB" w:eastAsia="Hiragino Sans GB"/>
-        </w:rPr>
-        <w:t>写入围栏。五张源表取得排他锁排空在途事务，安装ALWAYS语句触发器拦截INSERT UPDATE DELETE TRUNCATE；按真实授权撤销非所有者写权限，覆盖已有高权限函数写入。</w:t>
-      </w:r>
-    </w:p>
-    <w:p>
-      <w:r>
-        <w:rPr>
-          <w:rFonts w:ascii="Hiragino Sans GB" w:hAnsi="Hiragino Sans GB" w:eastAsia="Hiragino Sans GB"/>
-        </w:rPr>
-        <w:t>同步重试修复。只读聚合发现14项缓存远端结果过期，其中6项大值；未证明与页面6项队列相同。两端API保留原去重决策，重试时读取当前用户最新记录；缺失时拒绝确认，保留本地队列。3项回归通过，尚未部署。</w:t>
-      </w:r>
-    </w:p>
-    <w:p>
-      <w:r>
-        <w:rPr>
-          <w:rFonts w:ascii="Hiragino Sans GB" w:hAnsi="Hiragino Sans GB" w:eastAsia="Hiragino Sans GB"/>
-        </w:rPr>
-        <w:t>准确恢复。记录原ACL及GRANT OPTION和触发器O D R A状态。目标事务临时关闭原业务触发器，复制完成后精确恢复并校验；目标提交前失败可以恢复源围栏与原授权。</w:t>
-      </w:r>
-    </w:p>
-    <w:p>
-      <w:r>
-        <w:rPr>
-          <w:rFonts w:ascii="Hiragino Sans GB" w:hAnsi="Hiragino Sans GB" w:eastAsia="Hiragino Sans GB"/>
-        </w:rPr>
-        <w:t>提交结果。提交后报告保存失败不会错误声称回滚；提交确认丢失报告COMMIT_OUTCOME_UNKNOWN并保持冻结。源权限恢复失败报告SOURCE_RECOVERY_REQUIRED，禁止自动启用旧入口。</w:t>
-      </w:r>
-    </w:p>
-    <w:p>
-      <w:r>
-        <w:rPr>
-          <w:rFonts w:ascii="Hiragino Sans GB" w:hAnsi="Hiragino Sans GB" w:eastAsia="Hiragino Sans GB"/>
-        </w:rPr>
-        <w:t>权威账号状态。生产后台先验证JWT，再用该用户令牌向Supabase profiles读取自身最新状态；停用删除或资料不匹配拒绝，超时配置缺失及异常响应503。没有跨用户会话或账号状态缓存。代码尚未部署验收。</w:t>
-      </w:r>
-    </w:p>
-    <w:p>
-      <w:r>
-        <w:rPr>
-          <w:rFonts w:ascii="Hiragino Sans GB" w:hAnsi="Hiragino Sans GB" w:eastAsia="Hiragino Sans GB"/>
-        </w:rPr>
-        <w:t>诊断和凭据。先检查网络及TLS再请求密码，探测不发送登录或SQL。错误仅输出固定步骤和原因。密码隐藏输入，退出清除；报告目录700、文件600；不关闭TLS验证，不记录令牌或私人数据。</w:t>
+        <w:t>正式接通必须另附真实账号读写、源围栏及目标备份恢复证据。当前尚未取得这些结果，文档不填写切换时间、不标记第一阶段完成，也不把第二阶段性能目标写成达成。后续成功接通后更新本节及测试矩阵。</w:t>
       </w:r>
     </w:p>
     <w:p>
@@ -2494,4941 +2468,17 @@
         <w:pStyle w:val="Heading1"/>
       </w:pPr>
       <w:r>
-        <w:rPr>
-          <w:rFonts w:ascii="Hiragino Sans GB" w:hAnsi="Hiragino Sans GB" w:eastAsia="Hiragino Sans GB"/>
-        </w:rPr>
-        <w:t>五 本机命令文件</w:t>
-      </w:r>
-    </w:p>
-    <w:tbl>
-      <w:tblPr>
-        <w:tblW w:type="auto" w:w="0"/>
-        <w:tblLayout w:type="fixed"/>
-        <w:tblLook w:firstColumn="1" w:firstRow="1" w:lastColumn="0" w:lastRow="0" w:noHBand="0" w:noVBand="1" w:val="04A0"/>
-      </w:tblPr>
-      <w:tblGrid>
-        <w:gridCol w:w="4608"/>
-        <w:gridCol w:w="4176"/>
-      </w:tblGrid>
-      <w:tr>
-        <w:trPr>
-          <w:cantSplit/>
-          <w:tblHeader/>
-        </w:trPr>
-        <w:tc>
-          <w:tcPr>
-            <w:tcW w:type="dxa" w:w="4608"/>
-            <w:tcBorders>
-              <w:top w:val="single" w:sz="4" w:color="D9D9D9"/>
-              <w:left w:val="single" w:sz="4" w:color="D9D9D9"/>
-              <w:bottom w:val="single" w:sz="4" w:color="D9D9D9"/>
-              <w:right w:val="single" w:sz="4" w:color="D9D9D9"/>
-            </w:tcBorders>
-            <w:shd w:fill="E7EEF4"/>
-          </w:tcPr>
-          <w:p>
-            <w:pPr>
-              <w:spacing w:before="60" w:after="60"/>
-            </w:pPr>
-            <w:r>
-              <w:rPr>
-                <w:rFonts w:ascii="Hiragino Sans GB" w:hAnsi="Hiragino Sans GB" w:eastAsia="Hiragino Sans GB"/>
-                <w:b/>
-                <w:sz w:val="18"/>
-              </w:rPr>
-              <w:t>文件</w:t>
-            </w:r>
-          </w:p>
-        </w:tc>
-        <w:tc>
-          <w:tcPr>
-            <w:tcW w:type="dxa" w:w="4176"/>
-            <w:tcBorders>
-              <w:top w:val="single" w:sz="4" w:color="D9D9D9"/>
-              <w:left w:val="single" w:sz="4" w:color="D9D9D9"/>
-              <w:bottom w:val="single" w:sz="4" w:color="D9D9D9"/>
-              <w:right w:val="single" w:sz="4" w:color="D9D9D9"/>
-            </w:tcBorders>
-            <w:shd w:fill="E7EEF4"/>
-          </w:tcPr>
-          <w:p>
-            <w:pPr>
-              <w:spacing w:before="60" w:after="60"/>
-            </w:pPr>
-            <w:r>
-              <w:rPr>
-                <w:rFonts w:ascii="Hiragino Sans GB" w:hAnsi="Hiragino Sans GB" w:eastAsia="Hiragino Sans GB"/>
-                <w:b/>
-                <w:sz w:val="18"/>
-              </w:rPr>
-              <w:t>用途</w:t>
-            </w:r>
-          </w:p>
-        </w:tc>
-      </w:tr>
-      <w:tr>
-        <w:trPr>
-          <w:cantSplit/>
-        </w:trPr>
-        <w:tc>
-          <w:tcPr>
-            <w:tcW w:type="dxa" w:w="4608"/>
-            <w:tcBorders>
-              <w:top w:val="single" w:sz="4" w:color="D9D9D9"/>
-              <w:left w:val="single" w:sz="4" w:color="D9D9D9"/>
-              <w:bottom w:val="single" w:sz="4" w:color="D9D9D9"/>
-              <w:right w:val="single" w:sz="4" w:color="D9D9D9"/>
-            </w:tcBorders>
-            <w:shd w:fill="FFFFFF"/>
-          </w:tcPr>
-          <w:p>
-            <w:pPr>
-              <w:spacing w:before="60" w:after="60"/>
-            </w:pPr>
-            <w:r>
-              <w:rPr>
-                <w:rFonts w:ascii="Hiragino Sans GB" w:hAnsi="Hiragino Sans GB" w:eastAsia="Hiragino Sans GB"/>
-                <w:b w:val="0"/>
-                <w:sz w:val="18"/>
-              </w:rPr>
-              <w:t>azure-preflight.command</w:t>
-            </w:r>
-          </w:p>
-        </w:tc>
-        <w:tc>
-          <w:tcPr>
-            <w:tcW w:type="dxa" w:w="4176"/>
-            <w:tcBorders>
-              <w:top w:val="single" w:sz="4" w:color="D9D9D9"/>
-              <w:left w:val="single" w:sz="4" w:color="D9D9D9"/>
-              <w:bottom w:val="single" w:sz="4" w:color="D9D9D9"/>
-              <w:right w:val="single" w:sz="4" w:color="D9D9D9"/>
-            </w:tcBorders>
-            <w:shd w:fill="FFFFFF"/>
-          </w:tcPr>
-          <w:p>
-            <w:pPr>
-              <w:spacing w:before="60" w:after="60"/>
-            </w:pPr>
-            <w:r>
-              <w:rPr>
-                <w:rFonts w:ascii="Hiragino Sans GB" w:hAnsi="Hiragino Sans GB" w:eastAsia="Hiragino Sans GB"/>
-                <w:b w:val="0"/>
-                <w:sz w:val="18"/>
-              </w:rPr>
-              <w:t>两端结构 权限 账号及83表指纹只读核对</w:t>
-            </w:r>
-          </w:p>
-        </w:tc>
-      </w:tr>
-      <w:tr>
-        <w:trPr>
-          <w:cantSplit/>
-        </w:trPr>
-        <w:tc>
-          <w:tcPr>
-            <w:tcW w:type="dxa" w:w="4608"/>
-            <w:tcBorders>
-              <w:top w:val="single" w:sz="4" w:color="D9D9D9"/>
-              <w:left w:val="single" w:sz="4" w:color="D9D9D9"/>
-              <w:bottom w:val="single" w:sz="4" w:color="D9D9D9"/>
-              <w:right w:val="single" w:sz="4" w:color="D9D9D9"/>
-            </w:tcBorders>
-            <w:shd w:fill="F7F7F7"/>
-          </w:tcPr>
-          <w:p>
-            <w:pPr>
-              <w:spacing w:before="60" w:after="60"/>
-            </w:pPr>
-            <w:r>
-              <w:rPr>
-                <w:rFonts w:ascii="Hiragino Sans GB" w:hAnsi="Hiragino Sans GB" w:eastAsia="Hiragino Sans GB"/>
-                <w:b w:val="0"/>
-                <w:sz w:val="18"/>
-              </w:rPr>
-              <w:t>azure-real-login-check.command</w:t>
-            </w:r>
-          </w:p>
-        </w:tc>
-        <w:tc>
-          <w:tcPr>
-            <w:tcW w:type="dxa" w:w="4176"/>
-            <w:tcBorders>
-              <w:top w:val="single" w:sz="4" w:color="D9D9D9"/>
-              <w:left w:val="single" w:sz="4" w:color="D9D9D9"/>
-              <w:bottom w:val="single" w:sz="4" w:color="D9D9D9"/>
-              <w:right w:val="single" w:sz="4" w:color="D9D9D9"/>
-            </w:tcBorders>
-            <w:shd w:fill="F7F7F7"/>
-          </w:tcPr>
-          <w:p>
-            <w:pPr>
-              <w:spacing w:before="60" w:after="60"/>
-            </w:pPr>
-            <w:r>
-              <w:rPr>
-                <w:rFonts w:ascii="Hiragino Sans GB" w:hAnsi="Hiragino Sans GB" w:eastAsia="Hiragino Sans GB"/>
-                <w:b w:val="0"/>
-                <w:sz w:val="18"/>
-              </w:rPr>
-              <w:t>网站真实登录后读取四个Azure接口</w:t>
-            </w:r>
-          </w:p>
-        </w:tc>
-      </w:tr>
-      <w:tr>
-        <w:trPr>
-          <w:cantSplit/>
-        </w:trPr>
-        <w:tc>
-          <w:tcPr>
-            <w:tcW w:type="dxa" w:w="4608"/>
-            <w:tcBorders>
-              <w:top w:val="single" w:sz="4" w:color="D9D9D9"/>
-              <w:left w:val="single" w:sz="4" w:color="D9D9D9"/>
-              <w:bottom w:val="single" w:sz="4" w:color="D9D9D9"/>
-              <w:right w:val="single" w:sz="4" w:color="D9D9D9"/>
-            </w:tcBorders>
-            <w:shd w:fill="FFFFFF"/>
-          </w:tcPr>
-          <w:p>
-            <w:pPr>
-              <w:spacing w:before="60" w:after="60"/>
-            </w:pPr>
-            <w:r>
-              <w:rPr>
-                <w:rFonts w:ascii="Hiragino Sans GB" w:hAnsi="Hiragino Sans GB" w:eastAsia="Hiragino Sans GB"/>
-                <w:b w:val="0"/>
-                <w:sz w:val="18"/>
-              </w:rPr>
-              <w:t>azure-cutover-backup.command</w:t>
-            </w:r>
-          </w:p>
-        </w:tc>
-        <w:tc>
-          <w:tcPr>
-            <w:tcW w:type="dxa" w:w="4176"/>
-            <w:tcBorders>
-              <w:top w:val="single" w:sz="4" w:color="D9D9D9"/>
-              <w:left w:val="single" w:sz="4" w:color="D9D9D9"/>
-              <w:bottom w:val="single" w:sz="4" w:color="D9D9D9"/>
-              <w:right w:val="single" w:sz="4" w:color="D9D9D9"/>
-            </w:tcBorders>
-            <w:shd w:fill="FFFFFF"/>
-          </w:tcPr>
-          <w:p>
-            <w:pPr>
-              <w:spacing w:before="60" w:after="60"/>
-            </w:pPr>
-            <w:r>
-              <w:rPr>
-                <w:rFonts w:ascii="Hiragino Sans GB" w:hAnsi="Hiragino Sans GB" w:eastAsia="Hiragino Sans GB"/>
-                <w:b w:val="0"/>
-                <w:sz w:val="18"/>
-              </w:rPr>
-              <w:t>两端应用及auth逻辑归档与目录校验</w:t>
-            </w:r>
-          </w:p>
-        </w:tc>
-      </w:tr>
-    </w:tbl>
-    <w:p/>
-    <w:p>
-      <w:r>
-        <w:rPr>
-          <w:rFonts w:ascii="Hiragino Sans GB" w:hAnsi="Hiragino Sans GB" w:eastAsia="Hiragino Sans GB"/>
-        </w:rPr>
-        <w:t>三个文件位于jackyun-portal/scripts。备份使用PostgreSQL17 pg_dump自定义格式，范围public auth jackyun_private，记录SHA256。pg_restore --list不等于恢复演练；对象文件须另行核对。历史Windows私有备份不在本机。</w:t>
-      </w:r>
-    </w:p>
-    <w:p>
-      <w:pPr>
-        <w:pStyle w:val="Heading1"/>
-        <w:pageBreakBefore/>
-      </w:pPr>
-      <w:r>
-        <w:rPr>
-          <w:rFonts w:ascii="Hiragino Sans GB" w:hAnsi="Hiragino Sans GB" w:eastAsia="Hiragino Sans GB"/>
-        </w:rPr>
-        <w:t>六 第一阶段生产执行顺序</w:t>
+        <w:t>十四 下一步可直接执行的操作</w:t>
       </w:r>
     </w:p>
     <w:p>
       <w:r>
-        <w:rPr>
-          <w:rFonts w:ascii="Hiragino Sans GB" w:hAnsi="Hiragino Sans GB" w:eastAsia="Hiragino Sans GB"/>
-        </w:rPr>
-        <w:t>1 同步代码和保存现状，确认最新版本，列出网站API、旧页面兼容、定时任务和所有直接同步写入入口。</w:t>
+        <w:t>用户在本机运行azure-baseline-prepare.command并隐藏输入Azure密码；代理随后读取私有报告，核验备份、恢复及目标标记接口结果。若恢复遇到缺失依赖或权限错误，保留保护备份和私有脱敏诊断，先修复隔离恢复流程，不能把pg_restore目录可读作为替代。</w:t>
       </w:r>
     </w:p>
     <w:p>
       <w:r>
-        <w:rPr>
-          <w:rFonts w:ascii="Hiragino Sans GB" w:hAnsi="Hiragino Sans GB" w:eastAsia="Hiragino Sans GB"/>
-        </w:rPr>
-        <w:t>2 用户通过隐藏输入生成两端最新归档，在隔离数据库实际恢复并核对数据、权限和依赖。原数据库与对象保留。</w:t>
-      </w:r>
-    </w:p>
-    <w:p>
-      <w:r>
-        <w:rPr>
-          <w:rFonts w:ascii="Hiragino Sans GB" w:hAnsi="Hiragino Sans GB" w:eastAsia="Hiragino Sans GB"/>
-        </w:rPr>
-        <w:t>3 真实身份验收。当前只有用户本人账号；邮箱密码命令登录返回REAL_LOGIN_FAILED，不能标为通过。用户授权改用浏览器现有登录状态测试。此前浏览器曾确认会话有效并有6项待上传、同步分片409；本轮Chrome Jack配置显示本机访客模式，随后锁屏，当前真实Azure读写仍未验收。双用户需要第二个真实账号；封禁测试使用可恢复测试账号。</w:t>
-      </w:r>
-    </w:p>
-    <w:p>
-      <w:r>
-        <w:rPr>
-          <w:rFonts w:ascii="Hiragino Sans GB" w:hAnsi="Hiragino Sans GB" w:eastAsia="Hiragino Sans GB"/>
-        </w:rPr>
-        <w:t>4 为后台修复准备可回退代码包，部署权威账号状态校验，验证真实令牌、失效令牌、停用和来源不可用行为。管理员数据库密码不得放入后台运行配置。</w:t>
-      </w:r>
-    </w:p>
-    <w:p>
-      <w:r>
-        <w:rPr>
-          <w:rFonts w:ascii="Hiragino Sans GB" w:hAnsi="Hiragino Sans GB" w:eastAsia="Hiragino Sans GB"/>
-        </w:rPr>
-        <w:t>5 暂停两端写入口和定时任务并排空，记录具体入口及时间，保存最新备份。仅ACL不足以证明应用入口暂停。</w:t>
-      </w:r>
-    </w:p>
-    <w:p>
-      <w:r>
-        <w:rPr>
-          <w:rFonts w:ascii="Hiragino Sans GB" w:hAnsi="Hiragino Sans GB" w:eastAsia="Hiragino Sans GB"/>
-        </w:rPr>
-        <w:t>6 证据门槛通过后显式--apply，源五表冻结提交，目标事务复制五表和必要账号状态及备份标记，核对计数、指纹、删除、去重和触发器。任何失败不启用网站转发。</w:t>
-      </w:r>
-    </w:p>
-    <w:p>
-      <w:r>
-        <w:rPr>
-          <w:rFonts w:ascii="Hiragino Sans GB" w:hAnsi="Hiragino Sans GB" w:eastAsia="Hiragino Sans GB"/>
-        </w:rPr>
-        <w:t>7 验收通过后设置服务端AZURE_SYNC_API_URL并部署。新版及旧页面只写Azure，失败保留本地待同步队列，不回写旧库。</w:t>
-      </w:r>
-    </w:p>
-    <w:p>
-      <w:r>
-        <w:rPr>
-          <w:rFonts w:ascii="Hiragino Sans GB" w:hAnsi="Hiragino Sans GB" w:eastAsia="Hiragino Sans GB"/>
-        </w:rPr>
-        <w:t>8 至少观察24小时，确认无旧同步写入、丢失或跨用户访问。文件应用、Entra或Passkeys、通知后台等继续保留路线图。</w:t>
-      </w:r>
-    </w:p>
-    <w:p>
-      <w:pPr>
-        <w:pStyle w:val="Heading1"/>
-      </w:pPr>
-      <w:r>
-        <w:rPr>
-          <w:rFonts w:ascii="Hiragino Sans GB" w:hAnsi="Hiragino Sans GB" w:eastAsia="Hiragino Sans GB"/>
-        </w:rPr>
-        <w:t>七 回退规则与限制</w:t>
-      </w:r>
-    </w:p>
-    <w:p>
-      <w:r>
-        <w:rPr>
-          <w:rFonts w:ascii="Hiragino Sans GB" w:hAnsi="Hiragino Sans GB" w:eastAsia="Hiragino Sans GB"/>
-        </w:rPr>
-        <w:t>切换前在隔离环境演练反向复制。切换后需回退时先冻结Azure并备份两端，将新增、更新、删除和操作去重回灌旧库，核对后恢复旧入口和原权限。禁止仅更换连接串导致新数据丢失。提交结果不明先调查，不能强行撤销源围栏。</w:t>
-      </w:r>
-    </w:p>
-    <w:p>
-      <w:r>
-        <w:rPr>
-          <w:rFonts w:ascii="Hiragino Sans GB" w:hAnsi="Hiragino Sans GB" w:eastAsia="Hiragino Sans GB"/>
-        </w:rPr>
-        <w:t>读取旧部署包被Blob身份数据权限拒绝；自动审批也拒绝使用存储账户密钥，未新增角色或获取密钥。可以从已核对仓库版本构建回退包，但不等同已备份并核验当前线上包。</w:t>
-      </w:r>
-    </w:p>
-    <w:p>
-      <w:pPr>
-        <w:pStyle w:val="Heading1"/>
-        <w:pageBreakBefore/>
-      </w:pPr>
-      <w:r>
-        <w:rPr>
-          <w:rFonts w:ascii="Hiragino Sans GB" w:hAnsi="Hiragino Sans GB" w:eastAsia="Hiragino Sans GB"/>
-        </w:rPr>
-        <w:t>八 第二阶段数据库访问改造计划</w:t>
-      </w:r>
-    </w:p>
-    <w:p>
-      <w:r>
-        <w:rPr>
-          <w:rFonts w:ascii="Hiragino Sans GB" w:hAnsi="Hiragino Sans GB" w:eastAsia="Hiragino Sans GB"/>
-        </w:rPr>
-        <w:t>第一阶段验收发布后再实施第二阶段，预计版本3.22.0，发布前重新核对占用。以下目标尚未实现或测量。</w:t>
-      </w:r>
-    </w:p>
-    <w:p>
-      <w:r>
-        <w:rPr>
-          <w:rFonts w:ascii="Hiragino Sans GB" w:hAnsi="Hiragino Sans GB" w:eastAsia="Hiragino Sans GB"/>
-        </w:rPr>
-        <w:t>统一请求上下文与访问层。页面 Server Actions API及Azure后台复用同一请求身份和查询结果，禁止跨用户共享带会话客户端；建立模块及数据源清单，排查隐藏旧写入。</w:t>
-      </w:r>
-    </w:p>
-    <w:p>
-      <w:r>
-        <w:rPr>
-          <w:rFonts w:ascii="Hiragino Sans GB" w:hAnsi="Hiragino Sans GB" w:eastAsia="Hiragino Sans GB"/>
-        </w:rPr>
-        <w:t>统一认证。普通访问验证JWT，最新账号状态、即时撤销及高权限操作保留权威查询；代理布局与业务函数不重复检查。不能以未经验证的getSession代替鉴权。</w:t>
-      </w:r>
-    </w:p>
-    <w:p>
-      <w:r>
-        <w:rPr>
-          <w:rFonts w:ascii="Hiragino Sans GB" w:hAnsi="Hiragino Sans GB" w:eastAsia="Hiragino Sans GB"/>
-        </w:rPr>
-        <w:t>合并通知。受用户权限约束的一次查询返回通知及已读状态；公告弹窗、横幅、未读数量和收件箱共享快照。历史分页按需加载，页面范围只从已授权快照筛选。</w:t>
-      </w:r>
-    </w:p>
-    <w:p>
-      <w:r>
-        <w:rPr>
-          <w:rFonts w:ascii="Hiragino Sans GB" w:hAnsi="Hiragino Sans GB" w:eastAsia="Hiragino Sans GB"/>
-        </w:rPr>
-        <w:t>控制刷新。公告监听全部storage事件及弹窗收件箱分开轮询已确认放大请求。改为相关事件触发、已读即时本地更新再合并刷新。同账号同浏览器一个标签页每60秒轮询；隐藏休眠离线暂停，恢复补一次，禁止并发重入。</w:t>
-      </w:r>
-    </w:p>
-    <w:p>
-      <w:r>
-        <w:rPr>
-          <w:rFonts w:ascii="Hiragino Sans GB" w:hAnsi="Hiragino Sans GB" w:eastAsia="Hiragino Sans GB"/>
-        </w:rPr>
-        <w:t>检查其他模块。设置、客服、阅读、扩展和后台面板逐项检查计时器、订阅清理、重复挂载及重试。必要同步分块保留。</w:t>
-      </w:r>
-    </w:p>
-    <w:p>
-      <w:r>
-        <w:rPr>
-          <w:rFonts w:ascii="Hiragino Sans GB" w:hAnsi="Hiragino Sans GB" w:eastAsia="Hiragino Sans GB"/>
-        </w:rPr>
-        <w:t>Azure SQL。保留连接池、事务、身份上下文、RLS及写入锁，合并重复初始化查询。业务SQL与事务控制语句分别统计，账号状态保持所需实时性。</w:t>
-      </w:r>
-    </w:p>
-    <w:p>
-      <w:r>
-        <w:rPr>
-          <w:rFonts w:ascii="Hiragino Sans GB" w:hAnsi="Hiragino Sans GB" w:eastAsia="Hiragino Sans GB"/>
-        </w:rPr>
-        <w:t>可验证指标。浏览器 网站 Azure使用同一请求ID；记录来源、刷新原因、后端和SQL调用数、响应字节及耗时，不记录令牌邮箱或同步内容。</w:t>
-      </w:r>
-    </w:p>
-    <w:p>
-      <w:pPr>
-        <w:pStyle w:val="Heading1"/>
-      </w:pPr>
-      <w:r>
-        <w:rPr>
-          <w:rFonts w:ascii="Hiragino Sans GB" w:hAnsi="Hiragino Sans GB" w:eastAsia="Hiragino Sans GB"/>
-        </w:rPr>
-        <w:t>九 性能验收目标</w:t>
-      </w:r>
-    </w:p>
-    <w:tbl>
-      <w:tblPr>
-        <w:tblW w:type="auto" w:w="0"/>
-        <w:tblLayout w:type="fixed"/>
-        <w:tblLook w:firstColumn="1" w:firstRow="1" w:lastColumn="0" w:lastRow="0" w:noHBand="0" w:noVBand="1" w:val="04A0"/>
-      </w:tblPr>
-      <w:tblGrid>
-        <w:gridCol w:w="3600"/>
-        <w:gridCol w:w="5184"/>
-      </w:tblGrid>
-      <w:tr>
-        <w:trPr>
-          <w:cantSplit/>
-          <w:tblHeader/>
-        </w:trPr>
-        <w:tc>
-          <w:tcPr>
-            <w:tcW w:type="dxa" w:w="3600"/>
-            <w:tcBorders>
-              <w:top w:val="single" w:sz="4" w:color="D9D9D9"/>
-              <w:left w:val="single" w:sz="4" w:color="D9D9D9"/>
-              <w:bottom w:val="single" w:sz="4" w:color="D9D9D9"/>
-              <w:right w:val="single" w:sz="4" w:color="D9D9D9"/>
-            </w:tcBorders>
-            <w:shd w:fill="E7EEF4"/>
-          </w:tcPr>
-          <w:p>
-            <w:pPr>
-              <w:spacing w:before="60" w:after="60"/>
-            </w:pPr>
-            <w:r>
-              <w:rPr>
-                <w:rFonts w:ascii="Hiragino Sans GB" w:hAnsi="Hiragino Sans GB" w:eastAsia="Hiragino Sans GB"/>
-                <w:b/>
-                <w:sz w:val="18"/>
-              </w:rPr>
-              <w:t>场景</w:t>
-            </w:r>
-          </w:p>
-        </w:tc>
-        <w:tc>
-          <w:tcPr>
-            <w:tcW w:type="dxa" w:w="5184"/>
-            <w:tcBorders>
-              <w:top w:val="single" w:sz="4" w:color="D9D9D9"/>
-              <w:left w:val="single" w:sz="4" w:color="D9D9D9"/>
-              <w:bottom w:val="single" w:sz="4" w:color="D9D9D9"/>
-              <w:right w:val="single" w:sz="4" w:color="D9D9D9"/>
-            </w:tcBorders>
-            <w:shd w:fill="E7EEF4"/>
-          </w:tcPr>
-          <w:p>
-            <w:pPr>
-              <w:spacing w:before="60" w:after="60"/>
-            </w:pPr>
-            <w:r>
-              <w:rPr>
-                <w:rFonts w:ascii="Hiragino Sans GB" w:hAnsi="Hiragino Sans GB" w:eastAsia="Hiragino Sans GB"/>
-                <w:b/>
-                <w:sz w:val="18"/>
-              </w:rPr>
-              <w:t>目标</w:t>
-            </w:r>
-          </w:p>
-        </w:tc>
-      </w:tr>
-      <w:tr>
-        <w:trPr>
-          <w:cantSplit/>
-        </w:trPr>
-        <w:tc>
-          <w:tcPr>
-            <w:tcW w:type="dxa" w:w="3600"/>
-            <w:tcBorders>
-              <w:top w:val="single" w:sz="4" w:color="D9D9D9"/>
-              <w:left w:val="single" w:sz="4" w:color="D9D9D9"/>
-              <w:bottom w:val="single" w:sz="4" w:color="D9D9D9"/>
-              <w:right w:val="single" w:sz="4" w:color="D9D9D9"/>
-            </w:tcBorders>
-            <w:shd w:fill="FFFFFF"/>
-          </w:tcPr>
-          <w:p>
-            <w:pPr>
-              <w:spacing w:before="60" w:after="60"/>
-            </w:pPr>
-            <w:r>
-              <w:rPr>
-                <w:rFonts w:ascii="Hiragino Sans GB" w:hAnsi="Hiragino Sans GB" w:eastAsia="Hiragino Sans GB"/>
-                <w:b w:val="0"/>
-                <w:sz w:val="18"/>
-              </w:rPr>
-              <w:t>单设备前台静置60分钟</w:t>
-            </w:r>
-          </w:p>
-        </w:tc>
-        <w:tc>
-          <w:tcPr>
-            <w:tcW w:type="dxa" w:w="5184"/>
-            <w:tcBorders>
-              <w:top w:val="single" w:sz="4" w:color="D9D9D9"/>
-              <w:left w:val="single" w:sz="4" w:color="D9D9D9"/>
-              <w:bottom w:val="single" w:sz="4" w:color="D9D9D9"/>
-              <w:right w:val="single" w:sz="4" w:color="D9D9D9"/>
-            </w:tcBorders>
-            <w:shd w:fill="FFFFFF"/>
-          </w:tcPr>
-          <w:p>
-            <w:pPr>
-              <w:spacing w:before="60" w:after="60"/>
-            </w:pPr>
-            <w:r>
-              <w:rPr>
-                <w:rFonts w:ascii="Hiragino Sans GB" w:hAnsi="Hiragino Sans GB" w:eastAsia="Hiragino Sans GB"/>
-                <w:b w:val="0"/>
-                <w:sz w:val="18"/>
-              </w:rPr>
-              <w:t>通知快照不超过65次</w:t>
-            </w:r>
-          </w:p>
-        </w:tc>
-      </w:tr>
-      <w:tr>
-        <w:trPr>
-          <w:cantSplit/>
-        </w:trPr>
-        <w:tc>
-          <w:tcPr>
-            <w:tcW w:type="dxa" w:w="3600"/>
-            <w:tcBorders>
-              <w:top w:val="single" w:sz="4" w:color="D9D9D9"/>
-              <w:left w:val="single" w:sz="4" w:color="D9D9D9"/>
-              <w:bottom w:val="single" w:sz="4" w:color="D9D9D9"/>
-              <w:right w:val="single" w:sz="4" w:color="D9D9D9"/>
-            </w:tcBorders>
-            <w:shd w:fill="F7F7F7"/>
-          </w:tcPr>
-          <w:p>
-            <w:pPr>
-              <w:spacing w:before="60" w:after="60"/>
-            </w:pPr>
-            <w:r>
-              <w:rPr>
-                <w:rFonts w:ascii="Hiragino Sans GB" w:hAnsi="Hiragino Sans GB" w:eastAsia="Hiragino Sans GB"/>
-                <w:b w:val="0"/>
-                <w:sz w:val="18"/>
-              </w:rPr>
-              <w:t>同浏览器多标签页</w:t>
-            </w:r>
-          </w:p>
-        </w:tc>
-        <w:tc>
-          <w:tcPr>
-            <w:tcW w:type="dxa" w:w="5184"/>
-            <w:tcBorders>
-              <w:top w:val="single" w:sz="4" w:color="D9D9D9"/>
-              <w:left w:val="single" w:sz="4" w:color="D9D9D9"/>
-              <w:bottom w:val="single" w:sz="4" w:color="D9D9D9"/>
-              <w:right w:val="single" w:sz="4" w:color="D9D9D9"/>
-            </w:tcBorders>
-            <w:shd w:fill="F7F7F7"/>
-          </w:tcPr>
-          <w:p>
-            <w:pPr>
-              <w:spacing w:before="60" w:after="60"/>
-            </w:pPr>
-            <w:r>
-              <w:rPr>
-                <w:rFonts w:ascii="Hiragino Sans GB" w:hAnsi="Hiragino Sans GB" w:eastAsia="Hiragino Sans GB"/>
-                <w:b w:val="0"/>
-                <w:sz w:val="18"/>
-              </w:rPr>
-              <w:t>不随标签页数量倍增</w:t>
-            </w:r>
-          </w:p>
-        </w:tc>
-      </w:tr>
-      <w:tr>
-        <w:trPr>
-          <w:cantSplit/>
-        </w:trPr>
-        <w:tc>
-          <w:tcPr>
-            <w:tcW w:type="dxa" w:w="3600"/>
-            <w:tcBorders>
-              <w:top w:val="single" w:sz="4" w:color="D9D9D9"/>
-              <w:left w:val="single" w:sz="4" w:color="D9D9D9"/>
-              <w:bottom w:val="single" w:sz="4" w:color="D9D9D9"/>
-              <w:right w:val="single" w:sz="4" w:color="D9D9D9"/>
-            </w:tcBorders>
-            <w:shd w:fill="FFFFFF"/>
-          </w:tcPr>
-          <w:p>
-            <w:pPr>
-              <w:spacing w:before="60" w:after="60"/>
-            </w:pPr>
-            <w:r>
-              <w:rPr>
-                <w:rFonts w:ascii="Hiragino Sans GB" w:hAnsi="Hiragino Sans GB" w:eastAsia="Hiragino Sans GB"/>
-                <w:b w:val="0"/>
-                <w:sz w:val="18"/>
-              </w:rPr>
-              <w:t>同一操作脚本前后对比</w:t>
-            </w:r>
-          </w:p>
-        </w:tc>
-        <w:tc>
-          <w:tcPr>
-            <w:tcW w:type="dxa" w:w="5184"/>
-            <w:tcBorders>
-              <w:top w:val="single" w:sz="4" w:color="D9D9D9"/>
-              <w:left w:val="single" w:sz="4" w:color="D9D9D9"/>
-              <w:bottom w:val="single" w:sz="4" w:color="D9D9D9"/>
-              <w:right w:val="single" w:sz="4" w:color="D9D9D9"/>
-            </w:tcBorders>
-            <w:shd w:fill="FFFFFF"/>
-          </w:tcPr>
-          <w:p>
-            <w:pPr>
-              <w:spacing w:before="60" w:after="60"/>
-            </w:pPr>
-            <w:r>
-              <w:rPr>
-                <w:rFonts w:ascii="Hiragino Sans GB" w:hAnsi="Hiragino Sans GB" w:eastAsia="Hiragino Sans GB"/>
-                <w:b w:val="0"/>
-                <w:sz w:val="18"/>
-              </w:rPr>
-              <w:t>四类高频请求合计下降至少80%</w:t>
-            </w:r>
-          </w:p>
-        </w:tc>
-      </w:tr>
-      <w:tr>
-        <w:trPr>
-          <w:cantSplit/>
-        </w:trPr>
-        <w:tc>
-          <w:tcPr>
-            <w:tcW w:type="dxa" w:w="3600"/>
-            <w:tcBorders>
-              <w:top w:val="single" w:sz="4" w:color="D9D9D9"/>
-              <w:left w:val="single" w:sz="4" w:color="D9D9D9"/>
-              <w:bottom w:val="single" w:sz="4" w:color="D9D9D9"/>
-              <w:right w:val="single" w:sz="4" w:color="D9D9D9"/>
-            </w:tcBorders>
-            <w:shd w:fill="F7F7F7"/>
-          </w:tcPr>
-          <w:p>
-            <w:pPr>
-              <w:spacing w:before="60" w:after="60"/>
-            </w:pPr>
-            <w:r>
-              <w:rPr>
-                <w:rFonts w:ascii="Hiragino Sans GB" w:hAnsi="Hiragino Sans GB" w:eastAsia="Hiragino Sans GB"/>
-                <w:b w:val="0"/>
-                <w:sz w:val="18"/>
-              </w:rPr>
-              <w:t>后台 休眠 离线</w:t>
-            </w:r>
-          </w:p>
-        </w:tc>
-        <w:tc>
-          <w:tcPr>
-            <w:tcW w:type="dxa" w:w="5184"/>
-            <w:tcBorders>
-              <w:top w:val="single" w:sz="4" w:color="D9D9D9"/>
-              <w:left w:val="single" w:sz="4" w:color="D9D9D9"/>
-              <w:bottom w:val="single" w:sz="4" w:color="D9D9D9"/>
-              <w:right w:val="single" w:sz="4" w:color="D9D9D9"/>
-            </w:tcBorders>
-            <w:shd w:fill="F7F7F7"/>
-          </w:tcPr>
-          <w:p>
-            <w:pPr>
-              <w:spacing w:before="60" w:after="60"/>
-            </w:pPr>
-            <w:r>
-              <w:rPr>
-                <w:rFonts w:ascii="Hiragino Sans GB" w:hAnsi="Hiragino Sans GB" w:eastAsia="Hiragino Sans GB"/>
-                <w:b w:val="0"/>
-                <w:sz w:val="18"/>
-              </w:rPr>
-              <w:t>不持续轮询</w:t>
-            </w:r>
-          </w:p>
-        </w:tc>
-      </w:tr>
-      <w:tr>
-        <w:trPr>
-          <w:cantSplit/>
-        </w:trPr>
-        <w:tc>
-          <w:tcPr>
-            <w:tcW w:type="dxa" w:w="3600"/>
-            <w:tcBorders>
-              <w:top w:val="single" w:sz="4" w:color="D9D9D9"/>
-              <w:left w:val="single" w:sz="4" w:color="D9D9D9"/>
-              <w:bottom w:val="single" w:sz="4" w:color="D9D9D9"/>
-              <w:right w:val="single" w:sz="4" w:color="D9D9D9"/>
-            </w:tcBorders>
-            <w:shd w:fill="FFFFFF"/>
-          </w:tcPr>
-          <w:p>
-            <w:pPr>
-              <w:spacing w:before="60" w:after="60"/>
-            </w:pPr>
-            <w:r>
-              <w:rPr>
-                <w:rFonts w:ascii="Hiragino Sans GB" w:hAnsi="Hiragino Sans GB" w:eastAsia="Hiragino Sans GB"/>
-                <w:b w:val="0"/>
-                <w:sz w:val="18"/>
-              </w:rPr>
-              <w:t>公告及已读</w:t>
-            </w:r>
-          </w:p>
-        </w:tc>
-        <w:tc>
-          <w:tcPr>
-            <w:tcW w:type="dxa" w:w="5184"/>
-            <w:tcBorders>
-              <w:top w:val="single" w:sz="4" w:color="D9D9D9"/>
-              <w:left w:val="single" w:sz="4" w:color="D9D9D9"/>
-              <w:bottom w:val="single" w:sz="4" w:color="D9D9D9"/>
-              <w:right w:val="single" w:sz="4" w:color="D9D9D9"/>
-            </w:tcBorders>
-            <w:shd w:fill="FFFFFF"/>
-          </w:tcPr>
-          <w:p>
-            <w:pPr>
-              <w:spacing w:before="60" w:after="60"/>
-            </w:pPr>
-            <w:r>
-              <w:rPr>
-                <w:rFonts w:ascii="Hiragino Sans GB" w:hAnsi="Hiragino Sans GB" w:eastAsia="Hiragino Sans GB"/>
-                <w:b w:val="0"/>
-                <w:sz w:val="18"/>
-              </w:rPr>
-              <w:t>新公告60秒内 本地已读立即反馈</w:t>
-            </w:r>
-          </w:p>
-        </w:tc>
-      </w:tr>
-    </w:tbl>
-    <w:p/>
-    <w:p>
-      <w:r>
-        <w:rPr>
-          <w:rFonts w:ascii="Hiragino Sans GB" w:hAnsi="Hiragino Sans GB" w:eastAsia="Hiragino Sans GB"/>
-        </w:rPr>
-        <w:t>无关存储修改、切页、重复挂载与已读不得产生请求循环；封禁、管理员权限与隔离不得因缓存失效。性能目标尚未实测。</w:t>
-      </w:r>
-    </w:p>
-    <w:p>
-      <w:pPr>
-        <w:pStyle w:val="Heading1"/>
-        <w:pageBreakBefore/>
-      </w:pPr>
-      <w:r>
-        <w:rPr>
-          <w:rFonts w:ascii="Hiragino Sans GB" w:hAnsi="Hiragino Sans GB" w:eastAsia="Hiragino Sans GB"/>
-        </w:rPr>
-        <w:t>十 测试矩阵与实际验收结果</w:t>
-      </w:r>
-    </w:p>
-    <w:tbl>
-      <w:tblPr>
-        <w:tblW w:type="auto" w:w="0"/>
-        <w:tblLayout w:type="fixed"/>
-        <w:tblLook w:firstColumn="1" w:firstRow="1" w:lastColumn="0" w:lastRow="0" w:noHBand="0" w:noVBand="1" w:val="04A0"/>
-      </w:tblPr>
-      <w:tblGrid>
-        <w:gridCol w:w="4896"/>
-        <w:gridCol w:w="3888"/>
-      </w:tblGrid>
-      <w:tr>
-        <w:trPr>
-          <w:cantSplit/>
-          <w:tblHeader/>
-        </w:trPr>
-        <w:tc>
-          <w:tcPr>
-            <w:tcW w:type="dxa" w:w="4896"/>
-            <w:tcBorders>
-              <w:top w:val="single" w:sz="4" w:color="D9D9D9"/>
-              <w:left w:val="single" w:sz="4" w:color="D9D9D9"/>
-              <w:bottom w:val="single" w:sz="4" w:color="D9D9D9"/>
-              <w:right w:val="single" w:sz="4" w:color="D9D9D9"/>
-            </w:tcBorders>
-            <w:shd w:fill="E7EEF4"/>
-          </w:tcPr>
-          <w:p>
-            <w:pPr>
-              <w:spacing w:before="60" w:after="60"/>
-            </w:pPr>
-            <w:r>
-              <w:rPr>
-                <w:rFonts w:ascii="Hiragino Sans GB" w:hAnsi="Hiragino Sans GB" w:eastAsia="Hiragino Sans GB"/>
-                <w:b/>
-                <w:sz w:val="18"/>
-              </w:rPr>
-              <w:t>验证项</w:t>
-            </w:r>
-          </w:p>
-        </w:tc>
-        <w:tc>
-          <w:tcPr>
-            <w:tcW w:type="dxa" w:w="3888"/>
-            <w:tcBorders>
-              <w:top w:val="single" w:sz="4" w:color="D9D9D9"/>
-              <w:left w:val="single" w:sz="4" w:color="D9D9D9"/>
-              <w:bottom w:val="single" w:sz="4" w:color="D9D9D9"/>
-              <w:right w:val="single" w:sz="4" w:color="D9D9D9"/>
-            </w:tcBorders>
-            <w:shd w:fill="E7EEF4"/>
-          </w:tcPr>
-          <w:p>
-            <w:pPr>
-              <w:spacing w:before="60" w:after="60"/>
-            </w:pPr>
-            <w:r>
-              <w:rPr>
-                <w:rFonts w:ascii="Hiragino Sans GB" w:hAnsi="Hiragino Sans GB" w:eastAsia="Hiragino Sans GB"/>
-                <w:b/>
-                <w:sz w:val="18"/>
-              </w:rPr>
-              <w:t>状态</w:t>
-            </w:r>
-          </w:p>
-        </w:tc>
-      </w:tr>
-      <w:tr>
-        <w:trPr>
-          <w:cantSplit/>
-        </w:trPr>
-        <w:tc>
-          <w:tcPr>
-            <w:tcW w:type="dxa" w:w="4896"/>
-            <w:tcBorders>
-              <w:top w:val="single" w:sz="4" w:color="D9D9D9"/>
-              <w:left w:val="single" w:sz="4" w:color="D9D9D9"/>
-              <w:bottom w:val="single" w:sz="4" w:color="D9D9D9"/>
-              <w:right w:val="single" w:sz="4" w:color="D9D9D9"/>
-            </w:tcBorders>
-            <w:shd w:fill="FFFFFF"/>
-          </w:tcPr>
-          <w:p>
-            <w:pPr>
-              <w:spacing w:before="60" w:after="60"/>
-            </w:pPr>
-            <w:r>
-              <w:rPr>
-                <w:rFonts w:ascii="Hiragino Sans GB" w:hAnsi="Hiragino Sans GB" w:eastAsia="Hiragino Sans GB"/>
-                <w:b w:val="0"/>
-                <w:sz w:val="18"/>
-              </w:rPr>
-              <w:t>切换编排和脱敏诊断9项</w:t>
-            </w:r>
-          </w:p>
-        </w:tc>
-        <w:tc>
-          <w:tcPr>
-            <w:tcW w:type="dxa" w:w="3888"/>
-            <w:tcBorders>
-              <w:top w:val="single" w:sz="4" w:color="D9D9D9"/>
-              <w:left w:val="single" w:sz="4" w:color="D9D9D9"/>
-              <w:bottom w:val="single" w:sz="4" w:color="D9D9D9"/>
-              <w:right w:val="single" w:sz="4" w:color="D9D9D9"/>
-            </w:tcBorders>
-            <w:shd w:fill="FFFFFF"/>
-          </w:tcPr>
-          <w:p>
-            <w:pPr>
-              <w:spacing w:before="60" w:after="60"/>
-            </w:pPr>
-            <w:r>
-              <w:rPr>
-                <w:rFonts w:ascii="Hiragino Sans GB" w:hAnsi="Hiragino Sans GB" w:eastAsia="Hiragino Sans GB"/>
-                <w:b w:val="0"/>
-                <w:sz w:val="18"/>
-              </w:rPr>
-              <w:t>通过 单元与模拟连接</w:t>
-            </w:r>
-          </w:p>
-        </w:tc>
-      </w:tr>
-      <w:tr>
-        <w:trPr>
-          <w:cantSplit/>
-        </w:trPr>
-        <w:tc>
-          <w:tcPr>
-            <w:tcW w:type="dxa" w:w="4896"/>
-            <w:tcBorders>
-              <w:top w:val="single" w:sz="4" w:color="D9D9D9"/>
-              <w:left w:val="single" w:sz="4" w:color="D9D9D9"/>
-              <w:bottom w:val="single" w:sz="4" w:color="D9D9D9"/>
-              <w:right w:val="single" w:sz="4" w:color="D9D9D9"/>
-            </w:tcBorders>
-            <w:shd w:fill="F7F7F7"/>
-          </w:tcPr>
-          <w:p>
-            <w:pPr>
-              <w:spacing w:before="60" w:after="60"/>
-            </w:pPr>
-            <w:r>
-              <w:rPr>
-                <w:rFonts w:ascii="Hiragino Sans GB" w:hAnsi="Hiragino Sans GB" w:eastAsia="Hiragino Sans GB"/>
-                <w:b w:val="0"/>
-                <w:sz w:val="18"/>
-              </w:rPr>
-              <w:t>Azure后台16项</w:t>
-            </w:r>
-          </w:p>
-        </w:tc>
-        <w:tc>
-          <w:tcPr>
-            <w:tcW w:type="dxa" w:w="3888"/>
-            <w:tcBorders>
-              <w:top w:val="single" w:sz="4" w:color="D9D9D9"/>
-              <w:left w:val="single" w:sz="4" w:color="D9D9D9"/>
-              <w:bottom w:val="single" w:sz="4" w:color="D9D9D9"/>
-              <w:right w:val="single" w:sz="4" w:color="D9D9D9"/>
-            </w:tcBorders>
-            <w:shd w:fill="F7F7F7"/>
-          </w:tcPr>
-          <w:p>
-            <w:pPr>
-              <w:spacing w:before="60" w:after="60"/>
-            </w:pPr>
-            <w:r>
-              <w:rPr>
-                <w:rFonts w:ascii="Hiragino Sans GB" w:hAnsi="Hiragino Sans GB" w:eastAsia="Hiragino Sans GB"/>
-                <w:b w:val="0"/>
-                <w:sz w:val="18"/>
-              </w:rPr>
-              <w:t>通过 包括权威状态单元测试</w:t>
-            </w:r>
-          </w:p>
-        </w:tc>
-      </w:tr>
-      <w:tr>
-        <w:trPr>
-          <w:cantSplit/>
-        </w:trPr>
-        <w:tc>
-          <w:tcPr>
-            <w:tcW w:type="dxa" w:w="4896"/>
-            <w:tcBorders>
-              <w:top w:val="single" w:sz="4" w:color="D9D9D9"/>
-              <w:left w:val="single" w:sz="4" w:color="D9D9D9"/>
-              <w:bottom w:val="single" w:sz="4" w:color="D9D9D9"/>
-              <w:right w:val="single" w:sz="4" w:color="D9D9D9"/>
-            </w:tcBorders>
-            <w:shd w:fill="FFFFFF"/>
-          </w:tcPr>
-          <w:p>
-            <w:pPr>
-              <w:spacing w:before="60" w:after="60"/>
-            </w:pPr>
-            <w:r>
-              <w:rPr>
-                <w:rFonts w:ascii="Hiragino Sans GB" w:hAnsi="Hiragino Sans GB" w:eastAsia="Hiragino Sans GB"/>
-                <w:b w:val="0"/>
-                <w:sz w:val="18"/>
-              </w:rPr>
-              <w:t>同步回归70项</w:t>
-            </w:r>
-          </w:p>
-        </w:tc>
-        <w:tc>
-          <w:tcPr>
-            <w:tcW w:type="dxa" w:w="3888"/>
-            <w:tcBorders>
-              <w:top w:val="single" w:sz="4" w:color="D9D9D9"/>
-              <w:left w:val="single" w:sz="4" w:color="D9D9D9"/>
-              <w:bottom w:val="single" w:sz="4" w:color="D9D9D9"/>
-              <w:right w:val="single" w:sz="4" w:color="D9D9D9"/>
-            </w:tcBorders>
-            <w:shd w:fill="FFFFFF"/>
-          </w:tcPr>
-          <w:p>
-            <w:pPr>
-              <w:spacing w:before="60" w:after="60"/>
-            </w:pPr>
-            <w:r>
-              <w:rPr>
-                <w:rFonts w:ascii="Hiragino Sans GB" w:hAnsi="Hiragino Sans GB" w:eastAsia="Hiragino Sans GB"/>
-                <w:b w:val="0"/>
-                <w:sz w:val="18"/>
-              </w:rPr>
-              <w:t>通过</w:t>
-            </w:r>
-          </w:p>
-        </w:tc>
-      </w:tr>
-      <w:tr>
-        <w:trPr>
-          <w:cantSplit/>
-        </w:trPr>
-        <w:tc>
-          <w:tcPr>
-            <w:tcW w:type="dxa" w:w="4896"/>
-            <w:tcBorders>
-              <w:top w:val="single" w:sz="4" w:color="D9D9D9"/>
-              <w:left w:val="single" w:sz="4" w:color="D9D9D9"/>
-              <w:bottom w:val="single" w:sz="4" w:color="D9D9D9"/>
-              <w:right w:val="single" w:sz="4" w:color="D9D9D9"/>
-            </w:tcBorders>
-            <w:shd w:fill="F7F7F7"/>
-          </w:tcPr>
-          <w:p>
-            <w:pPr>
-              <w:spacing w:before="60" w:after="60"/>
-            </w:pPr>
-            <w:r>
-              <w:rPr>
-                <w:rFonts w:ascii="Hiragino Sans GB" w:hAnsi="Hiragino Sans GB" w:eastAsia="Hiragino Sans GB"/>
-                <w:b w:val="0"/>
-                <w:sz w:val="18"/>
-              </w:rPr>
-              <w:t>隔离本机PostgreSQL17</w:t>
-            </w:r>
-          </w:p>
-        </w:tc>
-        <w:tc>
-          <w:tcPr>
-            <w:tcW w:type="dxa" w:w="3888"/>
-            <w:tcBorders>
-              <w:top w:val="single" w:sz="4" w:color="D9D9D9"/>
-              <w:left w:val="single" w:sz="4" w:color="D9D9D9"/>
-              <w:bottom w:val="single" w:sz="4" w:color="D9D9D9"/>
-              <w:right w:val="single" w:sz="4" w:color="D9D9D9"/>
-            </w:tcBorders>
-            <w:shd w:fill="F7F7F7"/>
-          </w:tcPr>
-          <w:p>
-            <w:pPr>
-              <w:spacing w:before="60" w:after="60"/>
-            </w:pPr>
-            <w:r>
-              <w:rPr>
-                <w:rFonts w:ascii="Hiragino Sans GB" w:hAnsi="Hiragino Sans GB" w:eastAsia="Hiragino Sans GB"/>
-                <w:b w:val="0"/>
-                <w:sz w:val="18"/>
-              </w:rPr>
-              <w:t>真实SQL复制 回滚 ACL及触发器恢复通过</w:t>
-            </w:r>
-          </w:p>
-        </w:tc>
-      </w:tr>
-      <w:tr>
-        <w:trPr>
-          <w:cantSplit/>
-        </w:trPr>
-        <w:tc>
-          <w:tcPr>
-            <w:tcW w:type="dxa" w:w="4896"/>
-            <w:tcBorders>
-              <w:top w:val="single" w:sz="4" w:color="D9D9D9"/>
-              <w:left w:val="single" w:sz="4" w:color="D9D9D9"/>
-              <w:bottom w:val="single" w:sz="4" w:color="D9D9D9"/>
-              <w:right w:val="single" w:sz="4" w:color="D9D9D9"/>
-            </w:tcBorders>
-            <w:shd w:fill="FFFFFF"/>
-          </w:tcPr>
-          <w:p>
-            <w:pPr>
-              <w:spacing w:before="60" w:after="60"/>
-            </w:pPr>
-            <w:r>
-              <w:rPr>
-                <w:rFonts w:ascii="Hiragino Sans GB" w:hAnsi="Hiragino Sans GB" w:eastAsia="Hiragino Sans GB"/>
-                <w:b w:val="0"/>
-                <w:sz w:val="18"/>
-              </w:rPr>
-              <w:t>TypeScript 生产构建</w:t>
-            </w:r>
-          </w:p>
-        </w:tc>
-        <w:tc>
-          <w:tcPr>
-            <w:tcW w:type="dxa" w:w="3888"/>
-            <w:tcBorders>
-              <w:top w:val="single" w:sz="4" w:color="D9D9D9"/>
-              <w:left w:val="single" w:sz="4" w:color="D9D9D9"/>
-              <w:bottom w:val="single" w:sz="4" w:color="D9D9D9"/>
-              <w:right w:val="single" w:sz="4" w:color="D9D9D9"/>
-            </w:tcBorders>
-            <w:shd w:fill="FFFFFF"/>
-          </w:tcPr>
-          <w:p>
-            <w:pPr>
-              <w:spacing w:before="60" w:after="60"/>
-            </w:pPr>
-            <w:r>
-              <w:rPr>
-                <w:rFonts w:ascii="Hiragino Sans GB" w:hAnsi="Hiragino Sans GB" w:eastAsia="Hiragino Sans GB"/>
-                <w:b w:val="0"/>
-                <w:sz w:val="18"/>
-              </w:rPr>
-              <w:t>通过 90个路由</w:t>
-            </w:r>
-          </w:p>
-        </w:tc>
-      </w:tr>
-      <w:tr>
-        <w:trPr>
-          <w:cantSplit/>
-        </w:trPr>
-        <w:tc>
-          <w:tcPr>
-            <w:tcW w:type="dxa" w:w="4896"/>
-            <w:tcBorders>
-              <w:top w:val="single" w:sz="4" w:color="D9D9D9"/>
-              <w:left w:val="single" w:sz="4" w:color="D9D9D9"/>
-              <w:bottom w:val="single" w:sz="4" w:color="D9D9D9"/>
-              <w:right w:val="single" w:sz="4" w:color="D9D9D9"/>
-            </w:tcBorders>
-            <w:shd w:fill="F7F7F7"/>
-          </w:tcPr>
-          <w:p>
-            <w:pPr>
-              <w:spacing w:before="60" w:after="60"/>
-            </w:pPr>
-            <w:r>
-              <w:rPr>
-                <w:rFonts w:ascii="Hiragino Sans GB" w:hAnsi="Hiragino Sans GB" w:eastAsia="Hiragino Sans GB"/>
-                <w:b w:val="0"/>
-                <w:sz w:val="18"/>
-              </w:rPr>
-              <w:t>修改文件eslint shell语法</w:t>
-            </w:r>
-          </w:p>
-        </w:tc>
-        <w:tc>
-          <w:tcPr>
-            <w:tcW w:type="dxa" w:w="3888"/>
-            <w:tcBorders>
-              <w:top w:val="single" w:sz="4" w:color="D9D9D9"/>
-              <w:left w:val="single" w:sz="4" w:color="D9D9D9"/>
-              <w:bottom w:val="single" w:sz="4" w:color="D9D9D9"/>
-              <w:right w:val="single" w:sz="4" w:color="D9D9D9"/>
-            </w:tcBorders>
-            <w:shd w:fill="F7F7F7"/>
-          </w:tcPr>
-          <w:p>
-            <w:pPr>
-              <w:spacing w:before="60" w:after="60"/>
-            </w:pPr>
-            <w:r>
-              <w:rPr>
-                <w:rFonts w:ascii="Hiragino Sans GB" w:hAnsi="Hiragino Sans GB" w:eastAsia="Hiragino Sans GB"/>
-                <w:b w:val="0"/>
-                <w:sz w:val="18"/>
-              </w:rPr>
-              <w:t>通过</w:t>
-            </w:r>
-          </w:p>
-        </w:tc>
-      </w:tr>
-      <w:tr>
-        <w:trPr>
-          <w:cantSplit/>
-        </w:trPr>
-        <w:tc>
-          <w:tcPr>
-            <w:tcW w:type="dxa" w:w="4896"/>
-            <w:tcBorders>
-              <w:top w:val="single" w:sz="4" w:color="D9D9D9"/>
-              <w:left w:val="single" w:sz="4" w:color="D9D9D9"/>
-              <w:bottom w:val="single" w:sz="4" w:color="D9D9D9"/>
-              <w:right w:val="single" w:sz="4" w:color="D9D9D9"/>
-            </w:tcBorders>
-            <w:shd w:fill="FFFFFF"/>
-          </w:tcPr>
-          <w:p>
-            <w:pPr>
-              <w:spacing w:before="60" w:after="60"/>
-            </w:pPr>
-            <w:r>
-              <w:rPr>
-                <w:rFonts w:ascii="Hiragino Sans GB" w:hAnsi="Hiragino Sans GB" w:eastAsia="Hiragino Sans GB"/>
-                <w:b w:val="0"/>
-                <w:sz w:val="18"/>
-              </w:rPr>
-              <w:t>密钥检查</w:t>
-            </w:r>
-          </w:p>
-        </w:tc>
-        <w:tc>
-          <w:tcPr>
-            <w:tcW w:type="dxa" w:w="3888"/>
-            <w:tcBorders>
-              <w:top w:val="single" w:sz="4" w:color="D9D9D9"/>
-              <w:left w:val="single" w:sz="4" w:color="D9D9D9"/>
-              <w:bottom w:val="single" w:sz="4" w:color="D9D9D9"/>
-              <w:right w:val="single" w:sz="4" w:color="D9D9D9"/>
-            </w:tcBorders>
-            <w:shd w:fill="FFFFFF"/>
-          </w:tcPr>
-          <w:p>
-            <w:pPr>
-              <w:spacing w:before="60" w:after="60"/>
-            </w:pPr>
-            <w:r>
-              <w:rPr>
-                <w:rFonts w:ascii="Hiragino Sans GB" w:hAnsi="Hiragino Sans GB" w:eastAsia="Hiragino Sans GB"/>
-                <w:b w:val="0"/>
-                <w:sz w:val="18"/>
-              </w:rPr>
-              <w:t>通过 无私人PEM标记</w:t>
-            </w:r>
-          </w:p>
-        </w:tc>
-      </w:tr>
-      <w:tr>
-        <w:trPr>
-          <w:cantSplit/>
-        </w:trPr>
-        <w:tc>
-          <w:tcPr>
-            <w:tcW w:type="dxa" w:w="4896"/>
-            <w:tcBorders>
-              <w:top w:val="single" w:sz="4" w:color="D9D9D9"/>
-              <w:left w:val="single" w:sz="4" w:color="D9D9D9"/>
-              <w:bottom w:val="single" w:sz="4" w:color="D9D9D9"/>
-              <w:right w:val="single" w:sz="4" w:color="D9D9D9"/>
-            </w:tcBorders>
-            <w:shd w:fill="F7F7F7"/>
-          </w:tcPr>
-          <w:p>
-            <w:pPr>
-              <w:spacing w:before="60" w:after="60"/>
-            </w:pPr>
-            <w:r>
-              <w:rPr>
-                <w:rFonts w:ascii="Hiragino Sans GB" w:hAnsi="Hiragino Sans GB" w:eastAsia="Hiragino Sans GB"/>
-                <w:b w:val="0"/>
-                <w:sz w:val="18"/>
-              </w:rPr>
-              <w:t>全仓库lint</w:t>
-            </w:r>
-          </w:p>
-        </w:tc>
-        <w:tc>
-          <w:tcPr>
-            <w:tcW w:type="dxa" w:w="3888"/>
-            <w:tcBorders>
-              <w:top w:val="single" w:sz="4" w:color="D9D9D9"/>
-              <w:left w:val="single" w:sz="4" w:color="D9D9D9"/>
-              <w:bottom w:val="single" w:sz="4" w:color="D9D9D9"/>
-              <w:right w:val="single" w:sz="4" w:color="D9D9D9"/>
-            </w:tcBorders>
-            <w:shd w:fill="F7F7F7"/>
-          </w:tcPr>
-          <w:p>
-            <w:pPr>
-              <w:spacing w:before="60" w:after="60"/>
-            </w:pPr>
-            <w:r>
-              <w:rPr>
-                <w:rFonts w:ascii="Hiragino Sans GB" w:hAnsi="Hiragino Sans GB" w:eastAsia="Hiragino Sans GB"/>
-                <w:b w:val="0"/>
-                <w:sz w:val="18"/>
-              </w:rPr>
-              <w:t>失败 16错误 1警告</w:t>
-            </w:r>
-          </w:p>
-        </w:tc>
-      </w:tr>
-      <w:tr>
-        <w:trPr>
-          <w:cantSplit/>
-        </w:trPr>
-        <w:tc>
-          <w:tcPr>
-            <w:tcW w:type="dxa" w:w="4896"/>
-            <w:tcBorders>
-              <w:top w:val="single" w:sz="4" w:color="D9D9D9"/>
-              <w:left w:val="single" w:sz="4" w:color="D9D9D9"/>
-              <w:bottom w:val="single" w:sz="4" w:color="D9D9D9"/>
-              <w:right w:val="single" w:sz="4" w:color="D9D9D9"/>
-            </w:tcBorders>
-            <w:shd w:fill="FFFFFF"/>
-          </w:tcPr>
-          <w:p>
-            <w:pPr>
-              <w:spacing w:before="60" w:after="60"/>
-            </w:pPr>
-            <w:r>
-              <w:rPr>
-                <w:rFonts w:ascii="Hiragino Sans GB" w:hAnsi="Hiragino Sans GB" w:eastAsia="Hiragino Sans GB"/>
-                <w:b w:val="0"/>
-                <w:sz w:val="18"/>
-              </w:rPr>
-              <w:t>邮箱密码真实登录</w:t>
-            </w:r>
-          </w:p>
-        </w:tc>
-        <w:tc>
-          <w:tcPr>
-            <w:tcW w:type="dxa" w:w="3888"/>
-            <w:tcBorders>
-              <w:top w:val="single" w:sz="4" w:color="D9D9D9"/>
-              <w:left w:val="single" w:sz="4" w:color="D9D9D9"/>
-              <w:bottom w:val="single" w:sz="4" w:color="D9D9D9"/>
-              <w:right w:val="single" w:sz="4" w:color="D9D9D9"/>
-            </w:tcBorders>
-            <w:shd w:fill="FFFFFF"/>
-          </w:tcPr>
-          <w:p>
-            <w:pPr>
-              <w:spacing w:before="60" w:after="60"/>
-            </w:pPr>
-            <w:r>
-              <w:rPr>
-                <w:rFonts w:ascii="Hiragino Sans GB" w:hAnsi="Hiragino Sans GB" w:eastAsia="Hiragino Sans GB"/>
-                <w:b w:val="0"/>
-                <w:sz w:val="18"/>
-              </w:rPr>
-              <w:t>失败 REAL_LOGIN_FAILED</w:t>
-            </w:r>
-          </w:p>
-        </w:tc>
-      </w:tr>
-      <w:tr>
-        <w:trPr>
-          <w:cantSplit/>
-        </w:trPr>
-        <w:tc>
-          <w:tcPr>
-            <w:tcW w:type="dxa" w:w="4896"/>
-            <w:tcBorders>
-              <w:top w:val="single" w:sz="4" w:color="D9D9D9"/>
-              <w:left w:val="single" w:sz="4" w:color="D9D9D9"/>
-              <w:bottom w:val="single" w:sz="4" w:color="D9D9D9"/>
-              <w:right w:val="single" w:sz="4" w:color="D9D9D9"/>
-            </w:tcBorders>
-            <w:shd w:fill="F7F7F7"/>
-          </w:tcPr>
-          <w:p>
-            <w:pPr>
-              <w:spacing w:before="60" w:after="60"/>
-            </w:pPr>
-            <w:r>
-              <w:rPr>
-                <w:rFonts w:ascii="Hiragino Sans GB" w:hAnsi="Hiragino Sans GB" w:eastAsia="Hiragino Sans GB"/>
-                <w:b w:val="0"/>
-                <w:sz w:val="18"/>
-              </w:rPr>
-              <w:t>网站浏览器会话及Azure验收</w:t>
-            </w:r>
-          </w:p>
-        </w:tc>
-        <w:tc>
-          <w:tcPr>
-            <w:tcW w:type="dxa" w:w="3888"/>
-            <w:tcBorders>
-              <w:top w:val="single" w:sz="4" w:color="D9D9D9"/>
-              <w:left w:val="single" w:sz="4" w:color="D9D9D9"/>
-              <w:bottom w:val="single" w:sz="4" w:color="D9D9D9"/>
-              <w:right w:val="single" w:sz="4" w:color="D9D9D9"/>
-            </w:tcBorders>
-            <w:shd w:fill="F7F7F7"/>
-          </w:tcPr>
-          <w:p>
-            <w:pPr>
-              <w:spacing w:before="60" w:after="60"/>
-            </w:pPr>
-            <w:r>
-              <w:rPr>
-                <w:rFonts w:ascii="Hiragino Sans GB" w:hAnsi="Hiragino Sans GB" w:eastAsia="Hiragino Sans GB"/>
-                <w:b w:val="0"/>
-                <w:sz w:val="18"/>
-              </w:rPr>
-              <w:t>当前浏览器为访客 Azure及双用户待验收</w:t>
-            </w:r>
-          </w:p>
-        </w:tc>
-      </w:tr>
-      <w:tr>
-        <w:trPr>
-          <w:cantSplit/>
-        </w:trPr>
-        <w:tc>
-          <w:tcPr>
-            <w:tcW w:type="dxa" w:w="4896"/>
-            <w:tcBorders>
-              <w:top w:val="single" w:sz="4" w:color="D9D9D9"/>
-              <w:left w:val="single" w:sz="4" w:color="D9D9D9"/>
-              <w:bottom w:val="single" w:sz="4" w:color="D9D9D9"/>
-              <w:right w:val="single" w:sz="4" w:color="D9D9D9"/>
-            </w:tcBorders>
-            <w:shd w:fill="FFFFFF"/>
-          </w:tcPr>
-          <w:p>
-            <w:pPr>
-              <w:spacing w:before="60" w:after="60"/>
-            </w:pPr>
-            <w:r>
-              <w:rPr>
-                <w:rFonts w:ascii="Hiragino Sans GB" w:hAnsi="Hiragino Sans GB" w:eastAsia="Hiragino Sans GB"/>
-                <w:b w:val="0"/>
-                <w:sz w:val="18"/>
-              </w:rPr>
-              <w:t>两端最新备份恢复及反向复制</w:t>
-            </w:r>
-          </w:p>
-        </w:tc>
-        <w:tc>
-          <w:tcPr>
-            <w:tcW w:type="dxa" w:w="3888"/>
-            <w:tcBorders>
-              <w:top w:val="single" w:sz="4" w:color="D9D9D9"/>
-              <w:left w:val="single" w:sz="4" w:color="D9D9D9"/>
-              <w:bottom w:val="single" w:sz="4" w:color="D9D9D9"/>
-              <w:right w:val="single" w:sz="4" w:color="D9D9D9"/>
-            </w:tcBorders>
-            <w:shd w:fill="FFFFFF"/>
-          </w:tcPr>
-          <w:p>
-            <w:pPr>
-              <w:spacing w:before="60" w:after="60"/>
-            </w:pPr>
-            <w:r>
-              <w:rPr>
-                <w:rFonts w:ascii="Hiragino Sans GB" w:hAnsi="Hiragino Sans GB" w:eastAsia="Hiragino Sans GB"/>
-                <w:b w:val="0"/>
-                <w:sz w:val="18"/>
-              </w:rPr>
-              <w:t>待完成</w:t>
-            </w:r>
-          </w:p>
-        </w:tc>
-      </w:tr>
-      <w:tr>
-        <w:trPr>
-          <w:cantSplit/>
-        </w:trPr>
-        <w:tc>
-          <w:tcPr>
-            <w:tcW w:type="dxa" w:w="4896"/>
-            <w:tcBorders>
-              <w:top w:val="single" w:sz="4" w:color="D9D9D9"/>
-              <w:left w:val="single" w:sz="4" w:color="D9D9D9"/>
-              <w:bottom w:val="single" w:sz="4" w:color="D9D9D9"/>
-              <w:right w:val="single" w:sz="4" w:color="D9D9D9"/>
-            </w:tcBorders>
-            <w:shd w:fill="F7F7F7"/>
-          </w:tcPr>
-          <w:p>
-            <w:pPr>
-              <w:spacing w:before="60" w:after="60"/>
-            </w:pPr>
-            <w:r>
-              <w:rPr>
-                <w:rFonts w:ascii="Hiragino Sans GB" w:hAnsi="Hiragino Sans GB" w:eastAsia="Hiragino Sans GB"/>
-                <w:b w:val="0"/>
-                <w:sz w:val="18"/>
-              </w:rPr>
-              <w:t>生产追平与网站转发</w:t>
-            </w:r>
-          </w:p>
-        </w:tc>
-        <w:tc>
-          <w:tcPr>
-            <w:tcW w:type="dxa" w:w="3888"/>
-            <w:tcBorders>
-              <w:top w:val="single" w:sz="4" w:color="D9D9D9"/>
-              <w:left w:val="single" w:sz="4" w:color="D9D9D9"/>
-              <w:bottom w:val="single" w:sz="4" w:color="D9D9D9"/>
-              <w:right w:val="single" w:sz="4" w:color="D9D9D9"/>
-            </w:tcBorders>
-            <w:shd w:fill="F7F7F7"/>
-          </w:tcPr>
-          <w:p>
-            <w:pPr>
-              <w:spacing w:before="60" w:after="60"/>
-            </w:pPr>
-            <w:r>
-              <w:rPr>
-                <w:rFonts w:ascii="Hiragino Sans GB" w:hAnsi="Hiragino Sans GB" w:eastAsia="Hiragino Sans GB"/>
-                <w:b w:val="0"/>
-                <w:sz w:val="18"/>
-              </w:rPr>
-              <w:t>未执行</w:t>
-            </w:r>
-          </w:p>
-        </w:tc>
-      </w:tr>
-      <w:tr>
-        <w:trPr>
-          <w:cantSplit/>
-        </w:trPr>
-        <w:tc>
-          <w:tcPr>
-            <w:tcW w:type="dxa" w:w="4896"/>
-            <w:tcBorders>
-              <w:top w:val="single" w:sz="4" w:color="D9D9D9"/>
-              <w:left w:val="single" w:sz="4" w:color="D9D9D9"/>
-              <w:bottom w:val="single" w:sz="4" w:color="D9D9D9"/>
-              <w:right w:val="single" w:sz="4" w:color="D9D9D9"/>
-            </w:tcBorders>
-            <w:shd w:fill="FFFFFF"/>
-          </w:tcPr>
-          <w:p>
-            <w:pPr>
-              <w:spacing w:before="60" w:after="60"/>
-            </w:pPr>
-            <w:r>
-              <w:rPr>
-                <w:rFonts w:ascii="Hiragino Sans GB" w:hAnsi="Hiragino Sans GB" w:eastAsia="Hiragino Sans GB"/>
-                <w:b w:val="0"/>
-                <w:sz w:val="18"/>
-              </w:rPr>
-              <w:t>24小时观察与第二阶段性能</w:t>
-            </w:r>
-          </w:p>
-        </w:tc>
-        <w:tc>
-          <w:tcPr>
-            <w:tcW w:type="dxa" w:w="3888"/>
-            <w:tcBorders>
-              <w:top w:val="single" w:sz="4" w:color="D9D9D9"/>
-              <w:left w:val="single" w:sz="4" w:color="D9D9D9"/>
-              <w:bottom w:val="single" w:sz="4" w:color="D9D9D9"/>
-              <w:right w:val="single" w:sz="4" w:color="D9D9D9"/>
-            </w:tcBorders>
-            <w:shd w:fill="FFFFFF"/>
-          </w:tcPr>
-          <w:p>
-            <w:pPr>
-              <w:spacing w:before="60" w:after="60"/>
-            </w:pPr>
-            <w:r>
-              <w:rPr>
-                <w:rFonts w:ascii="Hiragino Sans GB" w:hAnsi="Hiragino Sans GB" w:eastAsia="Hiragino Sans GB"/>
-                <w:b w:val="0"/>
-                <w:sz w:val="18"/>
-              </w:rPr>
-              <w:t>未开始</w:t>
-            </w:r>
-          </w:p>
-        </w:tc>
-      </w:tr>
-    </w:tbl>
-    <w:p/>
-    <w:p>
-      <w:r>
-        <w:rPr>
-          <w:rFonts w:ascii="Hiragino Sans GB" w:hAnsi="Hiragino Sans GB" w:eastAsia="Hiragino Sans GB"/>
-        </w:rPr>
-        <w:t>全仓库lint已有错误：reset-password fullscreen-button topbar ielts-cycle-board companion-settings-panel涉及内部导航或effect规则；auth-service-recovery auth-session-cookies music-sync sync-remote-record测试涉及类型规则；cue-practice有未使用变量警告。未把失败写为通过，也未改写这些无关模块。</w:t>
-      </w:r>
-    </w:p>
-    <w:p>
-      <w:pPr>
-        <w:pStyle w:val="Heading1"/>
-      </w:pPr>
-      <w:r>
-        <w:rPr>
-          <w:rFonts w:ascii="Hiragino Sans GB" w:hAnsi="Hiragino Sans GB" w:eastAsia="Hiragino Sans GB"/>
-        </w:rPr>
-        <w:t>十一 仓库交付与发布</w:t>
-      </w:r>
-    </w:p>
-    <w:p>
-      <w:r>
-        <w:rPr>
-          <w:rFonts w:ascii="Hiragino Sans GB" w:hAnsi="Hiragino Sans GB" w:eastAsia="Hiragino Sans GB"/>
-        </w:rPr>
-        <w:t>提交安全修复、macOS命令文件、本机PostgreSQL集成测试、更新的迁移记录及本DOCX，通过独立分支草稿PR上传。当前候选3.21.3不代表第一阶段全部完成。生产发布保存提交、构建包SHA256、备份关联、实际验收及回退记录；第二阶段独立发布。原日志、令牌、密码和数据库归档不入Git。</w:t>
-      </w:r>
-    </w:p>
-    <w:p>
-      <w:r>
-        <w:rPr>
-          <w:rFonts w:ascii="Hiragino Sans GB" w:hAnsi="Hiragino Sans GB" w:eastAsia="Hiragino Sans GB"/>
-        </w:rPr>
-        <w:t>Terminal的openclaw compdef错误属于本机shell补全配置，发生在脚本启动前；后续预检成功说明它没有阻止数据库核对。本次未修改用户全局shell设置。</w:t>
-      </w:r>
-    </w:p>
-    <w:p>
-      <w:pPr>
-        <w:pStyle w:val="Heading1"/>
-        <w:pageBreakBefore/>
-      </w:pPr>
-      <w:r>
-        <w:rPr>
-          <w:rFonts w:ascii="Hiragino Sans GB" w:hAnsi="Hiragino Sans GB" w:eastAsia="Hiragino Sans GB"/>
-        </w:rPr>
-        <w:t>十二 参考与证据</w:t>
-      </w:r>
-    </w:p>
-    <w:p>
-      <w:r>
-        <w:rPr>
-          <w:rFonts w:ascii="Hiragino Sans GB" w:hAnsi="Hiragino Sans GB" w:eastAsia="Hiragino Sans GB"/>
-        </w:rPr>
-        <w:t>仓库 docs/azure-data-migration.md；本机.migration-private中的summary.json及两端manifest为本次实查证据，不上传私人归档。</w:t>
-      </w:r>
-    </w:p>
-    <w:p>
-      <w:r>
-        <w:rPr>
-          <w:rFonts w:ascii="Hiragino Sans GB" w:hAnsi="Hiragino Sans GB" w:eastAsia="Hiragino Sans GB"/>
-        </w:rPr>
-        <w:t>Supabase认证 https://supabase.com/docs/guides/auth/server-side/creating-a-client</w:t>
-      </w:r>
-    </w:p>
-    <w:p>
-      <w:r>
-        <w:rPr>
-          <w:rFonts w:ascii="Hiragino Sans GB" w:hAnsi="Hiragino Sans GB" w:eastAsia="Hiragino Sans GB"/>
-        </w:rPr>
-        <w:t>PostgreSQL17归档 https://www.postgresql.org/docs/17/app-pgdump.html</w:t>
-      </w:r>
-    </w:p>
-    <w:p>
-      <w:r>
-        <w:rPr>
-          <w:rFonts w:ascii="Hiragino Sans GB" w:hAnsi="Hiragino Sans GB" w:eastAsia="Hiragino Sans GB"/>
-        </w:rPr>
-        <w:t>Azure Flex部署 https://learn.microsoft.com/en-us/azure/azure-functions/flex-consumption-how-to</w:t>
-      </w:r>
-    </w:p>
-    <w:p>
-      <w:pPr>
-        <w:pStyle w:val="Heading1"/>
-        <w:pageBreakBefore/>
-      </w:pPr>
-      <w:r>
-        <w:rPr>
-          <w:rFonts w:ascii="Hiragino Sans GB" w:hAnsi="Hiragino Sans GB" w:eastAsia="Hiragino Sans GB"/>
-        </w:rPr>
-        <w:t>十三 同步入口审计及待适配项</w:t>
-      </w:r>
-    </w:p>
-    <w:p>
-      <w:r>
-        <w:rPr>
-          <w:rFonts w:ascii="Hiragino Sans GB" w:hAnsi="Hiragino Sans GB" w:eastAsia="Hiragino Sans GB"/>
-        </w:rPr>
-        <w:t>代码审计发现五个同步API以外仍有旧表写入，生产转发保持未启用。数据库围栏会拒绝这些写入，但不能替代正确路由。具体文件见docs/azure-sync-entry-audit.md；以下不是已完成的功能。</w:t>
-      </w:r>
-    </w:p>
-    <w:tbl>
-      <w:tblPr>
-        <w:tblW w:type="auto" w:w="0"/>
-        <w:tblLayout w:type="fixed"/>
-        <w:tblLook w:firstColumn="1" w:firstRow="1" w:lastColumn="0" w:lastRow="0" w:noHBand="0" w:noVBand="1" w:val="04A0"/>
-      </w:tblPr>
-      <w:tblGrid>
-        <w:gridCol w:w="4176"/>
-        <w:gridCol w:w="4608"/>
-      </w:tblGrid>
-      <w:tr>
-        <w:trPr>
-          <w:cantSplit/>
-          <w:tblHeader/>
-        </w:trPr>
-        <w:tc>
-          <w:tcPr>
-            <w:tcW w:type="dxa" w:w="4176"/>
-            <w:tcBorders>
-              <w:top w:val="single" w:sz="4" w:color="D9D9D9"/>
-              <w:left w:val="single" w:sz="4" w:color="D9D9D9"/>
-              <w:bottom w:val="single" w:sz="4" w:color="D9D9D9"/>
-              <w:right w:val="single" w:sz="4" w:color="D9D9D9"/>
-            </w:tcBorders>
-            <w:shd w:fill="E7EEF4"/>
-          </w:tcPr>
-          <w:p>
-            <w:pPr>
-              <w:spacing w:before="60" w:after="60"/>
-            </w:pPr>
-            <w:r>
-              <w:rPr>
-                <w:rFonts w:ascii="Hiragino Sans GB" w:hAnsi="Hiragino Sans GB" w:eastAsia="Hiragino Sans GB"/>
-                <w:b/>
-                <w:sz w:val="18"/>
-              </w:rPr>
-              <w:t>入口</w:t>
-            </w:r>
-          </w:p>
-        </w:tc>
-        <w:tc>
-          <w:tcPr>
-            <w:tcW w:type="dxa" w:w="4608"/>
-            <w:tcBorders>
-              <w:top w:val="single" w:sz="4" w:color="D9D9D9"/>
-              <w:left w:val="single" w:sz="4" w:color="D9D9D9"/>
-              <w:bottom w:val="single" w:sz="4" w:color="D9D9D9"/>
-              <w:right w:val="single" w:sz="4" w:color="D9D9D9"/>
-            </w:tcBorders>
-            <w:shd w:fill="E7EEF4"/>
-          </w:tcPr>
-          <w:p>
-            <w:pPr>
-              <w:spacing w:before="60" w:after="60"/>
-            </w:pPr>
-            <w:r>
-              <w:rPr>
-                <w:rFonts w:ascii="Hiragino Sans GB" w:hAnsi="Hiragino Sans GB" w:eastAsia="Hiragino Sans GB"/>
-                <w:b/>
-                <w:sz w:val="18"/>
-              </w:rPr>
-              <w:t>切换前待完成要求</w:t>
-            </w:r>
-          </w:p>
-        </w:tc>
-      </w:tr>
-      <w:tr>
-        <w:trPr>
-          <w:cantSplit/>
-        </w:trPr>
-        <w:tc>
-          <w:tcPr>
-            <w:tcW w:type="dxa" w:w="4176"/>
-            <w:tcBorders>
-              <w:top w:val="single" w:sz="4" w:color="D9D9D9"/>
-              <w:left w:val="single" w:sz="4" w:color="D9D9D9"/>
-              <w:bottom w:val="single" w:sz="4" w:color="D9D9D9"/>
-              <w:right w:val="single" w:sz="4" w:color="D9D9D9"/>
-            </w:tcBorders>
-            <w:shd w:fill="FFFFFF"/>
-          </w:tcPr>
-          <w:p>
-            <w:pPr>
-              <w:spacing w:before="60" w:after="60"/>
-            </w:pPr>
-            <w:r>
-              <w:rPr>
-                <w:rFonts w:ascii="Hiragino Sans GB" w:hAnsi="Hiragino Sans GB" w:eastAsia="Hiragino Sans GB"/>
-                <w:b w:val="0"/>
-                <w:sz w:val="18"/>
-              </w:rPr>
-              <w:t>五个同步API及旧页面</w:t>
-            </w:r>
-          </w:p>
-        </w:tc>
-        <w:tc>
-          <w:tcPr>
-            <w:tcW w:type="dxa" w:w="4608"/>
-            <w:tcBorders>
-              <w:top w:val="single" w:sz="4" w:color="D9D9D9"/>
-              <w:left w:val="single" w:sz="4" w:color="D9D9D9"/>
-              <w:bottom w:val="single" w:sz="4" w:color="D9D9D9"/>
-              <w:right w:val="single" w:sz="4" w:color="D9D9D9"/>
-            </w:tcBorders>
-            <w:shd w:fill="FFFFFF"/>
-          </w:tcPr>
-          <w:p>
-            <w:pPr>
-              <w:spacing w:before="60" w:after="60"/>
-            </w:pPr>
-            <w:r>
-              <w:rPr>
-                <w:rFonts w:ascii="Hiragino Sans GB" w:hAnsi="Hiragino Sans GB" w:eastAsia="Hiragino Sans GB"/>
-                <w:b w:val="0"/>
-                <w:sz w:val="18"/>
-              </w:rPr>
-              <w:t>真实读写 分块 去重 撤销与兼容验收</w:t>
-            </w:r>
-          </w:p>
-        </w:tc>
-      </w:tr>
-      <w:tr>
-        <w:trPr>
-          <w:cantSplit/>
-        </w:trPr>
-        <w:tc>
-          <w:tcPr>
-            <w:tcW w:type="dxa" w:w="4176"/>
-            <w:tcBorders>
-              <w:top w:val="single" w:sz="4" w:color="D9D9D9"/>
-              <w:left w:val="single" w:sz="4" w:color="D9D9D9"/>
-              <w:bottom w:val="single" w:sz="4" w:color="D9D9D9"/>
-              <w:right w:val="single" w:sz="4" w:color="D9D9D9"/>
-            </w:tcBorders>
-            <w:shd w:fill="F7F7F7"/>
-          </w:tcPr>
-          <w:p>
-            <w:pPr>
-              <w:spacing w:before="60" w:after="60"/>
-            </w:pPr>
-            <w:r>
-              <w:rPr>
-                <w:rFonts w:ascii="Hiragino Sans GB" w:hAnsi="Hiragino Sans GB" w:eastAsia="Hiragino Sans GB"/>
-                <w:b w:val="0"/>
-                <w:sz w:val="18"/>
-              </w:rPr>
-              <w:t>日程备份恢复</w:t>
-            </w:r>
-          </w:p>
-        </w:tc>
-        <w:tc>
-          <w:tcPr>
-            <w:tcW w:type="dxa" w:w="4608"/>
-            <w:tcBorders>
-              <w:top w:val="single" w:sz="4" w:color="D9D9D9"/>
-              <w:left w:val="single" w:sz="4" w:color="D9D9D9"/>
-              <w:bottom w:val="single" w:sz="4" w:color="D9D9D9"/>
-              <w:right w:val="single" w:sz="4" w:color="D9D9D9"/>
-            </w:tcBorders>
-            <w:shd w:fill="F7F7F7"/>
-          </w:tcPr>
-          <w:p>
-            <w:pPr>
-              <w:spacing w:before="60" w:after="60"/>
-            </w:pPr>
-            <w:r>
-              <w:rPr>
-                <w:rFonts w:ascii="Hiragino Sans GB" w:hAnsi="Hiragino Sans GB" w:eastAsia="Hiragino Sans GB"/>
-                <w:b w:val="0"/>
-                <w:sz w:val="18"/>
-              </w:rPr>
-              <w:t>候选Azure路由与恢复前备份已实现 真实验收待完成</w:t>
-            </w:r>
-          </w:p>
-        </w:tc>
-      </w:tr>
-      <w:tr>
-        <w:trPr>
-          <w:cantSplit/>
-        </w:trPr>
-        <w:tc>
-          <w:tcPr>
-            <w:tcW w:type="dxa" w:w="4176"/>
-            <w:tcBorders>
-              <w:top w:val="single" w:sz="4" w:color="D9D9D9"/>
-              <w:left w:val="single" w:sz="4" w:color="D9D9D9"/>
-              <w:bottom w:val="single" w:sz="4" w:color="D9D9D9"/>
-              <w:right w:val="single" w:sz="4" w:color="D9D9D9"/>
-            </w:tcBorders>
-            <w:shd w:fill="FFFFFF"/>
-          </w:tcPr>
-          <w:p>
-            <w:pPr>
-              <w:spacing w:before="60" w:after="60"/>
-            </w:pPr>
-            <w:r>
-              <w:rPr>
-                <w:rFonts w:ascii="Hiragino Sans GB" w:hAnsi="Hiragino Sans GB" w:eastAsia="Hiragino Sans GB"/>
-                <w:b w:val="0"/>
-                <w:sz w:val="18"/>
-              </w:rPr>
-              <w:t>批量数据导入</w:t>
-            </w:r>
-          </w:p>
-        </w:tc>
-        <w:tc>
-          <w:tcPr>
-            <w:tcW w:type="dxa" w:w="4608"/>
-            <w:tcBorders>
-              <w:top w:val="single" w:sz="4" w:color="D9D9D9"/>
-              <w:left w:val="single" w:sz="4" w:color="D9D9D9"/>
-              <w:bottom w:val="single" w:sz="4" w:color="D9D9D9"/>
-              <w:right w:val="single" w:sz="4" w:color="D9D9D9"/>
-            </w:tcBorders>
-            <w:shd w:fill="FFFFFF"/>
-          </w:tcPr>
-          <w:p>
-            <w:pPr>
-              <w:spacing w:before="60" w:after="60"/>
-            </w:pPr>
-            <w:r>
-              <w:rPr>
-                <w:rFonts w:ascii="Hiragino Sans GB" w:hAnsi="Hiragino Sans GB" w:eastAsia="Hiragino Sans GB"/>
-                <w:b w:val="0"/>
-                <w:sz w:val="18"/>
-              </w:rPr>
-              <w:t>同步项须经Azure写入口 保留大值与恢复语义</w:t>
-            </w:r>
-          </w:p>
-        </w:tc>
-      </w:tr>
-      <w:tr>
-        <w:trPr>
-          <w:cantSplit/>
-        </w:trPr>
-        <w:tc>
-          <w:tcPr>
-            <w:tcW w:type="dxa" w:w="4176"/>
-            <w:tcBorders>
-              <w:top w:val="single" w:sz="4" w:color="D9D9D9"/>
-              <w:left w:val="single" w:sz="4" w:color="D9D9D9"/>
-              <w:bottom w:val="single" w:sz="4" w:color="D9D9D9"/>
-              <w:right w:val="single" w:sz="4" w:color="D9D9D9"/>
-            </w:tcBorders>
-            <w:shd w:fill="F7F7F7"/>
-          </w:tcPr>
-          <w:p>
-            <w:pPr>
-              <w:spacing w:before="60" w:after="60"/>
-            </w:pPr>
-            <w:r>
-              <w:rPr>
-                <w:rFonts w:ascii="Hiragino Sans GB" w:hAnsi="Hiragino Sans GB" w:eastAsia="Hiragino Sans GB"/>
-                <w:b w:val="0"/>
-                <w:sz w:val="18"/>
-              </w:rPr>
-              <w:t>数据导出和导入预览</w:t>
-            </w:r>
-          </w:p>
-        </w:tc>
-        <w:tc>
-          <w:tcPr>
-            <w:tcW w:type="dxa" w:w="4608"/>
-            <w:tcBorders>
-              <w:top w:val="single" w:sz="4" w:color="D9D9D9"/>
-              <w:left w:val="single" w:sz="4" w:color="D9D9D9"/>
-              <w:bottom w:val="single" w:sz="4" w:color="D9D9D9"/>
-              <w:right w:val="single" w:sz="4" w:color="D9D9D9"/>
-            </w:tcBorders>
-            <w:shd w:fill="F7F7F7"/>
-          </w:tcPr>
-          <w:p>
-            <w:pPr>
-              <w:spacing w:before="60" w:after="60"/>
-            </w:pPr>
-            <w:r>
-              <w:rPr>
-                <w:rFonts w:ascii="Hiragino Sans GB" w:hAnsi="Hiragino Sans GB" w:eastAsia="Hiragino Sans GB"/>
-                <w:b w:val="0"/>
-                <w:sz w:val="18"/>
-              </w:rPr>
-              <w:t>当前同步值须读取Azure 避免过期快照</w:t>
-            </w:r>
-          </w:p>
-        </w:tc>
-      </w:tr>
-      <w:tr>
-        <w:trPr>
-          <w:cantSplit/>
-        </w:trPr>
-        <w:tc>
-          <w:tcPr>
-            <w:tcW w:type="dxa" w:w="4176"/>
-            <w:tcBorders>
-              <w:top w:val="single" w:sz="4" w:color="D9D9D9"/>
-              <w:left w:val="single" w:sz="4" w:color="D9D9D9"/>
-              <w:bottom w:val="single" w:sz="4" w:color="D9D9D9"/>
-              <w:right w:val="single" w:sz="4" w:color="D9D9D9"/>
-            </w:tcBorders>
-            <w:shd w:fill="FFFFFF"/>
-          </w:tcPr>
-          <w:p>
-            <w:pPr>
-              <w:spacing w:before="60" w:after="60"/>
-            </w:pPr>
-            <w:r>
-              <w:rPr>
-                <w:rFonts w:ascii="Hiragino Sans GB" w:hAnsi="Hiragino Sans GB" w:eastAsia="Hiragino Sans GB"/>
-                <w:b w:val="0"/>
-                <w:sz w:val="18"/>
-              </w:rPr>
-              <w:t>云端备份恢复</w:t>
-            </w:r>
-          </w:p>
-        </w:tc>
-        <w:tc>
-          <w:tcPr>
-            <w:tcW w:type="dxa" w:w="4608"/>
-            <w:tcBorders>
-              <w:top w:val="single" w:sz="4" w:color="D9D9D9"/>
-              <w:left w:val="single" w:sz="4" w:color="D9D9D9"/>
-              <w:bottom w:val="single" w:sz="4" w:color="D9D9D9"/>
-              <w:right w:val="single" w:sz="4" w:color="D9D9D9"/>
-            </w:tcBorders>
-            <w:shd w:fill="FFFFFF"/>
-          </w:tcPr>
-          <w:p>
-            <w:pPr>
-              <w:spacing w:before="60" w:after="60"/>
-            </w:pPr>
-            <w:r>
-              <w:rPr>
-                <w:rFonts w:ascii="Hiragino Sans GB" w:hAnsi="Hiragino Sans GB" w:eastAsia="Hiragino Sans GB"/>
-                <w:b w:val="0"/>
-                <w:sz w:val="18"/>
-              </w:rPr>
-              <w:t>Azure配置时拒绝旧RPC 整页协调仍待完成</w:t>
-            </w:r>
-          </w:p>
-        </w:tc>
-      </w:tr>
-      <w:tr>
-        <w:trPr>
-          <w:cantSplit/>
-        </w:trPr>
-        <w:tc>
-          <w:tcPr>
-            <w:tcW w:type="dxa" w:w="4176"/>
-            <w:tcBorders>
-              <w:top w:val="single" w:sz="4" w:color="D9D9D9"/>
-              <w:left w:val="single" w:sz="4" w:color="D9D9D9"/>
-              <w:bottom w:val="single" w:sz="4" w:color="D9D9D9"/>
-              <w:right w:val="single" w:sz="4" w:color="D9D9D9"/>
-            </w:tcBorders>
-            <w:shd w:fill="F7F7F7"/>
-          </w:tcPr>
-          <w:p>
-            <w:pPr>
-              <w:spacing w:before="60" w:after="60"/>
-            </w:pPr>
-            <w:r>
-              <w:rPr>
-                <w:rFonts w:ascii="Hiragino Sans GB" w:hAnsi="Hiragino Sans GB" w:eastAsia="Hiragino Sans GB"/>
-                <w:b w:val="0"/>
-                <w:sz w:val="18"/>
-              </w:rPr>
-              <w:t>手动和自动备份 版本检查</w:t>
-            </w:r>
-          </w:p>
-        </w:tc>
-        <w:tc>
-          <w:tcPr>
-            <w:tcW w:type="dxa" w:w="4608"/>
-            <w:tcBorders>
-              <w:top w:val="single" w:sz="4" w:color="D9D9D9"/>
-              <w:left w:val="single" w:sz="4" w:color="D9D9D9"/>
-              <w:bottom w:val="single" w:sz="4" w:color="D9D9D9"/>
-              <w:right w:val="single" w:sz="4" w:color="D9D9D9"/>
-            </w:tcBorders>
-            <w:shd w:fill="F7F7F7"/>
-          </w:tcPr>
-          <w:p>
-            <w:pPr>
-              <w:spacing w:before="60" w:after="60"/>
-            </w:pPr>
-            <w:r>
-              <w:rPr>
-                <w:rFonts w:ascii="Hiragino Sans GB" w:hAnsi="Hiragino Sans GB" w:eastAsia="Hiragino Sans GB"/>
-                <w:b w:val="0"/>
-                <w:sz w:val="18"/>
-              </w:rPr>
-              <w:t>手动和自动备份候选读取Azure 真实验收待完成</w:t>
-            </w:r>
-          </w:p>
-        </w:tc>
-      </w:tr>
-      <w:tr>
-        <w:trPr>
-          <w:cantSplit/>
-        </w:trPr>
-        <w:tc>
-          <w:tcPr>
-            <w:tcW w:type="dxa" w:w="4176"/>
-            <w:tcBorders>
-              <w:top w:val="single" w:sz="4" w:color="D9D9D9"/>
-              <w:left w:val="single" w:sz="4" w:color="D9D9D9"/>
-              <w:bottom w:val="single" w:sz="4" w:color="D9D9D9"/>
-              <w:right w:val="single" w:sz="4" w:color="D9D9D9"/>
-            </w:tcBorders>
-            <w:shd w:fill="FFFFFF"/>
-          </w:tcPr>
-          <w:p>
-            <w:pPr>
-              <w:spacing w:before="60" w:after="60"/>
-            </w:pPr>
-            <w:r>
-              <w:rPr>
-                <w:rFonts w:ascii="Hiragino Sans GB" w:hAnsi="Hiragino Sans GB" w:eastAsia="Hiragino Sans GB"/>
-                <w:b w:val="0"/>
-                <w:sz w:val="18"/>
-              </w:rPr>
-              <w:t>数据库RPC及触发器</w:t>
-            </w:r>
-          </w:p>
-        </w:tc>
-        <w:tc>
-          <w:tcPr>
-            <w:tcW w:type="dxa" w:w="4608"/>
-            <w:tcBorders>
-              <w:top w:val="single" w:sz="4" w:color="D9D9D9"/>
-              <w:left w:val="single" w:sz="4" w:color="D9D9D9"/>
-              <w:bottom w:val="single" w:sz="4" w:color="D9D9D9"/>
-              <w:right w:val="single" w:sz="4" w:color="D9D9D9"/>
-            </w:tcBorders>
-            <w:shd w:fill="FFFFFF"/>
-          </w:tcPr>
-          <w:p>
-            <w:pPr>
-              <w:spacing w:before="60" w:after="60"/>
-            </w:pPr>
-            <w:r>
-              <w:rPr>
-                <w:rFonts w:ascii="Hiragino Sans GB" w:hAnsi="Hiragino Sans GB" w:eastAsia="Hiragino Sans GB"/>
-                <w:b w:val="0"/>
-                <w:sz w:val="18"/>
-              </w:rPr>
-              <w:t>逐项核对备份关联和两端数据来源</w:t>
-            </w:r>
-          </w:p>
-        </w:tc>
-      </w:tr>
-      <w:tr>
-        <w:trPr>
-          <w:cantSplit/>
-        </w:trPr>
-        <w:tc>
-          <w:tcPr>
-            <w:tcW w:type="dxa" w:w="4176"/>
-            <w:tcBorders>
-              <w:top w:val="single" w:sz="4" w:color="D9D9D9"/>
-              <w:left w:val="single" w:sz="4" w:color="D9D9D9"/>
-              <w:bottom w:val="single" w:sz="4" w:color="D9D9D9"/>
-              <w:right w:val="single" w:sz="4" w:color="D9D9D9"/>
-            </w:tcBorders>
-            <w:shd w:fill="F7F7F7"/>
-          </w:tcPr>
-          <w:p>
-            <w:pPr>
-              <w:spacing w:before="60" w:after="60"/>
-            </w:pPr>
-            <w:r>
-              <w:rPr>
-                <w:rFonts w:ascii="Hiragino Sans GB" w:hAnsi="Hiragino Sans GB" w:eastAsia="Hiragino Sans GB"/>
-                <w:b w:val="0"/>
-                <w:sz w:val="18"/>
-              </w:rPr>
-              <w:t>定时任务和外部旧客户端</w:t>
-            </w:r>
-          </w:p>
-        </w:tc>
-        <w:tc>
-          <w:tcPr>
-            <w:tcW w:type="dxa" w:w="4608"/>
-            <w:tcBorders>
-              <w:top w:val="single" w:sz="4" w:color="D9D9D9"/>
-              <w:left w:val="single" w:sz="4" w:color="D9D9D9"/>
-              <w:bottom w:val="single" w:sz="4" w:color="D9D9D9"/>
-              <w:right w:val="single" w:sz="4" w:color="D9D9D9"/>
-            </w:tcBorders>
-            <w:shd w:fill="F7F7F7"/>
-          </w:tcPr>
-          <w:p>
-            <w:pPr>
-              <w:spacing w:before="60" w:after="60"/>
-            </w:pPr>
-            <w:r>
-              <w:rPr>
-                <w:rFonts w:ascii="Hiragino Sans GB" w:hAnsi="Hiragino Sans GB" w:eastAsia="Hiragino Sans GB"/>
-                <w:b w:val="0"/>
-                <w:sz w:val="18"/>
-              </w:rPr>
-              <w:t>暂停 排空及失败保留队列须保存实证</w:t>
-            </w:r>
-          </w:p>
-        </w:tc>
-      </w:tr>
-    </w:tbl>
-    <w:p/>
-    <w:p>
-      <w:r>
-        <w:rPr>
-          <w:rFonts w:ascii="Hiragino Sans GB" w:hAnsi="Hiragino Sans GB" w:eastAsia="Hiragino Sans GB"/>
-        </w:rPr>
-        <w:t>五个API支持转发不能证明全部写入口迁移。备份路由真实验收、最新可恢复备份、真实身份和反向复制通过后才能执行切换。源围栏覆盖五表所有常规写入，包括高权限函数内的写入；仍需监测旧入口调用。</w:t>
-      </w:r>
-    </w:p>
-    <w:p>
-      <w:pPr>
-        <w:pStyle w:val="Heading1"/>
-        <w:pageBreakBefore/>
-      </w:pPr>
-      <w:r>
-        <w:rPr>
-          <w:rFonts w:ascii="Hiragino Sans GB" w:hAnsi="Hiragino Sans GB" w:eastAsia="Hiragino Sans GB"/>
-        </w:rPr>
-        <w:t>十四 导出与导入来源适配进展</w:t>
-      </w:r>
-    </w:p>
-    <w:p>
-      <w:r>
-        <w:rPr>
-          <w:rFonts w:ascii="Hiragino Sans GB" w:hAnsi="Hiragino Sans GB" w:eastAsia="Hiragino Sans GB"/>
-        </w:rPr>
-        <w:t>候选代码已适配完整数据导出、导入预览和同步项导入。Azure启用时，同步项不再直接查询或更新Supabase旧表；其他应用表保留原来源。日程恢复及手动页面备份已在后续候选适配，见下一节；自动备份候选协调已补齐见第十六节，整页恢复仍待完成，本节不表示第一阶段通过。</w:t>
-      </w:r>
-    </w:p>
-    <w:p>
-      <w:r>
-        <w:rPr>
-          <w:rFonts w:ascii="Hiragino Sans GB" w:hAnsi="Hiragino Sans GB" w:eastAsia="Hiragino Sans GB"/>
-        </w:rPr>
-        <w:t>新增受当前用户身份与RLS约束的Azure分页导出，每页20项，游标按UTF8字节排序，不受500条或相同更新时间截断。过滤凭据和诊断键，不在游标中泄露这些键。每项大值下载保持版本及SHA256校验；遇409读取最新版本重试，组装后再次核对版本清单，持续变化则拒绝备份完成。</w:t>
-      </w:r>
-    </w:p>
-    <w:p>
-      <w:r>
-        <w:rPr>
-          <w:rFonts w:ascii="Hiragino Sans GB" w:hAnsi="Hiragino Sans GB" w:eastAsia="Hiragino Sans GB"/>
-        </w:rPr>
-        <w:t>导入先读取当前版本和哈希，用同一会话设备及一个操作编号写入，超过字节或字符上限走既有分块接口；只接受匹配操作、键和版本的成功确认。网络失败、远端决策或冲突不确认成功，也不转写旧库。计数预览和未选页面不下载无关大值。</w:t>
-      </w:r>
-    </w:p>
-    <w:tbl>
-      <w:tblPr>
-        <w:tblW w:type="auto" w:w="0"/>
-        <w:tblLayout w:type="fixed"/>
-        <w:tblLook w:firstColumn="1" w:firstRow="1" w:lastColumn="0" w:lastRow="0" w:noHBand="0" w:noVBand="1" w:val="04A0"/>
-      </w:tblPr>
-      <w:tblGrid>
-        <w:gridCol w:w="3456"/>
-        <w:gridCol w:w="5328"/>
-      </w:tblGrid>
-      <w:tr>
-        <w:trPr>
-          <w:cantSplit/>
-          <w:tblHeader/>
-        </w:trPr>
-        <w:tc>
-          <w:tcPr>
-            <w:tcW w:type="dxa" w:w="3456"/>
-            <w:tcBorders>
-              <w:top w:val="single" w:sz="4" w:color="D9D9D9"/>
-              <w:left w:val="single" w:sz="4" w:color="D9D9D9"/>
-              <w:bottom w:val="single" w:sz="4" w:color="D9D9D9"/>
-              <w:right w:val="single" w:sz="4" w:color="D9D9D9"/>
-            </w:tcBorders>
-            <w:shd w:fill="E7EEF4"/>
-          </w:tcPr>
-          <w:p>
-            <w:pPr>
-              <w:spacing w:before="60" w:after="60"/>
-            </w:pPr>
-            <w:r>
-              <w:rPr>
-                <w:rFonts w:ascii="Hiragino Sans GB" w:hAnsi="Hiragino Sans GB" w:eastAsia="Hiragino Sans GB"/>
-                <w:b/>
-                <w:sz w:val="18"/>
-              </w:rPr>
-              <w:t>新增验证</w:t>
-            </w:r>
-          </w:p>
-        </w:tc>
-        <w:tc>
-          <w:tcPr>
-            <w:tcW w:type="dxa" w:w="5328"/>
-            <w:tcBorders>
-              <w:top w:val="single" w:sz="4" w:color="D9D9D9"/>
-              <w:left w:val="single" w:sz="4" w:color="D9D9D9"/>
-              <w:bottom w:val="single" w:sz="4" w:color="D9D9D9"/>
-              <w:right w:val="single" w:sz="4" w:color="D9D9D9"/>
-            </w:tcBorders>
-            <w:shd w:fill="E7EEF4"/>
-          </w:tcPr>
-          <w:p>
-            <w:pPr>
-              <w:spacing w:before="60" w:after="60"/>
-            </w:pPr>
-            <w:r>
-              <w:rPr>
-                <w:rFonts w:ascii="Hiragino Sans GB" w:hAnsi="Hiragino Sans GB" w:eastAsia="Hiragino Sans GB"/>
-                <w:b/>
-                <w:sz w:val="18"/>
-              </w:rPr>
-              <w:t>实际结果</w:t>
-            </w:r>
-          </w:p>
-        </w:tc>
-      </w:tr>
-      <w:tr>
-        <w:trPr>
-          <w:cantSplit/>
-        </w:trPr>
-        <w:tc>
-          <w:tcPr>
-            <w:tcW w:type="dxa" w:w="3456"/>
-            <w:tcBorders>
-              <w:top w:val="single" w:sz="4" w:color="D9D9D9"/>
-              <w:left w:val="single" w:sz="4" w:color="D9D9D9"/>
-              <w:bottom w:val="single" w:sz="4" w:color="D9D9D9"/>
-              <w:right w:val="single" w:sz="4" w:color="D9D9D9"/>
-            </w:tcBorders>
-            <w:shd w:fill="FFFFFF"/>
-          </w:tcPr>
-          <w:p>
-            <w:pPr>
-              <w:spacing w:before="60" w:after="60"/>
-            </w:pPr>
-            <w:r>
-              <w:rPr>
-                <w:rFonts w:ascii="Hiragino Sans GB" w:hAnsi="Hiragino Sans GB" w:eastAsia="Hiragino Sans GB"/>
-                <w:b w:val="0"/>
-                <w:sz w:val="18"/>
-              </w:rPr>
-              <w:t>传输回归8项</w:t>
-            </w:r>
-          </w:p>
-        </w:tc>
-        <w:tc>
-          <w:tcPr>
-            <w:tcW w:type="dxa" w:w="5328"/>
-            <w:tcBorders>
-              <w:top w:val="single" w:sz="4" w:color="D9D9D9"/>
-              <w:left w:val="single" w:sz="4" w:color="D9D9D9"/>
-              <w:bottom w:val="single" w:sz="4" w:color="D9D9D9"/>
-              <w:right w:val="single" w:sz="4" w:color="D9D9D9"/>
-            </w:tcBorders>
-            <w:shd w:fill="FFFFFF"/>
-          </w:tcPr>
-          <w:p>
-            <w:pPr>
-              <w:spacing w:before="60" w:after="60"/>
-            </w:pPr>
-            <w:r>
-              <w:rPr>
-                <w:rFonts w:ascii="Hiragino Sans GB" w:hAnsi="Hiragino Sans GB" w:eastAsia="Hiragino Sans GB"/>
-                <w:b w:val="0"/>
-                <w:sz w:val="18"/>
-              </w:rPr>
-              <w:t>通过 530条 同时间戳 大值 中文 409重读 哈希校验 删除 失败不回写 持续变化拒绝</w:t>
-            </w:r>
-          </w:p>
-        </w:tc>
-      </w:tr>
-      <w:tr>
-        <w:trPr>
-          <w:cantSplit/>
-        </w:trPr>
-        <w:tc>
-          <w:tcPr>
-            <w:tcW w:type="dxa" w:w="3456"/>
-            <w:tcBorders>
-              <w:top w:val="single" w:sz="4" w:color="D9D9D9"/>
-              <w:left w:val="single" w:sz="4" w:color="D9D9D9"/>
-              <w:bottom w:val="single" w:sz="4" w:color="D9D9D9"/>
-              <w:right w:val="single" w:sz="4" w:color="D9D9D9"/>
-            </w:tcBorders>
-            <w:shd w:fill="F7F7F7"/>
-          </w:tcPr>
-          <w:p>
-            <w:pPr>
-              <w:spacing w:before="60" w:after="60"/>
-            </w:pPr>
-            <w:r>
-              <w:rPr>
-                <w:rFonts w:ascii="Hiragino Sans GB" w:hAnsi="Hiragino Sans GB" w:eastAsia="Hiragino Sans GB"/>
-                <w:b w:val="0"/>
-                <w:sz w:val="18"/>
-              </w:rPr>
-              <w:t>本机PostgreSQL17真实SQL</w:t>
-            </w:r>
-          </w:p>
-        </w:tc>
-        <w:tc>
-          <w:tcPr>
-            <w:tcW w:type="dxa" w:w="5328"/>
-            <w:tcBorders>
-              <w:top w:val="single" w:sz="4" w:color="D9D9D9"/>
-              <w:left w:val="single" w:sz="4" w:color="D9D9D9"/>
-              <w:bottom w:val="single" w:sz="4" w:color="D9D9D9"/>
-              <w:right w:val="single" w:sz="4" w:color="D9D9D9"/>
-            </w:tcBorders>
-            <w:shd w:fill="F7F7F7"/>
-          </w:tcPr>
-          <w:p>
-            <w:pPr>
-              <w:spacing w:before="60" w:after="60"/>
-            </w:pPr>
-            <w:r>
-              <w:rPr>
-                <w:rFonts w:ascii="Hiragino Sans GB" w:hAnsi="Hiragino Sans GB" w:eastAsia="Hiragino Sans GB"/>
-                <w:b w:val="0"/>
-                <w:sz w:val="18"/>
-              </w:rPr>
-              <w:t>通过 532项分页 Unicode游标 RLS隔离及A B A身份复用</w:t>
-            </w:r>
-          </w:p>
-        </w:tc>
-      </w:tr>
-      <w:tr>
-        <w:trPr>
-          <w:cantSplit/>
-        </w:trPr>
-        <w:tc>
-          <w:tcPr>
-            <w:tcW w:type="dxa" w:w="3456"/>
-            <w:tcBorders>
-              <w:top w:val="single" w:sz="4" w:color="D9D9D9"/>
-              <w:left w:val="single" w:sz="4" w:color="D9D9D9"/>
-              <w:bottom w:val="single" w:sz="4" w:color="D9D9D9"/>
-              <w:right w:val="single" w:sz="4" w:color="D9D9D9"/>
-            </w:tcBorders>
-            <w:shd w:fill="FFFFFF"/>
-          </w:tcPr>
-          <w:p>
-            <w:pPr>
-              <w:spacing w:before="60" w:after="60"/>
-            </w:pPr>
-            <w:r>
-              <w:rPr>
-                <w:rFonts w:ascii="Hiragino Sans GB" w:hAnsi="Hiragino Sans GB" w:eastAsia="Hiragino Sans GB"/>
-                <w:b w:val="0"/>
-                <w:sz w:val="18"/>
-              </w:rPr>
-              <w:t>身份证据限制</w:t>
-            </w:r>
-          </w:p>
-        </w:tc>
-        <w:tc>
-          <w:tcPr>
-            <w:tcW w:type="dxa" w:w="5328"/>
-            <w:tcBorders>
-              <w:top w:val="single" w:sz="4" w:color="D9D9D9"/>
-              <w:left w:val="single" w:sz="4" w:color="D9D9D9"/>
-              <w:bottom w:val="single" w:sz="4" w:color="D9D9D9"/>
-              <w:right w:val="single" w:sz="4" w:color="D9D9D9"/>
-            </w:tcBorders>
-            <w:shd w:fill="FFFFFF"/>
-          </w:tcPr>
-          <w:p>
-            <w:pPr>
-              <w:spacing w:before="60" w:after="60"/>
-            </w:pPr>
-            <w:r>
-              <w:rPr>
-                <w:rFonts w:ascii="Hiragino Sans GB" w:hAnsi="Hiragino Sans GB" w:eastAsia="Hiragino Sans GB"/>
-                <w:b w:val="0"/>
-                <w:sz w:val="18"/>
-              </w:rPr>
-              <w:t>本机用户为夹具 不能替代两个真实Supabase账号</w:t>
-            </w:r>
-          </w:p>
-        </w:tc>
-      </w:tr>
-      <w:tr>
-        <w:trPr>
-          <w:cantSplit/>
-        </w:trPr>
-        <w:tc>
-          <w:tcPr>
-            <w:tcW w:type="dxa" w:w="3456"/>
-            <w:tcBorders>
-              <w:top w:val="single" w:sz="4" w:color="D9D9D9"/>
-              <w:left w:val="single" w:sz="4" w:color="D9D9D9"/>
-              <w:bottom w:val="single" w:sz="4" w:color="D9D9D9"/>
-              <w:right w:val="single" w:sz="4" w:color="D9D9D9"/>
-            </w:tcBorders>
-            <w:shd w:fill="F7F7F7"/>
-          </w:tcPr>
-          <w:p>
-            <w:pPr>
-              <w:spacing w:before="60" w:after="60"/>
-            </w:pPr>
-            <w:r>
-              <w:rPr>
-                <w:rFonts w:ascii="Hiragino Sans GB" w:hAnsi="Hiragino Sans GB" w:eastAsia="Hiragino Sans GB"/>
-                <w:b w:val="0"/>
-                <w:sz w:val="18"/>
-              </w:rPr>
-              <w:t>尚未完成</w:t>
-            </w:r>
-          </w:p>
-        </w:tc>
-        <w:tc>
-          <w:tcPr>
-            <w:tcW w:type="dxa" w:w="5328"/>
-            <w:tcBorders>
-              <w:top w:val="single" w:sz="4" w:color="D9D9D9"/>
-              <w:left w:val="single" w:sz="4" w:color="D9D9D9"/>
-              <w:bottom w:val="single" w:sz="4" w:color="D9D9D9"/>
-              <w:right w:val="single" w:sz="4" w:color="D9D9D9"/>
-            </w:tcBorders>
-            <w:shd w:fill="F7F7F7"/>
-          </w:tcPr>
-          <w:p>
-            <w:pPr>
-              <w:spacing w:before="60" w:after="60"/>
-            </w:pPr>
-            <w:r>
-              <w:rPr>
-                <w:rFonts w:ascii="Hiragino Sans GB" w:hAnsi="Hiragino Sans GB" w:eastAsia="Hiragino Sans GB"/>
-                <w:b w:val="0"/>
-                <w:sz w:val="18"/>
-              </w:rPr>
-              <w:t>线上部署 真实导出导入与失败恢复 日程恢复 云端版本备份</w:t>
-            </w:r>
-          </w:p>
-        </w:tc>
-      </w:tr>
-    </w:tbl>
-    <w:p/>
-    <w:p>
-      <w:r>
-        <w:rPr>
-          <w:rFonts w:ascii="Hiragino Sans GB" w:hAnsi="Hiragino Sans GB" w:eastAsia="Hiragino Sans GB"/>
-        </w:rPr>
-        <w:t>真实SQL测试仅使用自动清理的临时Unix socket数据库，没有连接或修改生产。新增端点需要部署候选后台后才能生产验收；当前线上后台仍为旧版本，网站Azure变量仍未启用。</w:t>
-      </w:r>
-    </w:p>
-    <w:p>
-      <w:pPr>
-        <w:pStyle w:val="Heading1"/>
-        <w:pageBreakBefore/>
-      </w:pPr>
-      <w:r>
-        <w:rPr>
-          <w:rFonts w:ascii="Hiragino Sans GB" w:hAnsi="Hiragino Sans GB" w:eastAsia="Hiragino Sans GB"/>
-        </w:rPr>
-        <w:t>十五 日程恢复与手动备份保护</w:t>
-      </w:r>
-    </w:p>
-    <w:p>
-      <w:r>
-        <w:rPr>
-          <w:rFonts w:ascii="Hiragino Sans GB" w:hAnsi="Hiragino Sans GB" w:eastAsia="Hiragino Sans GB"/>
-        </w:rPr>
-        <w:t>候选代码已适配日程版本恢复：读取当前Azure版本，下载同页面当前Azure同步值，在Supabase同一事务保存这些值和仍由源端负责的页面业务表；成功返回有效版本编号后才写Azure。历史日程版本仍从Supabase读取，恢复写入使用Azure现有鉴权、去重和分块入口，不直接更新旧同步表。</w:t>
-      </w:r>
-    </w:p>
-    <w:p>
-      <w:r>
-        <w:rPr>
-          <w:rFonts w:ascii="Hiragino Sans GB" w:hAnsi="Hiragino Sans GB" w:eastAsia="Hiragino Sans GB"/>
-        </w:rPr>
-        <w:t>恢复前保存失败、Azure不可用或当前版本在保存后变化，均不发送恢复写入，不确认成功。恢复前版本标记免于普通保留数量清理。写入同时携带预备份时版本及哈希，后台在同一写入事务及用户写锁内再次核对版本和哈希，防止最后一次客户端读取与写入之间的并发覆盖；大值重组后同样核对。跨来源读取不是跨数据库原子快照；自动备份生产验收及整页恢复未完成，不能提前启用生产。</w:t>
-      </w:r>
-    </w:p>
-    <w:p>
-      <w:r>
-        <w:rPr>
-          <w:rFonts w:ascii="Hiragino Sans GB" w:hAnsi="Hiragino Sans GB" w:eastAsia="Hiragino Sans GB"/>
-        </w:rPr>
-        <w:t>新增候选源端RPC create_backup_page_with_sync。安全定义者函数固定空搜索路径并显式核对auth.uid、权威active和未删除状态、每行归属、合法同步键、页面、重复键及元数据，匿名无执行权。同步快照最多20,000条且64MiB，超限拒绝；额外字段被丢弃。其他表由源端现有函数读取，调用者不能注入其快照。没有修改旧同步表，也不清除两端改动标记。</w:t>
-      </w:r>
-    </w:p>
-    <w:p>
-      <w:r>
-        <w:rPr>
-          <w:rFonts w:ascii="Hiragino Sans GB" w:hAnsi="Hiragino Sans GB" w:eastAsia="Hiragino Sans GB"/>
-        </w:rPr>
-        <w:t>此迁移文件仅在隔离本机PostgreSQL17执行，生产尚未应用。自动备份的旧RPC拒绝措施已进一步替换为第十六节的候选协调；整页恢复仍拒绝原RPC，提供下载版本和按项导入路径，但完整协调仍待实施。手动备份和课表检查优先当前Azure数据，失败不读取旧副本冒充最新数据。</w:t>
-      </w:r>
-    </w:p>
-    <w:tbl>
-      <w:tblPr>
-        <w:tblW w:type="auto" w:w="0"/>
-        <w:tblLayout w:type="fixed"/>
-        <w:tblLook w:firstColumn="1" w:firstRow="1" w:lastColumn="0" w:lastRow="0" w:noHBand="0" w:noVBand="1" w:val="04A0"/>
-      </w:tblPr>
-      <w:tblGrid>
-        <w:gridCol w:w="3168"/>
-        <w:gridCol w:w="5616"/>
-      </w:tblGrid>
-      <w:tr>
-        <w:trPr>
-          <w:cantSplit/>
-          <w:tblHeader/>
-        </w:trPr>
-        <w:tc>
-          <w:tcPr>
-            <w:tcW w:type="dxa" w:w="3168"/>
-            <w:tcBorders>
-              <w:top w:val="single" w:sz="4" w:color="D9D9D9"/>
-              <w:left w:val="single" w:sz="4" w:color="D9D9D9"/>
-              <w:bottom w:val="single" w:sz="4" w:color="D9D9D9"/>
-              <w:right w:val="single" w:sz="4" w:color="D9D9D9"/>
-            </w:tcBorders>
-            <w:shd w:fill="E7EEF4"/>
-          </w:tcPr>
-          <w:p>
-            <w:pPr>
-              <w:spacing w:before="60" w:after="60"/>
-            </w:pPr>
-            <w:r>
-              <w:rPr>
-                <w:rFonts w:ascii="Hiragino Sans GB" w:hAnsi="Hiragino Sans GB" w:eastAsia="Hiragino Sans GB"/>
-                <w:b/>
-                <w:sz w:val="18"/>
-              </w:rPr>
-              <w:t>验证项</w:t>
-            </w:r>
-          </w:p>
-        </w:tc>
-        <w:tc>
-          <w:tcPr>
-            <w:tcW w:type="dxa" w:w="5616"/>
-            <w:tcBorders>
-              <w:top w:val="single" w:sz="4" w:color="D9D9D9"/>
-              <w:left w:val="single" w:sz="4" w:color="D9D9D9"/>
-              <w:bottom w:val="single" w:sz="4" w:color="D9D9D9"/>
-              <w:right w:val="single" w:sz="4" w:color="D9D9D9"/>
-            </w:tcBorders>
-            <w:shd w:fill="E7EEF4"/>
-          </w:tcPr>
-          <w:p>
-            <w:pPr>
-              <w:spacing w:before="60" w:after="60"/>
-            </w:pPr>
-            <w:r>
-              <w:rPr>
-                <w:rFonts w:ascii="Hiragino Sans GB" w:hAnsi="Hiragino Sans GB" w:eastAsia="Hiragino Sans GB"/>
-                <w:b/>
-                <w:sz w:val="18"/>
-              </w:rPr>
-              <w:t>实际结果</w:t>
-            </w:r>
-          </w:p>
-        </w:tc>
-      </w:tr>
-      <w:tr>
-        <w:trPr>
-          <w:cantSplit/>
-        </w:trPr>
-        <w:tc>
-          <w:tcPr>
-            <w:tcW w:type="dxa" w:w="3168"/>
-            <w:tcBorders>
-              <w:top w:val="single" w:sz="4" w:color="D9D9D9"/>
-              <w:left w:val="single" w:sz="4" w:color="D9D9D9"/>
-              <w:bottom w:val="single" w:sz="4" w:color="D9D9D9"/>
-              <w:right w:val="single" w:sz="4" w:color="D9D9D9"/>
-            </w:tcBorders>
-            <w:shd w:fill="FFFFFF"/>
-          </w:tcPr>
-          <w:p>
-            <w:pPr>
-              <w:spacing w:before="60" w:after="60"/>
-            </w:pPr>
-            <w:r>
-              <w:rPr>
-                <w:rFonts w:ascii="Hiragino Sans GB" w:hAnsi="Hiragino Sans GB" w:eastAsia="Hiragino Sans GB"/>
-                <w:b w:val="0"/>
-                <w:sz w:val="18"/>
-              </w:rPr>
-              <w:t>恢复传输6项</w:t>
-            </w:r>
-          </w:p>
-        </w:tc>
-        <w:tc>
-          <w:tcPr>
-            <w:tcW w:type="dxa" w:w="5616"/>
-            <w:tcBorders>
-              <w:top w:val="single" w:sz="4" w:color="D9D9D9"/>
-              <w:left w:val="single" w:sz="4" w:color="D9D9D9"/>
-              <w:bottom w:val="single" w:sz="4" w:color="D9D9D9"/>
-              <w:right w:val="single" w:sz="4" w:color="D9D9D9"/>
-            </w:tcBorders>
-            <w:shd w:fill="FFFFFF"/>
-          </w:tcPr>
-          <w:p>
-            <w:pPr>
-              <w:spacing w:before="60" w:after="60"/>
-            </w:pPr>
-            <w:r>
-              <w:rPr>
-                <w:rFonts w:ascii="Hiragino Sans GB" w:hAnsi="Hiragino Sans GB" w:eastAsia="Hiragino Sans GB"/>
-                <w:b w:val="0"/>
-                <w:sz w:val="18"/>
-              </w:rPr>
-              <w:t>通过 先备份后写入 保存失败和版本变化不写 空课表拒绝</w:t>
-            </w:r>
-          </w:p>
-        </w:tc>
-      </w:tr>
-      <w:tr>
-        <w:trPr>
-          <w:cantSplit/>
-        </w:trPr>
-        <w:tc>
-          <w:tcPr>
-            <w:tcW w:type="dxa" w:w="3168"/>
-            <w:tcBorders>
-              <w:top w:val="single" w:sz="4" w:color="D9D9D9"/>
-              <w:left w:val="single" w:sz="4" w:color="D9D9D9"/>
-              <w:bottom w:val="single" w:sz="4" w:color="D9D9D9"/>
-              <w:right w:val="single" w:sz="4" w:color="D9D9D9"/>
-            </w:tcBorders>
-            <w:shd w:fill="F7F7F7"/>
-          </w:tcPr>
-          <w:p>
-            <w:pPr>
-              <w:spacing w:before="60" w:after="60"/>
-            </w:pPr>
-            <w:r>
-              <w:rPr>
-                <w:rFonts w:ascii="Hiragino Sans GB" w:hAnsi="Hiragino Sans GB" w:eastAsia="Hiragino Sans GB"/>
-                <w:b w:val="0"/>
-                <w:sz w:val="18"/>
-              </w:rPr>
-              <w:t>本机PostgreSQL17真实SQL</w:t>
-            </w:r>
-          </w:p>
-        </w:tc>
-        <w:tc>
-          <w:tcPr>
-            <w:tcW w:type="dxa" w:w="5616"/>
-            <w:tcBorders>
-              <w:top w:val="single" w:sz="4" w:color="D9D9D9"/>
-              <w:left w:val="single" w:sz="4" w:color="D9D9D9"/>
-              <w:bottom w:val="single" w:sz="4" w:color="D9D9D9"/>
-              <w:right w:val="single" w:sz="4" w:color="D9D9D9"/>
-            </w:tcBorders>
-            <w:shd w:fill="F7F7F7"/>
-          </w:tcPr>
-          <w:p>
-            <w:pPr>
-              <w:spacing w:before="60" w:after="60"/>
-            </w:pPr>
-            <w:r>
-              <w:rPr>
-                <w:rFonts w:ascii="Hiragino Sans GB" w:hAnsi="Hiragino Sans GB" w:eastAsia="Hiragino Sans GB"/>
-                <w:b w:val="0"/>
-                <w:sz w:val="18"/>
-              </w:rPr>
-              <w:t>通过 合并源端业务表 冻结旧表无写入 匿名/停用/删除拒绝 归属页面元数据校验 改动标记保留</w:t>
-            </w:r>
-          </w:p>
-        </w:tc>
-      </w:tr>
-      <w:tr>
-        <w:trPr>
-          <w:cantSplit/>
-        </w:trPr>
-        <w:tc>
-          <w:tcPr>
-            <w:tcW w:type="dxa" w:w="3168"/>
-            <w:tcBorders>
-              <w:top w:val="single" w:sz="4" w:color="D9D9D9"/>
-              <w:left w:val="single" w:sz="4" w:color="D9D9D9"/>
-              <w:bottom w:val="single" w:sz="4" w:color="D9D9D9"/>
-              <w:right w:val="single" w:sz="4" w:color="D9D9D9"/>
-            </w:tcBorders>
-            <w:shd w:fill="FFFFFF"/>
-          </w:tcPr>
-          <w:p>
-            <w:pPr>
-              <w:spacing w:before="60" w:after="60"/>
-            </w:pPr>
-            <w:r>
-              <w:rPr>
-                <w:rFonts w:ascii="Hiragino Sans GB" w:hAnsi="Hiragino Sans GB" w:eastAsia="Hiragino Sans GB"/>
-                <w:b w:val="0"/>
-                <w:sz w:val="18"/>
-              </w:rPr>
-              <w:t>本轮回归</w:t>
-            </w:r>
-          </w:p>
-        </w:tc>
-        <w:tc>
-          <w:tcPr>
-            <w:tcW w:type="dxa" w:w="5616"/>
-            <w:tcBorders>
-              <w:top w:val="single" w:sz="4" w:color="D9D9D9"/>
-              <w:left w:val="single" w:sz="4" w:color="D9D9D9"/>
-              <w:bottom w:val="single" w:sz="4" w:color="D9D9D9"/>
-              <w:right w:val="single" w:sz="4" w:color="D9D9D9"/>
-            </w:tcBorders>
-            <w:shd w:fill="FFFFFF"/>
-          </w:tcPr>
-          <w:p>
-            <w:pPr>
-              <w:spacing w:before="60" w:after="60"/>
-            </w:pPr>
-            <w:r>
-              <w:rPr>
-                <w:rFonts w:ascii="Hiragino Sans GB" w:hAnsi="Hiragino Sans GB" w:eastAsia="Hiragino Sans GB"/>
-                <w:b w:val="0"/>
-                <w:sz w:val="18"/>
-              </w:rPr>
-              <w:t>同步64项 TypeScript 修改文件lint及90路由生产构建通过</w:t>
-            </w:r>
-          </w:p>
-        </w:tc>
-      </w:tr>
-      <w:tr>
-        <w:trPr>
-          <w:cantSplit/>
-        </w:trPr>
-        <w:tc>
-          <w:tcPr>
-            <w:tcW w:type="dxa" w:w="3168"/>
-            <w:tcBorders>
-              <w:top w:val="single" w:sz="4" w:color="D9D9D9"/>
-              <w:left w:val="single" w:sz="4" w:color="D9D9D9"/>
-              <w:bottom w:val="single" w:sz="4" w:color="D9D9D9"/>
-              <w:right w:val="single" w:sz="4" w:color="D9D9D9"/>
-            </w:tcBorders>
-            <w:shd w:fill="F7F7F7"/>
-          </w:tcPr>
-          <w:p>
-            <w:pPr>
-              <w:spacing w:before="60" w:after="60"/>
-            </w:pPr>
-            <w:r>
-              <w:rPr>
-                <w:rFonts w:ascii="Hiragino Sans GB" w:hAnsi="Hiragino Sans GB" w:eastAsia="Hiragino Sans GB"/>
-                <w:b w:val="0"/>
-                <w:sz w:val="18"/>
-              </w:rPr>
-              <w:t>登录工具</w:t>
-            </w:r>
-          </w:p>
-        </w:tc>
-        <w:tc>
-          <w:tcPr>
-            <w:tcW w:type="dxa" w:w="5616"/>
-            <w:tcBorders>
-              <w:top w:val="single" w:sz="4" w:color="D9D9D9"/>
-              <w:left w:val="single" w:sz="4" w:color="D9D9D9"/>
-              <w:bottom w:val="single" w:sz="4" w:color="D9D9D9"/>
-              <w:right w:val="single" w:sz="4" w:color="D9D9D9"/>
-            </w:tcBorders>
-            <w:shd w:fill="F7F7F7"/>
-          </w:tcPr>
-          <w:p>
-            <w:pPr>
-              <w:spacing w:before="60" w:after="60"/>
-            </w:pPr>
-            <w:r>
-              <w:rPr>
-                <w:rFonts w:ascii="Hiragino Sans GB" w:hAnsi="Hiragino Sans GB" w:eastAsia="Hiragino Sans GB"/>
-                <w:b w:val="0"/>
-                <w:sz w:val="18"/>
-              </w:rPr>
-              <w:t>新增脱敏原因分类；原失败原因仍未确定</w:t>
-            </w:r>
-          </w:p>
-        </w:tc>
-      </w:tr>
-      <w:tr>
-        <w:trPr>
-          <w:cantSplit/>
-        </w:trPr>
-        <w:tc>
-          <w:tcPr>
-            <w:tcW w:type="dxa" w:w="3168"/>
-            <w:tcBorders>
-              <w:top w:val="single" w:sz="4" w:color="D9D9D9"/>
-              <w:left w:val="single" w:sz="4" w:color="D9D9D9"/>
-              <w:bottom w:val="single" w:sz="4" w:color="D9D9D9"/>
-              <w:right w:val="single" w:sz="4" w:color="D9D9D9"/>
-            </w:tcBorders>
-            <w:shd w:fill="FFFFFF"/>
-          </w:tcPr>
-          <w:p>
-            <w:pPr>
-              <w:spacing w:before="60" w:after="60"/>
-            </w:pPr>
-            <w:r>
-              <w:rPr>
-                <w:rFonts w:ascii="Hiragino Sans GB" w:hAnsi="Hiragino Sans GB" w:eastAsia="Hiragino Sans GB"/>
-                <w:b w:val="0"/>
-                <w:sz w:val="18"/>
-              </w:rPr>
-              <w:t>真实浏览器验收</w:t>
-            </w:r>
-          </w:p>
-        </w:tc>
-        <w:tc>
-          <w:tcPr>
-            <w:tcW w:type="dxa" w:w="5616"/>
-            <w:tcBorders>
-              <w:top w:val="single" w:sz="4" w:color="D9D9D9"/>
-              <w:left w:val="single" w:sz="4" w:color="D9D9D9"/>
-              <w:bottom w:val="single" w:sz="4" w:color="D9D9D9"/>
-              <w:right w:val="single" w:sz="4" w:color="D9D9D9"/>
-            </w:tcBorders>
-            <w:shd w:fill="FFFFFF"/>
-          </w:tcPr>
-          <w:p>
-            <w:pPr>
-              <w:spacing w:before="60" w:after="60"/>
-            </w:pPr>
-            <w:r>
-              <w:rPr>
-                <w:rFonts w:ascii="Hiragino Sans GB" w:hAnsi="Hiragino Sans GB" w:eastAsia="Hiragino Sans GB"/>
-                <w:b w:val="0"/>
-                <w:sz w:val="18"/>
-              </w:rPr>
-              <w:t>本机macOS锁屏 无法继续 未绕过</w:t>
-            </w:r>
-          </w:p>
-        </w:tc>
-      </w:tr>
-      <w:tr>
-        <w:trPr>
-          <w:cantSplit/>
-        </w:trPr>
-        <w:tc>
-          <w:tcPr>
-            <w:tcW w:type="dxa" w:w="3168"/>
-            <w:tcBorders>
-              <w:top w:val="single" w:sz="4" w:color="D9D9D9"/>
-              <w:left w:val="single" w:sz="4" w:color="D9D9D9"/>
-              <w:bottom w:val="single" w:sz="4" w:color="D9D9D9"/>
-              <w:right w:val="single" w:sz="4" w:color="D9D9D9"/>
-            </w:tcBorders>
-            <w:shd w:fill="F7F7F7"/>
-          </w:tcPr>
-          <w:p>
-            <w:pPr>
-              <w:spacing w:before="60" w:after="60"/>
-            </w:pPr>
-            <w:r>
-              <w:rPr>
-                <w:rFonts w:ascii="Hiragino Sans GB" w:hAnsi="Hiragino Sans GB" w:eastAsia="Hiragino Sans GB"/>
-                <w:b w:val="0"/>
-                <w:sz w:val="18"/>
-              </w:rPr>
-              <w:t>尚未完成</w:t>
-            </w:r>
-          </w:p>
-        </w:tc>
-        <w:tc>
-          <w:tcPr>
-            <w:tcW w:type="dxa" w:w="5616"/>
-            <w:tcBorders>
-              <w:top w:val="single" w:sz="4" w:color="D9D9D9"/>
-              <w:left w:val="single" w:sz="4" w:color="D9D9D9"/>
-              <w:bottom w:val="single" w:sz="4" w:color="D9D9D9"/>
-              <w:right w:val="single" w:sz="4" w:color="D9D9D9"/>
-            </w:tcBorders>
-            <w:shd w:fill="F7F7F7"/>
-          </w:tcPr>
-          <w:p>
-            <w:pPr>
-              <w:spacing w:before="60" w:after="60"/>
-            </w:pPr>
-            <w:r>
-              <w:rPr>
-                <w:rFonts w:ascii="Hiragino Sans GB" w:hAnsi="Hiragino Sans GB" w:eastAsia="Hiragino Sans GB"/>
-                <w:b w:val="0"/>
-                <w:sz w:val="18"/>
-              </w:rPr>
-              <w:t>生产迁移应用 真实恢复与自动备份 整页恢复 最新备份恢复及反向复制 生产切换</w:t>
-            </w:r>
-          </w:p>
-        </w:tc>
-      </w:tr>
-    </w:tbl>
-    <w:p/>
-    <w:p>
-      <w:r>
-        <w:rPr>
-          <w:rFonts w:ascii="Hiragino Sans GB" w:hAnsi="Hiragino Sans GB" w:eastAsia="Hiragino Sans GB"/>
-        </w:rPr>
-        <w:t>生产切换和第二阶段仍未开始。本轮为同一3.21.3候选修复的后续部分，已上传独立分支PR；没有把本机夹具当作真实用户或实际线上验收。</w:t>
-      </w:r>
-    </w:p>
-    <w:p>
-      <w:pPr>
-        <w:pStyle w:val="Heading1"/>
-        <w:pageBreakBefore/>
-      </w:pPr>
-      <w:r>
-        <w:rPr>
-          <w:rFonts w:ascii="Hiragino Sans GB" w:hAnsi="Hiragino Sans GB" w:eastAsia="Hiragino Sans GB"/>
-        </w:rPr>
-        <w:t>十六 自动备份两端协调与本机验收</w:t>
-      </w:r>
-    </w:p>
-    <w:p>
-      <w:r>
-        <w:rPr>
-          <w:rFonts w:ascii="Hiragino Sans GB" w:hAnsi="Hiragino Sans GB" w:eastAsia="Hiragino Sans GB"/>
-        </w:rPr>
-        <w:t>候选自动备份现在读取Supabase业务表改动标记和Azure同步改动标记，合并已到期页面。一次读取选定页面当前Azure值，并以源端事务保存页面业务表和这些同步值。没有到期页面时不下载同步快照。源端和目标端均只返回当前用户标记，网页不具备私有标记表直接访问权限。</w:t>
-      </w:r>
-    </w:p>
-    <w:p>
-      <w:r>
-        <w:rPr>
-          <w:rFonts w:ascii="Hiragino Sans GB" w:hAnsi="Hiragino Sans GB" w:eastAsia="Hiragino Sans GB"/>
-        </w:rPr>
-        <w:t>每次标记更新产生新的generation，即使字节计数已达上限或时间戳相同也能区分后来写入。源端事务以页面和两端generation保存捕获收据，版本与收据一起提交；只删除与捕获版本匹配的源标记。Azure确认前，用同一已验证用户令牌请求源端confirm_backup_capture，核对该用户、页面、Azure generation和已保存版本。验证不可用或不匹配时拒绝删除Azure标记。</w:t>
-      </w:r>
-    </w:p>
-    <w:p>
-      <w:r>
-        <w:rPr>
-          <w:rFonts w:ascii="Hiragino Sans GB" w:hAnsi="Hiragino Sans GB" w:eastAsia="Hiragino Sans GB"/>
-        </w:rPr>
-        <w:t>网络在版本保存后中断，重试通过收据复用版本，避免重复生成版本。保存期间的新Azure写入会推进generation，旧确认返回false并保留新标记。源端业务写入同样不会被旧generation清除。自动备份仍是两端协调，不能声称具有跨数据库原子事务。</w:t>
-      </w:r>
-    </w:p>
-    <w:p>
-      <w:r>
-        <w:rPr>
-          <w:rFonts w:ascii="Hiragino Sans GB" w:hAnsi="Hiragino Sans GB" w:eastAsia="Hiragino Sans GB"/>
-        </w:rPr>
-        <w:t>源端新增迁移20261007175839_azure_automatic_backup_coordination.sql；Azure新增sync-backup-markers.sql，须在基础runtime配置之后安装。两份SQL均有数据库范围保护，尚未应用生产。Azure新增标记读取及条件确认接口，确认使用受限RPC而不向runtime授予私有表直接权限。后台同时补齐HTTP导出端点白名单遗漏，并通过实际共享HTTP处理器验证。</w:t>
-      </w:r>
-    </w:p>
-    <w:tbl>
-      <w:tblPr>
-        <w:tblW w:type="auto" w:w="0"/>
-        <w:tblLayout w:type="fixed"/>
-        <w:tblLook w:firstColumn="1" w:firstRow="1" w:lastColumn="0" w:lastRow="0" w:noHBand="0" w:noVBand="1" w:val="04A0"/>
-      </w:tblPr>
-      <w:tblGrid>
-        <w:gridCol w:w="3168"/>
-        <w:gridCol w:w="5616"/>
-      </w:tblGrid>
-      <w:tr>
-        <w:trPr>
-          <w:cantSplit/>
-          <w:tblHeader/>
-        </w:trPr>
-        <w:tc>
-          <w:tcPr>
-            <w:tcW w:type="dxa" w:w="3168"/>
-            <w:tcBorders>
-              <w:top w:val="single" w:sz="4" w:color="D9D9D9"/>
-              <w:left w:val="single" w:sz="4" w:color="D9D9D9"/>
-              <w:bottom w:val="single" w:sz="4" w:color="D9D9D9"/>
-              <w:right w:val="single" w:sz="4" w:color="D9D9D9"/>
-            </w:tcBorders>
-            <w:shd w:fill="E7EEF4"/>
-          </w:tcPr>
-          <w:p>
-            <w:pPr>
-              <w:spacing w:before="60" w:after="60"/>
-            </w:pPr>
-            <w:r>
-              <w:rPr>
-                <w:rFonts w:ascii="Hiragino Sans GB" w:hAnsi="Hiragino Sans GB" w:eastAsia="Hiragino Sans GB"/>
-                <w:b/>
-                <w:sz w:val="18"/>
-              </w:rPr>
-              <w:t>验证项</w:t>
-            </w:r>
-          </w:p>
-        </w:tc>
-        <w:tc>
-          <w:tcPr>
-            <w:tcW w:type="dxa" w:w="5616"/>
-            <w:tcBorders>
-              <w:top w:val="single" w:sz="4" w:color="D9D9D9"/>
-              <w:left w:val="single" w:sz="4" w:color="D9D9D9"/>
-              <w:bottom w:val="single" w:sz="4" w:color="D9D9D9"/>
-              <w:right w:val="single" w:sz="4" w:color="D9D9D9"/>
-            </w:tcBorders>
-            <w:shd w:fill="E7EEF4"/>
-          </w:tcPr>
-          <w:p>
-            <w:pPr>
-              <w:spacing w:before="60" w:after="60"/>
-            </w:pPr>
-            <w:r>
-              <w:rPr>
-                <w:rFonts w:ascii="Hiragino Sans GB" w:hAnsi="Hiragino Sans GB" w:eastAsia="Hiragino Sans GB"/>
-                <w:b/>
-                <w:sz w:val="18"/>
-              </w:rPr>
-              <w:t>实际结果</w:t>
-            </w:r>
-          </w:p>
-        </w:tc>
-      </w:tr>
-      <w:tr>
-        <w:trPr>
-          <w:cantSplit/>
-        </w:trPr>
-        <w:tc>
-          <w:tcPr>
-            <w:tcW w:type="dxa" w:w="3168"/>
-            <w:tcBorders>
-              <w:top w:val="single" w:sz="4" w:color="D9D9D9"/>
-              <w:left w:val="single" w:sz="4" w:color="D9D9D9"/>
-              <w:bottom w:val="single" w:sz="4" w:color="D9D9D9"/>
-              <w:right w:val="single" w:sz="4" w:color="D9D9D9"/>
-            </w:tcBorders>
-            <w:shd w:fill="FFFFFF"/>
-          </w:tcPr>
-          <w:p>
-            <w:pPr>
-              <w:spacing w:before="60" w:after="60"/>
-            </w:pPr>
-            <w:r>
-              <w:rPr>
-                <w:rFonts w:ascii="Hiragino Sans GB" w:hAnsi="Hiragino Sans GB" w:eastAsia="Hiragino Sans GB"/>
-                <w:b w:val="0"/>
-                <w:sz w:val="18"/>
-              </w:rPr>
-              <w:t>同步与后台回归</w:t>
-            </w:r>
-          </w:p>
-        </w:tc>
-        <w:tc>
-          <w:tcPr>
-            <w:tcW w:type="dxa" w:w="5616"/>
-            <w:tcBorders>
-              <w:top w:val="single" w:sz="4" w:color="D9D9D9"/>
-              <w:left w:val="single" w:sz="4" w:color="D9D9D9"/>
-              <w:bottom w:val="single" w:sz="4" w:color="D9D9D9"/>
-              <w:right w:val="single" w:sz="4" w:color="D9D9D9"/>
-            </w:tcBorders>
-            <w:shd w:fill="FFFFFF"/>
-          </w:tcPr>
-          <w:p>
-            <w:pPr>
-              <w:spacing w:before="60" w:after="60"/>
-            </w:pPr>
-            <w:r>
-              <w:rPr>
-                <w:rFonts w:ascii="Hiragino Sans GB" w:hAnsi="Hiragino Sans GB" w:eastAsia="Hiragino Sans GB"/>
-                <w:b w:val="0"/>
-                <w:sz w:val="18"/>
-              </w:rPr>
-              <w:t>70项同步和16项后台测试通过</w:t>
-            </w:r>
-          </w:p>
-        </w:tc>
-      </w:tr>
-      <w:tr>
-        <w:trPr>
-          <w:cantSplit/>
-        </w:trPr>
-        <w:tc>
-          <w:tcPr>
-            <w:tcW w:type="dxa" w:w="3168"/>
-            <w:tcBorders>
-              <w:top w:val="single" w:sz="4" w:color="D9D9D9"/>
-              <w:left w:val="single" w:sz="4" w:color="D9D9D9"/>
-              <w:bottom w:val="single" w:sz="4" w:color="D9D9D9"/>
-              <w:right w:val="single" w:sz="4" w:color="D9D9D9"/>
-            </w:tcBorders>
-            <w:shd w:fill="F7F7F7"/>
-          </w:tcPr>
-          <w:p>
-            <w:pPr>
-              <w:spacing w:before="60" w:after="60"/>
-            </w:pPr>
-            <w:r>
-              <w:rPr>
-                <w:rFonts w:ascii="Hiragino Sans GB" w:hAnsi="Hiragino Sans GB" w:eastAsia="Hiragino Sans GB"/>
-                <w:b w:val="0"/>
-                <w:sz w:val="18"/>
-              </w:rPr>
-              <w:t>双数据库SDK HTTP流程</w:t>
-            </w:r>
-          </w:p>
-        </w:tc>
-        <w:tc>
-          <w:tcPr>
-            <w:tcW w:type="dxa" w:w="5616"/>
-            <w:tcBorders>
-              <w:top w:val="single" w:sz="4" w:color="D9D9D9"/>
-              <w:left w:val="single" w:sz="4" w:color="D9D9D9"/>
-              <w:bottom w:val="single" w:sz="4" w:color="D9D9D9"/>
-              <w:right w:val="single" w:sz="4" w:color="D9D9D9"/>
-            </w:tcBorders>
-            <w:shd w:fill="F7F7F7"/>
-          </w:tcPr>
-          <w:p>
-            <w:pPr>
-              <w:spacing w:before="60" w:after="60"/>
-            </w:pPr>
-            <w:r>
-              <w:rPr>
-                <w:rFonts w:ascii="Hiragino Sans GB" w:hAnsi="Hiragino Sans GB" w:eastAsia="Hiragino Sans GB"/>
-                <w:b w:val="0"/>
-                <w:sz w:val="18"/>
-              </w:rPr>
-              <w:t>本机PostgreSQL17真实SQL与共享HTTP处理器通过 导出 标记 保存 收据 源端证明 条件确认</w:t>
-            </w:r>
-          </w:p>
-        </w:tc>
-      </w:tr>
-      <w:tr>
-        <w:trPr>
-          <w:cantSplit/>
-        </w:trPr>
-        <w:tc>
-          <w:tcPr>
-            <w:tcW w:type="dxa" w:w="3168"/>
-            <w:tcBorders>
-              <w:top w:val="single" w:sz="4" w:color="D9D9D9"/>
-              <w:left w:val="single" w:sz="4" w:color="D9D9D9"/>
-              <w:bottom w:val="single" w:sz="4" w:color="D9D9D9"/>
-              <w:right w:val="single" w:sz="4" w:color="D9D9D9"/>
-            </w:tcBorders>
-            <w:shd w:fill="FFFFFF"/>
-          </w:tcPr>
-          <w:p>
-            <w:pPr>
-              <w:spacing w:before="60" w:after="60"/>
-            </w:pPr>
-            <w:r>
-              <w:rPr>
-                <w:rFonts w:ascii="Hiragino Sans GB" w:hAnsi="Hiragino Sans GB" w:eastAsia="Hiragino Sans GB"/>
-                <w:b w:val="0"/>
-                <w:sz w:val="18"/>
-              </w:rPr>
-              <w:t>失败与并发场景</w:t>
-            </w:r>
-          </w:p>
-        </w:tc>
-        <w:tc>
-          <w:tcPr>
-            <w:tcW w:type="dxa" w:w="5616"/>
-            <w:tcBorders>
-              <w:top w:val="single" w:sz="4" w:color="D9D9D9"/>
-              <w:left w:val="single" w:sz="4" w:color="D9D9D9"/>
-              <w:bottom w:val="single" w:sz="4" w:color="D9D9D9"/>
-              <w:right w:val="single" w:sz="4" w:color="D9D9D9"/>
-            </w:tcBorders>
-            <w:shd w:fill="FFFFFF"/>
-          </w:tcPr>
-          <w:p>
-            <w:pPr>
-              <w:spacing w:before="60" w:after="60"/>
-            </w:pPr>
-            <w:r>
-              <w:rPr>
-                <w:rFonts w:ascii="Hiragino Sans GB" w:hAnsi="Hiragino Sans GB" w:eastAsia="Hiragino Sans GB"/>
-                <w:b w:val="0"/>
-                <w:sz w:val="18"/>
-              </w:rPr>
-              <w:t>保存后确认网络失败 重试复用版本 新写入保留标记 旧同步表无写入 其他用户标记不变</w:t>
-            </w:r>
-          </w:p>
-        </w:tc>
-      </w:tr>
-      <w:tr>
-        <w:trPr>
-          <w:cantSplit/>
-        </w:trPr>
-        <w:tc>
-          <w:tcPr>
-            <w:tcW w:type="dxa" w:w="3168"/>
-            <w:tcBorders>
-              <w:top w:val="single" w:sz="4" w:color="D9D9D9"/>
-              <w:left w:val="single" w:sz="4" w:color="D9D9D9"/>
-              <w:bottom w:val="single" w:sz="4" w:color="D9D9D9"/>
-              <w:right w:val="single" w:sz="4" w:color="D9D9D9"/>
-            </w:tcBorders>
-            <w:shd w:fill="F7F7F7"/>
-          </w:tcPr>
-          <w:p>
-            <w:pPr>
-              <w:spacing w:before="60" w:after="60"/>
-            </w:pPr>
-            <w:r>
-              <w:rPr>
-                <w:rFonts w:ascii="Hiragino Sans GB" w:hAnsi="Hiragino Sans GB" w:eastAsia="Hiragino Sans GB"/>
-                <w:b w:val="0"/>
-                <w:sz w:val="18"/>
-              </w:rPr>
-              <w:t>数据库权限</w:t>
-            </w:r>
-          </w:p>
-        </w:tc>
-        <w:tc>
-          <w:tcPr>
-            <w:tcW w:type="dxa" w:w="5616"/>
-            <w:tcBorders>
-              <w:top w:val="single" w:sz="4" w:color="D9D9D9"/>
-              <w:left w:val="single" w:sz="4" w:color="D9D9D9"/>
-              <w:bottom w:val="single" w:sz="4" w:color="D9D9D9"/>
-              <w:right w:val="single" w:sz="4" w:color="D9D9D9"/>
-            </w:tcBorders>
-            <w:shd w:fill="F7F7F7"/>
-          </w:tcPr>
-          <w:p>
-            <w:pPr>
-              <w:spacing w:before="60" w:after="60"/>
-            </w:pPr>
-            <w:r>
-              <w:rPr>
-                <w:rFonts w:ascii="Hiragino Sans GB" w:hAnsi="Hiragino Sans GB" w:eastAsia="Hiragino Sans GB"/>
-                <w:b w:val="0"/>
-                <w:sz w:val="18"/>
-              </w:rPr>
-              <w:t>匿名 停用 删除及跨用户拒绝 runtime不能直接访问私有标记表 错误数据库拒绝安装</w:t>
-            </w:r>
-          </w:p>
-        </w:tc>
-      </w:tr>
-      <w:tr>
-        <w:trPr>
-          <w:cantSplit/>
-        </w:trPr>
-        <w:tc>
-          <w:tcPr>
-            <w:tcW w:type="dxa" w:w="3168"/>
-            <w:tcBorders>
-              <w:top w:val="single" w:sz="4" w:color="D9D9D9"/>
-              <w:left w:val="single" w:sz="4" w:color="D9D9D9"/>
-              <w:bottom w:val="single" w:sz="4" w:color="D9D9D9"/>
-              <w:right w:val="single" w:sz="4" w:color="D9D9D9"/>
-            </w:tcBorders>
-            <w:shd w:fill="FFFFFF"/>
-          </w:tcPr>
-          <w:p>
-            <w:pPr>
-              <w:spacing w:before="60" w:after="60"/>
-            </w:pPr>
-            <w:r>
-              <w:rPr>
-                <w:rFonts w:ascii="Hiragino Sans GB" w:hAnsi="Hiragino Sans GB" w:eastAsia="Hiragino Sans GB"/>
-                <w:b w:val="0"/>
-                <w:sz w:val="18"/>
-              </w:rPr>
-              <w:t>构建与类型检查</w:t>
-            </w:r>
-          </w:p>
-        </w:tc>
-        <w:tc>
-          <w:tcPr>
-            <w:tcW w:type="dxa" w:w="5616"/>
-            <w:tcBorders>
-              <w:top w:val="single" w:sz="4" w:color="D9D9D9"/>
-              <w:left w:val="single" w:sz="4" w:color="D9D9D9"/>
-              <w:bottom w:val="single" w:sz="4" w:color="D9D9D9"/>
-              <w:right w:val="single" w:sz="4" w:color="D9D9D9"/>
-            </w:tcBorders>
-            <w:shd w:fill="FFFFFF"/>
-          </w:tcPr>
-          <w:p>
-            <w:pPr>
-              <w:spacing w:before="60" w:after="60"/>
-            </w:pPr>
-            <w:r>
-              <w:rPr>
-                <w:rFonts w:ascii="Hiragino Sans GB" w:hAnsi="Hiragino Sans GB" w:eastAsia="Hiragino Sans GB"/>
-                <w:b w:val="0"/>
-                <w:sz w:val="18"/>
-              </w:rPr>
-              <w:t>TypeScript 修改文件lint及90路由生产构建通过 候选Functions包已本机构建未部署</w:t>
-            </w:r>
-          </w:p>
-        </w:tc>
-      </w:tr>
-      <w:tr>
-        <w:trPr>
-          <w:cantSplit/>
-        </w:trPr>
-        <w:tc>
-          <w:tcPr>
-            <w:tcW w:type="dxa" w:w="3168"/>
-            <w:tcBorders>
-              <w:top w:val="single" w:sz="4" w:color="D9D9D9"/>
-              <w:left w:val="single" w:sz="4" w:color="D9D9D9"/>
-              <w:bottom w:val="single" w:sz="4" w:color="D9D9D9"/>
-              <w:right w:val="single" w:sz="4" w:color="D9D9D9"/>
-            </w:tcBorders>
-            <w:shd w:fill="F7F7F7"/>
-          </w:tcPr>
-          <w:p>
-            <w:pPr>
-              <w:spacing w:before="60" w:after="60"/>
-            </w:pPr>
-            <w:r>
-              <w:rPr>
-                <w:rFonts w:ascii="Hiragino Sans GB" w:hAnsi="Hiragino Sans GB" w:eastAsia="Hiragino Sans GB"/>
-                <w:b w:val="0"/>
-                <w:sz w:val="18"/>
-              </w:rPr>
-              <w:t>生产限制</w:t>
-            </w:r>
-          </w:p>
-        </w:tc>
-        <w:tc>
-          <w:tcPr>
-            <w:tcW w:type="dxa" w:w="5616"/>
-            <w:tcBorders>
-              <w:top w:val="single" w:sz="4" w:color="D9D9D9"/>
-              <w:left w:val="single" w:sz="4" w:color="D9D9D9"/>
-              <w:bottom w:val="single" w:sz="4" w:color="D9D9D9"/>
-              <w:right w:val="single" w:sz="4" w:color="D9D9D9"/>
-            </w:tcBorders>
-            <w:shd w:fill="F7F7F7"/>
-          </w:tcPr>
-          <w:p>
-            <w:pPr>
-              <w:spacing w:before="60" w:after="60"/>
-            </w:pPr>
-            <w:r>
-              <w:rPr>
-                <w:rFonts w:ascii="Hiragino Sans GB" w:hAnsi="Hiragino Sans GB" w:eastAsia="Hiragino Sans GB"/>
-                <w:b w:val="0"/>
-                <w:sz w:val="18"/>
-              </w:rPr>
-              <w:t>使用本机账号夹具和本机传输适配 不是真实Supabase双账号验收</w:t>
-            </w:r>
-          </w:p>
-        </w:tc>
-      </w:tr>
-      <w:tr>
-        <w:trPr>
-          <w:cantSplit/>
-        </w:trPr>
-        <w:tc>
-          <w:tcPr>
-            <w:tcW w:type="dxa" w:w="3168"/>
-            <w:tcBorders>
-              <w:top w:val="single" w:sz="4" w:color="D9D9D9"/>
-              <w:left w:val="single" w:sz="4" w:color="D9D9D9"/>
-              <w:bottom w:val="single" w:sz="4" w:color="D9D9D9"/>
-              <w:right w:val="single" w:sz="4" w:color="D9D9D9"/>
-            </w:tcBorders>
-            <w:shd w:fill="FFFFFF"/>
-          </w:tcPr>
-          <w:p>
-            <w:pPr>
-              <w:spacing w:before="60" w:after="60"/>
-            </w:pPr>
-            <w:r>
-              <w:rPr>
-                <w:rFonts w:ascii="Hiragino Sans GB" w:hAnsi="Hiragino Sans GB" w:eastAsia="Hiragino Sans GB"/>
-                <w:b w:val="0"/>
-                <w:sz w:val="18"/>
-              </w:rPr>
-              <w:t>切换前仍需完成</w:t>
-            </w:r>
-          </w:p>
-        </w:tc>
-        <w:tc>
-          <w:tcPr>
-            <w:tcW w:type="dxa" w:w="5616"/>
-            <w:tcBorders>
-              <w:top w:val="single" w:sz="4" w:color="D9D9D9"/>
-              <w:left w:val="single" w:sz="4" w:color="D9D9D9"/>
-              <w:bottom w:val="single" w:sz="4" w:color="D9D9D9"/>
-              <w:right w:val="single" w:sz="4" w:color="D9D9D9"/>
-            </w:tcBorders>
-            <w:shd w:fill="FFFFFF"/>
-          </w:tcPr>
-          <w:p>
-            <w:pPr>
-              <w:spacing w:before="60" w:after="60"/>
-            </w:pPr>
-            <w:r>
-              <w:rPr>
-                <w:rFonts w:ascii="Hiragino Sans GB" w:hAnsi="Hiragino Sans GB" w:eastAsia="Hiragino Sans GB"/>
-                <w:b w:val="0"/>
-                <w:sz w:val="18"/>
-              </w:rPr>
-              <w:t>旧公开备份RPC切换保护生产安装 整页恢复协调 回退演练 真实验收 最终追平 部署和24小时观察</w:t>
-            </w:r>
-          </w:p>
-        </w:tc>
-      </w:tr>
-    </w:tbl>
-    <w:p/>
-    <w:p>
-      <w:r>
-        <w:rPr>
-          <w:rFonts w:ascii="Hiragino Sans GB" w:hAnsi="Hiragino Sans GB" w:eastAsia="Hiragino Sans GB"/>
-        </w:rPr>
-        <w:t>旧客户端仍可能调用旧公开备份RPC，读取源端过期同步副本并生成版本。新增协调本身不能关闭该路径；第十七节已补齐候选切换状态保护，仍须生产安装和验收后才能启用。第二阶段通知和访问层改造仍未开始；本轮继续同一3.21.3候选修复，通过草稿PR 132保存，不代表生产发布。</w:t>
-      </w:r>
-    </w:p>
-    <w:p>
-      <w:pPr>
-        <w:pStyle w:val="Heading1"/>
-        <w:pageBreakBefore/>
-      </w:pPr>
-      <w:r>
-        <w:rPr>
-          <w:rFonts w:ascii="Hiragino Sans GB" w:hAnsi="Hiragino Sans GB" w:eastAsia="Hiragino Sans GB"/>
-        </w:rPr>
-        <w:t>十七 旧备份入口切换状态保护</w:t>
-      </w:r>
-    </w:p>
-    <w:p>
-      <w:r>
-        <w:rPr>
-          <w:rFonts w:ascii="Hiragino Sans GB" w:hAnsi="Hiragino Sans GB" w:eastAsia="Hiragino Sans GB"/>
-        </w:rPr>
-        <w:t>候选源迁移20261008000909_guard_legacy_backup_source.sql新增私有控制行，初始来源仍为Supabase。手动备份create_backup_page、自动备份create_due_backup_pages和整页恢复restore_backup_page保留原实现，移入私有目录并撤销客户端执行权；公开接口先验证账号并检查控制状态。Azure成为来源后，三个旧入口均以55000拒绝，防止旧客户端用过期同步副本生成版本或触发旧恢复。历史备份下载不受此保护影响。</w:t>
-      </w:r>
-    </w:p>
-    <w:p>
-      <w:r>
-        <w:rPr>
-          <w:rFonts w:ascii="Hiragino Sans GB" w:hAnsi="Hiragino Sans GB" w:eastAsia="Hiragino Sans GB"/>
-        </w:rPr>
-        <w:t>控制表开启RLS，无匿名和普通账号读写权。包装函数固定空搜索路径、要求当前active且未删除账号。调用持有控制行共享锁直到事务结束；切换脚本先获取该行写锁，等待在途旧RPC结束后才锁五张同步表，状态变化与写入围栏在同一源事务提交。这样不会出现状态已切换而围栏未提交的窗口。</w:t>
-      </w:r>
-    </w:p>
-    <w:p>
-      <w:r>
-        <w:rPr>
-          <w:rFonts w:ascii="Hiragino Sans GB" w:hAnsi="Hiragino Sans GB" w:eastAsia="Hiragino Sans GB"/>
-        </w:rPr>
-        <w:t>目标提交前失败时，源端删除围栏、恢复原ACL及Supabase状态。源或目标提交结果不明时保留冻结并调查；目标提交后不能声称自动回滚。归档恢复SQL包含恢复状态，但仅允许目标未提交或已经完成并核对反向复制后使用。不能以修改控制状态替代数据回灌。</w:t>
-      </w:r>
-    </w:p>
-    <w:p>
-      <w:r>
-        <w:rPr>
-          <w:rFonts w:ascii="Hiragino Sans GB" w:hAnsi="Hiragino Sans GB" w:eastAsia="Hiragino Sans GB"/>
-        </w:rPr>
-        <w:t>只读预检增加legacyBackupGuardsReady，不要求为了查看报告先修改生产。正式apply要求控制版本为1、来源Supabase且三个包装函数保护已安装；缺失时在任何生产修改前拒绝，并给出固定诊断。锁定控制行后再次核对状态，避免预检和冻结之间的状态变化。</w:t>
-      </w:r>
-    </w:p>
-    <w:tbl>
-      <w:tblPr>
-        <w:tblW w:type="auto" w:w="0"/>
-        <w:tblLayout w:type="fixed"/>
-        <w:tblLook w:firstColumn="1" w:firstRow="1" w:lastColumn="0" w:lastRow="0" w:noHBand="0" w:noVBand="1" w:val="04A0"/>
-      </w:tblPr>
-      <w:tblGrid>
-        <w:gridCol w:w="3168"/>
-        <w:gridCol w:w="5616"/>
-      </w:tblGrid>
-      <w:tr>
-        <w:trPr>
-          <w:cantSplit/>
-          <w:tblHeader/>
-        </w:trPr>
-        <w:tc>
-          <w:tcPr>
-            <w:tcW w:type="dxa" w:w="3168"/>
-            <w:tcBorders>
-              <w:top w:val="single" w:sz="4" w:color="D9D9D9"/>
-              <w:left w:val="single" w:sz="4" w:color="D9D9D9"/>
-              <w:bottom w:val="single" w:sz="4" w:color="D9D9D9"/>
-              <w:right w:val="single" w:sz="4" w:color="D9D9D9"/>
-            </w:tcBorders>
-            <w:shd w:fill="E7EEF4"/>
-          </w:tcPr>
-          <w:p>
-            <w:pPr>
-              <w:spacing w:before="60" w:after="60"/>
-            </w:pPr>
-            <w:r>
-              <w:rPr>
-                <w:rFonts w:ascii="Hiragino Sans GB" w:hAnsi="Hiragino Sans GB" w:eastAsia="Hiragino Sans GB"/>
-                <w:b/>
-                <w:sz w:val="18"/>
-              </w:rPr>
-              <w:t>验证项</w:t>
-            </w:r>
-          </w:p>
-        </w:tc>
-        <w:tc>
-          <w:tcPr>
-            <w:tcW w:type="dxa" w:w="5616"/>
-            <w:tcBorders>
-              <w:top w:val="single" w:sz="4" w:color="D9D9D9"/>
-              <w:left w:val="single" w:sz="4" w:color="D9D9D9"/>
-              <w:bottom w:val="single" w:sz="4" w:color="D9D9D9"/>
-              <w:right w:val="single" w:sz="4" w:color="D9D9D9"/>
-            </w:tcBorders>
-            <w:shd w:fill="E7EEF4"/>
-          </w:tcPr>
-          <w:p>
-            <w:pPr>
-              <w:spacing w:before="60" w:after="60"/>
-            </w:pPr>
-            <w:r>
-              <w:rPr>
-                <w:rFonts w:ascii="Hiragino Sans GB" w:hAnsi="Hiragino Sans GB" w:eastAsia="Hiragino Sans GB"/>
-                <w:b/>
-                <w:sz w:val="18"/>
-              </w:rPr>
-              <w:t>实际结果</w:t>
-            </w:r>
-          </w:p>
-        </w:tc>
-      </w:tr>
-      <w:tr>
-        <w:trPr>
-          <w:cantSplit/>
-        </w:trPr>
-        <w:tc>
-          <w:tcPr>
-            <w:tcW w:type="dxa" w:w="3168"/>
-            <w:tcBorders>
-              <w:top w:val="single" w:sz="4" w:color="D9D9D9"/>
-              <w:left w:val="single" w:sz="4" w:color="D9D9D9"/>
-              <w:bottom w:val="single" w:sz="4" w:color="D9D9D9"/>
-              <w:right w:val="single" w:sz="4" w:color="D9D9D9"/>
-            </w:tcBorders>
-            <w:shd w:fill="FFFFFF"/>
-          </w:tcPr>
-          <w:p>
-            <w:pPr>
-              <w:spacing w:before="60" w:after="60"/>
-            </w:pPr>
-            <w:r>
-              <w:rPr>
-                <w:rFonts w:ascii="Hiragino Sans GB" w:hAnsi="Hiragino Sans GB" w:eastAsia="Hiragino Sans GB"/>
-                <w:b w:val="0"/>
-                <w:sz w:val="18"/>
-              </w:rPr>
-              <w:t>工具测试9项</w:t>
-            </w:r>
-          </w:p>
-        </w:tc>
-        <w:tc>
-          <w:tcPr>
-            <w:tcW w:type="dxa" w:w="5616"/>
-            <w:tcBorders>
-              <w:top w:val="single" w:sz="4" w:color="D9D9D9"/>
-              <w:left w:val="single" w:sz="4" w:color="D9D9D9"/>
-              <w:bottom w:val="single" w:sz="4" w:color="D9D9D9"/>
-              <w:right w:val="single" w:sz="4" w:color="D9D9D9"/>
-            </w:tcBorders>
-            <w:shd w:fill="FFFFFF"/>
-          </w:tcPr>
-          <w:p>
-            <w:pPr>
-              <w:spacing w:before="60" w:after="60"/>
-            </w:pPr>
-            <w:r>
-              <w:rPr>
-                <w:rFonts w:ascii="Hiragino Sans GB" w:hAnsi="Hiragino Sans GB" w:eastAsia="Hiragino Sans GB"/>
-                <w:b w:val="0"/>
-                <w:sz w:val="18"/>
-              </w:rPr>
-              <w:t>通过 未安装保护拒绝 精确状态恢复 提交结果区分</w:t>
-            </w:r>
-          </w:p>
-        </w:tc>
-      </w:tr>
-      <w:tr>
-        <w:trPr>
-          <w:cantSplit/>
-        </w:trPr>
-        <w:tc>
-          <w:tcPr>
-            <w:tcW w:type="dxa" w:w="3168"/>
-            <w:tcBorders>
-              <w:top w:val="single" w:sz="4" w:color="D9D9D9"/>
-              <w:left w:val="single" w:sz="4" w:color="D9D9D9"/>
-              <w:bottom w:val="single" w:sz="4" w:color="D9D9D9"/>
-              <w:right w:val="single" w:sz="4" w:color="D9D9D9"/>
-            </w:tcBorders>
-            <w:shd w:fill="F7F7F7"/>
-          </w:tcPr>
-          <w:p>
-            <w:pPr>
-              <w:spacing w:before="60" w:after="60"/>
-            </w:pPr>
-            <w:r>
-              <w:rPr>
-                <w:rFonts w:ascii="Hiragino Sans GB" w:hAnsi="Hiragino Sans GB" w:eastAsia="Hiragino Sans GB"/>
-                <w:b w:val="0"/>
-                <w:sz w:val="18"/>
-              </w:rPr>
-              <w:t>隔离PG17切换</w:t>
-            </w:r>
-          </w:p>
-        </w:tc>
-        <w:tc>
-          <w:tcPr>
-            <w:tcW w:type="dxa" w:w="5616"/>
-            <w:tcBorders>
-              <w:top w:val="single" w:sz="4" w:color="D9D9D9"/>
-              <w:left w:val="single" w:sz="4" w:color="D9D9D9"/>
-              <w:bottom w:val="single" w:sz="4" w:color="D9D9D9"/>
-              <w:right w:val="single" w:sz="4" w:color="D9D9D9"/>
-            </w:tcBorders>
-            <w:shd w:fill="F7F7F7"/>
-          </w:tcPr>
-          <w:p>
-            <w:pPr>
-              <w:spacing w:before="60" w:after="60"/>
-            </w:pPr>
-            <w:r>
-              <w:rPr>
-                <w:rFonts w:ascii="Hiragino Sans GB" w:hAnsi="Hiragino Sans GB" w:eastAsia="Hiragino Sans GB"/>
-                <w:b w:val="0"/>
-                <w:sz w:val="18"/>
-              </w:rPr>
-              <w:t>通过 在途旧RPC持锁时等待 目标失败恢复Supabase状态 成功后五表围栏及三RPC拒绝</w:t>
-            </w:r>
-          </w:p>
-        </w:tc>
-      </w:tr>
-      <w:tr>
-        <w:trPr>
-          <w:cantSplit/>
-        </w:trPr>
-        <w:tc>
-          <w:tcPr>
-            <w:tcW w:type="dxa" w:w="3168"/>
-            <w:tcBorders>
-              <w:top w:val="single" w:sz="4" w:color="D9D9D9"/>
-              <w:left w:val="single" w:sz="4" w:color="D9D9D9"/>
-              <w:bottom w:val="single" w:sz="4" w:color="D9D9D9"/>
-              <w:right w:val="single" w:sz="4" w:color="D9D9D9"/>
-            </w:tcBorders>
-            <w:shd w:fill="FFFFFF"/>
-          </w:tcPr>
-          <w:p>
-            <w:pPr>
-              <w:spacing w:before="60" w:after="60"/>
-            </w:pPr>
-            <w:r>
-              <w:rPr>
-                <w:rFonts w:ascii="Hiragino Sans GB" w:hAnsi="Hiragino Sans GB" w:eastAsia="Hiragino Sans GB"/>
-                <w:b w:val="0"/>
-                <w:sz w:val="18"/>
-              </w:rPr>
-              <w:t>真实备份函数</w:t>
-            </w:r>
-          </w:p>
-        </w:tc>
-        <w:tc>
-          <w:tcPr>
-            <w:tcW w:type="dxa" w:w="5616"/>
-            <w:tcBorders>
-              <w:top w:val="single" w:sz="4" w:color="D9D9D9"/>
-              <w:left w:val="single" w:sz="4" w:color="D9D9D9"/>
-              <w:bottom w:val="single" w:sz="4" w:color="D9D9D9"/>
-              <w:right w:val="single" w:sz="4" w:color="D9D9D9"/>
-            </w:tcBorders>
-            <w:shd w:fill="FFFFFF"/>
-          </w:tcPr>
-          <w:p>
-            <w:pPr>
-              <w:spacing w:before="60" w:after="60"/>
-            </w:pPr>
-            <w:r>
-              <w:rPr>
-                <w:rFonts w:ascii="Hiragino Sans GB" w:hAnsi="Hiragino Sans GB" w:eastAsia="Hiragino Sans GB"/>
-                <w:b w:val="0"/>
-                <w:sz w:val="18"/>
-              </w:rPr>
-              <w:t>通过 切换前旧手动备份兼容 切换后不新增过期版本 私有原实现不可直调 Azure桥接仍可保存</w:t>
-            </w:r>
-          </w:p>
-        </w:tc>
-      </w:tr>
-      <w:tr>
-        <w:trPr>
-          <w:cantSplit/>
-        </w:trPr>
-        <w:tc>
-          <w:tcPr>
-            <w:tcW w:type="dxa" w:w="3168"/>
-            <w:tcBorders>
-              <w:top w:val="single" w:sz="4" w:color="D9D9D9"/>
-              <w:left w:val="single" w:sz="4" w:color="D9D9D9"/>
-              <w:bottom w:val="single" w:sz="4" w:color="D9D9D9"/>
-              <w:right w:val="single" w:sz="4" w:color="D9D9D9"/>
-            </w:tcBorders>
-            <w:shd w:fill="F7F7F7"/>
-          </w:tcPr>
-          <w:p>
-            <w:pPr>
-              <w:spacing w:before="60" w:after="60"/>
-            </w:pPr>
-            <w:r>
-              <w:rPr>
-                <w:rFonts w:ascii="Hiragino Sans GB" w:hAnsi="Hiragino Sans GB" w:eastAsia="Hiragino Sans GB"/>
-                <w:b w:val="0"/>
-                <w:sz w:val="18"/>
-              </w:rPr>
-              <w:t>安装范围</w:t>
-            </w:r>
-          </w:p>
-        </w:tc>
-        <w:tc>
-          <w:tcPr>
-            <w:tcW w:type="dxa" w:w="5616"/>
-            <w:tcBorders>
-              <w:top w:val="single" w:sz="4" w:color="D9D9D9"/>
-              <w:left w:val="single" w:sz="4" w:color="D9D9D9"/>
-              <w:bottom w:val="single" w:sz="4" w:color="D9D9D9"/>
-              <w:right w:val="single" w:sz="4" w:color="D9D9D9"/>
-            </w:tcBorders>
-            <w:shd w:fill="F7F7F7"/>
-          </w:tcPr>
-          <w:p>
-            <w:pPr>
-              <w:spacing w:before="60" w:after="60"/>
-            </w:pPr>
-            <w:r>
-              <w:rPr>
-                <w:rFonts w:ascii="Hiragino Sans GB" w:hAnsi="Hiragino Sans GB" w:eastAsia="Hiragino Sans GB"/>
-                <w:b w:val="0"/>
-                <w:sz w:val="18"/>
-              </w:rPr>
-              <w:t>Azure迁移数据库拒绝安装 未创建控制表</w:t>
-            </w:r>
-          </w:p>
-        </w:tc>
-      </w:tr>
-      <w:tr>
-        <w:trPr>
-          <w:cantSplit/>
-        </w:trPr>
-        <w:tc>
-          <w:tcPr>
-            <w:tcW w:type="dxa" w:w="3168"/>
-            <w:tcBorders>
-              <w:top w:val="single" w:sz="4" w:color="D9D9D9"/>
-              <w:left w:val="single" w:sz="4" w:color="D9D9D9"/>
-              <w:bottom w:val="single" w:sz="4" w:color="D9D9D9"/>
-              <w:right w:val="single" w:sz="4" w:color="D9D9D9"/>
-            </w:tcBorders>
-            <w:shd w:fill="FFFFFF"/>
-          </w:tcPr>
-          <w:p>
-            <w:pPr>
-              <w:spacing w:before="60" w:after="60"/>
-            </w:pPr>
-            <w:r>
-              <w:rPr>
-                <w:rFonts w:ascii="Hiragino Sans GB" w:hAnsi="Hiragino Sans GB" w:eastAsia="Hiragino Sans GB"/>
-                <w:b w:val="0"/>
-                <w:sz w:val="18"/>
-              </w:rPr>
-              <w:t>代码检查</w:t>
-            </w:r>
-          </w:p>
-        </w:tc>
-        <w:tc>
-          <w:tcPr>
-            <w:tcW w:type="dxa" w:w="5616"/>
-            <w:tcBorders>
-              <w:top w:val="single" w:sz="4" w:color="D9D9D9"/>
-              <w:left w:val="single" w:sz="4" w:color="D9D9D9"/>
-              <w:bottom w:val="single" w:sz="4" w:color="D9D9D9"/>
-              <w:right w:val="single" w:sz="4" w:color="D9D9D9"/>
-            </w:tcBorders>
-            <w:shd w:fill="FFFFFF"/>
-          </w:tcPr>
-          <w:p>
-            <w:pPr>
-              <w:spacing w:before="60" w:after="60"/>
-            </w:pPr>
-            <w:r>
-              <w:rPr>
-                <w:rFonts w:ascii="Hiragino Sans GB" w:hAnsi="Hiragino Sans GB" w:eastAsia="Hiragino Sans GB"/>
-                <w:b w:val="0"/>
-                <w:sz w:val="18"/>
-              </w:rPr>
-              <w:t>修改脚本和测试lint通过 本轮没有修改网页运行代码</w:t>
-            </w:r>
-          </w:p>
-        </w:tc>
-      </w:tr>
-      <w:tr>
-        <w:trPr>
-          <w:cantSplit/>
-        </w:trPr>
-        <w:tc>
-          <w:tcPr>
-            <w:tcW w:type="dxa" w:w="3168"/>
-            <w:tcBorders>
-              <w:top w:val="single" w:sz="4" w:color="D9D9D9"/>
-              <w:left w:val="single" w:sz="4" w:color="D9D9D9"/>
-              <w:bottom w:val="single" w:sz="4" w:color="D9D9D9"/>
-              <w:right w:val="single" w:sz="4" w:color="D9D9D9"/>
-            </w:tcBorders>
-            <w:shd w:fill="F7F7F7"/>
-          </w:tcPr>
-          <w:p>
-            <w:pPr>
-              <w:spacing w:before="60" w:after="60"/>
-            </w:pPr>
-            <w:r>
-              <w:rPr>
-                <w:rFonts w:ascii="Hiragino Sans GB" w:hAnsi="Hiragino Sans GB" w:eastAsia="Hiragino Sans GB"/>
-                <w:b w:val="0"/>
-                <w:sz w:val="18"/>
-              </w:rPr>
-              <w:t>生产状态</w:t>
-            </w:r>
-          </w:p>
-        </w:tc>
-        <w:tc>
-          <w:tcPr>
-            <w:tcW w:type="dxa" w:w="5616"/>
-            <w:tcBorders>
-              <w:top w:val="single" w:sz="4" w:color="D9D9D9"/>
-              <w:left w:val="single" w:sz="4" w:color="D9D9D9"/>
-              <w:bottom w:val="single" w:sz="4" w:color="D9D9D9"/>
-              <w:right w:val="single" w:sz="4" w:color="D9D9D9"/>
-            </w:tcBorders>
-            <w:shd w:fill="F7F7F7"/>
-          </w:tcPr>
-          <w:p>
-            <w:pPr>
-              <w:spacing w:before="60" w:after="60"/>
-            </w:pPr>
-            <w:r>
-              <w:rPr>
-                <w:rFonts w:ascii="Hiragino Sans GB" w:hAnsi="Hiragino Sans GB" w:eastAsia="Hiragino Sans GB"/>
-                <w:b w:val="0"/>
-                <w:sz w:val="18"/>
-              </w:rPr>
-              <w:t>源迁移未安装 旧入口生产保护未生效 仍未切换</w:t>
-            </w:r>
-          </w:p>
-        </w:tc>
-      </w:tr>
-      <w:tr>
-        <w:trPr>
-          <w:cantSplit/>
-        </w:trPr>
-        <w:tc>
-          <w:tcPr>
-            <w:tcW w:type="dxa" w:w="3168"/>
-            <w:tcBorders>
-              <w:top w:val="single" w:sz="4" w:color="D9D9D9"/>
-              <w:left w:val="single" w:sz="4" w:color="D9D9D9"/>
-              <w:bottom w:val="single" w:sz="4" w:color="D9D9D9"/>
-              <w:right w:val="single" w:sz="4" w:color="D9D9D9"/>
-            </w:tcBorders>
-            <w:shd w:fill="FFFFFF"/>
-          </w:tcPr>
-          <w:p>
-            <w:pPr>
-              <w:spacing w:before="60" w:after="60"/>
-            </w:pPr>
-            <w:r>
-              <w:rPr>
-                <w:rFonts w:ascii="Hiragino Sans GB" w:hAnsi="Hiragino Sans GB" w:eastAsia="Hiragino Sans GB"/>
-                <w:b w:val="0"/>
-                <w:sz w:val="18"/>
-              </w:rPr>
-              <w:t>剩余工作</w:t>
-            </w:r>
-          </w:p>
-        </w:tc>
-        <w:tc>
-          <w:tcPr>
-            <w:tcW w:type="dxa" w:w="5616"/>
-            <w:tcBorders>
-              <w:top w:val="single" w:sz="4" w:color="D9D9D9"/>
-              <w:left w:val="single" w:sz="4" w:color="D9D9D9"/>
-              <w:bottom w:val="single" w:sz="4" w:color="D9D9D9"/>
-              <w:right w:val="single" w:sz="4" w:color="D9D9D9"/>
-            </w:tcBorders>
-            <w:shd w:fill="FFFFFF"/>
-          </w:tcPr>
-          <w:p>
-            <w:pPr>
-              <w:spacing w:before="60" w:after="60"/>
-            </w:pPr>
-            <w:r>
-              <w:rPr>
-                <w:rFonts w:ascii="Hiragino Sans GB" w:hAnsi="Hiragino Sans GB" w:eastAsia="Hiragino Sans GB"/>
-                <w:b w:val="0"/>
-                <w:sz w:val="18"/>
-              </w:rPr>
-              <w:t>整页恢复协调 反向同步演练 真实双账号及设备验收 生产追平与部署 全仓库lint 24小时观察</w:t>
-            </w:r>
-          </w:p>
-        </w:tc>
-      </w:tr>
-    </w:tbl>
-    <w:p/>
-    <w:p>
-      <w:r>
-        <w:rPr>
-          <w:rFonts w:ascii="Hiragino Sans GB" w:hAnsi="Hiragino Sans GB" w:eastAsia="Hiragino Sans GB"/>
-        </w:rPr>
-        <w:t>本节代码继续归入尚未发布的3.21.3候选修复，提交同一独立PR。生产main仍为3.21.2；阶段二未开始。测试证据来自隔离数据库和本机账号夹具，不能替代真实生产身份验证。</w:t>
-      </w:r>
-    </w:p>
-    <w:p>
-      <w:pPr>
-        <w:pStyle w:val="Heading1"/>
-        <w:pageBreakBefore/>
-      </w:pPr>
-      <w:r>
-        <w:rPr>
-          <w:rFonts w:ascii="Hiragino Sans GB" w:hAnsi="Hiragino Sans GB" w:eastAsia="Hiragino Sans GB"/>
-        </w:rPr>
-        <w:t>十八 反向回灌工具与本机演练</w:t>
-      </w:r>
-    </w:p>
-    <w:p>
-      <w:r>
-        <w:rPr>
-          <w:rFonts w:ascii="Hiragino Sans GB" w:hAnsi="Hiragino Sans GB" w:eastAsia="Hiragino Sans GB"/>
-        </w:rPr>
-        <w:t>新增azure-sync-reverse-copy.mjs，默认只读预检；macOS文件azure-reverse-preflight.command通过隐藏输入数据库密码和可信CA运行预检，不回灌、不解冻、不改变网站。apply另需AZURE_REVERSE_EVIDENCE引用24小时内匹配项目及目标库的私有证据，要求两端写入暂停、备份核验及实际恢复演练；源与目标备份、停写报告、恢复报告均校验SHA256及私有普通文件权限。</w:t>
-      </w:r>
-    </w:p>
-    <w:p>
-      <w:r>
-        <w:rPr>
-          <w:rFonts w:ascii="Hiragino Sans GB" w:hAnsi="Hiragino Sans GB" w:eastAsia="Hiragino Sans GB"/>
-        </w:rPr>
-        <w:t>apply先复核切换状态与账号集合，再以ALWAYS语句触发器冻结Azure五表及私有备份标记。保存Azure和源端回灌前快照，源事务内锁控制行与五表，暂时禁用并精确恢复O/D/R/A触发器，完整复制新增、现存和删除标记。两端备份改动标记合并，不消耗未保存改动；合并更新推进generation。源端权威账号状态保留，不能用Azure旧active覆盖新封禁。</w:t>
-      </w:r>
-    </w:p>
-    <w:p>
-      <w:r>
-        <w:rPr>
-          <w:rFonts w:ascii="Hiragino Sans GB" w:hAnsi="Hiragino Sans GB" w:eastAsia="Hiragino Sans GB"/>
-        </w:rPr>
-        <w:t>指纹读取统一UTC，复核账号集合及触发器后才提交。失败时源事务回滚，Azure保持冻结；提交回执不明或提交后证据失败单独报告，不声称已回滚。回灌成功后两端仍冻结，网站和旧RPC不自动启用。归档含恢复Azure写入SQL，必须先核对提交结果并明确路由选择，禁止凭失败提示直接解冻。</w:t>
-      </w:r>
-    </w:p>
-    <w:tbl>
-      <w:tblPr>
-        <w:tblW w:type="auto" w:w="0"/>
-        <w:tblLayout w:type="fixed"/>
-        <w:tblLook w:firstColumn="1" w:firstRow="1" w:lastColumn="0" w:lastRow="0" w:noHBand="0" w:noVBand="1" w:val="04A0"/>
-      </w:tblPr>
-      <w:tblGrid>
-        <w:gridCol w:w="3168"/>
-        <w:gridCol w:w="5616"/>
-      </w:tblGrid>
-      <w:tr>
-        <w:trPr>
-          <w:cantSplit/>
-          <w:tblHeader/>
-        </w:trPr>
-        <w:tc>
-          <w:tcPr>
-            <w:tcW w:type="dxa" w:w="3168"/>
-            <w:tcBorders>
-              <w:top w:val="single" w:sz="4" w:color="D9D9D9"/>
-              <w:left w:val="single" w:sz="4" w:color="D9D9D9"/>
-              <w:bottom w:val="single" w:sz="4" w:color="D9D9D9"/>
-              <w:right w:val="single" w:sz="4" w:color="D9D9D9"/>
-            </w:tcBorders>
-            <w:shd w:fill="E7EEF4"/>
-          </w:tcPr>
-          <w:p>
-            <w:pPr>
-              <w:spacing w:before="60" w:after="60"/>
-            </w:pPr>
-            <w:r>
-              <w:rPr>
-                <w:rFonts w:ascii="Hiragino Sans GB" w:hAnsi="Hiragino Sans GB" w:eastAsia="Hiragino Sans GB"/>
-                <w:b/>
-                <w:sz w:val="18"/>
-              </w:rPr>
-              <w:t>验证项</w:t>
-            </w:r>
-          </w:p>
-        </w:tc>
-        <w:tc>
-          <w:tcPr>
-            <w:tcW w:type="dxa" w:w="5616"/>
-            <w:tcBorders>
-              <w:top w:val="single" w:sz="4" w:color="D9D9D9"/>
-              <w:left w:val="single" w:sz="4" w:color="D9D9D9"/>
-              <w:bottom w:val="single" w:sz="4" w:color="D9D9D9"/>
-              <w:right w:val="single" w:sz="4" w:color="D9D9D9"/>
-            </w:tcBorders>
-            <w:shd w:fill="E7EEF4"/>
-          </w:tcPr>
-          <w:p>
-            <w:pPr>
-              <w:spacing w:before="60" w:after="60"/>
-            </w:pPr>
-            <w:r>
-              <w:rPr>
-                <w:rFonts w:ascii="Hiragino Sans GB" w:hAnsi="Hiragino Sans GB" w:eastAsia="Hiragino Sans GB"/>
-                <w:b/>
-                <w:sz w:val="18"/>
-              </w:rPr>
-              <w:t>实际结果</w:t>
-            </w:r>
-          </w:p>
-        </w:tc>
-      </w:tr>
-      <w:tr>
-        <w:trPr>
-          <w:cantSplit/>
-        </w:trPr>
-        <w:tc>
-          <w:tcPr>
-            <w:tcW w:type="dxa" w:w="3168"/>
-            <w:tcBorders>
-              <w:top w:val="single" w:sz="4" w:color="D9D9D9"/>
-              <w:left w:val="single" w:sz="4" w:color="D9D9D9"/>
-              <w:bottom w:val="single" w:sz="4" w:color="D9D9D9"/>
-              <w:right w:val="single" w:sz="4" w:color="D9D9D9"/>
-            </w:tcBorders>
-            <w:shd w:fill="FFFFFF"/>
-          </w:tcPr>
-          <w:p>
-            <w:pPr>
-              <w:spacing w:before="60" w:after="60"/>
-            </w:pPr>
-            <w:r>
-              <w:rPr>
-                <w:rFonts w:ascii="Hiragino Sans GB" w:hAnsi="Hiragino Sans GB" w:eastAsia="Hiragino Sans GB"/>
-                <w:b w:val="0"/>
-                <w:sz w:val="18"/>
-              </w:rPr>
-              <w:t>隔离PG17回灌</w:t>
-            </w:r>
-          </w:p>
-        </w:tc>
-        <w:tc>
-          <w:tcPr>
-            <w:tcW w:type="dxa" w:w="5616"/>
-            <w:tcBorders>
-              <w:top w:val="single" w:sz="4" w:color="D9D9D9"/>
-              <w:left w:val="single" w:sz="4" w:color="D9D9D9"/>
-              <w:bottom w:val="single" w:sz="4" w:color="D9D9D9"/>
-              <w:right w:val="single" w:sz="4" w:color="D9D9D9"/>
-            </w:tcBorders>
-            <w:shd w:fill="FFFFFF"/>
-          </w:tcPr>
-          <w:p>
-            <w:pPr>
-              <w:spacing w:before="60" w:after="60"/>
-            </w:pPr>
-            <w:r>
-              <w:rPr>
-                <w:rFonts w:ascii="Hiragino Sans GB" w:hAnsi="Hiragino Sans GB" w:eastAsia="Hiragino Sans GB"/>
-                <w:b w:val="0"/>
-                <w:sz w:val="18"/>
-              </w:rPr>
-              <w:t>通过 五表新增 删除标记 中文emoji 源状态保留 两端继续冻结</w:t>
-            </w:r>
-          </w:p>
-        </w:tc>
-      </w:tr>
-      <w:tr>
-        <w:trPr>
-          <w:cantSplit/>
-        </w:trPr>
-        <w:tc>
-          <w:tcPr>
-            <w:tcW w:type="dxa" w:w="3168"/>
-            <w:tcBorders>
-              <w:top w:val="single" w:sz="4" w:color="D9D9D9"/>
-              <w:left w:val="single" w:sz="4" w:color="D9D9D9"/>
-              <w:bottom w:val="single" w:sz="4" w:color="D9D9D9"/>
-              <w:right w:val="single" w:sz="4" w:color="D9D9D9"/>
-            </w:tcBorders>
-            <w:shd w:fill="F7F7F7"/>
-          </w:tcPr>
-          <w:p>
-            <w:pPr>
-              <w:spacing w:before="60" w:after="60"/>
-            </w:pPr>
-            <w:r>
-              <w:rPr>
-                <w:rFonts w:ascii="Hiragino Sans GB" w:hAnsi="Hiragino Sans GB" w:eastAsia="Hiragino Sans GB"/>
-                <w:b w:val="0"/>
-                <w:sz w:val="18"/>
-              </w:rPr>
-              <w:t>回灌失败注入</w:t>
-            </w:r>
-          </w:p>
-        </w:tc>
-        <w:tc>
-          <w:tcPr>
-            <w:tcW w:type="dxa" w:w="5616"/>
-            <w:tcBorders>
-              <w:top w:val="single" w:sz="4" w:color="D9D9D9"/>
-              <w:left w:val="single" w:sz="4" w:color="D9D9D9"/>
-              <w:bottom w:val="single" w:sz="4" w:color="D9D9D9"/>
-              <w:right w:val="single" w:sz="4" w:color="D9D9D9"/>
-            </w:tcBorders>
-            <w:shd w:fill="F7F7F7"/>
-          </w:tcPr>
-          <w:p>
-            <w:pPr>
-              <w:spacing w:before="60" w:after="60"/>
-            </w:pPr>
-            <w:r>
-              <w:rPr>
-                <w:rFonts w:ascii="Hiragino Sans GB" w:hAnsi="Hiragino Sans GB" w:eastAsia="Hiragino Sans GB"/>
-                <w:b w:val="0"/>
-                <w:sz w:val="18"/>
-              </w:rPr>
-              <w:t>通过 源TRUNCATE后失败事务回滚 旧行保留 Azure拒绝写入</w:t>
-            </w:r>
-          </w:p>
-        </w:tc>
-      </w:tr>
-      <w:tr>
-        <w:trPr>
-          <w:cantSplit/>
-        </w:trPr>
-        <w:tc>
-          <w:tcPr>
-            <w:tcW w:type="dxa" w:w="3168"/>
-            <w:tcBorders>
-              <w:top w:val="single" w:sz="4" w:color="D9D9D9"/>
-              <w:left w:val="single" w:sz="4" w:color="D9D9D9"/>
-              <w:bottom w:val="single" w:sz="4" w:color="D9D9D9"/>
-              <w:right w:val="single" w:sz="4" w:color="D9D9D9"/>
-            </w:tcBorders>
-            <w:shd w:fill="FFFFFF"/>
-          </w:tcPr>
-          <w:p>
-            <w:pPr>
-              <w:spacing w:before="60" w:after="60"/>
-            </w:pPr>
-            <w:r>
-              <w:rPr>
-                <w:rFonts w:ascii="Hiragino Sans GB" w:hAnsi="Hiragino Sans GB" w:eastAsia="Hiragino Sans GB"/>
-                <w:b w:val="0"/>
-                <w:sz w:val="18"/>
-              </w:rPr>
-              <w:t>备份标记</w:t>
-            </w:r>
-          </w:p>
-        </w:tc>
-        <w:tc>
-          <w:tcPr>
-            <w:tcW w:type="dxa" w:w="5616"/>
-            <w:tcBorders>
-              <w:top w:val="single" w:sz="4" w:color="D9D9D9"/>
-              <w:left w:val="single" w:sz="4" w:color="D9D9D9"/>
-              <w:bottom w:val="single" w:sz="4" w:color="D9D9D9"/>
-              <w:right w:val="single" w:sz="4" w:color="D9D9D9"/>
-            </w:tcBorders>
-            <w:shd w:fill="FFFFFF"/>
-          </w:tcPr>
-          <w:p>
-            <w:pPr>
-              <w:spacing w:before="60" w:after="60"/>
-            </w:pPr>
-            <w:r>
-              <w:rPr>
-                <w:rFonts w:ascii="Hiragino Sans GB" w:hAnsi="Hiragino Sans GB" w:eastAsia="Hiragino Sans GB"/>
-                <w:b w:val="0"/>
-                <w:sz w:val="18"/>
-              </w:rPr>
-              <w:t>通过 合并两端改动 新generation Azure标记删除被围栏拒绝</w:t>
-            </w:r>
-          </w:p>
-        </w:tc>
-      </w:tr>
-      <w:tr>
-        <w:trPr>
-          <w:cantSplit/>
-        </w:trPr>
-        <w:tc>
-          <w:tcPr>
-            <w:tcW w:type="dxa" w:w="3168"/>
-            <w:tcBorders>
-              <w:top w:val="single" w:sz="4" w:color="D9D9D9"/>
-              <w:left w:val="single" w:sz="4" w:color="D9D9D9"/>
-              <w:bottom w:val="single" w:sz="4" w:color="D9D9D9"/>
-              <w:right w:val="single" w:sz="4" w:color="D9D9D9"/>
-            </w:tcBorders>
-            <w:shd w:fill="F7F7F7"/>
-          </w:tcPr>
-          <w:p>
-            <w:pPr>
-              <w:spacing w:before="60" w:after="60"/>
-            </w:pPr>
-            <w:r>
-              <w:rPr>
-                <w:rFonts w:ascii="Hiragino Sans GB" w:hAnsi="Hiragino Sans GB" w:eastAsia="Hiragino Sans GB"/>
-                <w:b w:val="0"/>
-                <w:sz w:val="18"/>
-              </w:rPr>
-              <w:t>工具与安全检查</w:t>
-            </w:r>
-          </w:p>
-        </w:tc>
-        <w:tc>
-          <w:tcPr>
-            <w:tcW w:type="dxa" w:w="5616"/>
-            <w:tcBorders>
-              <w:top w:val="single" w:sz="4" w:color="D9D9D9"/>
-              <w:left w:val="single" w:sz="4" w:color="D9D9D9"/>
-              <w:bottom w:val="single" w:sz="4" w:color="D9D9D9"/>
-              <w:right w:val="single" w:sz="4" w:color="D9D9D9"/>
-            </w:tcBorders>
-            <w:shd w:fill="F7F7F7"/>
-          </w:tcPr>
-          <w:p>
-            <w:pPr>
-              <w:spacing w:before="60" w:after="60"/>
-            </w:pPr>
-            <w:r>
-              <w:rPr>
-                <w:rFonts w:ascii="Hiragino Sans GB" w:hAnsi="Hiragino Sans GB" w:eastAsia="Hiragino Sans GB"/>
-                <w:b w:val="0"/>
-                <w:sz w:val="18"/>
-              </w:rPr>
-              <w:t>10项工具测试 修改文件lint 两个隔离数据库流程通过</w:t>
-            </w:r>
-          </w:p>
-        </w:tc>
-      </w:tr>
-      <w:tr>
-        <w:trPr>
-          <w:cantSplit/>
-        </w:trPr>
-        <w:tc>
-          <w:tcPr>
-            <w:tcW w:type="dxa" w:w="3168"/>
-            <w:tcBorders>
-              <w:top w:val="single" w:sz="4" w:color="D9D9D9"/>
-              <w:left w:val="single" w:sz="4" w:color="D9D9D9"/>
-              <w:bottom w:val="single" w:sz="4" w:color="D9D9D9"/>
-              <w:right w:val="single" w:sz="4" w:color="D9D9D9"/>
-            </w:tcBorders>
-            <w:shd w:fill="FFFFFF"/>
-          </w:tcPr>
-          <w:p>
-            <w:pPr>
-              <w:spacing w:before="60" w:after="60"/>
-            </w:pPr>
-            <w:r>
-              <w:rPr>
-                <w:rFonts w:ascii="Hiragino Sans GB" w:hAnsi="Hiragino Sans GB" w:eastAsia="Hiragino Sans GB"/>
-                <w:b w:val="0"/>
-                <w:sz w:val="18"/>
-              </w:rPr>
-              <w:t>迁移文件</w:t>
-            </w:r>
-          </w:p>
-        </w:tc>
-        <w:tc>
-          <w:tcPr>
-            <w:tcW w:type="dxa" w:w="5616"/>
-            <w:tcBorders>
-              <w:top w:val="single" w:sz="4" w:color="D9D9D9"/>
-              <w:left w:val="single" w:sz="4" w:color="D9D9D9"/>
-              <w:bottom w:val="single" w:sz="4" w:color="D9D9D9"/>
-              <w:right w:val="single" w:sz="4" w:color="D9D9D9"/>
-            </w:tcBorders>
-            <w:shd w:fill="FFFFFF"/>
-          </w:tcPr>
-          <w:p>
-            <w:pPr>
-              <w:spacing w:before="60" w:after="60"/>
-            </w:pPr>
-            <w:r>
-              <w:rPr>
-                <w:rFonts w:ascii="Hiragino Sans GB" w:hAnsi="Hiragino Sans GB" w:eastAsia="Hiragino Sans GB"/>
-                <w:b w:val="0"/>
-                <w:sz w:val="18"/>
-              </w:rPr>
-              <w:t>Supabase CLI正式生成20261008000909 旧候选未应用生产</w:t>
-            </w:r>
-          </w:p>
-        </w:tc>
-      </w:tr>
-      <w:tr>
-        <w:trPr>
-          <w:cantSplit/>
-        </w:trPr>
-        <w:tc>
-          <w:tcPr>
-            <w:tcW w:type="dxa" w:w="3168"/>
-            <w:tcBorders>
-              <w:top w:val="single" w:sz="4" w:color="D9D9D9"/>
-              <w:left w:val="single" w:sz="4" w:color="D9D9D9"/>
-              <w:bottom w:val="single" w:sz="4" w:color="D9D9D9"/>
-              <w:right w:val="single" w:sz="4" w:color="D9D9D9"/>
-            </w:tcBorders>
-            <w:shd w:fill="F7F7F7"/>
-          </w:tcPr>
-          <w:p>
-            <w:pPr>
-              <w:spacing w:before="60" w:after="60"/>
-            </w:pPr>
-            <w:r>
-              <w:rPr>
-                <w:rFonts w:ascii="Hiragino Sans GB" w:hAnsi="Hiragino Sans GB" w:eastAsia="Hiragino Sans GB"/>
-                <w:b w:val="0"/>
-                <w:sz w:val="18"/>
-              </w:rPr>
-              <w:t>生产状态</w:t>
-            </w:r>
-          </w:p>
-        </w:tc>
-        <w:tc>
-          <w:tcPr>
-            <w:tcW w:type="dxa" w:w="5616"/>
-            <w:tcBorders>
-              <w:top w:val="single" w:sz="4" w:color="D9D9D9"/>
-              <w:left w:val="single" w:sz="4" w:color="D9D9D9"/>
-              <w:bottom w:val="single" w:sz="4" w:color="D9D9D9"/>
-              <w:right w:val="single" w:sz="4" w:color="D9D9D9"/>
-            </w:tcBorders>
-            <w:shd w:fill="F7F7F7"/>
-          </w:tcPr>
-          <w:p>
-            <w:pPr>
-              <w:spacing w:before="60" w:after="60"/>
-            </w:pPr>
-            <w:r>
-              <w:rPr>
-                <w:rFonts w:ascii="Hiragino Sans GB" w:hAnsi="Hiragino Sans GB" w:eastAsia="Hiragino Sans GB"/>
-                <w:b w:val="0"/>
-                <w:sz w:val="18"/>
-              </w:rPr>
-              <w:t>没有数据库密码进程 没有真实身份验收和实际备份恢复 没有生产切换</w:t>
-            </w:r>
-          </w:p>
-        </w:tc>
-      </w:tr>
-      <w:tr>
-        <w:trPr>
-          <w:cantSplit/>
-        </w:trPr>
-        <w:tc>
-          <w:tcPr>
-            <w:tcW w:type="dxa" w:w="3168"/>
-            <w:tcBorders>
-              <w:top w:val="single" w:sz="4" w:color="D9D9D9"/>
-              <w:left w:val="single" w:sz="4" w:color="D9D9D9"/>
-              <w:bottom w:val="single" w:sz="4" w:color="D9D9D9"/>
-              <w:right w:val="single" w:sz="4" w:color="D9D9D9"/>
-            </w:tcBorders>
-            <w:shd w:fill="FFFFFF"/>
-          </w:tcPr>
-          <w:p>
-            <w:pPr>
-              <w:spacing w:before="60" w:after="60"/>
-            </w:pPr>
-            <w:r>
-              <w:rPr>
-                <w:rFonts w:ascii="Hiragino Sans GB" w:hAnsi="Hiragino Sans GB" w:eastAsia="Hiragino Sans GB"/>
-                <w:b w:val="0"/>
-                <w:sz w:val="18"/>
-              </w:rPr>
-              <w:t>仍需完成</w:t>
-            </w:r>
-          </w:p>
-        </w:tc>
-        <w:tc>
-          <w:tcPr>
-            <w:tcW w:type="dxa" w:w="5616"/>
-            <w:tcBorders>
-              <w:top w:val="single" w:sz="4" w:color="D9D9D9"/>
-              <w:left w:val="single" w:sz="4" w:color="D9D9D9"/>
-              <w:bottom w:val="single" w:sz="4" w:color="D9D9D9"/>
-              <w:right w:val="single" w:sz="4" w:color="D9D9D9"/>
-            </w:tcBorders>
-            <w:shd w:fill="FFFFFF"/>
-          </w:tcPr>
-          <w:p>
-            <w:pPr>
-              <w:spacing w:before="60" w:after="60"/>
-            </w:pPr>
-            <w:r>
-              <w:rPr>
-                <w:rFonts w:ascii="Hiragino Sans GB" w:hAnsi="Hiragino Sans GB" w:eastAsia="Hiragino Sans GB"/>
-                <w:b w:val="0"/>
-                <w:sz w:val="18"/>
-              </w:rPr>
-              <w:t>整页恢复协调 真实身份与设备验收 生产备份恢复 部署 最终追平 24小时观察</w:t>
-            </w:r>
-          </w:p>
-        </w:tc>
-      </w:tr>
-    </w:tbl>
-    <w:p/>
-    <w:p>
-      <w:r>
-        <w:rPr>
-          <w:rFonts w:ascii="Hiragino Sans GB" w:hAnsi="Hiragino Sans GB" w:eastAsia="Hiragino Sans GB"/>
-        </w:rPr>
-        <w:t>本轮继续同一尚未发布的3.21.3候选，通过PR132上传。用户要求优先完成第一阶段后，已停止登录故障排查；第二阶段仍未开始。本机演练证明代码流程，不能替代生产验收或当前真实账号登录。</w:t>
-      </w:r>
-    </w:p>
-    <w:p>
-      <w:pPr>
-        <w:pStyle w:val="Heading1"/>
-        <w:pageBreakBefore/>
-      </w:pPr>
-      <w:r>
-        <w:rPr>
-          <w:rFonts w:ascii="Hiragino Sans GB" w:hAnsi="Hiragino Sans GB" w:eastAsia="Hiragino Sans GB"/>
-        </w:rPr>
-        <w:t>十九 整页恢复持久协调与恢复前后检查点</w:t>
-      </w:r>
-    </w:p>
-    <w:p>
-      <w:r>
-        <w:rPr>
-          <w:rFonts w:ascii="Hiragino Sans GB" w:hAnsi="Hiragino Sans GB" w:eastAsia="Hiragino Sans GB"/>
-        </w:rPr>
-        <w:t>新增源迁移20261008002507_azure_page_restore_coordination.sql，通过Supabase CLI生成，尚未应用生产。私有page_restore_jobs开启RLS且无客户端直接权限，保存历史版本、恢复前版本、不可变目标快照、固定每键操作编号、最初Azure期望版本及请求别名。同页只允许一个待恢复作业；网络丢失或标签页重试复用该计划及备份，不重建操作。已完成请求仍可读取同一计划，避免源提交回应丢失后重复生成恢复。</w:t>
-      </w:r>
-    </w:p>
-    <w:p>
-      <w:r>
-        <w:rPr>
-          <w:rFonts w:ascii="Hiragino Sans GB" w:hAnsi="Hiragino Sans GB" w:eastAsia="Hiragino Sans GB"/>
-        </w:rPr>
-        <w:t>Azure乐观恢复先查看当前用户的操作去重记录。只有键、applied状态和内容哈希匹配才复用确认；改变重试内容或键会拒绝。未提交操作仍在用户写锁及同一事务内核对期望版本。大值沿用分块入口和原操作编号；账号权威校验、设备撤销及写入锁保留。同步项全部写入并读回核对后，源端独立事务锁页面业务表，保存处理中源端业务修改与当前Azure页面值的最终检查点，再按原合并语义恢复源端业务行。没有写冻结的旧同步表。</w:t>
-      </w:r>
-    </w:p>
-    <w:p>
-      <w:r>
-        <w:rPr>
-          <w:rFonts w:ascii="Hiragino Sans GB" w:hAnsi="Hiragino Sans GB" w:eastAsia="Hiragino Sans GB"/>
-        </w:rPr>
-        <w:t>恢复函数验证历史行归属与页面；已有主键属于另一账号时拒绝，不靠快照user_id字段覆盖他人行。匿名、停用及删除账号拒绝；私有实现不可直接调用。业务失败回滚该源事务，已恢复Azure项和最初恢复前版本保留供继续。停止功能只取消未完成作业，保留已恢复项、后来修改及备份，不声称两库自动回滚或跨数据库原子事务。</w:t>
-      </w:r>
-    </w:p>
-    <w:p>
-      <w:r>
-        <w:rPr>
-          <w:rFonts w:ascii="Hiragino Sans GB" w:hAnsi="Hiragino Sans GB" w:eastAsia="Hiragino Sans GB"/>
-        </w:rPr>
-        <w:t>网页先保存当前本地页面，在sessionStorage按账号和版本保存请求编号。恢复期间出现的新本地值或新队列操作不会被云端结果覆盖或删除；账号切换后不把前账号云端结果写入本机。恢复未确认时显示原恢复前版本编号，并允许重试原版本或明确停止。</w:t>
-      </w:r>
-    </w:p>
-    <w:tbl>
-      <w:tblPr>
-        <w:tblW w:type="auto" w:w="0"/>
-        <w:tblLayout w:type="fixed"/>
-        <w:tblLook w:firstColumn="1" w:firstRow="1" w:lastColumn="0" w:lastRow="0" w:noHBand="0" w:noVBand="1" w:val="04A0"/>
-      </w:tblPr>
-      <w:tblGrid>
-        <w:gridCol w:w="3168"/>
-        <w:gridCol w:w="5616"/>
-      </w:tblGrid>
-      <w:tr>
-        <w:trPr>
-          <w:cantSplit/>
-          <w:tblHeader/>
-        </w:trPr>
-        <w:tc>
-          <w:tcPr>
-            <w:tcW w:type="dxa" w:w="3168"/>
-            <w:tcBorders>
-              <w:top w:val="single" w:sz="4" w:color="D9D9D9"/>
-              <w:left w:val="single" w:sz="4" w:color="D9D9D9"/>
-              <w:bottom w:val="single" w:sz="4" w:color="D9D9D9"/>
-              <w:right w:val="single" w:sz="4" w:color="D9D9D9"/>
-            </w:tcBorders>
-            <w:shd w:fill="E7EEF4"/>
-          </w:tcPr>
-          <w:p>
-            <w:pPr>
-              <w:spacing w:before="60" w:after="60"/>
-            </w:pPr>
-            <w:r>
-              <w:rPr>
-                <w:rFonts w:ascii="Hiragino Sans GB" w:hAnsi="Hiragino Sans GB" w:eastAsia="Hiragino Sans GB"/>
-                <w:b/>
-                <w:sz w:val="18"/>
-              </w:rPr>
-              <w:t>验证项</w:t>
-            </w:r>
-          </w:p>
-        </w:tc>
-        <w:tc>
-          <w:tcPr>
-            <w:tcW w:type="dxa" w:w="5616"/>
-            <w:tcBorders>
-              <w:top w:val="single" w:sz="4" w:color="D9D9D9"/>
-              <w:left w:val="single" w:sz="4" w:color="D9D9D9"/>
-              <w:bottom w:val="single" w:sz="4" w:color="D9D9D9"/>
-              <w:right w:val="single" w:sz="4" w:color="D9D9D9"/>
-            </w:tcBorders>
-            <w:shd w:fill="E7EEF4"/>
-          </w:tcPr>
-          <w:p>
-            <w:pPr>
-              <w:spacing w:before="60" w:after="60"/>
-            </w:pPr>
-            <w:r>
-              <w:rPr>
-                <w:rFonts w:ascii="Hiragino Sans GB" w:hAnsi="Hiragino Sans GB" w:eastAsia="Hiragino Sans GB"/>
-                <w:b/>
-                <w:sz w:val="18"/>
-              </w:rPr>
-              <w:t>实际结果</w:t>
-            </w:r>
-          </w:p>
-        </w:tc>
-      </w:tr>
-      <w:tr>
-        <w:trPr>
-          <w:cantSplit/>
-        </w:trPr>
-        <w:tc>
-          <w:tcPr>
-            <w:tcW w:type="dxa" w:w="3168"/>
-            <w:tcBorders>
-              <w:top w:val="single" w:sz="4" w:color="D9D9D9"/>
-              <w:left w:val="single" w:sz="4" w:color="D9D9D9"/>
-              <w:bottom w:val="single" w:sz="4" w:color="D9D9D9"/>
-              <w:right w:val="single" w:sz="4" w:color="D9D9D9"/>
-            </w:tcBorders>
-            <w:shd w:fill="FFFFFF"/>
-          </w:tcPr>
-          <w:p>
-            <w:pPr>
-              <w:spacing w:before="60" w:after="60"/>
-            </w:pPr>
-            <w:r>
-              <w:rPr>
-                <w:rFonts w:ascii="Hiragino Sans GB" w:hAnsi="Hiragino Sans GB" w:eastAsia="Hiragino Sans GB"/>
-                <w:b w:val="0"/>
-                <w:sz w:val="18"/>
-              </w:rPr>
-              <w:t>同步和后台回归</w:t>
-            </w:r>
-          </w:p>
-        </w:tc>
-        <w:tc>
-          <w:tcPr>
-            <w:tcW w:type="dxa" w:w="5616"/>
-            <w:tcBorders>
-              <w:top w:val="single" w:sz="4" w:color="D9D9D9"/>
-              <w:left w:val="single" w:sz="4" w:color="D9D9D9"/>
-              <w:bottom w:val="single" w:sz="4" w:color="D9D9D9"/>
-              <w:right w:val="single" w:sz="4" w:color="D9D9D9"/>
-            </w:tcBorders>
-            <w:shd w:fill="FFFFFF"/>
-          </w:tcPr>
-          <w:p>
-            <w:pPr>
-              <w:spacing w:before="60" w:after="60"/>
-            </w:pPr>
-            <w:r>
-              <w:rPr>
-                <w:rFonts w:ascii="Hiragino Sans GB" w:hAnsi="Hiragino Sans GB" w:eastAsia="Hiragino Sans GB"/>
-                <w:b w:val="0"/>
-                <w:sz w:val="18"/>
-              </w:rPr>
-              <w:t>73项同步 16项后台通过 新增固定操作重试及改变内容拒绝</w:t>
-            </w:r>
-          </w:p>
-        </w:tc>
-      </w:tr>
-      <w:tr>
-        <w:trPr>
-          <w:cantSplit/>
-        </w:trPr>
-        <w:tc>
-          <w:tcPr>
-            <w:tcW w:type="dxa" w:w="3168"/>
-            <w:tcBorders>
-              <w:top w:val="single" w:sz="4" w:color="D9D9D9"/>
-              <w:left w:val="single" w:sz="4" w:color="D9D9D9"/>
-              <w:bottom w:val="single" w:sz="4" w:color="D9D9D9"/>
-              <w:right w:val="single" w:sz="4" w:color="D9D9D9"/>
-            </w:tcBorders>
-            <w:shd w:fill="F7F7F7"/>
-          </w:tcPr>
-          <w:p>
-            <w:pPr>
-              <w:spacing w:before="60" w:after="60"/>
-            </w:pPr>
-            <w:r>
-              <w:rPr>
-                <w:rFonts w:ascii="Hiragino Sans GB" w:hAnsi="Hiragino Sans GB" w:eastAsia="Hiragino Sans GB"/>
-                <w:b w:val="0"/>
-                <w:sz w:val="18"/>
-              </w:rPr>
-              <w:t>隔离源端PG17</w:t>
-            </w:r>
-          </w:p>
-        </w:tc>
-        <w:tc>
-          <w:tcPr>
-            <w:tcW w:type="dxa" w:w="5616"/>
-            <w:tcBorders>
-              <w:top w:val="single" w:sz="4" w:color="D9D9D9"/>
-              <w:left w:val="single" w:sz="4" w:color="D9D9D9"/>
-              <w:bottom w:val="single" w:sz="4" w:color="D9D9D9"/>
-              <w:right w:val="single" w:sz="4" w:color="D9D9D9"/>
-            </w:tcBorders>
-            <w:shd w:fill="F7F7F7"/>
-          </w:tcPr>
-          <w:p>
-            <w:pPr>
-              <w:spacing w:before="60" w:after="60"/>
-            </w:pPr>
-            <w:r>
-              <w:rPr>
-                <w:rFonts w:ascii="Hiragino Sans GB" w:hAnsi="Hiragino Sans GB" w:eastAsia="Hiragino Sans GB"/>
-                <w:b w:val="0"/>
-                <w:sz w:val="18"/>
-              </w:rPr>
-              <w:t>通过 同一计划复用 完成回应丢失 前后检查点保留中途业务修改 跨账号ID碰撞拒绝 取消后拒绝继续 私有作业无直接访问</w:t>
-            </w:r>
-          </w:p>
-        </w:tc>
-      </w:tr>
-      <w:tr>
-        <w:trPr>
-          <w:cantSplit/>
-        </w:trPr>
-        <w:tc>
-          <w:tcPr>
-            <w:tcW w:type="dxa" w:w="3168"/>
-            <w:tcBorders>
-              <w:top w:val="single" w:sz="4" w:color="D9D9D9"/>
-              <w:left w:val="single" w:sz="4" w:color="D9D9D9"/>
-              <w:bottom w:val="single" w:sz="4" w:color="D9D9D9"/>
-              <w:right w:val="single" w:sz="4" w:color="D9D9D9"/>
-            </w:tcBorders>
-            <w:shd w:fill="FFFFFF"/>
-          </w:tcPr>
-          <w:p>
-            <w:pPr>
-              <w:spacing w:before="60" w:after="60"/>
-            </w:pPr>
-            <w:r>
-              <w:rPr>
-                <w:rFonts w:ascii="Hiragino Sans GB" w:hAnsi="Hiragino Sans GB" w:eastAsia="Hiragino Sans GB"/>
-                <w:b w:val="0"/>
-                <w:sz w:val="18"/>
-              </w:rPr>
-              <w:t>代码和构建</w:t>
-            </w:r>
-          </w:p>
-        </w:tc>
-        <w:tc>
-          <w:tcPr>
-            <w:tcW w:type="dxa" w:w="5616"/>
-            <w:tcBorders>
-              <w:top w:val="single" w:sz="4" w:color="D9D9D9"/>
-              <w:left w:val="single" w:sz="4" w:color="D9D9D9"/>
-              <w:bottom w:val="single" w:sz="4" w:color="D9D9D9"/>
-              <w:right w:val="single" w:sz="4" w:color="D9D9D9"/>
-            </w:tcBorders>
-            <w:shd w:fill="FFFFFF"/>
-          </w:tcPr>
-          <w:p>
-            <w:pPr>
-              <w:spacing w:before="60" w:after="60"/>
-            </w:pPr>
-            <w:r>
-              <w:rPr>
-                <w:rFonts w:ascii="Hiragino Sans GB" w:hAnsi="Hiragino Sans GB" w:eastAsia="Hiragino Sans GB"/>
-                <w:b w:val="0"/>
-                <w:sz w:val="18"/>
-              </w:rPr>
-              <w:t>TypeScript 修改文件lint 密钥检查 90路由生产构建通过</w:t>
-            </w:r>
-          </w:p>
-        </w:tc>
-      </w:tr>
-      <w:tr>
-        <w:trPr>
-          <w:cantSplit/>
-        </w:trPr>
-        <w:tc>
-          <w:tcPr>
-            <w:tcW w:type="dxa" w:w="3168"/>
-            <w:tcBorders>
-              <w:top w:val="single" w:sz="4" w:color="D9D9D9"/>
-              <w:left w:val="single" w:sz="4" w:color="D9D9D9"/>
-              <w:bottom w:val="single" w:sz="4" w:color="D9D9D9"/>
-              <w:right w:val="single" w:sz="4" w:color="D9D9D9"/>
-            </w:tcBorders>
-            <w:shd w:fill="F7F7F7"/>
-          </w:tcPr>
-          <w:p>
-            <w:pPr>
-              <w:spacing w:before="60" w:after="60"/>
-            </w:pPr>
-            <w:r>
-              <w:rPr>
-                <w:rFonts w:ascii="Hiragino Sans GB" w:hAnsi="Hiragino Sans GB" w:eastAsia="Hiragino Sans GB"/>
-                <w:b w:val="0"/>
-                <w:sz w:val="18"/>
-              </w:rPr>
-              <w:t>Functions交付</w:t>
-            </w:r>
-          </w:p>
-        </w:tc>
-        <w:tc>
-          <w:tcPr>
-            <w:tcW w:type="dxa" w:w="5616"/>
-            <w:tcBorders>
-              <w:top w:val="single" w:sz="4" w:color="D9D9D9"/>
-              <w:left w:val="single" w:sz="4" w:color="D9D9D9"/>
-              <w:bottom w:val="single" w:sz="4" w:color="D9D9D9"/>
-              <w:right w:val="single" w:sz="4" w:color="D9D9D9"/>
-            </w:tcBorders>
-            <w:shd w:fill="F7F7F7"/>
-          </w:tcPr>
-          <w:p>
-            <w:pPr>
-              <w:spacing w:before="60" w:after="60"/>
-            </w:pPr>
-            <w:r>
-              <w:rPr>
-                <w:rFonts w:ascii="Hiragino Sans GB" w:hAnsi="Hiragino Sans GB" w:eastAsia="Hiragino Sans GB"/>
-                <w:b w:val="0"/>
-                <w:sz w:val="18"/>
-              </w:rPr>
-              <w:t>新包已构建 SHA256 5d99493b1a22fde2613fe1e4da68621bdf417ecc42d5b67ee2822f996592f3a9 未部署</w:t>
-            </w:r>
-          </w:p>
-        </w:tc>
-      </w:tr>
-      <w:tr>
-        <w:trPr>
-          <w:cantSplit/>
-        </w:trPr>
-        <w:tc>
-          <w:tcPr>
-            <w:tcW w:type="dxa" w:w="3168"/>
-            <w:tcBorders>
-              <w:top w:val="single" w:sz="4" w:color="D9D9D9"/>
-              <w:left w:val="single" w:sz="4" w:color="D9D9D9"/>
-              <w:bottom w:val="single" w:sz="4" w:color="D9D9D9"/>
-              <w:right w:val="single" w:sz="4" w:color="D9D9D9"/>
-            </w:tcBorders>
-            <w:shd w:fill="FFFFFF"/>
-          </w:tcPr>
-          <w:p>
-            <w:pPr>
-              <w:spacing w:before="60" w:after="60"/>
-            </w:pPr>
-            <w:r>
-              <w:rPr>
-                <w:rFonts w:ascii="Hiragino Sans GB" w:hAnsi="Hiragino Sans GB" w:eastAsia="Hiragino Sans GB"/>
-                <w:b w:val="0"/>
-                <w:sz w:val="18"/>
-              </w:rPr>
-              <w:t>双库完整路径</w:t>
-            </w:r>
-          </w:p>
-        </w:tc>
-        <w:tc>
-          <w:tcPr>
-            <w:tcW w:type="dxa" w:w="5616"/>
-            <w:tcBorders>
-              <w:top w:val="single" w:sz="4" w:color="D9D9D9"/>
-              <w:left w:val="single" w:sz="4" w:color="D9D9D9"/>
-              <w:bottom w:val="single" w:sz="4" w:color="D9D9D9"/>
-              <w:right w:val="single" w:sz="4" w:color="D9D9D9"/>
-            </w:tcBorders>
-            <w:shd w:fill="FFFFFF"/>
-          </w:tcPr>
-          <w:p>
-            <w:pPr>
-              <w:spacing w:before="60" w:after="60"/>
-            </w:pPr>
-            <w:r>
-              <w:rPr>
-                <w:rFonts w:ascii="Hiragino Sans GB" w:hAnsi="Hiragino Sans GB" w:eastAsia="Hiragino Sans GB"/>
-                <w:b w:val="0"/>
-                <w:sz w:val="18"/>
-              </w:rPr>
-              <w:t>真实SQL 经SDK完成Azure写入与源端恢复 提交后丢响应重试不重复写 已是目标值的恢复不误报失败；不能替代全部页面或生产验收</w:t>
-            </w:r>
-          </w:p>
-        </w:tc>
-      </w:tr>
-      <w:tr>
-        <w:trPr>
-          <w:cantSplit/>
-        </w:trPr>
-        <w:tc>
-          <w:tcPr>
-            <w:tcW w:type="dxa" w:w="3168"/>
-            <w:tcBorders>
-              <w:top w:val="single" w:sz="4" w:color="D9D9D9"/>
-              <w:left w:val="single" w:sz="4" w:color="D9D9D9"/>
-              <w:bottom w:val="single" w:sz="4" w:color="D9D9D9"/>
-              <w:right w:val="single" w:sz="4" w:color="D9D9D9"/>
-            </w:tcBorders>
-            <w:shd w:fill="F7F7F7"/>
-          </w:tcPr>
-          <w:p>
-            <w:pPr>
-              <w:spacing w:before="60" w:after="60"/>
-            </w:pPr>
-            <w:r>
-              <w:rPr>
-                <w:rFonts w:ascii="Hiragino Sans GB" w:hAnsi="Hiragino Sans GB" w:eastAsia="Hiragino Sans GB"/>
-                <w:b w:val="0"/>
-                <w:sz w:val="18"/>
-              </w:rPr>
-              <w:t>仍需完成</w:t>
-            </w:r>
-          </w:p>
-        </w:tc>
-        <w:tc>
-          <w:tcPr>
-            <w:tcW w:type="dxa" w:w="5616"/>
-            <w:tcBorders>
-              <w:top w:val="single" w:sz="4" w:color="D9D9D9"/>
-              <w:left w:val="single" w:sz="4" w:color="D9D9D9"/>
-              <w:bottom w:val="single" w:sz="4" w:color="D9D9D9"/>
-              <w:right w:val="single" w:sz="4" w:color="D9D9D9"/>
-            </w:tcBorders>
-            <w:shd w:fill="F7F7F7"/>
-          </w:tcPr>
-          <w:p>
-            <w:pPr>
-              <w:spacing w:before="60" w:after="60"/>
-            </w:pPr>
-            <w:r>
-              <w:rPr>
-                <w:rFonts w:ascii="Hiragino Sans GB" w:hAnsi="Hiragino Sans GB" w:eastAsia="Hiragino Sans GB"/>
-                <w:b w:val="0"/>
-                <w:sz w:val="18"/>
-              </w:rPr>
-              <w:t>全部页面矩阵 真实双账号/撤销/封禁 最新生产备份实际恢复 SQL生产安装 部署 最终追平及24小时观察</w:t>
-            </w:r>
-          </w:p>
-        </w:tc>
-      </w:tr>
-    </w:tbl>
-    <w:p/>
-    <w:p>
-      <w:r>
-        <w:rPr>
-          <w:rFonts w:ascii="Hiragino Sans GB" w:hAnsi="Hiragino Sans GB" w:eastAsia="Hiragino Sans GB"/>
-        </w:rPr>
-        <w:t>本节继续同一尚未发布的3.21.3候选，通过PR132上传，第二阶段仍未开始。后台HTTP测试首次因沙箱禁止绑定回环端口失败；授权本机测试后16项通过。没有关闭TLS、采集密码或绕过锁屏。全仓库lint原有错误仍按第十节记录，未标记全部验收通过。</w:t>
+        <w:t>目标准备通过后完成真实身份读写和隔离，记录冻结前配置与权限，冻结旧同步并启用网站生产变量；浏览器提交并重新读回Azure数据。最后记录观察起点、合并发布和本机同步结果。</w:t>
       </w:r>
     </w:p>
     <w:sectPr>
@@ -7451,16 +2501,10 @@
       <w:jc w:val="right"/>
     </w:pPr>
     <w:r>
-      <w:rPr>
-        <w:rFonts w:ascii="Hiragino Sans GB" w:hAnsi="Hiragino Sans GB" w:eastAsia="Hiragino Sans GB"/>
-      </w:rPr>
       <w:t xml:space="preserve">2026年10月8日  第 </w:t>
     </w:r>
     <w:fldSimple w:instr="PAGE"/>
     <w:r>
-      <w:rPr>
-        <w:rFonts w:ascii="Hiragino Sans GB" w:hAnsi="Hiragino Sans GB" w:eastAsia="Hiragino Sans GB"/>
-      </w:rPr>
       <w:t xml:space="preserve"> 页</w:t>
     </w:r>
   </w:p>
@@ -7474,9 +2518,6 @@
       <w:pStyle w:val="Header"/>
     </w:pPr>
     <w:r>
-      <w:rPr>
-        <w:rFonts w:ascii="Hiragino Sans GB" w:hAnsi="Hiragino Sans GB" w:eastAsia="Hiragino Sans GB"/>
-      </w:rPr>
       <w:t>JackYun  Azure迁移实施记录</w:t>
     </w:r>
   </w:p>
@@ -7850,7 +2891,7 @@
       <w:spacing w:after="80" w:line="250" w:lineRule="auto"/>
     </w:pPr>
     <w:rPr>
-      <w:rFonts w:ascii="Hiragino Sans GB" w:hAnsi="Hiragino Sans GB" w:eastAsia="Hiragino Sans GB"/>
+      <w:rFonts w:ascii="Arial Unicode MS" w:hAnsi="Arial Unicode MS" w:eastAsia="Arial Unicode MS"/>
       <w:color w:val="000000"/>
       <w:sz w:val="20"/>
     </w:rPr>
@@ -7869,10 +2910,6 @@
       </w:tabs>
       <w:spacing w:after="0" w:line="240" w:lineRule="auto"/>
     </w:pPr>
-    <w:rPr>
-      <w:rFonts w:ascii="Hiragino Sans GB" w:hAnsi="Hiragino Sans GB" w:eastAsia="Hiragino Sans GB"/>
-      <w:color w:val="000000"/>
-    </w:rPr>
   </w:style>
   <w:style w:type="character" w:customStyle="1" w:styleId="HeaderChar">
     <w:name w:val="Header Char"/>
@@ -7880,10 +2917,6 @@
     <w:link w:val="Header"/>
     <w:uiPriority w:val="99"/>
     <w:rsid w:val="00E618BF"/>
-    <w:rPr>
-      <w:rFonts w:ascii="Hiragino Sans GB" w:hAnsi="Hiragino Sans GB" w:eastAsia="Hiragino Sans GB"/>
-      <w:color w:val="000000"/>
-    </w:rPr>
   </w:style>
   <w:style w:type="paragraph" w:styleId="Footer">
     <w:name w:val="footer"/>
@@ -7899,10 +2932,6 @@
       </w:tabs>
       <w:spacing w:after="0" w:line="240" w:lineRule="auto"/>
     </w:pPr>
-    <w:rPr>
-      <w:rFonts w:ascii="Hiragino Sans GB" w:hAnsi="Hiragino Sans GB" w:eastAsia="Hiragino Sans GB"/>
-      <w:color w:val="000000"/>
-    </w:rPr>
   </w:style>
   <w:style w:type="character" w:customStyle="1" w:styleId="FooterChar">
     <w:name w:val="Footer Char"/>
@@ -7910,10 +2939,6 @@
     <w:link w:val="Footer"/>
     <w:uiPriority w:val="99"/>
     <w:rsid w:val="00E618BF"/>
-    <w:rPr>
-      <w:rFonts w:ascii="Hiragino Sans GB" w:hAnsi="Hiragino Sans GB" w:eastAsia="Hiragino Sans GB"/>
-      <w:color w:val="000000"/>
-    </w:rPr>
   </w:style>
   <w:style w:type="paragraph" w:styleId="Heading1">
     <w:name w:val="heading 1"/>
@@ -7930,7 +2955,7 @@
       <w:outlineLvl w:val="0"/>
     </w:pPr>
     <w:rPr>
-      <w:rFonts w:cstheme="majorBidi" w:ascii="Hiragino Sans GB" w:hAnsi="Hiragino Sans GB" w:eastAsia="Hiragino Sans GB"/>
+      <w:rFonts w:asciiTheme="majorHAnsi" w:eastAsiaTheme="majorEastAsia" w:hAnsiTheme="majorHAnsi" w:cstheme="majorBidi" w:ascii="Arial Unicode MS" w:hAnsi="Arial Unicode MS" w:eastAsia="Arial Unicode MS"/>
       <w:b/>
       <w:bCs/>
       <w:color w:val="000000"/>
@@ -7954,7 +2979,7 @@
       <w:outlineLvl w:val="1"/>
     </w:pPr>
     <w:rPr>
-      <w:rFonts w:cstheme="majorBidi" w:ascii="Hiragino Sans GB" w:hAnsi="Hiragino Sans GB" w:eastAsia="Hiragino Sans GB"/>
+      <w:rFonts w:asciiTheme="majorHAnsi" w:eastAsiaTheme="majorEastAsia" w:hAnsiTheme="majorHAnsi" w:cstheme="majorBidi" w:ascii="Arial Unicode MS" w:hAnsi="Arial Unicode MS" w:eastAsia="Arial Unicode MS"/>
       <w:b/>
       <w:bCs/>
       <w:color w:val="000000"/>
@@ -7978,10 +3003,10 @@
       <w:outlineLvl w:val="2"/>
     </w:pPr>
     <w:rPr>
-      <w:rFonts w:cstheme="majorBidi" w:ascii="Hiragino Sans GB" w:hAnsi="Hiragino Sans GB" w:eastAsia="Hiragino Sans GB"/>
+      <w:rFonts w:asciiTheme="majorHAnsi" w:eastAsiaTheme="majorEastAsia" w:hAnsiTheme="majorHAnsi" w:cstheme="majorBidi"/>
       <w:b/>
       <w:bCs/>
-      <w:color w:val="000000"/>
+      <w:color w:val="4F81BD" w:themeColor="accent1"/>
     </w:rPr>
   </w:style>
   <w:style w:type="paragraph" w:styleId="Heading4">
@@ -8001,12 +3026,12 @@
       <w:outlineLvl w:val="3"/>
     </w:pPr>
     <w:rPr>
-      <w:rFonts w:cstheme="majorBidi" w:ascii="Hiragino Sans GB" w:hAnsi="Hiragino Sans GB" w:eastAsia="Hiragino Sans GB"/>
+      <w:rFonts w:asciiTheme="majorHAnsi" w:eastAsiaTheme="majorEastAsia" w:hAnsiTheme="majorHAnsi" w:cstheme="majorBidi"/>
       <w:b/>
       <w:bCs/>
       <w:i/>
       <w:iCs/>
-      <w:color w:val="000000"/>
+      <w:color w:val="4F81BD" w:themeColor="accent1"/>
     </w:rPr>
   </w:style>
   <w:style w:type="paragraph" w:styleId="Heading5">
@@ -8026,8 +3051,8 @@
       <w:outlineLvl w:val="4"/>
     </w:pPr>
     <w:rPr>
-      <w:rFonts w:cstheme="majorBidi" w:ascii="Hiragino Sans GB" w:hAnsi="Hiragino Sans GB" w:eastAsia="Hiragino Sans GB"/>
-      <w:color w:val="000000"/>
+      <w:rFonts w:asciiTheme="majorHAnsi" w:eastAsiaTheme="majorEastAsia" w:hAnsiTheme="majorHAnsi" w:cstheme="majorBidi"/>
+      <w:color w:val="243F60" w:themeColor="accent1" w:themeShade="7F"/>
     </w:rPr>
   </w:style>
   <w:style w:type="paragraph" w:styleId="Heading6">
@@ -8047,10 +3072,10 @@
       <w:outlineLvl w:val="5"/>
     </w:pPr>
     <w:rPr>
-      <w:rFonts w:cstheme="majorBidi" w:ascii="Hiragino Sans GB" w:hAnsi="Hiragino Sans GB" w:eastAsia="Hiragino Sans GB"/>
+      <w:rFonts w:asciiTheme="majorHAnsi" w:eastAsiaTheme="majorEastAsia" w:hAnsiTheme="majorHAnsi" w:cstheme="majorBidi"/>
       <w:i/>
       <w:iCs/>
-      <w:color w:val="000000"/>
+      <w:color w:val="243F60" w:themeColor="accent1" w:themeShade="7F"/>
     </w:rPr>
   </w:style>
   <w:style w:type="paragraph" w:styleId="Heading7">
@@ -8070,10 +3095,10 @@
       <w:outlineLvl w:val="6"/>
     </w:pPr>
     <w:rPr>
-      <w:rFonts w:cstheme="majorBidi" w:ascii="Hiragino Sans GB" w:hAnsi="Hiragino Sans GB" w:eastAsia="Hiragino Sans GB"/>
+      <w:rFonts w:asciiTheme="majorHAnsi" w:eastAsiaTheme="majorEastAsia" w:hAnsiTheme="majorHAnsi" w:cstheme="majorBidi"/>
       <w:i/>
       <w:iCs/>
-      <w:color w:val="000000"/>
+      <w:color w:val="404040" w:themeColor="text1" w:themeTint="BF"/>
     </w:rPr>
   </w:style>
   <w:style w:type="paragraph" w:styleId="Heading8">
@@ -8093,8 +3118,8 @@
       <w:outlineLvl w:val="7"/>
     </w:pPr>
     <w:rPr>
-      <w:rFonts w:cstheme="majorBidi" w:ascii="Hiragino Sans GB" w:hAnsi="Hiragino Sans GB" w:eastAsia="Hiragino Sans GB"/>
-      <w:color w:val="000000"/>
+      <w:rFonts w:asciiTheme="majorHAnsi" w:eastAsiaTheme="majorEastAsia" w:hAnsiTheme="majorHAnsi" w:cstheme="majorBidi"/>
+      <w:color w:val="4F81BD" w:themeColor="accent1"/>
       <w:sz w:val="20"/>
       <w:szCs w:val="20"/>
     </w:rPr>
@@ -8116,10 +3141,10 @@
       <w:outlineLvl w:val="8"/>
     </w:pPr>
     <w:rPr>
-      <w:rFonts w:cstheme="majorBidi" w:ascii="Hiragino Sans GB" w:hAnsi="Hiragino Sans GB" w:eastAsia="Hiragino Sans GB"/>
+      <w:rFonts w:asciiTheme="majorHAnsi" w:eastAsiaTheme="majorEastAsia" w:hAnsiTheme="majorHAnsi" w:cstheme="majorBidi"/>
       <w:i/>
       <w:iCs/>
-      <w:color w:val="000000"/>
+      <w:color w:val="404040" w:themeColor="text1" w:themeTint="BF"/>
       <w:sz w:val="20"/>
       <w:szCs w:val="20"/>
     </w:rPr>
@@ -8129,10 +3154,6 @@
     <w:uiPriority w:val="1"/>
     <w:semiHidden/>
     <w:unhideWhenUsed/>
-    <w:rPr>
-      <w:rFonts w:ascii="Hiragino Sans GB" w:hAnsi="Hiragino Sans GB" w:eastAsia="Hiragino Sans GB"/>
-      <w:color w:val="000000"/>
-    </w:rPr>
   </w:style>
   <w:style w:type="table" w:default="1" w:styleId="TableNormal">
     <w:name w:val="Normal Table"/>
@@ -8163,10 +3184,6 @@
     <w:pPr>
       <w:spacing w:after="0" w:line="240" w:lineRule="auto"/>
     </w:pPr>
-    <w:rPr>
-      <w:rFonts w:ascii="Hiragino Sans GB" w:hAnsi="Hiragino Sans GB" w:eastAsia="Hiragino Sans GB"/>
-      <w:color w:val="000000"/>
-    </w:rPr>
   </w:style>
   <w:style w:type="character" w:customStyle="1" w:styleId="Heading1Char">
     <w:name w:val="Heading 1 Char"/>
@@ -8175,10 +3192,10 @@
     <w:uiPriority w:val="9"/>
     <w:rsid w:val="00FC693F"/>
     <w:rPr>
-      <w:rFonts w:cstheme="majorBidi" w:ascii="Hiragino Sans GB" w:hAnsi="Hiragino Sans GB" w:eastAsia="Hiragino Sans GB"/>
+      <w:rFonts w:asciiTheme="majorHAnsi" w:eastAsiaTheme="majorEastAsia" w:hAnsiTheme="majorHAnsi" w:cstheme="majorBidi"/>
       <w:b/>
       <w:bCs/>
-      <w:color w:val="000000"/>
+      <w:color w:val="365F91" w:themeColor="accent1" w:themeShade="BF"/>
       <w:sz w:val="28"/>
       <w:szCs w:val="28"/>
     </w:rPr>
@@ -8190,10 +3207,10 @@
     <w:uiPriority w:val="9"/>
     <w:rsid w:val="00FC693F"/>
     <w:rPr>
-      <w:rFonts w:cstheme="majorBidi" w:ascii="Hiragino Sans GB" w:hAnsi="Hiragino Sans GB" w:eastAsia="Hiragino Sans GB"/>
+      <w:rFonts w:asciiTheme="majorHAnsi" w:eastAsiaTheme="majorEastAsia" w:hAnsiTheme="majorHAnsi" w:cstheme="majorBidi"/>
       <w:b/>
       <w:bCs/>
-      <w:color w:val="000000"/>
+      <w:color w:val="4F81BD" w:themeColor="accent1"/>
       <w:sz w:val="26"/>
       <w:szCs w:val="26"/>
     </w:rPr>
@@ -8205,10 +3222,10 @@
     <w:uiPriority w:val="9"/>
     <w:rsid w:val="00FC693F"/>
     <w:rPr>
-      <w:rFonts w:cstheme="majorBidi" w:ascii="Hiragino Sans GB" w:hAnsi="Hiragino Sans GB" w:eastAsia="Hiragino Sans GB"/>
+      <w:rFonts w:asciiTheme="majorHAnsi" w:eastAsiaTheme="majorEastAsia" w:hAnsiTheme="majorHAnsi" w:cstheme="majorBidi"/>
       <w:b/>
       <w:bCs/>
-      <w:color w:val="000000"/>
+      <w:color w:val="4F81BD" w:themeColor="accent1"/>
     </w:rPr>
   </w:style>
   <w:style w:type="paragraph" w:styleId="Title">
@@ -8224,7 +3241,7 @@
       <w:contextualSpacing/>
     </w:pPr>
     <w:rPr>
-      <w:rFonts w:cstheme="majorBidi" w:ascii="Hiragino Sans GB" w:hAnsi="Hiragino Sans GB" w:eastAsia="Hiragino Sans GB"/>
+      <w:rFonts w:asciiTheme="majorHAnsi" w:eastAsiaTheme="majorEastAsia" w:hAnsiTheme="majorHAnsi" w:cstheme="majorBidi" w:ascii="Arial Unicode MS" w:hAnsi="Arial Unicode MS" w:eastAsia="Arial Unicode MS"/>
       <w:color w:val="000000"/>
       <w:spacing w:val="5"/>
       <w:kern w:val="28"/>
@@ -8239,8 +3256,8 @@
     <w:uiPriority w:val="10"/>
     <w:rsid w:val="00FC693F"/>
     <w:rPr>
-      <w:rFonts w:cstheme="majorBidi" w:ascii="Hiragino Sans GB" w:hAnsi="Hiragino Sans GB" w:eastAsia="Hiragino Sans GB"/>
-      <w:color w:val="000000"/>
+      <w:rFonts w:asciiTheme="majorHAnsi" w:eastAsiaTheme="majorEastAsia" w:hAnsiTheme="majorHAnsi" w:cstheme="majorBidi"/>
+      <w:color w:val="17365D" w:themeColor="text2" w:themeShade="BF"/>
       <w:spacing w:val="5"/>
       <w:kern w:val="28"/>
       <w:sz w:val="52"/>
@@ -8261,10 +3278,10 @@
       </w:numPr>
     </w:pPr>
     <w:rPr>
-      <w:rFonts w:cstheme="majorBidi" w:ascii="Hiragino Sans GB" w:hAnsi="Hiragino Sans GB" w:eastAsia="Hiragino Sans GB"/>
+      <w:rFonts w:asciiTheme="majorHAnsi" w:eastAsiaTheme="majorEastAsia" w:hAnsiTheme="majorHAnsi" w:cstheme="majorBidi"/>
       <w:i/>
       <w:iCs/>
-      <w:color w:val="000000"/>
+      <w:color w:val="4F81BD" w:themeColor="accent1"/>
       <w:spacing w:val="15"/>
       <w:sz w:val="24"/>
       <w:szCs w:val="24"/>
@@ -8277,10 +3294,10 @@
     <w:uiPriority w:val="11"/>
     <w:rsid w:val="00FC693F"/>
     <w:rPr>
-      <w:rFonts w:cstheme="majorBidi" w:ascii="Hiragino Sans GB" w:hAnsi="Hiragino Sans GB" w:eastAsia="Hiragino Sans GB"/>
+      <w:rFonts w:asciiTheme="majorHAnsi" w:eastAsiaTheme="majorEastAsia" w:hAnsiTheme="majorHAnsi" w:cstheme="majorBidi"/>
       <w:i/>
       <w:iCs/>
-      <w:color w:val="000000"/>
+      <w:color w:val="4F81BD" w:themeColor="accent1"/>
       <w:spacing w:val="15"/>
       <w:sz w:val="24"/>
       <w:szCs w:val="24"/>
@@ -8296,10 +3313,6 @@
       <w:ind w:left="720"/>
       <w:contextualSpacing/>
     </w:pPr>
-    <w:rPr>
-      <w:rFonts w:ascii="Hiragino Sans GB" w:hAnsi="Hiragino Sans GB" w:eastAsia="Hiragino Sans GB"/>
-      <w:color w:val="000000"/>
-    </w:rPr>
   </w:style>
   <w:style w:type="paragraph" w:styleId="BodyText">
     <w:name w:val="Body Text"/>
@@ -8311,10 +3324,6 @@
     <w:pPr>
       <w:spacing w:after="120"/>
     </w:pPr>
-    <w:rPr>
-      <w:rFonts w:ascii="Hiragino Sans GB" w:hAnsi="Hiragino Sans GB" w:eastAsia="Hiragino Sans GB"/>
-      <w:color w:val="000000"/>
-    </w:rPr>
   </w:style>
   <w:style w:type="character" w:customStyle="1" w:styleId="BodyTextChar">
     <w:name w:val="Body Text Char"/>
@@ -8322,10 +3331,6 @@
     <w:link w:val="BodyText"/>
     <w:uiPriority w:val="99"/>
     <w:rsid w:val="00AA1D8D"/>
-    <w:rPr>
-      <w:rFonts w:ascii="Hiragino Sans GB" w:hAnsi="Hiragino Sans GB" w:eastAsia="Hiragino Sans GB"/>
-      <w:color w:val="000000"/>
-    </w:rPr>
   </w:style>
   <w:style w:type="paragraph" w:styleId="BodyText2">
     <w:name w:val="Body Text 2"/>
@@ -8337,10 +3342,6 @@
     <w:pPr>
       <w:spacing w:after="120" w:line="480" w:lineRule="auto"/>
     </w:pPr>
-    <w:rPr>
-      <w:rFonts w:ascii="Hiragino Sans GB" w:hAnsi="Hiragino Sans GB" w:eastAsia="Hiragino Sans GB"/>
-      <w:color w:val="000000"/>
-    </w:rPr>
   </w:style>
   <w:style w:type="character" w:customStyle="1" w:styleId="BodyText2Char">
     <w:name w:val="Body Text 2 Char"/>
@@ -8348,10 +3349,6 @@
     <w:link w:val="BodyText2"/>
     <w:uiPriority w:val="99"/>
     <w:rsid w:val="00AA1D8D"/>
-    <w:rPr>
-      <w:rFonts w:ascii="Hiragino Sans GB" w:hAnsi="Hiragino Sans GB" w:eastAsia="Hiragino Sans GB"/>
-      <w:color w:val="000000"/>
-    </w:rPr>
   </w:style>
   <w:style w:type="paragraph" w:styleId="BodyText3">
     <w:name w:val="Body Text 3"/>
@@ -8364,8 +3361,6 @@
       <w:spacing w:after="120"/>
     </w:pPr>
     <w:rPr>
-      <w:rFonts w:ascii="Hiragino Sans GB" w:hAnsi="Hiragino Sans GB" w:eastAsia="Hiragino Sans GB"/>
-      <w:color w:val="000000"/>
       <w:sz w:val="16"/>
       <w:szCs w:val="16"/>
     </w:rPr>
@@ -8377,8 +3372,6 @@
     <w:uiPriority w:val="99"/>
     <w:rsid w:val="00AA1D8D"/>
     <w:rPr>
-      <w:rFonts w:ascii="Hiragino Sans GB" w:hAnsi="Hiragino Sans GB" w:eastAsia="Hiragino Sans GB"/>
-      <w:color w:val="000000"/>
       <w:sz w:val="16"/>
       <w:szCs w:val="16"/>
     </w:rPr>
@@ -8393,10 +3386,6 @@
       <w:ind w:left="360" w:hanging="360"/>
       <w:contextualSpacing/>
     </w:pPr>
-    <w:rPr>
-      <w:rFonts w:ascii="Hiragino Sans GB" w:hAnsi="Hiragino Sans GB" w:eastAsia="Hiragino Sans GB"/>
-      <w:color w:val="000000"/>
-    </w:rPr>
   </w:style>
   <w:style w:type="paragraph" w:styleId="List2">
     <w:name w:val="List 2"/>
@@ -8408,10 +3397,6 @@
       <w:ind w:left="720" w:hanging="360"/>
       <w:contextualSpacing/>
     </w:pPr>
-    <w:rPr>
-      <w:rFonts w:ascii="Hiragino Sans GB" w:hAnsi="Hiragino Sans GB" w:eastAsia="Hiragino Sans GB"/>
-      <w:color w:val="000000"/>
-    </w:rPr>
   </w:style>
   <w:style w:type="paragraph" w:styleId="List3">
     <w:name w:val="List 3"/>
@@ -8423,10 +3408,6 @@
       <w:ind w:left="1080" w:hanging="360"/>
       <w:contextualSpacing/>
     </w:pPr>
-    <w:rPr>
-      <w:rFonts w:ascii="Hiragino Sans GB" w:hAnsi="Hiragino Sans GB" w:eastAsia="Hiragino Sans GB"/>
-      <w:color w:val="000000"/>
-    </w:rPr>
   </w:style>
   <w:style w:type="paragraph" w:styleId="ListBullet">
     <w:name w:val="List Bullet"/>
@@ -8440,10 +3421,6 @@
       </w:numPr>
       <w:contextualSpacing/>
     </w:pPr>
-    <w:rPr>
-      <w:rFonts w:ascii="Hiragino Sans GB" w:hAnsi="Hiragino Sans GB" w:eastAsia="Hiragino Sans GB"/>
-      <w:color w:val="000000"/>
-    </w:rPr>
   </w:style>
   <w:style w:type="paragraph" w:styleId="ListBullet2">
     <w:name w:val="List Bullet 2"/>
@@ -8457,10 +3434,6 @@
       </w:numPr>
       <w:contextualSpacing/>
     </w:pPr>
-    <w:rPr>
-      <w:rFonts w:ascii="Hiragino Sans GB" w:hAnsi="Hiragino Sans GB" w:eastAsia="Hiragino Sans GB"/>
-      <w:color w:val="000000"/>
-    </w:rPr>
   </w:style>
   <w:style w:type="paragraph" w:styleId="ListBullet3">
     <w:name w:val="List Bullet 3"/>
@@ -8474,10 +3447,6 @@
       </w:numPr>
       <w:contextualSpacing/>
     </w:pPr>
-    <w:rPr>
-      <w:rFonts w:ascii="Hiragino Sans GB" w:hAnsi="Hiragino Sans GB" w:eastAsia="Hiragino Sans GB"/>
-      <w:color w:val="000000"/>
-    </w:rPr>
   </w:style>
   <w:style w:type="paragraph" w:styleId="ListNumber">
     <w:name w:val="List Number"/>
@@ -8491,10 +3460,6 @@
       </w:numPr>
       <w:contextualSpacing/>
     </w:pPr>
-    <w:rPr>
-      <w:rFonts w:ascii="Hiragino Sans GB" w:hAnsi="Hiragino Sans GB" w:eastAsia="Hiragino Sans GB"/>
-      <w:color w:val="000000"/>
-    </w:rPr>
   </w:style>
   <w:style w:type="paragraph" w:styleId="ListNumber2">
     <w:name w:val="List Number 2"/>
@@ -8508,10 +3473,6 @@
       </w:numPr>
       <w:contextualSpacing/>
     </w:pPr>
-    <w:rPr>
-      <w:rFonts w:ascii="Hiragino Sans GB" w:hAnsi="Hiragino Sans GB" w:eastAsia="Hiragino Sans GB"/>
-      <w:color w:val="000000"/>
-    </w:rPr>
   </w:style>
   <w:style w:type="paragraph" w:styleId="ListNumber3">
     <w:name w:val="List Number 3"/>
@@ -8525,10 +3486,6 @@
       </w:numPr>
       <w:contextualSpacing/>
     </w:pPr>
-    <w:rPr>
-      <w:rFonts w:ascii="Hiragino Sans GB" w:hAnsi="Hiragino Sans GB" w:eastAsia="Hiragino Sans GB"/>
-      <w:color w:val="000000"/>
-    </w:rPr>
   </w:style>
   <w:style w:type="paragraph" w:styleId="ListContinue">
     <w:name w:val="List Continue"/>
@@ -8541,10 +3498,6 @@
       <w:ind w:left="360"/>
       <w:contextualSpacing/>
     </w:pPr>
-    <w:rPr>
-      <w:rFonts w:ascii="Hiragino Sans GB" w:hAnsi="Hiragino Sans GB" w:eastAsia="Hiragino Sans GB"/>
-      <w:color w:val="000000"/>
-    </w:rPr>
   </w:style>
   <w:style w:type="paragraph" w:styleId="ListContinue2">
     <w:name w:val="List Continue 2"/>
@@ -8557,10 +3510,6 @@
       <w:ind w:left="720"/>
       <w:contextualSpacing/>
     </w:pPr>
-    <w:rPr>
-      <w:rFonts w:ascii="Hiragino Sans GB" w:hAnsi="Hiragino Sans GB" w:eastAsia="Hiragino Sans GB"/>
-      <w:color w:val="000000"/>
-    </w:rPr>
   </w:style>
   <w:style w:type="paragraph" w:styleId="ListContinue3">
     <w:name w:val="List Continue 3"/>
@@ -8573,10 +3522,6 @@
       <w:ind w:left="1080"/>
       <w:contextualSpacing/>
     </w:pPr>
-    <w:rPr>
-      <w:rFonts w:ascii="Hiragino Sans GB" w:hAnsi="Hiragino Sans GB" w:eastAsia="Hiragino Sans GB"/>
-      <w:color w:val="000000"/>
-    </w:rPr>
   </w:style>
   <w:style w:type="paragraph" w:styleId="MacroText">
     <w:name w:val="macro"/>
@@ -8596,8 +3541,7 @@
       </w:tabs>
     </w:pPr>
     <w:rPr>
-      <w:rFonts w:ascii="Hiragino Sans GB" w:hAnsi="Hiragino Sans GB" w:eastAsia="Hiragino Sans GB"/>
-      <w:color w:val="000000"/>
+      <w:rFonts w:ascii="Courier" w:hAnsi="Courier"/>
       <w:sz w:val="20"/>
       <w:szCs w:val="20"/>
     </w:rPr>
@@ -8609,8 +3553,7 @@
     <w:uiPriority w:val="99"/>
     <w:rsid w:val="0029639D"/>
     <w:rPr>
-      <w:rFonts w:ascii="Hiragino Sans GB" w:hAnsi="Hiragino Sans GB" w:eastAsia="Hiragino Sans GB"/>
-      <w:color w:val="000000"/>
+      <w:rFonts w:ascii="Courier" w:hAnsi="Courier"/>
       <w:sz w:val="20"/>
       <w:szCs w:val="20"/>
     </w:rPr>
@@ -8624,10 +3567,9 @@
     <w:qFormat/>
     <w:rsid w:val="00FC693F"/>
     <w:rPr>
-      <w:rFonts w:ascii="Hiragino Sans GB" w:hAnsi="Hiragino Sans GB" w:eastAsia="Hiragino Sans GB"/>
       <w:i/>
       <w:iCs/>
-      <w:color w:val="000000"/>
+      <w:color w:val="000000" w:themeColor="text1"/>
     </w:rPr>
   </w:style>
   <w:style w:type="character" w:customStyle="1" w:styleId="QuoteChar">
@@ -8637,10 +3579,9 @@
     <w:uiPriority w:val="29"/>
     <w:rsid w:val="00FC693F"/>
     <w:rPr>
-      <w:rFonts w:ascii="Hiragino Sans GB" w:hAnsi="Hiragino Sans GB" w:eastAsia="Hiragino Sans GB"/>
       <w:i/>
       <w:iCs/>
-      <w:color w:val="000000"/>
+      <w:color w:val="000000" w:themeColor="text1"/>
     </w:rPr>
   </w:style>
   <w:style w:type="character" w:customStyle="1" w:styleId="Heading4Char">
@@ -8651,12 +3592,12 @@
     <w:semiHidden/>
     <w:rsid w:val="00FC693F"/>
     <w:rPr>
-      <w:rFonts w:cstheme="majorBidi" w:ascii="Hiragino Sans GB" w:hAnsi="Hiragino Sans GB" w:eastAsia="Hiragino Sans GB"/>
+      <w:rFonts w:asciiTheme="majorHAnsi" w:eastAsiaTheme="majorEastAsia" w:hAnsiTheme="majorHAnsi" w:cstheme="majorBidi"/>
       <w:b/>
       <w:bCs/>
       <w:i/>
       <w:iCs/>
-      <w:color w:val="000000"/>
+      <w:color w:val="4F81BD" w:themeColor="accent1"/>
     </w:rPr>
   </w:style>
   <w:style w:type="character" w:customStyle="1" w:styleId="Heading5Char">
@@ -8667,8 +3608,8 @@
     <w:semiHidden/>
     <w:rsid w:val="00FC693F"/>
     <w:rPr>
-      <w:rFonts w:cstheme="majorBidi" w:ascii="Hiragino Sans GB" w:hAnsi="Hiragino Sans GB" w:eastAsia="Hiragino Sans GB"/>
-      <w:color w:val="000000"/>
+      <w:rFonts w:asciiTheme="majorHAnsi" w:eastAsiaTheme="majorEastAsia" w:hAnsiTheme="majorHAnsi" w:cstheme="majorBidi"/>
+      <w:color w:val="243F60" w:themeColor="accent1" w:themeShade="7F"/>
     </w:rPr>
   </w:style>
   <w:style w:type="character" w:customStyle="1" w:styleId="Heading6Char">
@@ -8679,10 +3620,10 @@
     <w:semiHidden/>
     <w:rsid w:val="00FC693F"/>
     <w:rPr>
-      <w:rFonts w:cstheme="majorBidi" w:ascii="Hiragino Sans GB" w:hAnsi="Hiragino Sans GB" w:eastAsia="Hiragino Sans GB"/>
+      <w:rFonts w:asciiTheme="majorHAnsi" w:eastAsiaTheme="majorEastAsia" w:hAnsiTheme="majorHAnsi" w:cstheme="majorBidi"/>
       <w:i/>
       <w:iCs/>
-      <w:color w:val="000000"/>
+      <w:color w:val="243F60" w:themeColor="accent1" w:themeShade="7F"/>
     </w:rPr>
   </w:style>
   <w:style w:type="character" w:customStyle="1" w:styleId="Heading7Char">
@@ -8693,10 +3634,10 @@
     <w:semiHidden/>
     <w:rsid w:val="00FC693F"/>
     <w:rPr>
-      <w:rFonts w:cstheme="majorBidi" w:ascii="Hiragino Sans GB" w:hAnsi="Hiragino Sans GB" w:eastAsia="Hiragino Sans GB"/>
+      <w:rFonts w:asciiTheme="majorHAnsi" w:eastAsiaTheme="majorEastAsia" w:hAnsiTheme="majorHAnsi" w:cstheme="majorBidi"/>
       <w:i/>
       <w:iCs/>
-      <w:color w:val="000000"/>
+      <w:color w:val="404040" w:themeColor="text1" w:themeTint="BF"/>
     </w:rPr>
   </w:style>
   <w:style w:type="character" w:customStyle="1" w:styleId="Heading8Char">
@@ -8707,8 +3648,8 @@
     <w:semiHidden/>
     <w:rsid w:val="00FC693F"/>
     <w:rPr>
-      <w:rFonts w:cstheme="majorBidi" w:ascii="Hiragino Sans GB" w:hAnsi="Hiragino Sans GB" w:eastAsia="Hiragino Sans GB"/>
-      <w:color w:val="000000"/>
+      <w:rFonts w:asciiTheme="majorHAnsi" w:eastAsiaTheme="majorEastAsia" w:hAnsiTheme="majorHAnsi" w:cstheme="majorBidi"/>
+      <w:color w:val="4F81BD" w:themeColor="accent1"/>
       <w:sz w:val="20"/>
       <w:szCs w:val="20"/>
     </w:rPr>
@@ -8721,10 +3662,10 @@
     <w:semiHidden/>
     <w:rsid w:val="00FC693F"/>
     <w:rPr>
-      <w:rFonts w:cstheme="majorBidi" w:ascii="Hiragino Sans GB" w:hAnsi="Hiragino Sans GB" w:eastAsia="Hiragino Sans GB"/>
+      <w:rFonts w:asciiTheme="majorHAnsi" w:eastAsiaTheme="majorEastAsia" w:hAnsiTheme="majorHAnsi" w:cstheme="majorBidi"/>
       <w:i/>
       <w:iCs/>
-      <w:color w:val="000000"/>
+      <w:color w:val="404040" w:themeColor="text1" w:themeTint="BF"/>
       <w:sz w:val="20"/>
       <w:szCs w:val="20"/>
     </w:rPr>
@@ -8742,10 +3683,9 @@
       <w:spacing w:line="240" w:lineRule="auto"/>
     </w:pPr>
     <w:rPr>
-      <w:rFonts w:ascii="Hiragino Sans GB" w:hAnsi="Hiragino Sans GB" w:eastAsia="Hiragino Sans GB"/>
       <w:b/>
       <w:bCs/>
-      <w:color w:val="000000"/>
+      <w:color w:val="4F81BD" w:themeColor="accent1"/>
       <w:sz w:val="18"/>
       <w:szCs w:val="18"/>
     </w:rPr>
@@ -8757,10 +3697,8 @@
     <w:qFormat/>
     <w:rsid w:val="00FC693F"/>
     <w:rPr>
-      <w:rFonts w:ascii="Hiragino Sans GB" w:hAnsi="Hiragino Sans GB" w:eastAsia="Hiragino Sans GB"/>
       <w:b/>
       <w:bCs/>
-      <w:color w:val="000000"/>
     </w:rPr>
   </w:style>
   <w:style w:type="character" w:styleId="Emphasis">
@@ -8770,10 +3708,8 @@
     <w:qFormat/>
     <w:rsid w:val="00FC693F"/>
     <w:rPr>
-      <w:rFonts w:ascii="Hiragino Sans GB" w:hAnsi="Hiragino Sans GB" w:eastAsia="Hiragino Sans GB"/>
       <w:i/>
       <w:iCs/>
-      <w:color w:val="000000"/>
     </w:rPr>
   </w:style>
   <w:style w:type="paragraph" w:styleId="IntenseQuote">
@@ -8789,12 +3725,11 @@
       <w:ind w:left="936" w:right="936"/>
     </w:pPr>
     <w:rPr>
-      <w:rFonts w:ascii="Hiragino Sans GB" w:hAnsi="Hiragino Sans GB" w:eastAsia="Hiragino Sans GB"/>
       <w:b/>
       <w:bCs/>
       <w:i/>
       <w:iCs/>
-      <w:color w:val="000000"/>
+      <w:color w:val="4F81BD" w:themeColor="accent1"/>
     </w:rPr>
   </w:style>
   <w:style w:type="character" w:customStyle="1" w:styleId="IntenseQuoteChar">
@@ -8804,12 +3739,11 @@
     <w:uiPriority w:val="30"/>
     <w:rsid w:val="00FC693F"/>
     <w:rPr>
-      <w:rFonts w:ascii="Hiragino Sans GB" w:hAnsi="Hiragino Sans GB" w:eastAsia="Hiragino Sans GB"/>
       <w:b/>
       <w:bCs/>
       <w:i/>
       <w:iCs/>
-      <w:color w:val="000000"/>
+      <w:color w:val="4F81BD" w:themeColor="accent1"/>
     </w:rPr>
   </w:style>
   <w:style w:type="character" w:styleId="SubtleEmphasis">
@@ -8819,10 +3753,9 @@
     <w:qFormat/>
     <w:rsid w:val="00FC693F"/>
     <w:rPr>
-      <w:rFonts w:ascii="Hiragino Sans GB" w:hAnsi="Hiragino Sans GB" w:eastAsia="Hiragino Sans GB"/>
       <w:i/>
       <w:iCs/>
-      <w:color w:val="000000"/>
+      <w:color w:val="808080" w:themeColor="text1" w:themeTint="7F"/>
     </w:rPr>
   </w:style>
   <w:style w:type="character" w:styleId="IntenseEmphasis">
@@ -8832,12 +3765,11 @@
     <w:qFormat/>
     <w:rsid w:val="00FC693F"/>
     <w:rPr>
-      <w:rFonts w:ascii="Hiragino Sans GB" w:hAnsi="Hiragino Sans GB" w:eastAsia="Hiragino Sans GB"/>
       <w:b/>
       <w:bCs/>
       <w:i/>
       <w:iCs/>
-      <w:color w:val="000000"/>
+      <w:color w:val="4F81BD" w:themeColor="accent1"/>
     </w:rPr>
   </w:style>
   <w:style w:type="character" w:styleId="SubtleReference">
@@ -8847,9 +3779,8 @@
     <w:qFormat/>
     <w:rsid w:val="00FC693F"/>
     <w:rPr>
-      <w:rFonts w:ascii="Hiragino Sans GB" w:hAnsi="Hiragino Sans GB" w:eastAsia="Hiragino Sans GB"/>
       <w:smallCaps/>
-      <w:color w:val="000000"/>
+      <w:color w:val="C0504D" w:themeColor="accent2"/>
       <w:u w:val="single"/>
     </w:rPr>
   </w:style>
@@ -8860,11 +3791,10 @@
     <w:qFormat/>
     <w:rsid w:val="00FC693F"/>
     <w:rPr>
-      <w:rFonts w:ascii="Hiragino Sans GB" w:hAnsi="Hiragino Sans GB" w:eastAsia="Hiragino Sans GB"/>
       <w:b/>
       <w:bCs/>
       <w:smallCaps/>
-      <w:color w:val="000000"/>
+      <w:color w:val="C0504D" w:themeColor="accent2"/>
       <w:spacing w:val="5"/>
       <w:u w:val="single"/>
     </w:rPr>
@@ -8876,11 +3806,9 @@
     <w:qFormat/>
     <w:rsid w:val="00FC693F"/>
     <w:rPr>
-      <w:rFonts w:ascii="Hiragino Sans GB" w:hAnsi="Hiragino Sans GB" w:eastAsia="Hiragino Sans GB"/>
       <w:b/>
       <w:bCs/>
       <w:smallCaps/>
-      <w:color w:val="000000"/>
       <w:spacing w:val="5"/>
     </w:rPr>
   </w:style>
@@ -8896,10 +3824,6 @@
     <w:pPr>
       <w:outlineLvl w:val="9"/>
     </w:pPr>
-    <w:rPr>
-      <w:rFonts w:ascii="Hiragino Sans GB" w:hAnsi="Hiragino Sans GB" w:eastAsia="Hiragino Sans GB"/>
-      <w:color w:val="000000"/>
-    </w:rPr>
   </w:style>
   <w:style w:type="table" w:styleId="TableGrid">
     <w:name w:val="Table Grid"/>
